--- a/Documentation/Requirements.docx
+++ b/Documentation/Requirements.docx
@@ -1,15 +1,436 @@
 
-<file path=word/document2.xml><?xml version="1.0" encoding="utf-8"?>
-<w:document xmlns:wpc="http://schemas.microsoft.com/office/word/2010/wordprocessingCanvas" xmlns:mc="http://schemas.openxmlformats.org/markup-compatibility/2006" xmlns:o="urn:schemas-microsoft-com:office:office" xmlns:r="http://schemas.openxmlformats.org/officeDocument/2006/relationships" xmlns:m="http://schemas.openxmlformats.org/officeDocument/2006/math" xmlns:v="urn:schemas-microsoft-com:vml" xmlns:wp14="http://schemas.microsoft.com/office/word/2010/wordprocessingDrawing" xmlns:wp="http://schemas.openxmlformats.org/drawingml/2006/wordprocessingDrawing" xmlns:w10="urn:schemas-microsoft-com:office:word" xmlns:w="http://schemas.openxmlformats.org/wordprocessingml/2006/main" xmlns:w14="http://schemas.microsoft.com/office/word/2010/wordml" xmlns:w15="http://schemas.microsoft.com/office/word/2012/wordml" xmlns:wpg="http://schemas.microsoft.com/office/word/2010/wordprocessingGroup" xmlns:wpi="http://schemas.microsoft.com/office/word/2010/wordprocessingInk" xmlns:wne="http://schemas.microsoft.com/office/word/2006/wordml" xmlns:wps="http://schemas.microsoft.com/office/word/2010/wordprocessingShape" xmlns:w16se="http://schemas.microsoft.com/office/word/2015/wordml/symex" xmlns:w16cid="http://schemas.microsoft.com/office/word/2016/wordml/cid" xmlns:w16="http://schemas.microsoft.com/office/word/2018/wordml" xmlns:w16cex="http://schemas.microsoft.com/office/word/2018/wordml/cex" xmlns:w16sdtdh="http://schemas.microsoft.com/office/word/2020/wordml/sdtdatahash" xmlns:w16sdtfl="http://schemas.microsoft.com/office/word/2024/wordml/sdtformatlock" mc:Ignorable="w14 w15 wp14 w16se w16cid w16 w16cex w16sdtdh w16sdtfl">
+<file path=word/document.xml><?xml version="1.0" encoding="utf-8"?>
+<w:document xmlns:wpc="http://schemas.microsoft.com/office/word/2010/wordprocessingCanvas" xmlns:cx="http://schemas.microsoft.com/office/drawing/2014/chartex" xmlns:cx1="http://schemas.microsoft.com/office/drawing/2015/9/8/chartex" xmlns:cx2="http://schemas.microsoft.com/office/drawing/2015/10/21/chartex" xmlns:cx3="http://schemas.microsoft.com/office/drawing/2016/5/9/chartex" xmlns:cx4="http://schemas.microsoft.com/office/drawing/2016/5/10/chartex" xmlns:cx5="http://schemas.microsoft.com/office/drawing/2016/5/11/chartex" xmlns:cx6="http://schemas.microsoft.com/office/drawing/2016/5/12/chartex" xmlns:cx7="http://schemas.microsoft.com/office/drawing/2016/5/13/chartex" xmlns:cx8="http://schemas.microsoft.com/office/drawing/2016/5/14/chartex" xmlns:mc="http://schemas.openxmlformats.org/markup-compatibility/2006" xmlns:aink="http://schemas.microsoft.com/office/drawing/2016/ink" xmlns:am3d="http://schemas.microsoft.com/office/drawing/2017/model3d" xmlns:o="urn:schemas-microsoft-com:office:office" xmlns:oel="http://schemas.microsoft.com/office/2019/extlst" xmlns:r="http://schemas.openxmlformats.org/officeDocument/2006/relationships" xmlns:m="http://schemas.openxmlformats.org/officeDocument/2006/math" xmlns:v="urn:schemas-microsoft-com:vml" xmlns:wp14="http://schemas.microsoft.com/office/word/2010/wordprocessingDrawing" xmlns:wp="http://schemas.openxmlformats.org/drawingml/2006/wordprocessingDrawing" xmlns:w10="urn:schemas-microsoft-com:office:word" xmlns:w="http://schemas.openxmlformats.org/wordprocessingml/2006/main" xmlns:w14="http://schemas.microsoft.com/office/word/2010/wordml" xmlns:w15="http://schemas.microsoft.com/office/word/2012/wordml" xmlns:w16cex="http://schemas.microsoft.com/office/word/2018/wordml/cex" xmlns:w16cid="http://schemas.microsoft.com/office/word/2016/wordml/cid" xmlns:w16="http://schemas.microsoft.com/office/word/2018/wordml" xmlns:w16du="http://schemas.microsoft.com/office/word/2023/wordml/word16du" xmlns:w16sdtdh="http://schemas.microsoft.com/office/word/2020/wordml/sdtdatahash" xmlns:w16sdtfl="http://schemas.microsoft.com/office/word/2024/wordml/sdtformatlock" xmlns:w16se="http://schemas.microsoft.com/office/word/2015/wordml/symex" xmlns:wpg="http://schemas.microsoft.com/office/word/2010/wordprocessingGroup" xmlns:wpi="http://schemas.microsoft.com/office/word/2010/wordprocessingInk" xmlns:wne="http://schemas.microsoft.com/office/word/2006/wordml" xmlns:wps="http://schemas.microsoft.com/office/word/2010/wordprocessingShape" mc:Ignorable="w14 w15 w16se w16cid w16 w16cex w16sdtdh w16sdtfl w16du wp14">
   <w:body>
-    <w:p xmlns:wp14="http://schemas.microsoft.com/office/word/2010/wordml" wp14:paraId="5E5787A5" wp14:textId="34AC28F7">
-      <w:r>
-        <w:rPr/>
+    <w:p>
+      <w:pPr>
+        <w:pStyle w:val="Title"/>
+      </w:pPr>
+      <w:r>
         <w:t>Requirements</w:t>
       </w:r>
     </w:p>
+    <w:p>
+      <w:pPr>
+        <w:pStyle w:val="Heading1"/>
+      </w:pPr>
+      <w:r>
+        <w:br w:type="page"/>
+      </w:r>
+      <w:r>
+        <w:lastRenderedPageBreak/>
+        <w:t xml:space="preserve"> Introduction</w:t>
+      </w:r>
+    </w:p>
+    <w:p>
+      <w:pPr>
+        <w:pStyle w:val="Heading2"/>
+        <w:rPr>
+          <w:rFonts w:ascii="Times New Roman" w:hAnsi="Times New Roman" w:cs="Times New Roman"/>
+        </w:rPr>
+      </w:pPr>
+      <w:r>
+        <w:rPr>
+          <w:rFonts w:ascii="Times New Roman" w:hAnsi="Times New Roman" w:cs="Times New Roman"/>
+        </w:rPr>
+        <w:t>Scope</w:t>
+      </w:r>
+    </w:p>
+    <w:p>
+      <w:pPr>
+        <w:pStyle w:val="Heading3"/>
+        <w:rPr>
+          <w:rFonts w:ascii="Times New Roman" w:hAnsi="Times New Roman" w:cs="Times New Roman"/>
+        </w:rPr>
+      </w:pPr>
+      <w:r>
+        <w:rPr>
+          <w:rFonts w:ascii="Times New Roman" w:hAnsi="Times New Roman" w:cs="Times New Roman"/>
+        </w:rPr>
+        <w:t>In-Scope</w:t>
+      </w:r>
+    </w:p>
+    <w:p>
+      <w:pPr>
+        <w:pStyle w:val="Heading3"/>
+        <w:rPr>
+          <w:rFonts w:ascii="Times New Roman" w:hAnsi="Times New Roman" w:cs="Times New Roman"/>
+        </w:rPr>
+      </w:pPr>
+      <w:r>
+        <w:rPr>
+          <w:rFonts w:ascii="Times New Roman" w:hAnsi="Times New Roman" w:cs="Times New Roman"/>
+        </w:rPr>
+        <w:t>Out-of-Scope</w:t>
+      </w:r>
+    </w:p>
+    <w:p>
+      <w:pPr>
+        <w:pStyle w:val="Heading2"/>
+        <w:rPr>
+          <w:rFonts w:ascii="Times New Roman" w:hAnsi="Times New Roman" w:cs="Times New Roman"/>
+        </w:rPr>
+      </w:pPr>
+      <w:r>
+        <w:rPr>
+          <w:rFonts w:ascii="Times New Roman" w:hAnsi="Times New Roman" w:cs="Times New Roman"/>
+        </w:rPr>
+        <w:t>Users</w:t>
+      </w:r>
+    </w:p>
+    <w:p>
+      <w:pPr>
+        <w:pStyle w:val="Heading3"/>
+        <w:rPr>
+          <w:rFonts w:ascii="Times New Roman" w:hAnsi="Times New Roman" w:cs="Times New Roman"/>
+        </w:rPr>
+      </w:pPr>
+      <w:r>
+        <w:rPr>
+          <w:rFonts w:ascii="Times New Roman" w:hAnsi="Times New Roman" w:cs="Times New Roman"/>
+        </w:rPr>
+        <w:t>User Stories</w:t>
+      </w:r>
+    </w:p>
+    <w:p>
+      <w:pPr>
+        <w:pStyle w:val="Heading3"/>
+        <w:rPr>
+          <w:rFonts w:ascii="Times New Roman" w:hAnsi="Times New Roman" w:cs="Times New Roman"/>
+        </w:rPr>
+      </w:pPr>
+      <w:r>
+        <w:rPr>
+          <w:rFonts w:ascii="Times New Roman" w:hAnsi="Times New Roman" w:cs="Times New Roman"/>
+        </w:rPr>
+        <w:t>Use Case</w:t>
+      </w:r>
+    </w:p>
+    <w:p>
+      <w:pPr>
+        <w:pStyle w:val="Heading2"/>
+        <w:rPr>
+          <w:rFonts w:ascii="Times New Roman" w:hAnsi="Times New Roman" w:cs="Times New Roman"/>
+        </w:rPr>
+      </w:pPr>
+      <w:r>
+        <w:rPr>
+          <w:rFonts w:ascii="Times New Roman" w:hAnsi="Times New Roman" w:cs="Times New Roman"/>
+        </w:rPr>
+        <w:t>Abbreviations</w:t>
+      </w:r>
+    </w:p>
+    <w:p>
+      <w:pPr>
+        <w:pStyle w:val="Heading3"/>
+        <w:rPr>
+          <w:rFonts w:ascii="Times New Roman" w:hAnsi="Times New Roman" w:cs="Times New Roman"/>
+        </w:rPr>
+      </w:pPr>
+      <w:r>
+        <w:rPr>
+          <w:rFonts w:ascii="Times New Roman" w:hAnsi="Times New Roman" w:cs="Times New Roman"/>
+        </w:rPr>
+        <w:t>Priority Grading System</w:t>
+      </w:r>
+    </w:p>
+    <w:p>
+      <w:pPr>
+        <w:pStyle w:val="Heading1"/>
+        <w:rPr>
+          <w:rFonts w:ascii="Times New Roman" w:hAnsi="Times New Roman" w:cs="Times New Roman"/>
+        </w:rPr>
+      </w:pPr>
+      <w:r>
+        <w:rPr>
+          <w:rFonts w:ascii="Times New Roman" w:hAnsi="Times New Roman" w:cs="Times New Roman"/>
+        </w:rPr>
+        <w:t>Project Overview</w:t>
+      </w:r>
+    </w:p>
+    <w:p>
+      <w:pPr>
+        <w:pStyle w:val="Heading2"/>
+        <w:rPr>
+          <w:rFonts w:ascii="Times New Roman" w:hAnsi="Times New Roman" w:cs="Times New Roman"/>
+        </w:rPr>
+      </w:pPr>
+      <w:r>
+        <w:rPr>
+          <w:rFonts w:ascii="Times New Roman" w:hAnsi="Times New Roman" w:cs="Times New Roman"/>
+        </w:rPr>
+        <w:t>Constraints</w:t>
+      </w:r>
+    </w:p>
+    <w:p>
+      <w:pPr>
+        <w:pStyle w:val="Heading2"/>
+        <w:rPr>
+          <w:rFonts w:ascii="Times New Roman" w:hAnsi="Times New Roman" w:cs="Times New Roman"/>
+        </w:rPr>
+      </w:pPr>
+      <w:r>
+        <w:rPr>
+          <w:rFonts w:ascii="Times New Roman" w:hAnsi="Times New Roman" w:cs="Times New Roman"/>
+        </w:rPr>
+        <w:t>System Architecture</w:t>
+      </w:r>
+    </w:p>
+    <w:p>
+      <w:pPr>
+        <w:pStyle w:val="Heading3"/>
+        <w:rPr>
+          <w:rFonts w:ascii="Times New Roman" w:hAnsi="Times New Roman" w:cs="Times New Roman"/>
+        </w:rPr>
+      </w:pPr>
+      <w:r>
+        <w:rPr>
+          <w:rFonts w:ascii="Times New Roman" w:hAnsi="Times New Roman" w:cs="Times New Roman"/>
+        </w:rPr>
+        <w:t>Overview</w:t>
+      </w:r>
+    </w:p>
+    <w:p>
+      <w:pPr>
+        <w:pStyle w:val="Heading3"/>
+        <w:rPr>
+          <w:rFonts w:ascii="Times New Roman" w:hAnsi="Times New Roman" w:cs="Times New Roman"/>
+        </w:rPr>
+      </w:pPr>
+      <w:r>
+        <w:rPr>
+          <w:rFonts w:ascii="Times New Roman" w:hAnsi="Times New Roman" w:cs="Times New Roman"/>
+        </w:rPr>
+        <w:t>Components</w:t>
+      </w:r>
+    </w:p>
+    <w:p>
+      <w:pPr>
+        <w:pStyle w:val="Heading3"/>
+        <w:rPr>
+          <w:rFonts w:ascii="Times New Roman" w:hAnsi="Times New Roman" w:cs="Times New Roman"/>
+        </w:rPr>
+      </w:pPr>
+      <w:r>
+        <w:rPr>
+          <w:rFonts w:ascii="Times New Roman" w:hAnsi="Times New Roman" w:cs="Times New Roman"/>
+        </w:rPr>
+        <w:t>Interfaces</w:t>
+      </w:r>
+    </w:p>
+    <w:p>
+      <w:pPr>
+        <w:pStyle w:val="Heading3"/>
+        <w:rPr>
+          <w:rFonts w:ascii="Times New Roman" w:hAnsi="Times New Roman" w:cs="Times New Roman"/>
+        </w:rPr>
+      </w:pPr>
+      <w:r>
+        <w:rPr>
+          <w:rFonts w:ascii="Times New Roman" w:hAnsi="Times New Roman" w:cs="Times New Roman"/>
+        </w:rPr>
+        <w:t>Data Flow</w:t>
+      </w:r>
+    </w:p>
+    <w:p>
+      <w:pPr>
+        <w:pStyle w:val="Heading3"/>
+        <w:rPr>
+          <w:rFonts w:ascii="Times New Roman" w:hAnsi="Times New Roman" w:cs="Times New Roman"/>
+        </w:rPr>
+      </w:pPr>
+      <w:r>
+        <w:rPr>
+          <w:rFonts w:ascii="Times New Roman" w:hAnsi="Times New Roman" w:cs="Times New Roman"/>
+        </w:rPr>
+        <w:t>CRC Diagram</w:t>
+      </w:r>
+    </w:p>
+    <w:p>
+      <w:pPr>
+        <w:pStyle w:val="Heading2"/>
+        <w:rPr>
+          <w:rFonts w:ascii="Times New Roman" w:hAnsi="Times New Roman" w:cs="Times New Roman"/>
+        </w:rPr>
+      </w:pPr>
+      <w:r>
+        <w:rPr>
+          <w:rFonts w:ascii="Times New Roman" w:hAnsi="Times New Roman" w:cs="Times New Roman"/>
+        </w:rPr>
+        <w:t>Functional Requirements</w:t>
+      </w:r>
+    </w:p>
+    <w:p>
+      <w:pPr>
+        <w:pStyle w:val="Heading3"/>
+        <w:rPr>
+          <w:rFonts w:ascii="Times New Roman" w:hAnsi="Times New Roman" w:cs="Times New Roman"/>
+        </w:rPr>
+      </w:pPr>
+      <w:r>
+        <w:rPr>
+          <w:rFonts w:ascii="Times New Roman" w:hAnsi="Times New Roman" w:cs="Times New Roman"/>
+        </w:rPr>
+        <w:t>Character  Management</w:t>
+      </w:r>
+    </w:p>
+    <w:p>
+      <w:pPr>
+        <w:pStyle w:val="Heading3"/>
+        <w:rPr>
+          <w:rFonts w:ascii="Times New Roman" w:hAnsi="Times New Roman" w:cs="Times New Roman"/>
+        </w:rPr>
+      </w:pPr>
+      <w:r>
+        <w:rPr>
+          <w:rFonts w:ascii="Times New Roman" w:hAnsi="Times New Roman" w:cs="Times New Roman"/>
+        </w:rPr>
+        <w:t>Universe Management</w:t>
+      </w:r>
+    </w:p>
+    <w:p>
+      <w:pPr>
+        <w:pStyle w:val="Heading3"/>
+        <w:rPr>
+          <w:rFonts w:ascii="Times New Roman" w:hAnsi="Times New Roman" w:cs="Times New Roman"/>
+        </w:rPr>
+      </w:pPr>
+      <w:r>
+        <w:rPr>
+          <w:rFonts w:ascii="Times New Roman" w:hAnsi="Times New Roman" w:cs="Times New Roman"/>
+        </w:rPr>
+        <w:t>Chapter Management</w:t>
+      </w:r>
+    </w:p>
+    <w:p>
+      <w:pPr>
+        <w:pStyle w:val="Heading3"/>
+        <w:rPr>
+          <w:rFonts w:ascii="Times New Roman" w:hAnsi="Times New Roman" w:cs="Times New Roman"/>
+        </w:rPr>
+      </w:pPr>
+      <w:r>
+        <w:rPr>
+          <w:rFonts w:ascii="Times New Roman" w:hAnsi="Times New Roman" w:cs="Times New Roman"/>
+        </w:rPr>
+        <w:t>Tale Management</w:t>
+      </w:r>
+    </w:p>
+    <w:p>
+      <w:pPr>
+        <w:pStyle w:val="Heading3"/>
+        <w:rPr>
+          <w:rFonts w:ascii="Times New Roman" w:hAnsi="Times New Roman" w:cs="Times New Roman"/>
+        </w:rPr>
+      </w:pPr>
+      <w:r>
+        <w:rPr>
+          <w:rFonts w:ascii="Times New Roman" w:hAnsi="Times New Roman" w:cs="Times New Roman"/>
+        </w:rPr>
+        <w:t>Login Page</w:t>
+      </w:r>
+    </w:p>
+    <w:p>
+      <w:pPr>
+        <w:pStyle w:val="Heading3"/>
+        <w:rPr>
+          <w:rFonts w:ascii="Times New Roman" w:hAnsi="Times New Roman" w:cs="Times New Roman"/>
+        </w:rPr>
+      </w:pPr>
+      <w:r>
+        <w:rPr>
+          <w:rFonts w:ascii="Times New Roman" w:hAnsi="Times New Roman" w:cs="Times New Roman"/>
+        </w:rPr>
+        <w:t>Register Page</w:t>
+      </w:r>
+    </w:p>
+    <w:p>
+      <w:pPr>
+        <w:pStyle w:val="Heading3"/>
+        <w:rPr>
+          <w:rFonts w:ascii="Times New Roman" w:hAnsi="Times New Roman" w:cs="Times New Roman"/>
+        </w:rPr>
+      </w:pPr>
+      <w:r>
+        <w:rPr>
+          <w:rFonts w:ascii="Times New Roman" w:hAnsi="Times New Roman" w:cs="Times New Roman"/>
+        </w:rPr>
+        <w:t>Database</w:t>
+      </w:r>
+    </w:p>
+    <w:p>
+      <w:pPr>
+        <w:pStyle w:val="Heading3"/>
+        <w:rPr>
+          <w:rFonts w:ascii="Times New Roman" w:hAnsi="Times New Roman" w:cs="Times New Roman"/>
+        </w:rPr>
+      </w:pPr>
+      <w:r>
+        <w:rPr>
+          <w:rFonts w:ascii="Times New Roman" w:hAnsi="Times New Roman" w:cs="Times New Roman"/>
+        </w:rPr>
+        <w:t>Admin Page</w:t>
+      </w:r>
+    </w:p>
+    <w:p>
+      <w:pPr>
+        <w:pStyle w:val="Heading3"/>
+        <w:rPr>
+          <w:rFonts w:ascii="Times New Roman" w:hAnsi="Times New Roman" w:cs="Times New Roman"/>
+        </w:rPr>
+      </w:pPr>
+      <w:r>
+        <w:rPr>
+          <w:rFonts w:ascii="Times New Roman" w:hAnsi="Times New Roman" w:cs="Times New Roman"/>
+        </w:rPr>
+        <w:t>Homepage</w:t>
+      </w:r>
+    </w:p>
+    <w:p>
+      <w:pPr>
+        <w:pStyle w:val="Heading3"/>
+        <w:rPr>
+          <w:rFonts w:ascii="Times New Roman" w:hAnsi="Times New Roman" w:cs="Times New Roman"/>
+        </w:rPr>
+      </w:pPr>
+      <w:r>
+        <w:rPr>
+          <w:rFonts w:ascii="Times New Roman" w:hAnsi="Times New Roman" w:cs="Times New Roman"/>
+        </w:rPr>
+        <w:t>Profile Page</w:t>
+      </w:r>
+    </w:p>
+    <w:p>
+      <w:pPr>
+        <w:pStyle w:val="Heading3"/>
+        <w:rPr>
+          <w:rFonts w:ascii="Times New Roman" w:hAnsi="Times New Roman" w:cs="Times New Roman"/>
+        </w:rPr>
+      </w:pPr>
+      <w:r>
+        <w:rPr>
+          <w:rFonts w:ascii="Times New Roman" w:hAnsi="Times New Roman" w:cs="Times New Roman"/>
+        </w:rPr>
+        <w:t>User Experience</w:t>
+      </w:r>
+    </w:p>
+    <w:p>
+      <w:pPr>
+        <w:pStyle w:val="Heading2"/>
+        <w:rPr>
+          <w:rFonts w:ascii="Times New Roman" w:hAnsi="Times New Roman" w:cs="Times New Roman"/>
+        </w:rPr>
+      </w:pPr>
+      <w:r>
+        <w:rPr>
+          <w:rFonts w:ascii="Times New Roman" w:hAnsi="Times New Roman" w:cs="Times New Roman"/>
+        </w:rPr>
+        <w:t>Non-Functional Requirements</w:t>
+      </w:r>
+    </w:p>
+    <w:p/>
     <w:sectPr>
-      <w:pgSz w:w="11906" w:h="16838" w:orient="portrait"/>
+      <w:pgSz w:w="11906" w:h="16838"/>
       <w:pgMar w:top="1440" w:right="1440" w:bottom="1440" w:left="1440" w:header="720" w:footer="720" w:gutter="0"/>
       <w:cols w:space="720"/>
       <w:docGrid w:linePitch="360"/>
@@ -18,12 +439,145 @@
 </w:document>
 </file>
 
+<file path=word/numbering.xml><?xml version="1.0" encoding="utf-8"?>
+<w:numbering xmlns:wpc="http://schemas.microsoft.com/office/word/2010/wordprocessingCanvas" xmlns:cx="http://schemas.microsoft.com/office/drawing/2014/chartex" xmlns:cx1="http://schemas.microsoft.com/office/drawing/2015/9/8/chartex" xmlns:cx2="http://schemas.microsoft.com/office/drawing/2015/10/21/chartex" xmlns:cx3="http://schemas.microsoft.com/office/drawing/2016/5/9/chartex" xmlns:cx4="http://schemas.microsoft.com/office/drawing/2016/5/10/chartex" xmlns:cx5="http://schemas.microsoft.com/office/drawing/2016/5/11/chartex" xmlns:cx6="http://schemas.microsoft.com/office/drawing/2016/5/12/chartex" xmlns:cx7="http://schemas.microsoft.com/office/drawing/2016/5/13/chartex" xmlns:cx8="http://schemas.microsoft.com/office/drawing/2016/5/14/chartex" xmlns:mc="http://schemas.openxmlformats.org/markup-compatibility/2006" xmlns:aink="http://schemas.microsoft.com/office/drawing/2016/ink" xmlns:am3d="http://schemas.microsoft.com/office/drawing/2017/model3d" xmlns:o="urn:schemas-microsoft-com:office:office" xmlns:oel="http://schemas.microsoft.com/office/2019/extlst" xmlns:r="http://schemas.openxmlformats.org/officeDocument/2006/relationships" xmlns:m="http://schemas.openxmlformats.org/officeDocument/2006/math" xmlns:v="urn:schemas-microsoft-com:vml" xmlns:wp14="http://schemas.microsoft.com/office/word/2010/wordprocessingDrawing" xmlns:wp="http://schemas.openxmlformats.org/drawingml/2006/wordprocessingDrawing" xmlns:w10="urn:schemas-microsoft-com:office:word" xmlns:w="http://schemas.openxmlformats.org/wordprocessingml/2006/main" xmlns:w14="http://schemas.microsoft.com/office/word/2010/wordml" xmlns:w15="http://schemas.microsoft.com/office/word/2012/wordml" xmlns:w16cex="http://schemas.microsoft.com/office/word/2018/wordml/cex" xmlns:w16cid="http://schemas.microsoft.com/office/word/2016/wordml/cid" xmlns:w16="http://schemas.microsoft.com/office/word/2018/wordml" xmlns:w16du="http://schemas.microsoft.com/office/word/2023/wordml/word16du" xmlns:w16sdtdh="http://schemas.microsoft.com/office/word/2020/wordml/sdtdatahash" xmlns:w16sdtfl="http://schemas.microsoft.com/office/word/2024/wordml/sdtformatlock" xmlns:w16se="http://schemas.microsoft.com/office/word/2015/wordml/symex" xmlns:wpg="http://schemas.microsoft.com/office/word/2010/wordprocessingGroup" xmlns:wpi="http://schemas.microsoft.com/office/word/2010/wordprocessingInk" xmlns:wne="http://schemas.microsoft.com/office/word/2006/wordml" xmlns:wps="http://schemas.microsoft.com/office/word/2010/wordprocessingShape" mc:Ignorable="w14 w15 w16se w16cid w16 w16cex w16sdtdh w16sdtfl w16du wp14">
+  <w:abstractNum w:abstractNumId="0" w15:restartNumberingAfterBreak="0">
+    <w:nsid w:val="5E0E7E06"/>
+    <w:multiLevelType w:val="multilevel"/>
+    <w:tmpl w:val="FC107746"/>
+    <w:lvl w:ilvl="0">
+      <w:start w:val="1"/>
+      <w:numFmt w:val="decimal"/>
+      <w:pStyle w:val="Heading1"/>
+      <w:lvlText w:val="%1."/>
+      <w:lvlJc w:val="left"/>
+      <w:pPr>
+        <w:tabs>
+          <w:tab w:val="num" w:pos="357"/>
+        </w:tabs>
+        <w:ind w:left="360" w:hanging="360"/>
+      </w:pPr>
+      <w:rPr>
+        <w:rFonts w:ascii="Times New Roman" w:hAnsi="Times New Roman" w:hint="default"/>
+      </w:rPr>
+    </w:lvl>
+    <w:lvl w:ilvl="1">
+      <w:start w:val="1"/>
+      <w:numFmt w:val="decimal"/>
+      <w:pStyle w:val="Heading2"/>
+      <w:lvlText w:val="%1.%2"/>
+      <w:lvlJc w:val="left"/>
+      <w:pPr>
+        <w:tabs>
+          <w:tab w:val="num" w:pos="720"/>
+        </w:tabs>
+        <w:ind w:left="720" w:hanging="363"/>
+      </w:pPr>
+      <w:rPr>
+        <w:rFonts w:ascii="Times New Roman" w:hAnsi="Times New Roman" w:hint="default"/>
+      </w:rPr>
+    </w:lvl>
+    <w:lvl w:ilvl="2">
+      <w:start w:val="1"/>
+      <w:numFmt w:val="decimal"/>
+      <w:pStyle w:val="Heading3"/>
+      <w:lvlText w:val="%1.%2.%3"/>
+      <w:lvlJc w:val="left"/>
+      <w:pPr>
+        <w:tabs>
+          <w:tab w:val="num" w:pos="1077"/>
+        </w:tabs>
+        <w:ind w:left="1080" w:hanging="360"/>
+      </w:pPr>
+      <w:rPr>
+        <w:rFonts w:ascii="Times New Roman" w:hAnsi="Times New Roman" w:hint="default"/>
+      </w:rPr>
+    </w:lvl>
+    <w:lvl w:ilvl="3">
+      <w:start w:val="1"/>
+      <w:numFmt w:val="decimal"/>
+      <w:lvlText w:val="(%4)"/>
+      <w:lvlJc w:val="left"/>
+      <w:pPr>
+        <w:ind w:left="1440" w:hanging="360"/>
+      </w:pPr>
+      <w:rPr>
+        <w:rFonts w:hint="default"/>
+      </w:rPr>
+    </w:lvl>
+    <w:lvl w:ilvl="4">
+      <w:start w:val="1"/>
+      <w:numFmt w:val="lowerLetter"/>
+      <w:lvlText w:val="(%5)"/>
+      <w:lvlJc w:val="left"/>
+      <w:pPr>
+        <w:ind w:left="1800" w:hanging="360"/>
+      </w:pPr>
+      <w:rPr>
+        <w:rFonts w:hint="default"/>
+      </w:rPr>
+    </w:lvl>
+    <w:lvl w:ilvl="5">
+      <w:start w:val="1"/>
+      <w:numFmt w:val="lowerRoman"/>
+      <w:lvlText w:val="(%6)"/>
+      <w:lvlJc w:val="left"/>
+      <w:pPr>
+        <w:ind w:left="2160" w:hanging="360"/>
+      </w:pPr>
+      <w:rPr>
+        <w:rFonts w:hint="default"/>
+      </w:rPr>
+    </w:lvl>
+    <w:lvl w:ilvl="6">
+      <w:start w:val="1"/>
+      <w:numFmt w:val="decimal"/>
+      <w:lvlText w:val="%7."/>
+      <w:lvlJc w:val="left"/>
+      <w:pPr>
+        <w:ind w:left="2520" w:hanging="360"/>
+      </w:pPr>
+      <w:rPr>
+        <w:rFonts w:hint="default"/>
+      </w:rPr>
+    </w:lvl>
+    <w:lvl w:ilvl="7">
+      <w:start w:val="1"/>
+      <w:numFmt w:val="lowerLetter"/>
+      <w:lvlText w:val="%8."/>
+      <w:lvlJc w:val="left"/>
+      <w:pPr>
+        <w:ind w:left="2880" w:hanging="360"/>
+      </w:pPr>
+      <w:rPr>
+        <w:rFonts w:hint="default"/>
+      </w:rPr>
+    </w:lvl>
+    <w:lvl w:ilvl="8">
+      <w:start w:val="1"/>
+      <w:numFmt w:val="lowerRoman"/>
+      <w:lvlText w:val="%9."/>
+      <w:lvlJc w:val="left"/>
+      <w:pPr>
+        <w:ind w:left="3240" w:hanging="360"/>
+      </w:pPr>
+      <w:rPr>
+        <w:rFonts w:hint="default"/>
+      </w:rPr>
+    </w:lvl>
+  </w:abstractNum>
+  <w:num w:numId="1" w16cid:durableId="1049113121">
+    <w:abstractNumId w:val="0"/>
+  </w:num>
+</w:numbering>
+</file>
+
 <file path=word/styles.xml><?xml version="1.0" encoding="utf-8"?>
-<w:styles xmlns:wp14="http://schemas.microsoft.com/office/word/2010/wordprocessingDrawing" xmlns:mc="http://schemas.openxmlformats.org/markup-compatibility/2006" xmlns:r="http://schemas.openxmlformats.org/officeDocument/2006/relationships" xmlns:w="http://schemas.openxmlformats.org/wordprocessingml/2006/main" xmlns:w14="http://schemas.microsoft.com/office/word/2010/wordml" xmlns:w15="http://schemas.microsoft.com/office/word/2012/wordml" xmlns:w16se="http://schemas.microsoft.com/office/word/2015/wordml/symex" xmlns:w16cid="http://schemas.microsoft.com/office/word/2016/wordml/cid" xmlns:w16="http://schemas.microsoft.com/office/word/2018/wordml" xmlns:w16cex="http://schemas.microsoft.com/office/word/2018/wordml/cex" xmlns:w16sdtdh="http://schemas.microsoft.com/office/word/2020/wordml/sdtdatahash" xmlns:w16sdtfl="http://schemas.microsoft.com/office/word/2024/wordml/sdtformatlock" mc:Ignorable="w14 w15 wp14 w16se w16cid w16 w16cex w16sdtdh w16sdtfl">
+<w:styles xmlns:mc="http://schemas.openxmlformats.org/markup-compatibility/2006" xmlns:r="http://schemas.openxmlformats.org/officeDocument/2006/relationships" xmlns:w="http://schemas.openxmlformats.org/wordprocessingml/2006/main" xmlns:w14="http://schemas.microsoft.com/office/word/2010/wordml" xmlns:w15="http://schemas.microsoft.com/office/word/2012/wordml" xmlns:w16cex="http://schemas.microsoft.com/office/word/2018/wordml/cex" xmlns:w16cid="http://schemas.microsoft.com/office/word/2016/wordml/cid" xmlns:w16="http://schemas.microsoft.com/office/word/2018/wordml" xmlns:w16du="http://schemas.microsoft.com/office/word/2023/wordml/word16du" xmlns:w16sdtdh="http://schemas.microsoft.com/office/word/2020/wordml/sdtdatahash" xmlns:w16sdtfl="http://schemas.microsoft.com/office/word/2024/wordml/sdtformatlock" xmlns:w16se="http://schemas.microsoft.com/office/word/2015/wordml/symex" mc:Ignorable="w14 w15 w16se w16cid w16 w16cex w16sdtdh w16sdtfl w16du">
   <w:docDefaults>
     <w:rPrDefault>
       <w:rPr>
-        <w:rFonts w:asciiTheme="minorHAnsi" w:hAnsiTheme="minorHAnsi" w:eastAsiaTheme="minorEastAsia" w:cstheme="minorBidi"/>
+        <w:rFonts w:asciiTheme="minorHAnsi" w:eastAsiaTheme="minorEastAsia" w:hAnsiTheme="minorHAnsi" w:cstheme="minorBidi"/>
         <w:sz w:val="24"/>
         <w:szCs w:val="24"/>
         <w:lang w:val="en-GB" w:eastAsia="ja-JP" w:bidi="ar-SA"/>
@@ -35,17 +589,17 @@
       </w:pPr>
     </w:pPrDefault>
   </w:docDefaults>
-  <w:latentStyles w:defLockedState="0" w:defUIPriority="99" w:defSemiHidden="0" w:defUnhideWhenUsed="0" w:defQFormat="0" w:count="371">
+  <w:latentStyles w:defLockedState="0" w:defUIPriority="99" w:defSemiHidden="0" w:defUnhideWhenUsed="0" w:defQFormat="0" w:count="376">
     <w:lsdException w:name="Normal" w:uiPriority="0" w:qFormat="1"/>
     <w:lsdException w:name="heading 1" w:uiPriority="9" w:qFormat="1"/>
-    <w:lsdException w:name="heading 2" w:uiPriority="9" w:semiHidden="1" w:unhideWhenUsed="1" w:qFormat="1"/>
-    <w:lsdException w:name="heading 3" w:uiPriority="9" w:semiHidden="1" w:unhideWhenUsed="1" w:qFormat="1"/>
-    <w:lsdException w:name="heading 4" w:uiPriority="9" w:semiHidden="1" w:unhideWhenUsed="1" w:qFormat="1"/>
-    <w:lsdException w:name="heading 5" w:uiPriority="9" w:semiHidden="1" w:unhideWhenUsed="1" w:qFormat="1"/>
-    <w:lsdException w:name="heading 6" w:uiPriority="9" w:semiHidden="1" w:unhideWhenUsed="1" w:qFormat="1"/>
-    <w:lsdException w:name="heading 7" w:uiPriority="9" w:semiHidden="1" w:unhideWhenUsed="1" w:qFormat="1"/>
-    <w:lsdException w:name="heading 8" w:uiPriority="9" w:semiHidden="1" w:unhideWhenUsed="1" w:qFormat="1"/>
-    <w:lsdException w:name="heading 9" w:uiPriority="9" w:semiHidden="1" w:unhideWhenUsed="1" w:qFormat="1"/>
+    <w:lsdException w:name="heading 2" w:semiHidden="1" w:uiPriority="9" w:unhideWhenUsed="1" w:qFormat="1"/>
+    <w:lsdException w:name="heading 3" w:semiHidden="1" w:uiPriority="9" w:unhideWhenUsed="1" w:qFormat="1"/>
+    <w:lsdException w:name="heading 4" w:semiHidden="1" w:uiPriority="9" w:unhideWhenUsed="1" w:qFormat="1"/>
+    <w:lsdException w:name="heading 5" w:semiHidden="1" w:uiPriority="9" w:unhideWhenUsed="1" w:qFormat="1"/>
+    <w:lsdException w:name="heading 6" w:semiHidden="1" w:uiPriority="9" w:unhideWhenUsed="1" w:qFormat="1"/>
+    <w:lsdException w:name="heading 7" w:semiHidden="1" w:uiPriority="9" w:unhideWhenUsed="1" w:qFormat="1"/>
+    <w:lsdException w:name="heading 8" w:semiHidden="1" w:uiPriority="9" w:unhideWhenUsed="1" w:qFormat="1"/>
+    <w:lsdException w:name="heading 9" w:semiHidden="1" w:uiPriority="9" w:unhideWhenUsed="1" w:qFormat="1"/>
     <w:lsdException w:name="index 1" w:semiHidden="1" w:unhideWhenUsed="1"/>
     <w:lsdException w:name="index 2" w:semiHidden="1" w:unhideWhenUsed="1"/>
     <w:lsdException w:name="index 3" w:semiHidden="1" w:unhideWhenUsed="1"/>
@@ -55,22 +609,22 @@
     <w:lsdException w:name="index 7" w:semiHidden="1" w:unhideWhenUsed="1"/>
     <w:lsdException w:name="index 8" w:semiHidden="1" w:unhideWhenUsed="1"/>
     <w:lsdException w:name="index 9" w:semiHidden="1" w:unhideWhenUsed="1"/>
-    <w:lsdException w:name="toc 1" w:uiPriority="39" w:semiHidden="1" w:unhideWhenUsed="1"/>
-    <w:lsdException w:name="toc 2" w:uiPriority="39" w:semiHidden="1" w:unhideWhenUsed="1"/>
-    <w:lsdException w:name="toc 3" w:uiPriority="39" w:semiHidden="1" w:unhideWhenUsed="1"/>
-    <w:lsdException w:name="toc 4" w:uiPriority="39" w:semiHidden="1" w:unhideWhenUsed="1"/>
-    <w:lsdException w:name="toc 5" w:uiPriority="39" w:semiHidden="1" w:unhideWhenUsed="1"/>
-    <w:lsdException w:name="toc 6" w:uiPriority="39" w:semiHidden="1" w:unhideWhenUsed="1"/>
-    <w:lsdException w:name="toc 7" w:uiPriority="39" w:semiHidden="1" w:unhideWhenUsed="1"/>
-    <w:lsdException w:name="toc 8" w:uiPriority="39" w:semiHidden="1" w:unhideWhenUsed="1"/>
-    <w:lsdException w:name="toc 9" w:uiPriority="39" w:semiHidden="1" w:unhideWhenUsed="1"/>
+    <w:lsdException w:name="toc 1" w:semiHidden="1" w:uiPriority="39" w:unhideWhenUsed="1"/>
+    <w:lsdException w:name="toc 2" w:semiHidden="1" w:uiPriority="39" w:unhideWhenUsed="1"/>
+    <w:lsdException w:name="toc 3" w:semiHidden="1" w:uiPriority="39" w:unhideWhenUsed="1"/>
+    <w:lsdException w:name="toc 4" w:semiHidden="1" w:uiPriority="39" w:unhideWhenUsed="1"/>
+    <w:lsdException w:name="toc 5" w:semiHidden="1" w:uiPriority="39" w:unhideWhenUsed="1"/>
+    <w:lsdException w:name="toc 6" w:semiHidden="1" w:uiPriority="39" w:unhideWhenUsed="1"/>
+    <w:lsdException w:name="toc 7" w:semiHidden="1" w:uiPriority="39" w:unhideWhenUsed="1"/>
+    <w:lsdException w:name="toc 8" w:semiHidden="1" w:uiPriority="39" w:unhideWhenUsed="1"/>
+    <w:lsdException w:name="toc 9" w:semiHidden="1" w:uiPriority="39" w:unhideWhenUsed="1"/>
     <w:lsdException w:name="Normal Indent" w:semiHidden="1" w:unhideWhenUsed="1"/>
     <w:lsdException w:name="footnote text" w:semiHidden="1" w:unhideWhenUsed="1"/>
     <w:lsdException w:name="annotation text" w:semiHidden="1" w:unhideWhenUsed="1"/>
     <w:lsdException w:name="header" w:semiHidden="1" w:unhideWhenUsed="1"/>
     <w:lsdException w:name="footer" w:semiHidden="1" w:unhideWhenUsed="1"/>
     <w:lsdException w:name="index heading" w:semiHidden="1" w:unhideWhenUsed="1"/>
-    <w:lsdException w:name="caption" w:uiPriority="35" w:semiHidden="1" w:unhideWhenUsed="1" w:qFormat="1"/>
+    <w:lsdException w:name="caption" w:semiHidden="1" w:uiPriority="35" w:unhideWhenUsed="1" w:qFormat="1"/>
     <w:lsdException w:name="table of figures" w:semiHidden="1" w:unhideWhenUsed="1"/>
     <w:lsdException w:name="envelope address" w:semiHidden="1" w:unhideWhenUsed="1"/>
     <w:lsdException w:name="envelope return" w:semiHidden="1" w:unhideWhenUsed="1"/>
@@ -101,7 +655,7 @@
     <w:lsdException w:name="Title" w:uiPriority="10" w:qFormat="1"/>
     <w:lsdException w:name="Closing" w:semiHidden="1" w:unhideWhenUsed="1"/>
     <w:lsdException w:name="Signature" w:semiHidden="1" w:unhideWhenUsed="1"/>
-    <w:lsdException w:name="Default Paragraph Font" w:uiPriority="1" w:semiHidden="1" w:unhideWhenUsed="1"/>
+    <w:lsdException w:name="Default Paragraph Font" w:semiHidden="1" w:uiPriority="1" w:unhideWhenUsed="1"/>
     <w:lsdException w:name="Body Text" w:semiHidden="1" w:unhideWhenUsed="1"/>
     <w:lsdException w:name="Body Text Indent" w:semiHidden="1" w:unhideWhenUsed="1"/>
     <w:lsdException w:name="List Continue" w:semiHidden="1" w:unhideWhenUsed="1"/>
@@ -301,8 +855,8 @@
     <w:lsdException w:name="Subtle Reference" w:uiPriority="31" w:qFormat="1"/>
     <w:lsdException w:name="Intense Reference" w:uiPriority="32" w:qFormat="1"/>
     <w:lsdException w:name="Book Title" w:uiPriority="33" w:qFormat="1"/>
-    <w:lsdException w:name="Bibliography" w:uiPriority="37" w:semiHidden="1" w:unhideWhenUsed="1"/>
-    <w:lsdException w:name="TOC Heading" w:uiPriority="39" w:semiHidden="1" w:unhideWhenUsed="1" w:qFormat="1"/>
+    <w:lsdException w:name="Bibliography" w:semiHidden="1" w:uiPriority="37" w:unhideWhenUsed="1"/>
+    <w:lsdException w:name="TOC Heading" w:semiHidden="1" w:uiPriority="39" w:unhideWhenUsed="1" w:qFormat="1"/>
     <w:lsdException w:name="Plain Table 1" w:uiPriority="41"/>
     <w:lsdException w:name="Plain Table 2" w:uiPriority="42"/>
     <w:lsdException w:name="Plain Table 3" w:uiPriority="43"/>
@@ -407,18 +961,97 @@
     <w:lsdException w:name="List Table 5 Dark Accent 6" w:uiPriority="50"/>
     <w:lsdException w:name="List Table 6 Colorful Accent 6" w:uiPriority="51"/>
     <w:lsdException w:name="List Table 7 Colorful Accent 6" w:uiPriority="52"/>
+    <w:lsdException w:name="Mention" w:semiHidden="1" w:unhideWhenUsed="1"/>
+    <w:lsdException w:name="Smart Hyperlink" w:semiHidden="1" w:unhideWhenUsed="1"/>
+    <w:lsdException w:name="Hashtag" w:semiHidden="1" w:unhideWhenUsed="1"/>
+    <w:lsdException w:name="Unresolved Mention" w:semiHidden="1" w:unhideWhenUsed="1"/>
+    <w:lsdException w:name="Smart Link" w:semiHidden="1" w:unhideWhenUsed="1"/>
   </w:latentStyles>
-  <w:style w:type="paragraph" w:styleId="Normal" w:default="1">
+  <w:style w:type="paragraph" w:default="1" w:styleId="Normal">
     <w:name w:val="Normal"/>
     <w:qFormat/>
   </w:style>
-  <w:style w:type="character" w:styleId="DefaultParagraphFont" w:default="1">
+  <w:style w:type="paragraph" w:styleId="Heading1">
+    <w:name w:val="heading 1"/>
+    <w:basedOn w:val="Normal"/>
+    <w:next w:val="Normal"/>
+    <w:link w:val="Heading1Char"/>
+    <w:uiPriority w:val="9"/>
+    <w:qFormat/>
+    <w:rsid w:val="00161A09"/>
+    <w:pPr>
+      <w:keepNext/>
+      <w:keepLines/>
+      <w:numPr>
+        <w:numId w:val="1"/>
+      </w:numPr>
+      <w:spacing w:before="240" w:after="0"/>
+      <w:outlineLvl w:val="0"/>
+    </w:pPr>
+    <w:rPr>
+      <w:rFonts w:asciiTheme="majorHAnsi" w:eastAsiaTheme="majorEastAsia" w:hAnsiTheme="majorHAnsi" w:cstheme="majorBidi"/>
+      <w:color w:val="0F4761" w:themeColor="accent1" w:themeShade="BF"/>
+      <w:sz w:val="32"/>
+      <w:szCs w:val="32"/>
+    </w:rPr>
+  </w:style>
+  <w:style w:type="paragraph" w:styleId="Heading2">
+    <w:name w:val="heading 2"/>
+    <w:basedOn w:val="Normal"/>
+    <w:next w:val="Normal"/>
+    <w:link w:val="Heading2Char"/>
+    <w:uiPriority w:val="9"/>
+    <w:unhideWhenUsed/>
+    <w:qFormat/>
+    <w:rsid w:val="00161A09"/>
+    <w:pPr>
+      <w:keepNext/>
+      <w:keepLines/>
+      <w:numPr>
+        <w:ilvl w:val="1"/>
+        <w:numId w:val="1"/>
+      </w:numPr>
+      <w:spacing w:before="40" w:after="0"/>
+      <w:outlineLvl w:val="1"/>
+    </w:pPr>
+    <w:rPr>
+      <w:rFonts w:asciiTheme="majorHAnsi" w:eastAsiaTheme="majorEastAsia" w:hAnsiTheme="majorHAnsi" w:cstheme="majorBidi"/>
+      <w:color w:val="0F4761" w:themeColor="accent1" w:themeShade="BF"/>
+      <w:sz w:val="26"/>
+      <w:szCs w:val="26"/>
+    </w:rPr>
+  </w:style>
+  <w:style w:type="paragraph" w:styleId="Heading3">
+    <w:name w:val="heading 3"/>
+    <w:basedOn w:val="Normal"/>
+    <w:next w:val="Normal"/>
+    <w:link w:val="Heading3Char"/>
+    <w:uiPriority w:val="9"/>
+    <w:unhideWhenUsed/>
+    <w:qFormat/>
+    <w:rsid w:val="00161A09"/>
+    <w:pPr>
+      <w:keepNext/>
+      <w:keepLines/>
+      <w:numPr>
+        <w:ilvl w:val="2"/>
+        <w:numId w:val="1"/>
+      </w:numPr>
+      <w:spacing w:before="40" w:after="0"/>
+      <w:outlineLvl w:val="2"/>
+    </w:pPr>
+    <w:rPr>
+      <w:rFonts w:asciiTheme="majorHAnsi" w:eastAsiaTheme="majorEastAsia" w:hAnsiTheme="majorHAnsi" w:cstheme="majorBidi"/>
+      <w:color w:val="0A2F40" w:themeColor="accent1" w:themeShade="7F"/>
+    </w:rPr>
+  </w:style>
+  <w:style w:type="character" w:default="1" w:styleId="DefaultParagraphFont">
     <w:name w:val="Default Paragraph Font"/>
     <w:uiPriority w:val="1"/>
     <w:semiHidden/>
     <w:unhideWhenUsed/>
   </w:style>
-  <w:style w:type="table" w:styleId="TableNormal" w:default="1">
+  <w:style w:type="table" w:default="1" w:styleId="TableNormal">
     <w:name w:val="Normal Table"/>
     <w:uiPriority w:val="99"/>
     <w:semiHidden/>
@@ -433,17 +1066,88 @@
       </w:tblCellMar>
     </w:tblPr>
   </w:style>
-  <w:style w:type="numbering" w:styleId="NoList" w:default="1">
+  <w:style w:type="numbering" w:default="1" w:styleId="NoList">
     <w:name w:val="No List"/>
     <w:uiPriority w:val="99"/>
     <w:semiHidden/>
     <w:unhideWhenUsed/>
   </w:style>
+  <w:style w:type="paragraph" w:styleId="Title">
+    <w:name w:val="Title"/>
+    <w:basedOn w:val="Normal"/>
+    <w:next w:val="Normal"/>
+    <w:link w:val="TitleChar"/>
+    <w:uiPriority w:val="10"/>
+    <w:qFormat/>
+    <w:rsid w:val="00161A09"/>
+    <w:pPr>
+      <w:spacing w:after="0" w:line="240" w:lineRule="auto"/>
+      <w:contextualSpacing/>
+    </w:pPr>
+    <w:rPr>
+      <w:rFonts w:asciiTheme="majorHAnsi" w:eastAsiaTheme="majorEastAsia" w:hAnsiTheme="majorHAnsi" w:cstheme="majorBidi"/>
+      <w:spacing w:val="-10"/>
+      <w:kern w:val="28"/>
+      <w:sz w:val="56"/>
+      <w:szCs w:val="56"/>
+    </w:rPr>
+  </w:style>
+  <w:style w:type="character" w:customStyle="1" w:styleId="TitleChar">
+    <w:name w:val="Title Char"/>
+    <w:basedOn w:val="DefaultParagraphFont"/>
+    <w:link w:val="Title"/>
+    <w:uiPriority w:val="10"/>
+    <w:rsid w:val="00161A09"/>
+    <w:rPr>
+      <w:rFonts w:asciiTheme="majorHAnsi" w:eastAsiaTheme="majorEastAsia" w:hAnsiTheme="majorHAnsi" w:cstheme="majorBidi"/>
+      <w:spacing w:val="-10"/>
+      <w:kern w:val="28"/>
+      <w:sz w:val="56"/>
+      <w:szCs w:val="56"/>
+    </w:rPr>
+  </w:style>
+  <w:style w:type="character" w:customStyle="1" w:styleId="Heading1Char">
+    <w:name w:val="Heading 1 Char"/>
+    <w:basedOn w:val="DefaultParagraphFont"/>
+    <w:link w:val="Heading1"/>
+    <w:uiPriority w:val="9"/>
+    <w:rsid w:val="00161A09"/>
+    <w:rPr>
+      <w:rFonts w:asciiTheme="majorHAnsi" w:eastAsiaTheme="majorEastAsia" w:hAnsiTheme="majorHAnsi" w:cstheme="majorBidi"/>
+      <w:color w:val="0F4761" w:themeColor="accent1" w:themeShade="BF"/>
+      <w:sz w:val="32"/>
+      <w:szCs w:val="32"/>
+    </w:rPr>
+  </w:style>
+  <w:style w:type="character" w:customStyle="1" w:styleId="Heading2Char">
+    <w:name w:val="Heading 2 Char"/>
+    <w:basedOn w:val="DefaultParagraphFont"/>
+    <w:link w:val="Heading2"/>
+    <w:uiPriority w:val="9"/>
+    <w:rsid w:val="00161A09"/>
+    <w:rPr>
+      <w:rFonts w:asciiTheme="majorHAnsi" w:eastAsiaTheme="majorEastAsia" w:hAnsiTheme="majorHAnsi" w:cstheme="majorBidi"/>
+      <w:color w:val="0F4761" w:themeColor="accent1" w:themeShade="BF"/>
+      <w:sz w:val="26"/>
+      <w:szCs w:val="26"/>
+    </w:rPr>
+  </w:style>
+  <w:style w:type="character" w:customStyle="1" w:styleId="Heading3Char">
+    <w:name w:val="Heading 3 Char"/>
+    <w:basedOn w:val="DefaultParagraphFont"/>
+    <w:link w:val="Heading3"/>
+    <w:uiPriority w:val="9"/>
+    <w:rsid w:val="00161A09"/>
+    <w:rPr>
+      <w:rFonts w:asciiTheme="majorHAnsi" w:eastAsiaTheme="majorEastAsia" w:hAnsiTheme="majorHAnsi" w:cstheme="majorBidi"/>
+      <w:color w:val="0A2F40" w:themeColor="accent1" w:themeShade="7F"/>
+    </w:rPr>
+  </w:style>
 </w:styles>
 </file>
 
 <file path=word/theme/theme1.xml><?xml version="1.0" encoding="utf-8"?>
-<a:theme xmlns:thm15="http://schemas.microsoft.com/office/thememl/2012/main" xmlns:a="http://schemas.openxmlformats.org/drawingml/2006/main" name="Office Theme">
+<a:theme xmlns:a="http://schemas.openxmlformats.org/drawingml/2006/main" name="Office Theme">
   <a:themeElements>
     <a:clrScheme name="Office">
       <a:dk1>

--- a/Documentation/Requirements.docx
+++ b/Documentation/Requirements.docx
@@ -5,7 +5,7 @@
     <w:sdt>
       <w:sdtPr>
         <w:rPr>
-          <w:rFonts w:asciiTheme="minorHAnsi" w:eastAsiaTheme="minorEastAsia" w:hAnsiTheme="minorHAnsi" w:cstheme="minorBidi"/>
+          <w:rFonts w:ascii="Times New Roman" w:eastAsiaTheme="minorEastAsia" w:hAnsi="Times New Roman" w:cs="Times New Roman"/>
           <w:color w:val="auto"/>
           <w:sz w:val="24"/>
           <w:szCs w:val="24"/>
@@ -28,8 +28,14 @@
         <w:p>
           <w:pPr>
             <w:pStyle w:val="TOCHeading"/>
+            <w:rPr>
+              <w:rFonts w:ascii="Times New Roman" w:hAnsi="Times New Roman" w:cs="Times New Roman"/>
+            </w:rPr>
           </w:pPr>
           <w:r>
+            <w:rPr>
+              <w:rFonts w:ascii="Times New Roman" w:hAnsi="Times New Roman" w:cs="Times New Roman"/>
+            </w:rPr>
             <w:t>Contents</w:t>
           </w:r>
         </w:p>
@@ -40,6 +46,7 @@
               <w:tab w:val="right" w:leader="dot" w:pos="9016"/>
             </w:tabs>
             <w:rPr>
+              <w:rFonts w:ascii="Times New Roman" w:hAnsi="Times New Roman" w:cs="Times New Roman"/>
               <w:noProof/>
               <w:kern w:val="2"/>
               <w:lang w:eastAsia="en-GB"/>
@@ -47,24 +54,35 @@
             </w:rPr>
           </w:pPr>
           <w:r>
+            <w:rPr>
+              <w:rFonts w:ascii="Times New Roman" w:hAnsi="Times New Roman" w:cs="Times New Roman"/>
+            </w:rPr>
             <w:fldChar w:fldCharType="begin"/>
           </w:r>
           <w:r>
+            <w:rPr>
+              <w:rFonts w:ascii="Times New Roman" w:hAnsi="Times New Roman" w:cs="Times New Roman"/>
+            </w:rPr>
             <w:instrText xml:space="preserve"> TOC \o "1-3" \h \z \u </w:instrText>
           </w:r>
           <w:r>
+            <w:rPr>
+              <w:rFonts w:ascii="Times New Roman" w:hAnsi="Times New Roman" w:cs="Times New Roman"/>
+            </w:rPr>
             <w:fldChar w:fldCharType="separate"/>
           </w:r>
           <w:hyperlink w:anchor="_Toc225414688" w:history="1">
             <w:r>
               <w:rPr>
                 <w:rStyle w:val="Hyperlink"/>
+                <w:rFonts w:ascii="Times New Roman" w:hAnsi="Times New Roman" w:cs="Times New Roman"/>
                 <w:noProof/>
               </w:rPr>
               <w:t>Requirements</w:t>
             </w:r>
             <w:r>
               <w:rPr>
+                <w:rFonts w:ascii="Times New Roman" w:hAnsi="Times New Roman" w:cs="Times New Roman"/>
                 <w:noProof/>
                 <w:webHidden/>
               </w:rPr>
@@ -72,6 +90,7 @@
             </w:r>
             <w:r>
               <w:rPr>
+                <w:rFonts w:ascii="Times New Roman" w:hAnsi="Times New Roman" w:cs="Times New Roman"/>
                 <w:noProof/>
                 <w:webHidden/>
               </w:rPr>
@@ -79,6 +98,7 @@
             </w:r>
             <w:r>
               <w:rPr>
+                <w:rFonts w:ascii="Times New Roman" w:hAnsi="Times New Roman" w:cs="Times New Roman"/>
                 <w:noProof/>
                 <w:webHidden/>
               </w:rPr>
@@ -86,12 +106,14 @@
             </w:r>
             <w:r>
               <w:rPr>
+                <w:rFonts w:ascii="Times New Roman" w:hAnsi="Times New Roman" w:cs="Times New Roman"/>
                 <w:noProof/>
                 <w:webHidden/>
               </w:rPr>
             </w:r>
             <w:r>
               <w:rPr>
+                <w:rFonts w:ascii="Times New Roman" w:hAnsi="Times New Roman" w:cs="Times New Roman"/>
                 <w:noProof/>
                 <w:webHidden/>
               </w:rPr>
@@ -99,6 +121,7 @@
             </w:r>
             <w:r>
               <w:rPr>
+                <w:rFonts w:ascii="Times New Roman" w:hAnsi="Times New Roman" w:cs="Times New Roman"/>
                 <w:noProof/>
                 <w:webHidden/>
               </w:rPr>
@@ -106,6 +129,7 @@
             </w:r>
             <w:r>
               <w:rPr>
+                <w:rFonts w:ascii="Times New Roman" w:hAnsi="Times New Roman" w:cs="Times New Roman"/>
                 <w:noProof/>
                 <w:webHidden/>
               </w:rPr>
@@ -120,6 +144,7 @@
               <w:tab w:val="right" w:leader="dot" w:pos="9016"/>
             </w:tabs>
             <w:rPr>
+              <w:rFonts w:ascii="Times New Roman" w:hAnsi="Times New Roman" w:cs="Times New Roman"/>
               <w:noProof/>
               <w:kern w:val="2"/>
               <w:lang w:eastAsia="en-GB"/>
@@ -130,12 +155,14 @@
             <w:r>
               <w:rPr>
                 <w:rStyle w:val="Hyperlink"/>
+                <w:rFonts w:ascii="Times New Roman" w:hAnsi="Times New Roman" w:cs="Times New Roman"/>
                 <w:noProof/>
               </w:rPr>
               <w:t>In-Scope</w:t>
             </w:r>
             <w:r>
               <w:rPr>
+                <w:rFonts w:ascii="Times New Roman" w:hAnsi="Times New Roman" w:cs="Times New Roman"/>
                 <w:noProof/>
                 <w:webHidden/>
               </w:rPr>
@@ -143,6 +170,7 @@
             </w:r>
             <w:r>
               <w:rPr>
+                <w:rFonts w:ascii="Times New Roman" w:hAnsi="Times New Roman" w:cs="Times New Roman"/>
                 <w:noProof/>
                 <w:webHidden/>
               </w:rPr>
@@ -150,6 +178,7 @@
             </w:r>
             <w:r>
               <w:rPr>
+                <w:rFonts w:ascii="Times New Roman" w:hAnsi="Times New Roman" w:cs="Times New Roman"/>
                 <w:noProof/>
                 <w:webHidden/>
               </w:rPr>
@@ -157,12 +186,14 @@
             </w:r>
             <w:r>
               <w:rPr>
+                <w:rFonts w:ascii="Times New Roman" w:hAnsi="Times New Roman" w:cs="Times New Roman"/>
                 <w:noProof/>
                 <w:webHidden/>
               </w:rPr>
             </w:r>
             <w:r>
               <w:rPr>
+                <w:rFonts w:ascii="Times New Roman" w:hAnsi="Times New Roman" w:cs="Times New Roman"/>
                 <w:noProof/>
                 <w:webHidden/>
               </w:rPr>
@@ -170,6 +201,7 @@
             </w:r>
             <w:r>
               <w:rPr>
+                <w:rFonts w:ascii="Times New Roman" w:hAnsi="Times New Roman" w:cs="Times New Roman"/>
                 <w:noProof/>
                 <w:webHidden/>
               </w:rPr>
@@ -177,6 +209,7 @@
             </w:r>
             <w:r>
               <w:rPr>
+                <w:rFonts w:ascii="Times New Roman" w:hAnsi="Times New Roman" w:cs="Times New Roman"/>
                 <w:noProof/>
                 <w:webHidden/>
               </w:rPr>
@@ -191,6 +224,7 @@
               <w:tab w:val="right" w:leader="dot" w:pos="9016"/>
             </w:tabs>
             <w:rPr>
+              <w:rFonts w:ascii="Times New Roman" w:hAnsi="Times New Roman" w:cs="Times New Roman"/>
               <w:noProof/>
               <w:kern w:val="2"/>
               <w:lang w:eastAsia="en-GB"/>
@@ -201,12 +235,14 @@
             <w:r>
               <w:rPr>
                 <w:rStyle w:val="Hyperlink"/>
+                <w:rFonts w:ascii="Times New Roman" w:hAnsi="Times New Roman" w:cs="Times New Roman"/>
                 <w:noProof/>
               </w:rPr>
               <w:t>Out-of-Scope</w:t>
             </w:r>
             <w:r>
               <w:rPr>
+                <w:rFonts w:ascii="Times New Roman" w:hAnsi="Times New Roman" w:cs="Times New Roman"/>
                 <w:noProof/>
                 <w:webHidden/>
               </w:rPr>
@@ -214,6 +250,7 @@
             </w:r>
             <w:r>
               <w:rPr>
+                <w:rFonts w:ascii="Times New Roman" w:hAnsi="Times New Roman" w:cs="Times New Roman"/>
                 <w:noProof/>
                 <w:webHidden/>
               </w:rPr>
@@ -221,6 +258,7 @@
             </w:r>
             <w:r>
               <w:rPr>
+                <w:rFonts w:ascii="Times New Roman" w:hAnsi="Times New Roman" w:cs="Times New Roman"/>
                 <w:noProof/>
                 <w:webHidden/>
               </w:rPr>
@@ -228,12 +266,14 @@
             </w:r>
             <w:r>
               <w:rPr>
+                <w:rFonts w:ascii="Times New Roman" w:hAnsi="Times New Roman" w:cs="Times New Roman"/>
                 <w:noProof/>
                 <w:webHidden/>
               </w:rPr>
             </w:r>
             <w:r>
               <w:rPr>
+                <w:rFonts w:ascii="Times New Roman" w:hAnsi="Times New Roman" w:cs="Times New Roman"/>
                 <w:noProof/>
                 <w:webHidden/>
               </w:rPr>
@@ -241,6 +281,7 @@
             </w:r>
             <w:r>
               <w:rPr>
+                <w:rFonts w:ascii="Times New Roman" w:hAnsi="Times New Roman" w:cs="Times New Roman"/>
                 <w:noProof/>
                 <w:webHidden/>
               </w:rPr>
@@ -248,6 +289,7 @@
             </w:r>
             <w:r>
               <w:rPr>
+                <w:rFonts w:ascii="Times New Roman" w:hAnsi="Times New Roman" w:cs="Times New Roman"/>
                 <w:noProof/>
                 <w:webHidden/>
               </w:rPr>
@@ -262,6 +304,7 @@
               <w:tab w:val="right" w:leader="dot" w:pos="9016"/>
             </w:tabs>
             <w:rPr>
+              <w:rFonts w:ascii="Times New Roman" w:hAnsi="Times New Roman" w:cs="Times New Roman"/>
               <w:noProof/>
               <w:kern w:val="2"/>
               <w:lang w:eastAsia="en-GB"/>
@@ -272,12 +315,14 @@
             <w:r>
               <w:rPr>
                 <w:rStyle w:val="Hyperlink"/>
+                <w:rFonts w:ascii="Times New Roman" w:hAnsi="Times New Roman" w:cs="Times New Roman"/>
                 <w:noProof/>
               </w:rPr>
               <w:t>Use Cases</w:t>
             </w:r>
             <w:r>
               <w:rPr>
+                <w:rFonts w:ascii="Times New Roman" w:hAnsi="Times New Roman" w:cs="Times New Roman"/>
                 <w:noProof/>
                 <w:webHidden/>
               </w:rPr>
@@ -285,6 +330,7 @@
             </w:r>
             <w:r>
               <w:rPr>
+                <w:rFonts w:ascii="Times New Roman" w:hAnsi="Times New Roman" w:cs="Times New Roman"/>
                 <w:noProof/>
                 <w:webHidden/>
               </w:rPr>
@@ -292,6 +338,7 @@
             </w:r>
             <w:r>
               <w:rPr>
+                <w:rFonts w:ascii="Times New Roman" w:hAnsi="Times New Roman" w:cs="Times New Roman"/>
                 <w:noProof/>
                 <w:webHidden/>
               </w:rPr>
@@ -299,12 +346,14 @@
             </w:r>
             <w:r>
               <w:rPr>
+                <w:rFonts w:ascii="Times New Roman" w:hAnsi="Times New Roman" w:cs="Times New Roman"/>
                 <w:noProof/>
                 <w:webHidden/>
               </w:rPr>
             </w:r>
             <w:r>
               <w:rPr>
+                <w:rFonts w:ascii="Times New Roman" w:hAnsi="Times New Roman" w:cs="Times New Roman"/>
                 <w:noProof/>
                 <w:webHidden/>
               </w:rPr>
@@ -312,6 +361,7 @@
             </w:r>
             <w:r>
               <w:rPr>
+                <w:rFonts w:ascii="Times New Roman" w:hAnsi="Times New Roman" w:cs="Times New Roman"/>
                 <w:noProof/>
                 <w:webHidden/>
               </w:rPr>
@@ -319,6 +369,7 @@
             </w:r>
             <w:r>
               <w:rPr>
+                <w:rFonts w:ascii="Times New Roman" w:hAnsi="Times New Roman" w:cs="Times New Roman"/>
                 <w:noProof/>
                 <w:webHidden/>
               </w:rPr>
@@ -333,6 +384,7 @@
               <w:tab w:val="right" w:leader="dot" w:pos="9016"/>
             </w:tabs>
             <w:rPr>
+              <w:rFonts w:ascii="Times New Roman" w:hAnsi="Times New Roman" w:cs="Times New Roman"/>
               <w:noProof/>
               <w:kern w:val="2"/>
               <w:lang w:eastAsia="en-GB"/>
@@ -343,12 +395,14 @@
             <w:r>
               <w:rPr>
                 <w:rStyle w:val="Hyperlink"/>
+                <w:rFonts w:ascii="Times New Roman" w:hAnsi="Times New Roman" w:cs="Times New Roman"/>
                 <w:noProof/>
               </w:rPr>
               <w:t>Use Case Descriptions</w:t>
             </w:r>
             <w:r>
               <w:rPr>
+                <w:rFonts w:ascii="Times New Roman" w:hAnsi="Times New Roman" w:cs="Times New Roman"/>
                 <w:noProof/>
                 <w:webHidden/>
               </w:rPr>
@@ -356,6 +410,7 @@
             </w:r>
             <w:r>
               <w:rPr>
+                <w:rFonts w:ascii="Times New Roman" w:hAnsi="Times New Roman" w:cs="Times New Roman"/>
                 <w:noProof/>
                 <w:webHidden/>
               </w:rPr>
@@ -363,6 +418,7 @@
             </w:r>
             <w:r>
               <w:rPr>
+                <w:rFonts w:ascii="Times New Roman" w:hAnsi="Times New Roman" w:cs="Times New Roman"/>
                 <w:noProof/>
                 <w:webHidden/>
               </w:rPr>
@@ -370,12 +426,14 @@
             </w:r>
             <w:r>
               <w:rPr>
+                <w:rFonts w:ascii="Times New Roman" w:hAnsi="Times New Roman" w:cs="Times New Roman"/>
                 <w:noProof/>
                 <w:webHidden/>
               </w:rPr>
             </w:r>
             <w:r>
               <w:rPr>
+                <w:rFonts w:ascii="Times New Roman" w:hAnsi="Times New Roman" w:cs="Times New Roman"/>
                 <w:noProof/>
                 <w:webHidden/>
               </w:rPr>
@@ -383,6 +441,7 @@
             </w:r>
             <w:r>
               <w:rPr>
+                <w:rFonts w:ascii="Times New Roman" w:hAnsi="Times New Roman" w:cs="Times New Roman"/>
                 <w:noProof/>
                 <w:webHidden/>
               </w:rPr>
@@ -390,6 +449,7 @@
             </w:r>
             <w:r>
               <w:rPr>
+                <w:rFonts w:ascii="Times New Roman" w:hAnsi="Times New Roman" w:cs="Times New Roman"/>
                 <w:noProof/>
                 <w:webHidden/>
               </w:rPr>
@@ -404,6 +464,7 @@
               <w:tab w:val="right" w:leader="dot" w:pos="9016"/>
             </w:tabs>
             <w:rPr>
+              <w:rFonts w:ascii="Times New Roman" w:hAnsi="Times New Roman" w:cs="Times New Roman"/>
               <w:noProof/>
               <w:kern w:val="2"/>
               <w:lang w:eastAsia="en-GB"/>
@@ -414,12 +475,14 @@
             <w:r>
               <w:rPr>
                 <w:rStyle w:val="Hyperlink"/>
+                <w:rFonts w:ascii="Times New Roman" w:hAnsi="Times New Roman" w:cs="Times New Roman"/>
                 <w:noProof/>
               </w:rPr>
               <w:t>Use Case Diagrams</w:t>
             </w:r>
             <w:r>
               <w:rPr>
+                <w:rFonts w:ascii="Times New Roman" w:hAnsi="Times New Roman" w:cs="Times New Roman"/>
                 <w:noProof/>
                 <w:webHidden/>
               </w:rPr>
@@ -427,6 +490,7 @@
             </w:r>
             <w:r>
               <w:rPr>
+                <w:rFonts w:ascii="Times New Roman" w:hAnsi="Times New Roman" w:cs="Times New Roman"/>
                 <w:noProof/>
                 <w:webHidden/>
               </w:rPr>
@@ -434,6 +498,7 @@
             </w:r>
             <w:r>
               <w:rPr>
+                <w:rFonts w:ascii="Times New Roman" w:hAnsi="Times New Roman" w:cs="Times New Roman"/>
                 <w:noProof/>
                 <w:webHidden/>
               </w:rPr>
@@ -441,12 +506,14 @@
             </w:r>
             <w:r>
               <w:rPr>
+                <w:rFonts w:ascii="Times New Roman" w:hAnsi="Times New Roman" w:cs="Times New Roman"/>
                 <w:noProof/>
                 <w:webHidden/>
               </w:rPr>
             </w:r>
             <w:r>
               <w:rPr>
+                <w:rFonts w:ascii="Times New Roman" w:hAnsi="Times New Roman" w:cs="Times New Roman"/>
                 <w:noProof/>
                 <w:webHidden/>
               </w:rPr>
@@ -454,6 +521,7 @@
             </w:r>
             <w:r>
               <w:rPr>
+                <w:rFonts w:ascii="Times New Roman" w:hAnsi="Times New Roman" w:cs="Times New Roman"/>
                 <w:noProof/>
                 <w:webHidden/>
               </w:rPr>
@@ -461,6 +529,7 @@
             </w:r>
             <w:r>
               <w:rPr>
+                <w:rFonts w:ascii="Times New Roman" w:hAnsi="Times New Roman" w:cs="Times New Roman"/>
                 <w:noProof/>
                 <w:webHidden/>
               </w:rPr>
@@ -475,6 +544,7 @@
               <w:tab w:val="right" w:leader="dot" w:pos="9016"/>
             </w:tabs>
             <w:rPr>
+              <w:rFonts w:ascii="Times New Roman" w:hAnsi="Times New Roman" w:cs="Times New Roman"/>
               <w:noProof/>
               <w:kern w:val="2"/>
               <w:lang w:eastAsia="en-GB"/>
@@ -485,12 +555,14 @@
             <w:r>
               <w:rPr>
                 <w:rStyle w:val="Hyperlink"/>
+                <w:rFonts w:ascii="Times New Roman" w:hAnsi="Times New Roman" w:cs="Times New Roman"/>
                 <w:noProof/>
               </w:rPr>
               <w:t>User Stories</w:t>
             </w:r>
             <w:r>
               <w:rPr>
+                <w:rFonts w:ascii="Times New Roman" w:hAnsi="Times New Roman" w:cs="Times New Roman"/>
                 <w:noProof/>
                 <w:webHidden/>
               </w:rPr>
@@ -498,6 +570,7 @@
             </w:r>
             <w:r>
               <w:rPr>
+                <w:rFonts w:ascii="Times New Roman" w:hAnsi="Times New Roman" w:cs="Times New Roman"/>
                 <w:noProof/>
                 <w:webHidden/>
               </w:rPr>
@@ -505,6 +578,7 @@
             </w:r>
             <w:r>
               <w:rPr>
+                <w:rFonts w:ascii="Times New Roman" w:hAnsi="Times New Roman" w:cs="Times New Roman"/>
                 <w:noProof/>
                 <w:webHidden/>
               </w:rPr>
@@ -512,12 +586,14 @@
             </w:r>
             <w:r>
               <w:rPr>
+                <w:rFonts w:ascii="Times New Roman" w:hAnsi="Times New Roman" w:cs="Times New Roman"/>
                 <w:noProof/>
                 <w:webHidden/>
               </w:rPr>
             </w:r>
             <w:r>
               <w:rPr>
+                <w:rFonts w:ascii="Times New Roman" w:hAnsi="Times New Roman" w:cs="Times New Roman"/>
                 <w:noProof/>
                 <w:webHidden/>
               </w:rPr>
@@ -525,6 +601,7 @@
             </w:r>
             <w:r>
               <w:rPr>
+                <w:rFonts w:ascii="Times New Roman" w:hAnsi="Times New Roman" w:cs="Times New Roman"/>
                 <w:noProof/>
                 <w:webHidden/>
               </w:rPr>
@@ -532,6 +609,7 @@
             </w:r>
             <w:r>
               <w:rPr>
+                <w:rFonts w:ascii="Times New Roman" w:hAnsi="Times New Roman" w:cs="Times New Roman"/>
                 <w:noProof/>
                 <w:webHidden/>
               </w:rPr>
@@ -546,6 +624,7 @@
               <w:tab w:val="right" w:leader="dot" w:pos="9016"/>
             </w:tabs>
             <w:rPr>
+              <w:rFonts w:ascii="Times New Roman" w:hAnsi="Times New Roman" w:cs="Times New Roman"/>
               <w:noProof/>
               <w:kern w:val="2"/>
               <w:lang w:eastAsia="en-GB"/>
@@ -556,12 +635,14 @@
             <w:r>
               <w:rPr>
                 <w:rStyle w:val="Hyperlink"/>
+                <w:rFonts w:ascii="Times New Roman" w:hAnsi="Times New Roman" w:cs="Times New Roman"/>
                 <w:noProof/>
               </w:rPr>
               <w:t>Functional Requirements</w:t>
             </w:r>
             <w:r>
               <w:rPr>
+                <w:rFonts w:ascii="Times New Roman" w:hAnsi="Times New Roman" w:cs="Times New Roman"/>
                 <w:noProof/>
                 <w:webHidden/>
               </w:rPr>
@@ -569,6 +650,7 @@
             </w:r>
             <w:r>
               <w:rPr>
+                <w:rFonts w:ascii="Times New Roman" w:hAnsi="Times New Roman" w:cs="Times New Roman"/>
                 <w:noProof/>
                 <w:webHidden/>
               </w:rPr>
@@ -576,6 +658,7 @@
             </w:r>
             <w:r>
               <w:rPr>
+                <w:rFonts w:ascii="Times New Roman" w:hAnsi="Times New Roman" w:cs="Times New Roman"/>
                 <w:noProof/>
                 <w:webHidden/>
               </w:rPr>
@@ -583,12 +666,14 @@
             </w:r>
             <w:r>
               <w:rPr>
+                <w:rFonts w:ascii="Times New Roman" w:hAnsi="Times New Roman" w:cs="Times New Roman"/>
                 <w:noProof/>
                 <w:webHidden/>
               </w:rPr>
             </w:r>
             <w:r>
               <w:rPr>
+                <w:rFonts w:ascii="Times New Roman" w:hAnsi="Times New Roman" w:cs="Times New Roman"/>
                 <w:noProof/>
                 <w:webHidden/>
               </w:rPr>
@@ -596,6 +681,7 @@
             </w:r>
             <w:r>
               <w:rPr>
+                <w:rFonts w:ascii="Times New Roman" w:hAnsi="Times New Roman" w:cs="Times New Roman"/>
                 <w:noProof/>
                 <w:webHidden/>
               </w:rPr>
@@ -603,6 +689,7 @@
             </w:r>
             <w:r>
               <w:rPr>
+                <w:rFonts w:ascii="Times New Roman" w:hAnsi="Times New Roman" w:cs="Times New Roman"/>
                 <w:noProof/>
                 <w:webHidden/>
               </w:rPr>
@@ -617,6 +704,7 @@
               <w:tab w:val="right" w:leader="dot" w:pos="9016"/>
             </w:tabs>
             <w:rPr>
+              <w:rFonts w:ascii="Times New Roman" w:hAnsi="Times New Roman" w:cs="Times New Roman"/>
               <w:noProof/>
               <w:kern w:val="2"/>
               <w:lang w:eastAsia="en-GB"/>
@@ -627,12 +715,14 @@
             <w:r>
               <w:rPr>
                 <w:rStyle w:val="Hyperlink"/>
+                <w:rFonts w:ascii="Times New Roman" w:hAnsi="Times New Roman" w:cs="Times New Roman"/>
                 <w:noProof/>
               </w:rPr>
               <w:t>Grading System</w:t>
             </w:r>
             <w:r>
               <w:rPr>
+                <w:rFonts w:ascii="Times New Roman" w:hAnsi="Times New Roman" w:cs="Times New Roman"/>
                 <w:noProof/>
                 <w:webHidden/>
               </w:rPr>
@@ -640,6 +730,7 @@
             </w:r>
             <w:r>
               <w:rPr>
+                <w:rFonts w:ascii="Times New Roman" w:hAnsi="Times New Roman" w:cs="Times New Roman"/>
                 <w:noProof/>
                 <w:webHidden/>
               </w:rPr>
@@ -647,6 +738,7 @@
             </w:r>
             <w:r>
               <w:rPr>
+                <w:rFonts w:ascii="Times New Roman" w:hAnsi="Times New Roman" w:cs="Times New Roman"/>
                 <w:noProof/>
                 <w:webHidden/>
               </w:rPr>
@@ -654,12 +746,14 @@
             </w:r>
             <w:r>
               <w:rPr>
+                <w:rFonts w:ascii="Times New Roman" w:hAnsi="Times New Roman" w:cs="Times New Roman"/>
                 <w:noProof/>
                 <w:webHidden/>
               </w:rPr>
             </w:r>
             <w:r>
               <w:rPr>
+                <w:rFonts w:ascii="Times New Roman" w:hAnsi="Times New Roman" w:cs="Times New Roman"/>
                 <w:noProof/>
                 <w:webHidden/>
               </w:rPr>
@@ -667,6 +761,7 @@
             </w:r>
             <w:r>
               <w:rPr>
+                <w:rFonts w:ascii="Times New Roman" w:hAnsi="Times New Roman" w:cs="Times New Roman"/>
                 <w:noProof/>
                 <w:webHidden/>
               </w:rPr>
@@ -674,6 +769,7 @@
             </w:r>
             <w:r>
               <w:rPr>
+                <w:rFonts w:ascii="Times New Roman" w:hAnsi="Times New Roman" w:cs="Times New Roman"/>
                 <w:noProof/>
                 <w:webHidden/>
               </w:rPr>
@@ -688,6 +784,7 @@
               <w:tab w:val="right" w:leader="dot" w:pos="9016"/>
             </w:tabs>
             <w:rPr>
+              <w:rFonts w:ascii="Times New Roman" w:hAnsi="Times New Roman" w:cs="Times New Roman"/>
               <w:noProof/>
               <w:kern w:val="2"/>
               <w:lang w:eastAsia="en-GB"/>
@@ -698,6 +795,7 @@
             <w:r>
               <w:rPr>
                 <w:rStyle w:val="Hyperlink"/>
+                <w:rFonts w:ascii="Times New Roman" w:hAnsi="Times New Roman" w:cs="Times New Roman"/>
                 <w:noProof/>
                 <w:lang w:val="en-US"/>
               </w:rPr>
@@ -705,6 +803,7 @@
             </w:r>
             <w:r>
               <w:rPr>
+                <w:rFonts w:ascii="Times New Roman" w:hAnsi="Times New Roman" w:cs="Times New Roman"/>
                 <w:noProof/>
                 <w:webHidden/>
               </w:rPr>
@@ -712,6 +811,7 @@
             </w:r>
             <w:r>
               <w:rPr>
+                <w:rFonts w:ascii="Times New Roman" w:hAnsi="Times New Roman" w:cs="Times New Roman"/>
                 <w:noProof/>
                 <w:webHidden/>
               </w:rPr>
@@ -719,6 +819,7 @@
             </w:r>
             <w:r>
               <w:rPr>
+                <w:rFonts w:ascii="Times New Roman" w:hAnsi="Times New Roman" w:cs="Times New Roman"/>
                 <w:noProof/>
                 <w:webHidden/>
               </w:rPr>
@@ -726,12 +827,14 @@
             </w:r>
             <w:r>
               <w:rPr>
+                <w:rFonts w:ascii="Times New Roman" w:hAnsi="Times New Roman" w:cs="Times New Roman"/>
                 <w:noProof/>
                 <w:webHidden/>
               </w:rPr>
             </w:r>
             <w:r>
               <w:rPr>
+                <w:rFonts w:ascii="Times New Roman" w:hAnsi="Times New Roman" w:cs="Times New Roman"/>
                 <w:noProof/>
                 <w:webHidden/>
               </w:rPr>
@@ -739,6 +842,7 @@
             </w:r>
             <w:r>
               <w:rPr>
+                <w:rFonts w:ascii="Times New Roman" w:hAnsi="Times New Roman" w:cs="Times New Roman"/>
                 <w:noProof/>
                 <w:webHidden/>
               </w:rPr>
@@ -746,6 +850,7 @@
             </w:r>
             <w:r>
               <w:rPr>
+                <w:rFonts w:ascii="Times New Roman" w:hAnsi="Times New Roman" w:cs="Times New Roman"/>
                 <w:noProof/>
                 <w:webHidden/>
               </w:rPr>
@@ -760,6 +865,7 @@
               <w:tab w:val="right" w:leader="dot" w:pos="9016"/>
             </w:tabs>
             <w:rPr>
+              <w:rFonts w:ascii="Times New Roman" w:hAnsi="Times New Roman" w:cs="Times New Roman"/>
               <w:noProof/>
               <w:kern w:val="2"/>
               <w:lang w:eastAsia="en-GB"/>
@@ -770,12 +876,14 @@
             <w:r>
               <w:rPr>
                 <w:rStyle w:val="Hyperlink"/>
+                <w:rFonts w:ascii="Times New Roman" w:hAnsi="Times New Roman" w:cs="Times New Roman"/>
                 <w:noProof/>
               </w:rPr>
               <w:t>Performance</w:t>
             </w:r>
             <w:r>
               <w:rPr>
+                <w:rFonts w:ascii="Times New Roman" w:hAnsi="Times New Roman" w:cs="Times New Roman"/>
                 <w:noProof/>
                 <w:webHidden/>
               </w:rPr>
@@ -783,6 +891,7 @@
             </w:r>
             <w:r>
               <w:rPr>
+                <w:rFonts w:ascii="Times New Roman" w:hAnsi="Times New Roman" w:cs="Times New Roman"/>
                 <w:noProof/>
                 <w:webHidden/>
               </w:rPr>
@@ -790,6 +899,7 @@
             </w:r>
             <w:r>
               <w:rPr>
+                <w:rFonts w:ascii="Times New Roman" w:hAnsi="Times New Roman" w:cs="Times New Roman"/>
                 <w:noProof/>
                 <w:webHidden/>
               </w:rPr>
@@ -797,12 +907,14 @@
             </w:r>
             <w:r>
               <w:rPr>
+                <w:rFonts w:ascii="Times New Roman" w:hAnsi="Times New Roman" w:cs="Times New Roman"/>
                 <w:noProof/>
                 <w:webHidden/>
               </w:rPr>
             </w:r>
             <w:r>
               <w:rPr>
+                <w:rFonts w:ascii="Times New Roman" w:hAnsi="Times New Roman" w:cs="Times New Roman"/>
                 <w:noProof/>
                 <w:webHidden/>
               </w:rPr>
@@ -810,6 +922,7 @@
             </w:r>
             <w:r>
               <w:rPr>
+                <w:rFonts w:ascii="Times New Roman" w:hAnsi="Times New Roman" w:cs="Times New Roman"/>
                 <w:noProof/>
                 <w:webHidden/>
               </w:rPr>
@@ -817,6 +930,7 @@
             </w:r>
             <w:r>
               <w:rPr>
+                <w:rFonts w:ascii="Times New Roman" w:hAnsi="Times New Roman" w:cs="Times New Roman"/>
                 <w:noProof/>
                 <w:webHidden/>
               </w:rPr>
@@ -831,6 +945,7 @@
               <w:tab w:val="right" w:leader="dot" w:pos="9016"/>
             </w:tabs>
             <w:rPr>
+              <w:rFonts w:ascii="Times New Roman" w:hAnsi="Times New Roman" w:cs="Times New Roman"/>
               <w:noProof/>
               <w:kern w:val="2"/>
               <w:lang w:eastAsia="en-GB"/>
@@ -841,12 +956,14 @@
             <w:r>
               <w:rPr>
                 <w:rStyle w:val="Hyperlink"/>
+                <w:rFonts w:ascii="Times New Roman" w:hAnsi="Times New Roman" w:cs="Times New Roman"/>
                 <w:noProof/>
               </w:rPr>
               <w:t>Availability</w:t>
             </w:r>
             <w:r>
               <w:rPr>
+                <w:rFonts w:ascii="Times New Roman" w:hAnsi="Times New Roman" w:cs="Times New Roman"/>
                 <w:noProof/>
                 <w:webHidden/>
               </w:rPr>
@@ -854,6 +971,7 @@
             </w:r>
             <w:r>
               <w:rPr>
+                <w:rFonts w:ascii="Times New Roman" w:hAnsi="Times New Roman" w:cs="Times New Roman"/>
                 <w:noProof/>
                 <w:webHidden/>
               </w:rPr>
@@ -861,6 +979,7 @@
             </w:r>
             <w:r>
               <w:rPr>
+                <w:rFonts w:ascii="Times New Roman" w:hAnsi="Times New Roman" w:cs="Times New Roman"/>
                 <w:noProof/>
                 <w:webHidden/>
               </w:rPr>
@@ -868,12 +987,14 @@
             </w:r>
             <w:r>
               <w:rPr>
+                <w:rFonts w:ascii="Times New Roman" w:hAnsi="Times New Roman" w:cs="Times New Roman"/>
                 <w:noProof/>
                 <w:webHidden/>
               </w:rPr>
             </w:r>
             <w:r>
               <w:rPr>
+                <w:rFonts w:ascii="Times New Roman" w:hAnsi="Times New Roman" w:cs="Times New Roman"/>
                 <w:noProof/>
                 <w:webHidden/>
               </w:rPr>
@@ -881,6 +1002,7 @@
             </w:r>
             <w:r>
               <w:rPr>
+                <w:rFonts w:ascii="Times New Roman" w:hAnsi="Times New Roman" w:cs="Times New Roman"/>
                 <w:noProof/>
                 <w:webHidden/>
               </w:rPr>
@@ -888,6 +1010,7 @@
             </w:r>
             <w:r>
               <w:rPr>
+                <w:rFonts w:ascii="Times New Roman" w:hAnsi="Times New Roman" w:cs="Times New Roman"/>
                 <w:noProof/>
                 <w:webHidden/>
               </w:rPr>
@@ -902,6 +1025,7 @@
               <w:tab w:val="right" w:leader="dot" w:pos="9016"/>
             </w:tabs>
             <w:rPr>
+              <w:rFonts w:ascii="Times New Roman" w:hAnsi="Times New Roman" w:cs="Times New Roman"/>
               <w:noProof/>
               <w:kern w:val="2"/>
               <w:lang w:eastAsia="en-GB"/>
@@ -912,12 +1036,14 @@
             <w:r>
               <w:rPr>
                 <w:rStyle w:val="Hyperlink"/>
+                <w:rFonts w:ascii="Times New Roman" w:hAnsi="Times New Roman" w:cs="Times New Roman"/>
                 <w:noProof/>
               </w:rPr>
               <w:t>Security</w:t>
             </w:r>
             <w:r>
               <w:rPr>
+                <w:rFonts w:ascii="Times New Roman" w:hAnsi="Times New Roman" w:cs="Times New Roman"/>
                 <w:noProof/>
                 <w:webHidden/>
               </w:rPr>
@@ -925,6 +1051,7 @@
             </w:r>
             <w:r>
               <w:rPr>
+                <w:rFonts w:ascii="Times New Roman" w:hAnsi="Times New Roman" w:cs="Times New Roman"/>
                 <w:noProof/>
                 <w:webHidden/>
               </w:rPr>
@@ -932,6 +1059,7 @@
             </w:r>
             <w:r>
               <w:rPr>
+                <w:rFonts w:ascii="Times New Roman" w:hAnsi="Times New Roman" w:cs="Times New Roman"/>
                 <w:noProof/>
                 <w:webHidden/>
               </w:rPr>
@@ -939,12 +1067,14 @@
             </w:r>
             <w:r>
               <w:rPr>
+                <w:rFonts w:ascii="Times New Roman" w:hAnsi="Times New Roman" w:cs="Times New Roman"/>
                 <w:noProof/>
                 <w:webHidden/>
               </w:rPr>
             </w:r>
             <w:r>
               <w:rPr>
+                <w:rFonts w:ascii="Times New Roman" w:hAnsi="Times New Roman" w:cs="Times New Roman"/>
                 <w:noProof/>
                 <w:webHidden/>
               </w:rPr>
@@ -952,6 +1082,7 @@
             </w:r>
             <w:r>
               <w:rPr>
+                <w:rFonts w:ascii="Times New Roman" w:hAnsi="Times New Roman" w:cs="Times New Roman"/>
                 <w:noProof/>
                 <w:webHidden/>
               </w:rPr>
@@ -959,6 +1090,7 @@
             </w:r>
             <w:r>
               <w:rPr>
+                <w:rFonts w:ascii="Times New Roman" w:hAnsi="Times New Roman" w:cs="Times New Roman"/>
                 <w:noProof/>
                 <w:webHidden/>
               </w:rPr>
@@ -973,6 +1105,7 @@
               <w:tab w:val="right" w:leader="dot" w:pos="9016"/>
             </w:tabs>
             <w:rPr>
+              <w:rFonts w:ascii="Times New Roman" w:hAnsi="Times New Roman" w:cs="Times New Roman"/>
               <w:noProof/>
               <w:kern w:val="2"/>
               <w:lang w:eastAsia="en-GB"/>
@@ -983,12 +1116,14 @@
             <w:r>
               <w:rPr>
                 <w:rStyle w:val="Hyperlink"/>
+                <w:rFonts w:ascii="Times New Roman" w:hAnsi="Times New Roman" w:cs="Times New Roman"/>
                 <w:noProof/>
               </w:rPr>
               <w:t>Usability</w:t>
             </w:r>
             <w:r>
               <w:rPr>
+                <w:rFonts w:ascii="Times New Roman" w:hAnsi="Times New Roman" w:cs="Times New Roman"/>
                 <w:noProof/>
                 <w:webHidden/>
               </w:rPr>
@@ -996,6 +1131,7 @@
             </w:r>
             <w:r>
               <w:rPr>
+                <w:rFonts w:ascii="Times New Roman" w:hAnsi="Times New Roman" w:cs="Times New Roman"/>
                 <w:noProof/>
                 <w:webHidden/>
               </w:rPr>
@@ -1003,6 +1139,7 @@
             </w:r>
             <w:r>
               <w:rPr>
+                <w:rFonts w:ascii="Times New Roman" w:hAnsi="Times New Roman" w:cs="Times New Roman"/>
                 <w:noProof/>
                 <w:webHidden/>
               </w:rPr>
@@ -1010,12 +1147,14 @@
             </w:r>
             <w:r>
               <w:rPr>
+                <w:rFonts w:ascii="Times New Roman" w:hAnsi="Times New Roman" w:cs="Times New Roman"/>
                 <w:noProof/>
                 <w:webHidden/>
               </w:rPr>
             </w:r>
             <w:r>
               <w:rPr>
+                <w:rFonts w:ascii="Times New Roman" w:hAnsi="Times New Roman" w:cs="Times New Roman"/>
                 <w:noProof/>
                 <w:webHidden/>
               </w:rPr>
@@ -1023,6 +1162,7 @@
             </w:r>
             <w:r>
               <w:rPr>
+                <w:rFonts w:ascii="Times New Roman" w:hAnsi="Times New Roman" w:cs="Times New Roman"/>
                 <w:noProof/>
                 <w:webHidden/>
               </w:rPr>
@@ -1030,6 +1170,7 @@
             </w:r>
             <w:r>
               <w:rPr>
+                <w:rFonts w:ascii="Times New Roman" w:hAnsi="Times New Roman" w:cs="Times New Roman"/>
                 <w:noProof/>
                 <w:webHidden/>
               </w:rPr>
@@ -1044,6 +1185,7 @@
               <w:tab w:val="right" w:leader="dot" w:pos="9016"/>
             </w:tabs>
             <w:rPr>
+              <w:rFonts w:ascii="Times New Roman" w:hAnsi="Times New Roman" w:cs="Times New Roman"/>
               <w:noProof/>
               <w:kern w:val="2"/>
               <w:lang w:eastAsia="en-GB"/>
@@ -1054,12 +1196,14 @@
             <w:r>
               <w:rPr>
                 <w:rStyle w:val="Hyperlink"/>
+                <w:rFonts w:ascii="Times New Roman" w:hAnsi="Times New Roman" w:cs="Times New Roman"/>
                 <w:noProof/>
               </w:rPr>
               <w:t>Constraints</w:t>
             </w:r>
             <w:r>
               <w:rPr>
+                <w:rFonts w:ascii="Times New Roman" w:hAnsi="Times New Roman" w:cs="Times New Roman"/>
                 <w:noProof/>
                 <w:webHidden/>
               </w:rPr>
@@ -1067,6 +1211,7 @@
             </w:r>
             <w:r>
               <w:rPr>
+                <w:rFonts w:ascii="Times New Roman" w:hAnsi="Times New Roman" w:cs="Times New Roman"/>
                 <w:noProof/>
                 <w:webHidden/>
               </w:rPr>
@@ -1074,6 +1219,7 @@
             </w:r>
             <w:r>
               <w:rPr>
+                <w:rFonts w:ascii="Times New Roman" w:hAnsi="Times New Roman" w:cs="Times New Roman"/>
                 <w:noProof/>
                 <w:webHidden/>
               </w:rPr>
@@ -1081,12 +1227,14 @@
             </w:r>
             <w:r>
               <w:rPr>
+                <w:rFonts w:ascii="Times New Roman" w:hAnsi="Times New Roman" w:cs="Times New Roman"/>
                 <w:noProof/>
                 <w:webHidden/>
               </w:rPr>
             </w:r>
             <w:r>
               <w:rPr>
+                <w:rFonts w:ascii="Times New Roman" w:hAnsi="Times New Roman" w:cs="Times New Roman"/>
                 <w:noProof/>
                 <w:webHidden/>
               </w:rPr>
@@ -1094,6 +1242,7 @@
             </w:r>
             <w:r>
               <w:rPr>
+                <w:rFonts w:ascii="Times New Roman" w:hAnsi="Times New Roman" w:cs="Times New Roman"/>
                 <w:noProof/>
                 <w:webHidden/>
               </w:rPr>
@@ -1101,6 +1250,7 @@
             </w:r>
             <w:r>
               <w:rPr>
+                <w:rFonts w:ascii="Times New Roman" w:hAnsi="Times New Roman" w:cs="Times New Roman"/>
                 <w:noProof/>
                 <w:webHidden/>
               </w:rPr>
@@ -1109,8 +1259,14 @@
           </w:hyperlink>
         </w:p>
         <w:p>
+          <w:pPr>
+            <w:rPr>
+              <w:rFonts w:ascii="Times New Roman" w:hAnsi="Times New Roman" w:cs="Times New Roman"/>
+            </w:rPr>
+          </w:pPr>
           <w:r>
             <w:rPr>
+              <w:rFonts w:ascii="Times New Roman" w:hAnsi="Times New Roman" w:cs="Times New Roman"/>
               <w:b/>
               <w:bCs/>
               <w:noProof/>
@@ -1120,26 +1276,89 @@
         </w:p>
       </w:sdtContent>
     </w:sdt>
-    <w:p/>
-    <w:p/>
-    <w:p/>
-    <w:p/>
-    <w:p/>
-    <w:p/>
-    <w:p/>
-    <w:p/>
-    <w:p/>
     <w:p>
       <w:pPr>
-        <w:pStyle w:val="Heading1"/>
+        <w:rPr>
+          <w:rFonts w:ascii="Times New Roman" w:hAnsi="Times New Roman" w:cs="Times New Roman"/>
+        </w:rPr>
       </w:pPr>
     </w:p>
     <w:p>
       <w:pPr>
+        <w:rPr>
+          <w:rFonts w:ascii="Times New Roman" w:hAnsi="Times New Roman" w:cs="Times New Roman"/>
+        </w:rPr>
+      </w:pPr>
+    </w:p>
+    <w:p>
+      <w:pPr>
+        <w:rPr>
+          <w:rFonts w:ascii="Times New Roman" w:hAnsi="Times New Roman" w:cs="Times New Roman"/>
+        </w:rPr>
+      </w:pPr>
+    </w:p>
+    <w:p>
+      <w:pPr>
+        <w:rPr>
+          <w:rFonts w:ascii="Times New Roman" w:hAnsi="Times New Roman" w:cs="Times New Roman"/>
+        </w:rPr>
+      </w:pPr>
+    </w:p>
+    <w:p>
+      <w:pPr>
+        <w:rPr>
+          <w:rFonts w:ascii="Times New Roman" w:hAnsi="Times New Roman" w:cs="Times New Roman"/>
+        </w:rPr>
+      </w:pPr>
+    </w:p>
+    <w:p>
+      <w:pPr>
+        <w:rPr>
+          <w:rFonts w:ascii="Times New Roman" w:hAnsi="Times New Roman" w:cs="Times New Roman"/>
+        </w:rPr>
+      </w:pPr>
+    </w:p>
+    <w:p>
+      <w:pPr>
+        <w:rPr>
+          <w:rFonts w:ascii="Times New Roman" w:hAnsi="Times New Roman" w:cs="Times New Roman"/>
+        </w:rPr>
+      </w:pPr>
+    </w:p>
+    <w:p>
+      <w:pPr>
+        <w:rPr>
+          <w:rFonts w:ascii="Times New Roman" w:hAnsi="Times New Roman" w:cs="Times New Roman"/>
+        </w:rPr>
+      </w:pPr>
+    </w:p>
+    <w:p>
+      <w:pPr>
+        <w:rPr>
+          <w:rFonts w:ascii="Times New Roman" w:hAnsi="Times New Roman" w:cs="Times New Roman"/>
+        </w:rPr>
+      </w:pPr>
+    </w:p>
+    <w:p>
+      <w:pPr>
         <w:pStyle w:val="Heading1"/>
+        <w:rPr>
+          <w:rFonts w:ascii="Times New Roman" w:hAnsi="Times New Roman" w:cs="Times New Roman"/>
+        </w:rPr>
+      </w:pPr>
+    </w:p>
+    <w:p>
+      <w:pPr>
+        <w:pStyle w:val="Heading1"/>
+        <w:rPr>
+          <w:rFonts w:ascii="Times New Roman" w:hAnsi="Times New Roman" w:cs="Times New Roman"/>
+        </w:rPr>
       </w:pPr>
       <w:bookmarkStart w:id="0" w:name="_Toc225414688"/>
       <w:r>
+        <w:rPr>
+          <w:rFonts w:ascii="Times New Roman" w:hAnsi="Times New Roman" w:cs="Times New Roman"/>
+        </w:rPr>
         <w:t>Requirements</w:t>
       </w:r>
       <w:bookmarkEnd w:id="0"/>
@@ -1147,120 +1366,246 @@
     <w:p>
       <w:pPr>
         <w:pStyle w:val="Heading2"/>
+        <w:rPr>
+          <w:rFonts w:ascii="Times New Roman" w:hAnsi="Times New Roman" w:cs="Times New Roman"/>
+        </w:rPr>
       </w:pPr>
       <w:bookmarkStart w:id="1" w:name="_Toc225414689"/>
       <w:r>
+        <w:rPr>
+          <w:rFonts w:ascii="Times New Roman" w:hAnsi="Times New Roman" w:cs="Times New Roman"/>
+        </w:rPr>
         <w:t>In-Scope</w:t>
       </w:r>
       <w:bookmarkEnd w:id="1"/>
     </w:p>
     <w:p>
-      <w:r>
+      <w:pPr>
+        <w:rPr>
+          <w:rFonts w:ascii="Times New Roman" w:hAnsi="Times New Roman" w:cs="Times New Roman"/>
+        </w:rPr>
+      </w:pPr>
+      <w:r>
+        <w:rPr>
+          <w:rFonts w:ascii="Times New Roman" w:hAnsi="Times New Roman" w:cs="Times New Roman"/>
+        </w:rPr>
         <w:t xml:space="preserve">The site created is a web-based application that has been developed using the Django framework and its purpose is to manage flight bookings, either made by passengers or updated by admins. The system will be used by both passengers and authorized administrative staff. Passengers will have the ability to book, read, update and cancel their own bookings, whereas admins will be able to make any necessary changes to passenger bookings, as well as cancel any flights. </w:t>
       </w:r>
       <w:r>
+        <w:rPr>
+          <w:rFonts w:ascii="Times New Roman" w:hAnsi="Times New Roman" w:cs="Times New Roman"/>
+        </w:rPr>
         <w:t>Passengers will be able to book multiple flights without the worry of a flight becoming “full”, as this is considered out of scope.</w:t>
       </w:r>
     </w:p>
     <w:p>
-      <w:r>
+      <w:pPr>
+        <w:rPr>
+          <w:rFonts w:ascii="Times New Roman" w:hAnsi="Times New Roman" w:cs="Times New Roman"/>
+        </w:rPr>
+      </w:pPr>
+      <w:r>
+        <w:rPr>
+          <w:rFonts w:ascii="Times New Roman" w:hAnsi="Times New Roman" w:cs="Times New Roman"/>
+        </w:rPr>
         <w:t>The system’s main objective is to allow passengers to make bookings, of which they are then assigned to a ticket</w:t>
       </w:r>
       <w:r>
+        <w:rPr>
+          <w:rFonts w:ascii="Times New Roman" w:hAnsi="Times New Roman" w:cs="Times New Roman"/>
+        </w:rPr>
         <w:t xml:space="preserve"> and flight</w:t>
       </w:r>
       <w:r>
+        <w:rPr>
+          <w:rFonts w:ascii="Times New Roman" w:hAnsi="Times New Roman" w:cs="Times New Roman"/>
+        </w:rPr>
         <w:t xml:space="preserve">. Customers will have their own personal login and dashboard to see their own details and bookings (past and present) and to make any necessary changes to these. Admins will also have their separate dashboard where they can view all bookings by all passengers, view all flights and cancel any of these flights. </w:t>
       </w:r>
     </w:p>
-    <w:p/>
     <w:p>
       <w:pPr>
+        <w:rPr>
+          <w:rFonts w:ascii="Times New Roman" w:hAnsi="Times New Roman" w:cs="Times New Roman"/>
+        </w:rPr>
+      </w:pPr>
+    </w:p>
+    <w:p>
+      <w:pPr>
         <w:pStyle w:val="Heading2"/>
+        <w:rPr>
+          <w:rFonts w:ascii="Times New Roman" w:hAnsi="Times New Roman" w:cs="Times New Roman"/>
+        </w:rPr>
       </w:pPr>
       <w:bookmarkStart w:id="2" w:name="_Toc225414690"/>
       <w:r>
+        <w:rPr>
+          <w:rFonts w:ascii="Times New Roman" w:hAnsi="Times New Roman" w:cs="Times New Roman"/>
+        </w:rPr>
         <w:t>Out-of-Scope</w:t>
       </w:r>
       <w:bookmarkEnd w:id="2"/>
     </w:p>
     <w:p>
-      <w:r>
+      <w:pPr>
+        <w:rPr>
+          <w:rFonts w:ascii="Times New Roman" w:hAnsi="Times New Roman" w:cs="Times New Roman"/>
+        </w:rPr>
+      </w:pPr>
+      <w:r>
+        <w:rPr>
+          <w:rFonts w:ascii="Times New Roman" w:hAnsi="Times New Roman" w:cs="Times New Roman"/>
+        </w:rPr>
         <w:t xml:space="preserve">For this application there are certain systems that would be considered out of scope. For example, while passengers will be able to book flights, a real payment system will not be used. Instead it will be a simple purchase/book flight button showing the user how much the flight cost. </w:t>
       </w:r>
     </w:p>
     <w:p>
-      <w:r>
+      <w:pPr>
+        <w:rPr>
+          <w:rFonts w:ascii="Times New Roman" w:hAnsi="Times New Roman" w:cs="Times New Roman"/>
+        </w:rPr>
+      </w:pPr>
+      <w:r>
+        <w:rPr>
+          <w:rFonts w:ascii="Times New Roman" w:hAnsi="Times New Roman" w:cs="Times New Roman"/>
+        </w:rPr>
         <w:t>Additiona</w:t>
       </w:r>
       <w:r>
+        <w:rPr>
+          <w:rFonts w:ascii="Times New Roman" w:hAnsi="Times New Roman" w:cs="Times New Roman"/>
+        </w:rPr>
         <w:t>lly</w:t>
       </w:r>
       <w:r>
+        <w:rPr>
+          <w:rFonts w:ascii="Times New Roman" w:hAnsi="Times New Roman" w:cs="Times New Roman"/>
+        </w:rPr>
         <w:t>,</w:t>
       </w:r>
       <w:r>
+        <w:rPr>
+          <w:rFonts w:ascii="Times New Roman" w:hAnsi="Times New Roman" w:cs="Times New Roman"/>
+        </w:rPr>
         <w:t xml:space="preserve"> under the admin side, they will </w:t>
       </w:r>
       <w:r>
+        <w:rPr>
+          <w:rFonts w:ascii="Times New Roman" w:hAnsi="Times New Roman" w:cs="Times New Roman"/>
+        </w:rPr>
         <w:t>o</w:t>
       </w:r>
       <w:r>
+        <w:rPr>
+          <w:rFonts w:ascii="Times New Roman" w:hAnsi="Times New Roman" w:cs="Times New Roman"/>
+        </w:rPr>
         <w:t>n</w:t>
       </w:r>
       <w:r>
+        <w:rPr>
+          <w:rFonts w:ascii="Times New Roman" w:hAnsi="Times New Roman" w:cs="Times New Roman"/>
+        </w:rPr>
         <w:t>l</w:t>
       </w:r>
       <w:r>
+        <w:rPr>
+          <w:rFonts w:ascii="Times New Roman" w:hAnsi="Times New Roman" w:cs="Times New Roman"/>
+        </w:rPr>
         <w:t>y</w:t>
       </w:r>
       <w:r>
+        <w:rPr>
+          <w:rFonts w:ascii="Times New Roman" w:hAnsi="Times New Roman" w:cs="Times New Roman"/>
+        </w:rPr>
         <w:t xml:space="preserve"> be able to </w:t>
       </w:r>
       <w:r>
+        <w:rPr>
+          <w:rFonts w:ascii="Times New Roman" w:hAnsi="Times New Roman" w:cs="Times New Roman"/>
+        </w:rPr>
         <w:t xml:space="preserve">cancel flights – meaning flights cannot be updated and “delayed”. </w:t>
       </w:r>
     </w:p>
     <w:p>
-      <w:r>
+      <w:pPr>
+        <w:rPr>
+          <w:rFonts w:ascii="Times New Roman" w:hAnsi="Times New Roman" w:cs="Times New Roman"/>
+        </w:rPr>
+      </w:pPr>
+      <w:r>
+        <w:rPr>
+          <w:rFonts w:ascii="Times New Roman" w:hAnsi="Times New Roman" w:cs="Times New Roman"/>
+        </w:rPr>
         <w:t xml:space="preserve">The flights will be considered to allow extra baggage and carry-on’s and will not require </w:t>
       </w:r>
       <w:r>
+        <w:rPr>
+          <w:rFonts w:ascii="Times New Roman" w:hAnsi="Times New Roman" w:cs="Times New Roman"/>
+        </w:rPr>
         <w:t xml:space="preserve">extra </w:t>
       </w:r>
       <w:r>
+        <w:rPr>
+          <w:rFonts w:ascii="Times New Roman" w:hAnsi="Times New Roman" w:cs="Times New Roman"/>
+        </w:rPr>
         <w:t xml:space="preserve">requirements / coding. </w:t>
       </w:r>
       <w:r>
+        <w:rPr>
+          <w:rFonts w:ascii="Times New Roman" w:hAnsi="Times New Roman" w:cs="Times New Roman"/>
+        </w:rPr>
         <w:t>Users</w:t>
       </w:r>
       <w:r>
+        <w:rPr>
+          <w:rFonts w:ascii="Times New Roman" w:hAnsi="Times New Roman" w:cs="Times New Roman"/>
+        </w:rPr>
         <w:t xml:space="preserve"> will only be able to book a one-way flight and not a return</w:t>
       </w:r>
       <w:r>
+        <w:rPr>
+          <w:rFonts w:ascii="Times New Roman" w:hAnsi="Times New Roman" w:cs="Times New Roman"/>
+        </w:rPr>
         <w:t xml:space="preserve">, and there will be no seat assigning. </w:t>
       </w:r>
       <w:r>
+        <w:rPr>
+          <w:rFonts w:ascii="Times New Roman" w:hAnsi="Times New Roman" w:cs="Times New Roman"/>
+        </w:rPr>
         <w:t xml:space="preserve">Seat-assignment will </w:t>
       </w:r>
       <w:r>
+        <w:rPr>
+          <w:rFonts w:ascii="Times New Roman" w:hAnsi="Times New Roman" w:cs="Times New Roman"/>
+        </w:rPr>
         <w:t>be a future consideration</w:t>
       </w:r>
       <w:r>
+        <w:rPr>
+          <w:rFonts w:ascii="Times New Roman" w:hAnsi="Times New Roman" w:cs="Times New Roman"/>
+        </w:rPr>
         <w:t xml:space="preserve">. </w:t>
       </w:r>
       <w:r>
+        <w:rPr>
+          <w:rFonts w:ascii="Times New Roman" w:hAnsi="Times New Roman" w:cs="Times New Roman"/>
+        </w:rPr>
         <w:t>Furthermore, users can make changes to the passengers within the booking but only by making changes to the name and date of birth or deleting the passenger. More passengers cannot be added to the booking</w:t>
       </w:r>
     </w:p>
     <w:p>
       <w:pPr>
         <w:pStyle w:val="Heading1"/>
+        <w:rPr>
+          <w:rFonts w:ascii="Times New Roman" w:hAnsi="Times New Roman" w:cs="Times New Roman"/>
+        </w:rPr>
       </w:pPr>
       <w:bookmarkStart w:id="3" w:name="_Toc1054333803"/>
       <w:bookmarkStart w:id="4" w:name="_Toc225414691"/>
       <w:r>
-        <w:lastRenderedPageBreak/>
+        <w:rPr>
+          <w:rFonts w:ascii="Times New Roman" w:hAnsi="Times New Roman" w:cs="Times New Roman"/>
+        </w:rPr>
         <w:t>Use Cases</w:t>
       </w:r>
       <w:bookmarkEnd w:id="3"/>
@@ -1269,31 +1614,52 @@
     <w:p>
       <w:pPr>
         <w:pStyle w:val="Heading2"/>
+        <w:rPr>
+          <w:rFonts w:ascii="Times New Roman" w:hAnsi="Times New Roman" w:cs="Times New Roman"/>
+        </w:rPr>
       </w:pPr>
       <w:bookmarkStart w:id="5" w:name="_Toc1149669507"/>
       <w:bookmarkStart w:id="6" w:name="_Toc225414692"/>
       <w:r>
+        <w:rPr>
+          <w:rFonts w:ascii="Times New Roman" w:hAnsi="Times New Roman" w:cs="Times New Roman"/>
+        </w:rPr>
         <w:t>Use Case Descriptions</w:t>
       </w:r>
       <w:bookmarkEnd w:id="5"/>
       <w:bookmarkEnd w:id="6"/>
     </w:p>
     <w:p>
-      <w:r>
+      <w:pPr>
+        <w:rPr>
+          <w:rFonts w:ascii="Times New Roman" w:hAnsi="Times New Roman" w:cs="Times New Roman"/>
+        </w:rPr>
+      </w:pPr>
+      <w:r>
+        <w:rPr>
+          <w:rFonts w:ascii="Times New Roman" w:hAnsi="Times New Roman" w:cs="Times New Roman"/>
+        </w:rPr>
         <w:t xml:space="preserve">Use cases describe how users are interacting with the </w:t>
       </w:r>
       <w:proofErr w:type="spellStart"/>
       <w:r>
+        <w:rPr>
+          <w:rFonts w:ascii="Times New Roman" w:hAnsi="Times New Roman" w:cs="Times New Roman"/>
+        </w:rPr>
         <w:t>AirDBUK</w:t>
       </w:r>
       <w:proofErr w:type="spellEnd"/>
       <w:r>
+        <w:rPr>
+          <w:rFonts w:ascii="Times New Roman" w:hAnsi="Times New Roman" w:cs="Times New Roman"/>
+        </w:rPr>
         <w:t xml:space="preserve"> system, which get translated into specific actions to determine what the system is required to perform. </w:t>
       </w:r>
     </w:p>
     <w:p>
       <w:pPr>
         <w:rPr>
+          <w:rFonts w:ascii="Times New Roman" w:hAnsi="Times New Roman" w:cs="Times New Roman"/>
           <w:lang w:val="en-US"/>
         </w:rPr>
       </w:pPr>
@@ -1311,8 +1677,8 @@
         <w:tblLook w:val="04A0" w:firstRow="1" w:lastRow="0" w:firstColumn="1" w:lastColumn="0" w:noHBand="0" w:noVBand="1"/>
       </w:tblPr>
       <w:tblGrid>
-        <w:gridCol w:w="1781"/>
-        <w:gridCol w:w="7235"/>
+        <w:gridCol w:w="1770"/>
+        <w:gridCol w:w="7246"/>
       </w:tblGrid>
       <w:tr>
         <w:trPr>
@@ -1330,17 +1696,18 @@
           <w:p>
             <w:pPr>
               <w:rPr>
-                <w:rFonts w:ascii="Aptos" w:eastAsia="Aptos" w:hAnsi="Aptos" w:cs="Aptos"/>
-                <w:sz w:val="22"/>
-                <w:szCs w:val="22"/>
-              </w:rPr>
-            </w:pPr>
-            <w:r>
-              <w:rPr>
-                <w:rFonts w:ascii="Aptos" w:eastAsia="Aptos" w:hAnsi="Aptos" w:cs="Aptos"/>
-                <w:sz w:val="22"/>
-                <w:szCs w:val="22"/>
-              </w:rPr>
+                <w:rFonts w:ascii="Times New Roman" w:eastAsia="Aptos" w:hAnsi="Times New Roman" w:cs="Times New Roman"/>
+                <w:sz w:val="22"/>
+                <w:szCs w:val="22"/>
+              </w:rPr>
+            </w:pPr>
+            <w:r>
+              <w:rPr>
+                <w:rFonts w:ascii="Times New Roman" w:eastAsia="Aptos" w:hAnsi="Times New Roman" w:cs="Times New Roman"/>
+                <w:sz w:val="22"/>
+                <w:szCs w:val="22"/>
+              </w:rPr>
+              <w:lastRenderedPageBreak/>
               <w:t>ID</w:t>
             </w:r>
           </w:p>
@@ -1356,14 +1723,14 @@
             <w:pPr>
               <w:cnfStyle w:val="100000000000" w:firstRow="1" w:lastRow="0" w:firstColumn="0" w:lastColumn="0" w:oddVBand="0" w:evenVBand="0" w:oddHBand="0" w:evenHBand="0" w:firstRowFirstColumn="0" w:firstRowLastColumn="0" w:lastRowFirstColumn="0" w:lastRowLastColumn="0"/>
               <w:rPr>
-                <w:rFonts w:ascii="Aptos" w:eastAsia="Aptos" w:hAnsi="Aptos" w:cs="Aptos"/>
-                <w:sz w:val="22"/>
-                <w:szCs w:val="22"/>
-              </w:rPr>
-            </w:pPr>
-            <w:r>
-              <w:rPr>
-                <w:rFonts w:ascii="Aptos" w:eastAsia="Aptos" w:hAnsi="Aptos" w:cs="Aptos"/>
+                <w:rFonts w:ascii="Times New Roman" w:eastAsia="Aptos" w:hAnsi="Times New Roman" w:cs="Times New Roman"/>
+                <w:sz w:val="22"/>
+                <w:szCs w:val="22"/>
+              </w:rPr>
+            </w:pPr>
+            <w:r>
+              <w:rPr>
+                <w:rFonts w:ascii="Times New Roman" w:eastAsia="Aptos" w:hAnsi="Times New Roman" w:cs="Times New Roman"/>
                 <w:b w:val="0"/>
                 <w:bCs w:val="0"/>
                 <w:sz w:val="22"/>
@@ -1392,14 +1759,14 @@
           <w:p>
             <w:pPr>
               <w:rPr>
-                <w:rFonts w:ascii="Aptos" w:eastAsia="Aptos" w:hAnsi="Aptos" w:cs="Aptos"/>
-                <w:sz w:val="22"/>
-                <w:szCs w:val="22"/>
-              </w:rPr>
-            </w:pPr>
-            <w:r>
-              <w:rPr>
-                <w:rFonts w:ascii="Aptos" w:eastAsia="Aptos" w:hAnsi="Aptos" w:cs="Aptos"/>
+                <w:rFonts w:ascii="Times New Roman" w:eastAsia="Aptos" w:hAnsi="Times New Roman" w:cs="Times New Roman"/>
+                <w:sz w:val="22"/>
+                <w:szCs w:val="22"/>
+              </w:rPr>
+            </w:pPr>
+            <w:r>
+              <w:rPr>
+                <w:rFonts w:ascii="Times New Roman" w:eastAsia="Aptos" w:hAnsi="Times New Roman" w:cs="Times New Roman"/>
                 <w:sz w:val="22"/>
                 <w:szCs w:val="22"/>
               </w:rPr>
@@ -1420,14 +1787,14 @@
             <w:pPr>
               <w:cnfStyle w:val="000000100000" w:firstRow="0" w:lastRow="0" w:firstColumn="0" w:lastColumn="0" w:oddVBand="0" w:evenVBand="0" w:oddHBand="1" w:evenHBand="0" w:firstRowFirstColumn="0" w:firstRowLastColumn="0" w:lastRowFirstColumn="0" w:lastRowLastColumn="0"/>
               <w:rPr>
-                <w:rFonts w:ascii="Aptos" w:eastAsia="Aptos" w:hAnsi="Aptos" w:cs="Aptos"/>
-                <w:sz w:val="22"/>
-                <w:szCs w:val="22"/>
-              </w:rPr>
-            </w:pPr>
-            <w:r>
-              <w:rPr>
-                <w:rFonts w:ascii="Aptos" w:eastAsia="Aptos" w:hAnsi="Aptos" w:cs="Aptos"/>
+                <w:rFonts w:ascii="Times New Roman" w:eastAsia="Aptos" w:hAnsi="Times New Roman" w:cs="Times New Roman"/>
+                <w:sz w:val="22"/>
+                <w:szCs w:val="22"/>
+              </w:rPr>
+            </w:pPr>
+            <w:r>
+              <w:rPr>
+                <w:rFonts w:ascii="Times New Roman" w:eastAsia="Aptos" w:hAnsi="Times New Roman" w:cs="Times New Roman"/>
                 <w:sz w:val="22"/>
                 <w:szCs w:val="22"/>
               </w:rPr>
@@ -1435,7 +1802,7 @@
             </w:r>
             <w:r>
               <w:rPr>
-                <w:rFonts w:ascii="Aptos" w:eastAsia="Aptos" w:hAnsi="Aptos" w:cs="Aptos"/>
+                <w:rFonts w:ascii="Times New Roman" w:eastAsia="Aptos" w:hAnsi="Times New Roman" w:cs="Times New Roman"/>
                 <w:sz w:val="22"/>
                 <w:szCs w:val="22"/>
               </w:rPr>
@@ -1456,14 +1823,14 @@
           <w:p>
             <w:pPr>
               <w:rPr>
-                <w:rFonts w:ascii="Aptos" w:eastAsia="Aptos" w:hAnsi="Aptos" w:cs="Aptos"/>
-                <w:sz w:val="22"/>
-                <w:szCs w:val="22"/>
-              </w:rPr>
-            </w:pPr>
-            <w:r>
-              <w:rPr>
-                <w:rFonts w:ascii="Aptos" w:eastAsia="Aptos" w:hAnsi="Aptos" w:cs="Aptos"/>
+                <w:rFonts w:ascii="Times New Roman" w:eastAsia="Aptos" w:hAnsi="Times New Roman" w:cs="Times New Roman"/>
+                <w:sz w:val="22"/>
+                <w:szCs w:val="22"/>
+              </w:rPr>
+            </w:pPr>
+            <w:r>
+              <w:rPr>
+                <w:rFonts w:ascii="Times New Roman" w:eastAsia="Aptos" w:hAnsi="Times New Roman" w:cs="Times New Roman"/>
                 <w:sz w:val="22"/>
                 <w:szCs w:val="22"/>
               </w:rPr>
@@ -1479,14 +1846,14 @@
             <w:pPr>
               <w:cnfStyle w:val="000000000000" w:firstRow="0" w:lastRow="0" w:firstColumn="0" w:lastColumn="0" w:oddVBand="0" w:evenVBand="0" w:oddHBand="0" w:evenHBand="0" w:firstRowFirstColumn="0" w:firstRowLastColumn="0" w:lastRowFirstColumn="0" w:lastRowLastColumn="0"/>
               <w:rPr>
-                <w:rFonts w:ascii="Aptos" w:eastAsia="Aptos" w:hAnsi="Aptos" w:cs="Aptos"/>
-                <w:sz w:val="22"/>
-                <w:szCs w:val="22"/>
-              </w:rPr>
-            </w:pPr>
-            <w:r>
-              <w:rPr>
-                <w:rFonts w:ascii="Aptos" w:eastAsia="Aptos" w:hAnsi="Aptos" w:cs="Aptos"/>
+                <w:rFonts w:ascii="Times New Roman" w:eastAsia="Aptos" w:hAnsi="Times New Roman" w:cs="Times New Roman"/>
+                <w:sz w:val="22"/>
+                <w:szCs w:val="22"/>
+              </w:rPr>
+            </w:pPr>
+            <w:r>
+              <w:rPr>
+                <w:rFonts w:ascii="Times New Roman" w:eastAsia="Aptos" w:hAnsi="Times New Roman" w:cs="Times New Roman"/>
                 <w:sz w:val="22"/>
                 <w:szCs w:val="22"/>
               </w:rPr>
@@ -1513,14 +1880,14 @@
           <w:p>
             <w:pPr>
               <w:rPr>
-                <w:rFonts w:ascii="Aptos" w:eastAsia="Aptos" w:hAnsi="Aptos" w:cs="Aptos"/>
-                <w:sz w:val="22"/>
-                <w:szCs w:val="22"/>
-              </w:rPr>
-            </w:pPr>
-            <w:r>
-              <w:rPr>
-                <w:rFonts w:ascii="Aptos" w:eastAsia="Aptos" w:hAnsi="Aptos" w:cs="Aptos"/>
+                <w:rFonts w:ascii="Times New Roman" w:eastAsia="Aptos" w:hAnsi="Times New Roman" w:cs="Times New Roman"/>
+                <w:sz w:val="22"/>
+                <w:szCs w:val="22"/>
+              </w:rPr>
+            </w:pPr>
+            <w:r>
+              <w:rPr>
+                <w:rFonts w:ascii="Times New Roman" w:eastAsia="Aptos" w:hAnsi="Times New Roman" w:cs="Times New Roman"/>
                 <w:sz w:val="22"/>
                 <w:szCs w:val="22"/>
               </w:rPr>
@@ -1541,14 +1908,14 @@
             <w:pPr>
               <w:cnfStyle w:val="000000100000" w:firstRow="0" w:lastRow="0" w:firstColumn="0" w:lastColumn="0" w:oddVBand="0" w:evenVBand="0" w:oddHBand="1" w:evenHBand="0" w:firstRowFirstColumn="0" w:firstRowLastColumn="0" w:lastRowFirstColumn="0" w:lastRowLastColumn="0"/>
               <w:rPr>
-                <w:rFonts w:ascii="Aptos" w:eastAsia="Aptos" w:hAnsi="Aptos" w:cs="Aptos"/>
-                <w:sz w:val="22"/>
-                <w:szCs w:val="22"/>
-              </w:rPr>
-            </w:pPr>
-            <w:r>
-              <w:rPr>
-                <w:rFonts w:ascii="Aptos" w:eastAsia="Aptos" w:hAnsi="Aptos" w:cs="Aptos"/>
+                <w:rFonts w:ascii="Times New Roman" w:eastAsia="Aptos" w:hAnsi="Times New Roman" w:cs="Times New Roman"/>
+                <w:sz w:val="22"/>
+                <w:szCs w:val="22"/>
+              </w:rPr>
+            </w:pPr>
+            <w:r>
+              <w:rPr>
+                <w:rFonts w:ascii="Times New Roman" w:eastAsia="Aptos" w:hAnsi="Times New Roman" w:cs="Times New Roman"/>
                 <w:sz w:val="22"/>
                 <w:szCs w:val="22"/>
               </w:rPr>
@@ -1569,14 +1936,14 @@
           <w:p>
             <w:pPr>
               <w:rPr>
-                <w:rFonts w:ascii="Aptos" w:eastAsia="Aptos" w:hAnsi="Aptos" w:cs="Aptos"/>
-                <w:sz w:val="22"/>
-                <w:szCs w:val="22"/>
-              </w:rPr>
-            </w:pPr>
-            <w:r>
-              <w:rPr>
-                <w:rFonts w:ascii="Aptos" w:eastAsia="Aptos" w:hAnsi="Aptos" w:cs="Aptos"/>
+                <w:rFonts w:ascii="Times New Roman" w:eastAsia="Aptos" w:hAnsi="Times New Roman" w:cs="Times New Roman"/>
+                <w:sz w:val="22"/>
+                <w:szCs w:val="22"/>
+              </w:rPr>
+            </w:pPr>
+            <w:r>
+              <w:rPr>
+                <w:rFonts w:ascii="Times New Roman" w:eastAsia="Aptos" w:hAnsi="Times New Roman" w:cs="Times New Roman"/>
                 <w:sz w:val="22"/>
                 <w:szCs w:val="22"/>
               </w:rPr>
@@ -1592,14 +1959,14 @@
             <w:pPr>
               <w:cnfStyle w:val="000000000000" w:firstRow="0" w:lastRow="0" w:firstColumn="0" w:lastColumn="0" w:oddVBand="0" w:evenVBand="0" w:oddHBand="0" w:evenHBand="0" w:firstRowFirstColumn="0" w:firstRowLastColumn="0" w:lastRowFirstColumn="0" w:lastRowLastColumn="0"/>
               <w:rPr>
-                <w:rFonts w:ascii="Aptos" w:eastAsia="Aptos" w:hAnsi="Aptos" w:cs="Aptos"/>
-                <w:sz w:val="22"/>
-                <w:szCs w:val="22"/>
-              </w:rPr>
-            </w:pPr>
-            <w:r>
-              <w:rPr>
-                <w:rFonts w:ascii="Aptos" w:eastAsia="Aptos" w:hAnsi="Aptos" w:cs="Aptos"/>
+                <w:rFonts w:ascii="Times New Roman" w:eastAsia="Aptos" w:hAnsi="Times New Roman" w:cs="Times New Roman"/>
+                <w:sz w:val="22"/>
+                <w:szCs w:val="22"/>
+              </w:rPr>
+            </w:pPr>
+            <w:r>
+              <w:rPr>
+                <w:rFonts w:ascii="Times New Roman" w:eastAsia="Aptos" w:hAnsi="Times New Roman" w:cs="Times New Roman"/>
                 <w:sz w:val="22"/>
                 <w:szCs w:val="22"/>
               </w:rPr>
@@ -1626,14 +1993,14 @@
           <w:p>
             <w:pPr>
               <w:rPr>
-                <w:rFonts w:ascii="Aptos" w:eastAsia="Aptos" w:hAnsi="Aptos" w:cs="Aptos"/>
-                <w:sz w:val="22"/>
-                <w:szCs w:val="22"/>
-              </w:rPr>
-            </w:pPr>
-            <w:r>
-              <w:rPr>
-                <w:rFonts w:ascii="Aptos" w:eastAsia="Aptos" w:hAnsi="Aptos" w:cs="Aptos"/>
+                <w:rFonts w:ascii="Times New Roman" w:eastAsia="Aptos" w:hAnsi="Times New Roman" w:cs="Times New Roman"/>
+                <w:sz w:val="22"/>
+                <w:szCs w:val="22"/>
+              </w:rPr>
+            </w:pPr>
+            <w:r>
+              <w:rPr>
+                <w:rFonts w:ascii="Times New Roman" w:eastAsia="Aptos" w:hAnsi="Times New Roman" w:cs="Times New Roman"/>
                 <w:sz w:val="22"/>
                 <w:szCs w:val="22"/>
               </w:rPr>
@@ -1654,14 +2021,14 @@
             <w:pPr>
               <w:cnfStyle w:val="000000100000" w:firstRow="0" w:lastRow="0" w:firstColumn="0" w:lastColumn="0" w:oddVBand="0" w:evenVBand="0" w:oddHBand="1" w:evenHBand="0" w:firstRowFirstColumn="0" w:firstRowLastColumn="0" w:lastRowFirstColumn="0" w:lastRowLastColumn="0"/>
               <w:rPr>
-                <w:rFonts w:ascii="Aptos" w:eastAsia="Aptos" w:hAnsi="Aptos" w:cs="Aptos"/>
-                <w:sz w:val="22"/>
-                <w:szCs w:val="22"/>
-              </w:rPr>
-            </w:pPr>
-            <w:r>
-              <w:rPr>
-                <w:rFonts w:ascii="Aptos" w:eastAsia="Aptos" w:hAnsi="Aptos" w:cs="Aptos"/>
+                <w:rFonts w:ascii="Times New Roman" w:eastAsia="Aptos" w:hAnsi="Times New Roman" w:cs="Times New Roman"/>
+                <w:sz w:val="22"/>
+                <w:szCs w:val="22"/>
+              </w:rPr>
+            </w:pPr>
+            <w:r>
+              <w:rPr>
+                <w:rFonts w:ascii="Times New Roman" w:eastAsia="Aptos" w:hAnsi="Times New Roman" w:cs="Times New Roman"/>
                 <w:sz w:val="22"/>
                 <w:szCs w:val="22"/>
               </w:rPr>
@@ -1682,14 +2049,14 @@
           <w:p>
             <w:pPr>
               <w:rPr>
-                <w:rFonts w:ascii="Aptos" w:eastAsia="Aptos" w:hAnsi="Aptos" w:cs="Aptos"/>
-                <w:sz w:val="22"/>
-                <w:szCs w:val="22"/>
-              </w:rPr>
-            </w:pPr>
-            <w:r>
-              <w:rPr>
-                <w:rFonts w:ascii="Aptos" w:eastAsia="Aptos" w:hAnsi="Aptos" w:cs="Aptos"/>
+                <w:rFonts w:ascii="Times New Roman" w:eastAsia="Aptos" w:hAnsi="Times New Roman" w:cs="Times New Roman"/>
+                <w:sz w:val="22"/>
+                <w:szCs w:val="22"/>
+              </w:rPr>
+            </w:pPr>
+            <w:r>
+              <w:rPr>
+                <w:rFonts w:ascii="Times New Roman" w:eastAsia="Aptos" w:hAnsi="Times New Roman" w:cs="Times New Roman"/>
                 <w:sz w:val="22"/>
                 <w:szCs w:val="22"/>
               </w:rPr>
@@ -1710,14 +2077,14 @@
               </w:numPr>
               <w:cnfStyle w:val="000000000000" w:firstRow="0" w:lastRow="0" w:firstColumn="0" w:lastColumn="0" w:oddVBand="0" w:evenVBand="0" w:oddHBand="0" w:evenHBand="0" w:firstRowFirstColumn="0" w:firstRowLastColumn="0" w:lastRowFirstColumn="0" w:lastRowLastColumn="0"/>
               <w:rPr>
-                <w:rFonts w:ascii="Aptos" w:eastAsia="Aptos" w:hAnsi="Aptos" w:cs="Aptos"/>
-                <w:sz w:val="22"/>
-                <w:szCs w:val="22"/>
-              </w:rPr>
-            </w:pPr>
-            <w:r>
-              <w:rPr>
-                <w:rFonts w:ascii="Aptos" w:eastAsia="Aptos" w:hAnsi="Aptos" w:cs="Aptos"/>
+                <w:rFonts w:ascii="Times New Roman" w:eastAsia="Aptos" w:hAnsi="Times New Roman" w:cs="Times New Roman"/>
+                <w:sz w:val="22"/>
+                <w:szCs w:val="22"/>
+              </w:rPr>
+            </w:pPr>
+            <w:r>
+              <w:rPr>
+                <w:rFonts w:ascii="Times New Roman" w:eastAsia="Aptos" w:hAnsi="Times New Roman" w:cs="Times New Roman"/>
                 <w:sz w:val="22"/>
                 <w:szCs w:val="22"/>
               </w:rPr>
@@ -1733,14 +2100,14 @@
               </w:numPr>
               <w:cnfStyle w:val="000000000000" w:firstRow="0" w:lastRow="0" w:firstColumn="0" w:lastColumn="0" w:oddVBand="0" w:evenVBand="0" w:oddHBand="0" w:evenHBand="0" w:firstRowFirstColumn="0" w:firstRowLastColumn="0" w:lastRowFirstColumn="0" w:lastRowLastColumn="0"/>
               <w:rPr>
-                <w:rFonts w:ascii="Aptos" w:eastAsia="Aptos" w:hAnsi="Aptos" w:cs="Aptos"/>
-                <w:sz w:val="22"/>
-                <w:szCs w:val="22"/>
-              </w:rPr>
-            </w:pPr>
-            <w:r>
-              <w:rPr>
-                <w:rFonts w:ascii="Aptos" w:eastAsia="Aptos" w:hAnsi="Aptos" w:cs="Aptos"/>
+                <w:rFonts w:ascii="Times New Roman" w:eastAsia="Aptos" w:hAnsi="Times New Roman" w:cs="Times New Roman"/>
+                <w:sz w:val="22"/>
+                <w:szCs w:val="22"/>
+              </w:rPr>
+            </w:pPr>
+            <w:r>
+              <w:rPr>
+                <w:rFonts w:ascii="Times New Roman" w:eastAsia="Aptos" w:hAnsi="Times New Roman" w:cs="Times New Roman"/>
                 <w:sz w:val="22"/>
                 <w:szCs w:val="22"/>
               </w:rPr>
@@ -1748,7 +2115,7 @@
             </w:r>
             <w:r>
               <w:rPr>
-                <w:rFonts w:ascii="Aptos" w:eastAsia="Aptos" w:hAnsi="Aptos" w:cs="Aptos"/>
+                <w:rFonts w:ascii="Times New Roman" w:eastAsia="Aptos" w:hAnsi="Times New Roman" w:cs="Times New Roman"/>
                 <w:sz w:val="22"/>
                 <w:szCs w:val="22"/>
               </w:rPr>
@@ -1756,7 +2123,7 @@
             </w:r>
             <w:r>
               <w:rPr>
-                <w:rFonts w:ascii="Aptos" w:eastAsia="Aptos" w:hAnsi="Aptos" w:cs="Aptos"/>
+                <w:rFonts w:ascii="Times New Roman" w:eastAsia="Aptos" w:hAnsi="Times New Roman" w:cs="Times New Roman"/>
                 <w:sz w:val="22"/>
                 <w:szCs w:val="22"/>
               </w:rPr>
@@ -1764,7 +2131,7 @@
             </w:r>
             <w:r>
               <w:rPr>
-                <w:rFonts w:ascii="Aptos" w:eastAsia="Aptos" w:hAnsi="Aptos" w:cs="Aptos"/>
+                <w:rFonts w:ascii="Times New Roman" w:eastAsia="Aptos" w:hAnsi="Times New Roman" w:cs="Times New Roman"/>
                 <w:sz w:val="22"/>
                 <w:szCs w:val="22"/>
               </w:rPr>
@@ -1780,14 +2147,14 @@
               </w:numPr>
               <w:cnfStyle w:val="000000000000" w:firstRow="0" w:lastRow="0" w:firstColumn="0" w:lastColumn="0" w:oddVBand="0" w:evenVBand="0" w:oddHBand="0" w:evenHBand="0" w:firstRowFirstColumn="0" w:firstRowLastColumn="0" w:lastRowFirstColumn="0" w:lastRowLastColumn="0"/>
               <w:rPr>
-                <w:rFonts w:ascii="Aptos" w:eastAsia="Aptos" w:hAnsi="Aptos" w:cs="Aptos"/>
-                <w:sz w:val="22"/>
-                <w:szCs w:val="22"/>
-              </w:rPr>
-            </w:pPr>
-            <w:r>
-              <w:rPr>
-                <w:rFonts w:ascii="Aptos" w:eastAsia="Aptos" w:hAnsi="Aptos" w:cs="Aptos"/>
+                <w:rFonts w:ascii="Times New Roman" w:eastAsia="Aptos" w:hAnsi="Times New Roman" w:cs="Times New Roman"/>
+                <w:sz w:val="22"/>
+                <w:szCs w:val="22"/>
+              </w:rPr>
+            </w:pPr>
+            <w:r>
+              <w:rPr>
+                <w:rFonts w:ascii="Times New Roman" w:eastAsia="Aptos" w:hAnsi="Times New Roman" w:cs="Times New Roman"/>
                 <w:sz w:val="22"/>
                 <w:szCs w:val="22"/>
               </w:rPr>
@@ -1795,7 +2162,7 @@
             </w:r>
             <w:r>
               <w:rPr>
-                <w:rFonts w:ascii="Aptos" w:eastAsia="Aptos" w:hAnsi="Aptos" w:cs="Aptos"/>
+                <w:rFonts w:ascii="Times New Roman" w:eastAsia="Aptos" w:hAnsi="Times New Roman" w:cs="Times New Roman"/>
                 <w:sz w:val="22"/>
                 <w:szCs w:val="22"/>
               </w:rPr>
@@ -1803,7 +2170,7 @@
             </w:r>
             <w:r>
               <w:rPr>
-                <w:rFonts w:ascii="Aptos" w:eastAsia="Aptos" w:hAnsi="Aptos" w:cs="Aptos"/>
+                <w:rFonts w:ascii="Times New Roman" w:eastAsia="Aptos" w:hAnsi="Times New Roman" w:cs="Times New Roman"/>
                 <w:sz w:val="22"/>
                 <w:szCs w:val="22"/>
               </w:rPr>
@@ -1811,7 +2178,7 @@
             </w:r>
             <w:r>
               <w:rPr>
-                <w:rFonts w:ascii="Aptos" w:eastAsia="Aptos" w:hAnsi="Aptos" w:cs="Aptos"/>
+                <w:rFonts w:ascii="Times New Roman" w:eastAsia="Aptos" w:hAnsi="Times New Roman" w:cs="Times New Roman"/>
                 <w:sz w:val="22"/>
                 <w:szCs w:val="22"/>
               </w:rPr>
@@ -1827,14 +2194,14 @@
               </w:numPr>
               <w:cnfStyle w:val="000000000000" w:firstRow="0" w:lastRow="0" w:firstColumn="0" w:lastColumn="0" w:oddVBand="0" w:evenVBand="0" w:oddHBand="0" w:evenHBand="0" w:firstRowFirstColumn="0" w:firstRowLastColumn="0" w:lastRowFirstColumn="0" w:lastRowLastColumn="0"/>
               <w:rPr>
-                <w:rFonts w:ascii="Aptos" w:eastAsia="Aptos" w:hAnsi="Aptos" w:cs="Aptos"/>
-                <w:sz w:val="22"/>
-                <w:szCs w:val="22"/>
-              </w:rPr>
-            </w:pPr>
-            <w:r>
-              <w:rPr>
-                <w:rFonts w:ascii="Aptos" w:eastAsia="Aptos" w:hAnsi="Aptos" w:cs="Aptos"/>
+                <w:rFonts w:ascii="Times New Roman" w:eastAsia="Aptos" w:hAnsi="Times New Roman" w:cs="Times New Roman"/>
+                <w:sz w:val="22"/>
+                <w:szCs w:val="22"/>
+              </w:rPr>
+            </w:pPr>
+            <w:r>
+              <w:rPr>
+                <w:rFonts w:ascii="Times New Roman" w:eastAsia="Aptos" w:hAnsi="Times New Roman" w:cs="Times New Roman"/>
                 <w:sz w:val="22"/>
                 <w:szCs w:val="22"/>
               </w:rPr>
@@ -1842,7 +2209,7 @@
             </w:r>
             <w:r>
               <w:rPr>
-                <w:rFonts w:ascii="Aptos" w:eastAsia="Aptos" w:hAnsi="Aptos" w:cs="Aptos"/>
+                <w:rFonts w:ascii="Times New Roman" w:eastAsia="Aptos" w:hAnsi="Times New Roman" w:cs="Times New Roman"/>
                 <w:sz w:val="22"/>
                 <w:szCs w:val="22"/>
               </w:rPr>
@@ -1850,7 +2217,7 @@
             </w:r>
             <w:r>
               <w:rPr>
-                <w:rFonts w:ascii="Aptos" w:eastAsia="Aptos" w:hAnsi="Aptos" w:cs="Aptos"/>
+                <w:rFonts w:ascii="Times New Roman" w:eastAsia="Aptos" w:hAnsi="Times New Roman" w:cs="Times New Roman"/>
                 <w:sz w:val="22"/>
                 <w:szCs w:val="22"/>
               </w:rPr>
@@ -1866,14 +2233,14 @@
               </w:numPr>
               <w:cnfStyle w:val="000000000000" w:firstRow="0" w:lastRow="0" w:firstColumn="0" w:lastColumn="0" w:oddVBand="0" w:evenVBand="0" w:oddHBand="0" w:evenHBand="0" w:firstRowFirstColumn="0" w:firstRowLastColumn="0" w:lastRowFirstColumn="0" w:lastRowLastColumn="0"/>
               <w:rPr>
-                <w:rFonts w:ascii="Aptos" w:eastAsia="Aptos" w:hAnsi="Aptos" w:cs="Aptos"/>
-                <w:sz w:val="22"/>
-                <w:szCs w:val="22"/>
-              </w:rPr>
-            </w:pPr>
-            <w:r>
-              <w:rPr>
-                <w:rFonts w:ascii="Aptos" w:eastAsia="Aptos" w:hAnsi="Aptos" w:cs="Aptos"/>
+                <w:rFonts w:ascii="Times New Roman" w:eastAsia="Aptos" w:hAnsi="Times New Roman" w:cs="Times New Roman"/>
+                <w:sz w:val="22"/>
+                <w:szCs w:val="22"/>
+              </w:rPr>
+            </w:pPr>
+            <w:r>
+              <w:rPr>
+                <w:rFonts w:ascii="Times New Roman" w:eastAsia="Aptos" w:hAnsi="Times New Roman" w:cs="Times New Roman"/>
                 <w:sz w:val="22"/>
                 <w:szCs w:val="22"/>
               </w:rPr>
@@ -1881,7 +2248,7 @@
             </w:r>
             <w:r>
               <w:rPr>
-                <w:rFonts w:ascii="Aptos" w:eastAsia="Aptos" w:hAnsi="Aptos" w:cs="Aptos"/>
+                <w:rFonts w:ascii="Times New Roman" w:eastAsia="Aptos" w:hAnsi="Times New Roman" w:cs="Times New Roman"/>
                 <w:sz w:val="22"/>
                 <w:szCs w:val="22"/>
               </w:rPr>
@@ -1891,7 +2258,13 @@
         </w:tc>
       </w:tr>
     </w:tbl>
-    <w:p/>
+    <w:p>
+      <w:pPr>
+        <w:rPr>
+          <w:rFonts w:ascii="Times New Roman" w:hAnsi="Times New Roman" w:cs="Times New Roman"/>
+        </w:rPr>
+      </w:pPr>
+    </w:p>
     <w:tbl>
       <w:tblPr>
         <w:tblStyle w:val="PlainTable2"/>
@@ -1905,8 +2278,8 @@
         <w:tblLook w:val="04A0" w:firstRow="1" w:lastRow="0" w:firstColumn="1" w:lastColumn="0" w:noHBand="0" w:noVBand="1"/>
       </w:tblPr>
       <w:tblGrid>
-        <w:gridCol w:w="1781"/>
-        <w:gridCol w:w="7235"/>
+        <w:gridCol w:w="1770"/>
+        <w:gridCol w:w="7246"/>
       </w:tblGrid>
       <w:tr>
         <w:trPr>
@@ -1924,14 +2297,14 @@
           <w:p>
             <w:pPr>
               <w:rPr>
-                <w:rFonts w:ascii="Aptos" w:eastAsia="Aptos" w:hAnsi="Aptos" w:cs="Aptos"/>
-                <w:sz w:val="22"/>
-                <w:szCs w:val="22"/>
-              </w:rPr>
-            </w:pPr>
-            <w:r>
-              <w:rPr>
-                <w:rFonts w:ascii="Aptos" w:eastAsia="Aptos" w:hAnsi="Aptos" w:cs="Aptos"/>
+                <w:rFonts w:ascii="Times New Roman" w:eastAsia="Aptos" w:hAnsi="Times New Roman" w:cs="Times New Roman"/>
+                <w:sz w:val="22"/>
+                <w:szCs w:val="22"/>
+              </w:rPr>
+            </w:pPr>
+            <w:r>
+              <w:rPr>
+                <w:rFonts w:ascii="Times New Roman" w:eastAsia="Aptos" w:hAnsi="Times New Roman" w:cs="Times New Roman"/>
                 <w:sz w:val="22"/>
                 <w:szCs w:val="22"/>
               </w:rPr>
@@ -1950,30 +2323,20 @@
             <w:pPr>
               <w:cnfStyle w:val="100000000000" w:firstRow="1" w:lastRow="0" w:firstColumn="0" w:lastColumn="0" w:oddVBand="0" w:evenVBand="0" w:oddHBand="0" w:evenHBand="0" w:firstRowFirstColumn="0" w:firstRowLastColumn="0" w:lastRowFirstColumn="0" w:lastRowLastColumn="0"/>
               <w:rPr>
-                <w:rFonts w:ascii="Aptos" w:eastAsia="Aptos" w:hAnsi="Aptos" w:cs="Aptos"/>
-                <w:sz w:val="22"/>
-                <w:szCs w:val="22"/>
-              </w:rPr>
-            </w:pPr>
-            <w:r>
-              <w:rPr>
-                <w:rFonts w:ascii="Aptos" w:eastAsia="Aptos" w:hAnsi="Aptos" w:cs="Aptos"/>
+                <w:rFonts w:ascii="Times New Roman" w:eastAsia="Aptos" w:hAnsi="Times New Roman" w:cs="Times New Roman"/>
+                <w:sz w:val="22"/>
+                <w:szCs w:val="22"/>
+              </w:rPr>
+            </w:pPr>
+            <w:r>
+              <w:rPr>
+                <w:rFonts w:ascii="Times New Roman" w:eastAsia="Aptos" w:hAnsi="Times New Roman" w:cs="Times New Roman"/>
                 <w:b w:val="0"/>
                 <w:bCs w:val="0"/>
                 <w:sz w:val="22"/>
                 <w:szCs w:val="22"/>
               </w:rPr>
-              <w:t>UC-</w:t>
-            </w:r>
-            <w:r>
-              <w:rPr>
-                <w:rFonts w:ascii="Aptos" w:eastAsia="Aptos" w:hAnsi="Aptos" w:cs="Aptos"/>
-                <w:b w:val="0"/>
-                <w:bCs w:val="0"/>
-                <w:sz w:val="22"/>
-                <w:szCs w:val="22"/>
-              </w:rPr>
-              <w:t>2</w:t>
+              <w:t>UC-2</w:t>
             </w:r>
           </w:p>
         </w:tc>
@@ -1996,14 +2359,14 @@
           <w:p>
             <w:pPr>
               <w:rPr>
-                <w:rFonts w:ascii="Aptos" w:eastAsia="Aptos" w:hAnsi="Aptos" w:cs="Aptos"/>
-                <w:sz w:val="22"/>
-                <w:szCs w:val="22"/>
-              </w:rPr>
-            </w:pPr>
-            <w:r>
-              <w:rPr>
-                <w:rFonts w:ascii="Aptos" w:eastAsia="Aptos" w:hAnsi="Aptos" w:cs="Aptos"/>
+                <w:rFonts w:ascii="Times New Roman" w:eastAsia="Aptos" w:hAnsi="Times New Roman" w:cs="Times New Roman"/>
+                <w:sz w:val="22"/>
+                <w:szCs w:val="22"/>
+              </w:rPr>
+            </w:pPr>
+            <w:r>
+              <w:rPr>
+                <w:rFonts w:ascii="Times New Roman" w:eastAsia="Aptos" w:hAnsi="Times New Roman" w:cs="Times New Roman"/>
                 <w:sz w:val="22"/>
                 <w:szCs w:val="22"/>
               </w:rPr>
@@ -2024,14 +2387,14 @@
             <w:pPr>
               <w:cnfStyle w:val="000000100000" w:firstRow="0" w:lastRow="0" w:firstColumn="0" w:lastColumn="0" w:oddVBand="0" w:evenVBand="0" w:oddHBand="1" w:evenHBand="0" w:firstRowFirstColumn="0" w:firstRowLastColumn="0" w:lastRowFirstColumn="0" w:lastRowLastColumn="0"/>
               <w:rPr>
-                <w:rFonts w:ascii="Aptos" w:eastAsia="Aptos" w:hAnsi="Aptos" w:cs="Aptos"/>
-                <w:sz w:val="22"/>
-                <w:szCs w:val="22"/>
-              </w:rPr>
-            </w:pPr>
-            <w:r>
-              <w:rPr>
-                <w:rFonts w:ascii="Aptos" w:eastAsia="Aptos" w:hAnsi="Aptos" w:cs="Aptos"/>
+                <w:rFonts w:ascii="Times New Roman" w:eastAsia="Aptos" w:hAnsi="Times New Roman" w:cs="Times New Roman"/>
+                <w:sz w:val="22"/>
+                <w:szCs w:val="22"/>
+              </w:rPr>
+            </w:pPr>
+            <w:r>
+              <w:rPr>
+                <w:rFonts w:ascii="Times New Roman" w:eastAsia="Aptos" w:hAnsi="Times New Roman" w:cs="Times New Roman"/>
                 <w:sz w:val="22"/>
                 <w:szCs w:val="22"/>
               </w:rPr>
@@ -2039,7 +2402,7 @@
             </w:r>
             <w:r>
               <w:rPr>
-                <w:rFonts w:ascii="Aptos" w:eastAsia="Aptos" w:hAnsi="Aptos" w:cs="Aptos"/>
+                <w:rFonts w:ascii="Times New Roman" w:eastAsia="Aptos" w:hAnsi="Times New Roman" w:cs="Times New Roman"/>
                 <w:sz w:val="22"/>
                 <w:szCs w:val="22"/>
               </w:rPr>
@@ -2047,7 +2410,7 @@
             </w:r>
             <w:r>
               <w:rPr>
-                <w:rFonts w:ascii="Aptos" w:eastAsia="Aptos" w:hAnsi="Aptos" w:cs="Aptos"/>
+                <w:rFonts w:ascii="Times New Roman" w:eastAsia="Aptos" w:hAnsi="Times New Roman" w:cs="Times New Roman"/>
                 <w:sz w:val="22"/>
                 <w:szCs w:val="22"/>
               </w:rPr>
@@ -2055,7 +2418,7 @@
             </w:r>
             <w:r>
               <w:rPr>
-                <w:rFonts w:ascii="Aptos" w:eastAsia="Aptos" w:hAnsi="Aptos" w:cs="Aptos"/>
+                <w:rFonts w:ascii="Times New Roman" w:eastAsia="Aptos" w:hAnsi="Times New Roman" w:cs="Times New Roman"/>
                 <w:sz w:val="22"/>
                 <w:szCs w:val="22"/>
               </w:rPr>
@@ -2063,7 +2426,7 @@
             </w:r>
             <w:r>
               <w:rPr>
-                <w:rFonts w:ascii="Aptos" w:eastAsia="Aptos" w:hAnsi="Aptos" w:cs="Aptos"/>
+                <w:rFonts w:ascii="Times New Roman" w:eastAsia="Aptos" w:hAnsi="Times New Roman" w:cs="Times New Roman"/>
                 <w:sz w:val="22"/>
                 <w:szCs w:val="22"/>
               </w:rPr>
@@ -2084,14 +2447,14 @@
           <w:p>
             <w:pPr>
               <w:rPr>
-                <w:rFonts w:ascii="Aptos" w:eastAsia="Aptos" w:hAnsi="Aptos" w:cs="Aptos"/>
-                <w:sz w:val="22"/>
-                <w:szCs w:val="22"/>
-              </w:rPr>
-            </w:pPr>
-            <w:r>
-              <w:rPr>
-                <w:rFonts w:ascii="Aptos" w:eastAsia="Aptos" w:hAnsi="Aptos" w:cs="Aptos"/>
+                <w:rFonts w:ascii="Times New Roman" w:eastAsia="Aptos" w:hAnsi="Times New Roman" w:cs="Times New Roman"/>
+                <w:sz w:val="22"/>
+                <w:szCs w:val="22"/>
+              </w:rPr>
+            </w:pPr>
+            <w:r>
+              <w:rPr>
+                <w:rFonts w:ascii="Times New Roman" w:eastAsia="Aptos" w:hAnsi="Times New Roman" w:cs="Times New Roman"/>
                 <w:sz w:val="22"/>
                 <w:szCs w:val="22"/>
               </w:rPr>
@@ -2107,14 +2470,14 @@
             <w:pPr>
               <w:cnfStyle w:val="000000000000" w:firstRow="0" w:lastRow="0" w:firstColumn="0" w:lastColumn="0" w:oddVBand="0" w:evenVBand="0" w:oddHBand="0" w:evenHBand="0" w:firstRowFirstColumn="0" w:firstRowLastColumn="0" w:lastRowFirstColumn="0" w:lastRowLastColumn="0"/>
               <w:rPr>
-                <w:rFonts w:ascii="Aptos" w:eastAsia="Aptos" w:hAnsi="Aptos" w:cs="Aptos"/>
-                <w:sz w:val="22"/>
-                <w:szCs w:val="22"/>
-              </w:rPr>
-            </w:pPr>
-            <w:r>
-              <w:rPr>
-                <w:rFonts w:ascii="Aptos" w:eastAsia="Aptos" w:hAnsi="Aptos" w:cs="Aptos"/>
+                <w:rFonts w:ascii="Times New Roman" w:eastAsia="Aptos" w:hAnsi="Times New Roman" w:cs="Times New Roman"/>
+                <w:sz w:val="22"/>
+                <w:szCs w:val="22"/>
+              </w:rPr>
+            </w:pPr>
+            <w:r>
+              <w:rPr>
+                <w:rFonts w:ascii="Times New Roman" w:eastAsia="Aptos" w:hAnsi="Times New Roman" w:cs="Times New Roman"/>
                 <w:sz w:val="22"/>
                 <w:szCs w:val="22"/>
               </w:rPr>
@@ -2141,14 +2504,14 @@
           <w:p>
             <w:pPr>
               <w:rPr>
-                <w:rFonts w:ascii="Aptos" w:eastAsia="Aptos" w:hAnsi="Aptos" w:cs="Aptos"/>
-                <w:sz w:val="22"/>
-                <w:szCs w:val="22"/>
-              </w:rPr>
-            </w:pPr>
-            <w:r>
-              <w:rPr>
-                <w:rFonts w:ascii="Aptos" w:eastAsia="Aptos" w:hAnsi="Aptos" w:cs="Aptos"/>
+                <w:rFonts w:ascii="Times New Roman" w:eastAsia="Aptos" w:hAnsi="Times New Roman" w:cs="Times New Roman"/>
+                <w:sz w:val="22"/>
+                <w:szCs w:val="22"/>
+              </w:rPr>
+            </w:pPr>
+            <w:r>
+              <w:rPr>
+                <w:rFonts w:ascii="Times New Roman" w:eastAsia="Aptos" w:hAnsi="Times New Roman" w:cs="Times New Roman"/>
                 <w:sz w:val="22"/>
                 <w:szCs w:val="22"/>
               </w:rPr>
@@ -2169,14 +2532,14 @@
             <w:pPr>
               <w:cnfStyle w:val="000000100000" w:firstRow="0" w:lastRow="0" w:firstColumn="0" w:lastColumn="0" w:oddVBand="0" w:evenVBand="0" w:oddHBand="1" w:evenHBand="0" w:firstRowFirstColumn="0" w:firstRowLastColumn="0" w:lastRowFirstColumn="0" w:lastRowLastColumn="0"/>
               <w:rPr>
-                <w:rFonts w:ascii="Aptos" w:eastAsia="Aptos" w:hAnsi="Aptos" w:cs="Aptos"/>
-                <w:sz w:val="22"/>
-                <w:szCs w:val="22"/>
-              </w:rPr>
-            </w:pPr>
-            <w:r>
-              <w:rPr>
-                <w:rFonts w:ascii="Aptos" w:eastAsia="Aptos" w:hAnsi="Aptos" w:cs="Aptos"/>
+                <w:rFonts w:ascii="Times New Roman" w:eastAsia="Aptos" w:hAnsi="Times New Roman" w:cs="Times New Roman"/>
+                <w:sz w:val="22"/>
+                <w:szCs w:val="22"/>
+              </w:rPr>
+            </w:pPr>
+            <w:r>
+              <w:rPr>
+                <w:rFonts w:ascii="Times New Roman" w:eastAsia="Aptos" w:hAnsi="Times New Roman" w:cs="Times New Roman"/>
                 <w:sz w:val="22"/>
                 <w:szCs w:val="22"/>
               </w:rPr>
@@ -2184,7 +2547,7 @@
             </w:r>
             <w:r>
               <w:rPr>
-                <w:rFonts w:ascii="Aptos" w:eastAsia="Aptos" w:hAnsi="Aptos" w:cs="Aptos"/>
+                <w:rFonts w:ascii="Times New Roman" w:eastAsia="Aptos" w:hAnsi="Times New Roman" w:cs="Times New Roman"/>
                 <w:sz w:val="22"/>
                 <w:szCs w:val="22"/>
               </w:rPr>
@@ -2205,14 +2568,14 @@
           <w:p>
             <w:pPr>
               <w:rPr>
-                <w:rFonts w:ascii="Aptos" w:eastAsia="Aptos" w:hAnsi="Aptos" w:cs="Aptos"/>
-                <w:sz w:val="22"/>
-                <w:szCs w:val="22"/>
-              </w:rPr>
-            </w:pPr>
-            <w:r>
-              <w:rPr>
-                <w:rFonts w:ascii="Aptos" w:eastAsia="Aptos" w:hAnsi="Aptos" w:cs="Aptos"/>
+                <w:rFonts w:ascii="Times New Roman" w:eastAsia="Aptos" w:hAnsi="Times New Roman" w:cs="Times New Roman"/>
+                <w:sz w:val="22"/>
+                <w:szCs w:val="22"/>
+              </w:rPr>
+            </w:pPr>
+            <w:r>
+              <w:rPr>
+                <w:rFonts w:ascii="Times New Roman" w:eastAsia="Aptos" w:hAnsi="Times New Roman" w:cs="Times New Roman"/>
                 <w:sz w:val="22"/>
                 <w:szCs w:val="22"/>
               </w:rPr>
@@ -2228,14 +2591,14 @@
             <w:pPr>
               <w:cnfStyle w:val="000000000000" w:firstRow="0" w:lastRow="0" w:firstColumn="0" w:lastColumn="0" w:oddVBand="0" w:evenVBand="0" w:oddHBand="0" w:evenHBand="0" w:firstRowFirstColumn="0" w:firstRowLastColumn="0" w:lastRowFirstColumn="0" w:lastRowLastColumn="0"/>
               <w:rPr>
-                <w:rFonts w:ascii="Aptos" w:eastAsia="Aptos" w:hAnsi="Aptos" w:cs="Aptos"/>
-                <w:sz w:val="22"/>
-                <w:szCs w:val="22"/>
-              </w:rPr>
-            </w:pPr>
-            <w:r>
-              <w:rPr>
-                <w:rFonts w:ascii="Aptos" w:eastAsia="Aptos" w:hAnsi="Aptos" w:cs="Aptos"/>
+                <w:rFonts w:ascii="Times New Roman" w:eastAsia="Aptos" w:hAnsi="Times New Roman" w:cs="Times New Roman"/>
+                <w:sz w:val="22"/>
+                <w:szCs w:val="22"/>
+              </w:rPr>
+            </w:pPr>
+            <w:r>
+              <w:rPr>
+                <w:rFonts w:ascii="Times New Roman" w:eastAsia="Aptos" w:hAnsi="Times New Roman" w:cs="Times New Roman"/>
                 <w:sz w:val="22"/>
                 <w:szCs w:val="22"/>
               </w:rPr>
@@ -2262,14 +2625,14 @@
           <w:p>
             <w:pPr>
               <w:rPr>
-                <w:rFonts w:ascii="Aptos" w:eastAsia="Aptos" w:hAnsi="Aptos" w:cs="Aptos"/>
-                <w:sz w:val="22"/>
-                <w:szCs w:val="22"/>
-              </w:rPr>
-            </w:pPr>
-            <w:r>
-              <w:rPr>
-                <w:rFonts w:ascii="Aptos" w:eastAsia="Aptos" w:hAnsi="Aptos" w:cs="Aptos"/>
+                <w:rFonts w:ascii="Times New Roman" w:eastAsia="Aptos" w:hAnsi="Times New Roman" w:cs="Times New Roman"/>
+                <w:sz w:val="22"/>
+                <w:szCs w:val="22"/>
+              </w:rPr>
+            </w:pPr>
+            <w:r>
+              <w:rPr>
+                <w:rFonts w:ascii="Times New Roman" w:eastAsia="Aptos" w:hAnsi="Times New Roman" w:cs="Times New Roman"/>
                 <w:sz w:val="22"/>
                 <w:szCs w:val="22"/>
               </w:rPr>
@@ -2290,14 +2653,14 @@
             <w:pPr>
               <w:cnfStyle w:val="000000100000" w:firstRow="0" w:lastRow="0" w:firstColumn="0" w:lastColumn="0" w:oddVBand="0" w:evenVBand="0" w:oddHBand="1" w:evenHBand="0" w:firstRowFirstColumn="0" w:firstRowLastColumn="0" w:lastRowFirstColumn="0" w:lastRowLastColumn="0"/>
               <w:rPr>
-                <w:rFonts w:ascii="Aptos" w:eastAsia="Aptos" w:hAnsi="Aptos" w:cs="Aptos"/>
-                <w:sz w:val="22"/>
-                <w:szCs w:val="22"/>
-              </w:rPr>
-            </w:pPr>
-            <w:r>
-              <w:rPr>
-                <w:rFonts w:ascii="Aptos" w:eastAsia="Aptos" w:hAnsi="Aptos" w:cs="Aptos"/>
+                <w:rFonts w:ascii="Times New Roman" w:eastAsia="Aptos" w:hAnsi="Times New Roman" w:cs="Times New Roman"/>
+                <w:sz w:val="22"/>
+                <w:szCs w:val="22"/>
+              </w:rPr>
+            </w:pPr>
+            <w:r>
+              <w:rPr>
+                <w:rFonts w:ascii="Times New Roman" w:eastAsia="Aptos" w:hAnsi="Times New Roman" w:cs="Times New Roman"/>
                 <w:sz w:val="22"/>
                 <w:szCs w:val="22"/>
               </w:rPr>
@@ -2305,7 +2668,7 @@
             </w:r>
             <w:r>
               <w:rPr>
-                <w:rFonts w:ascii="Aptos" w:eastAsia="Aptos" w:hAnsi="Aptos" w:cs="Aptos"/>
+                <w:rFonts w:ascii="Times New Roman" w:eastAsia="Aptos" w:hAnsi="Times New Roman" w:cs="Times New Roman"/>
                 <w:sz w:val="22"/>
                 <w:szCs w:val="22"/>
               </w:rPr>
@@ -2326,14 +2689,14 @@
           <w:p>
             <w:pPr>
               <w:rPr>
-                <w:rFonts w:ascii="Aptos" w:eastAsia="Aptos" w:hAnsi="Aptos" w:cs="Aptos"/>
-                <w:sz w:val="22"/>
-                <w:szCs w:val="22"/>
-              </w:rPr>
-            </w:pPr>
-            <w:r>
-              <w:rPr>
-                <w:rFonts w:ascii="Aptos" w:eastAsia="Aptos" w:hAnsi="Aptos" w:cs="Aptos"/>
+                <w:rFonts w:ascii="Times New Roman" w:eastAsia="Aptos" w:hAnsi="Times New Roman" w:cs="Times New Roman"/>
+                <w:sz w:val="22"/>
+                <w:szCs w:val="22"/>
+              </w:rPr>
+            </w:pPr>
+            <w:r>
+              <w:rPr>
+                <w:rFonts w:ascii="Times New Roman" w:eastAsia="Aptos" w:hAnsi="Times New Roman" w:cs="Times New Roman"/>
                 <w:sz w:val="22"/>
                 <w:szCs w:val="22"/>
               </w:rPr>
@@ -2354,14 +2717,14 @@
               </w:numPr>
               <w:cnfStyle w:val="000000000000" w:firstRow="0" w:lastRow="0" w:firstColumn="0" w:lastColumn="0" w:oddVBand="0" w:evenVBand="0" w:oddHBand="0" w:evenHBand="0" w:firstRowFirstColumn="0" w:firstRowLastColumn="0" w:lastRowFirstColumn="0" w:lastRowLastColumn="0"/>
               <w:rPr>
-                <w:rFonts w:ascii="Aptos" w:eastAsia="Aptos" w:hAnsi="Aptos" w:cs="Aptos"/>
-                <w:sz w:val="22"/>
-                <w:szCs w:val="22"/>
-              </w:rPr>
-            </w:pPr>
-            <w:r>
-              <w:rPr>
-                <w:rFonts w:ascii="Aptos" w:eastAsia="Aptos" w:hAnsi="Aptos" w:cs="Aptos"/>
+                <w:rFonts w:ascii="Times New Roman" w:eastAsia="Aptos" w:hAnsi="Times New Roman" w:cs="Times New Roman"/>
+                <w:sz w:val="22"/>
+                <w:szCs w:val="22"/>
+              </w:rPr>
+            </w:pPr>
+            <w:r>
+              <w:rPr>
+                <w:rFonts w:ascii="Times New Roman" w:eastAsia="Aptos" w:hAnsi="Times New Roman" w:cs="Times New Roman"/>
                 <w:sz w:val="22"/>
                 <w:szCs w:val="22"/>
               </w:rPr>
@@ -2369,7 +2732,7 @@
             </w:r>
             <w:r>
               <w:rPr>
-                <w:rFonts w:ascii="Aptos" w:eastAsia="Aptos" w:hAnsi="Aptos" w:cs="Aptos"/>
+                <w:rFonts w:ascii="Times New Roman" w:eastAsia="Aptos" w:hAnsi="Times New Roman" w:cs="Times New Roman"/>
                 <w:sz w:val="22"/>
                 <w:szCs w:val="22"/>
               </w:rPr>
@@ -2385,14 +2748,14 @@
               </w:numPr>
               <w:cnfStyle w:val="000000000000" w:firstRow="0" w:lastRow="0" w:firstColumn="0" w:lastColumn="0" w:oddVBand="0" w:evenVBand="0" w:oddHBand="0" w:evenHBand="0" w:firstRowFirstColumn="0" w:firstRowLastColumn="0" w:lastRowFirstColumn="0" w:lastRowLastColumn="0"/>
               <w:rPr>
-                <w:rFonts w:ascii="Aptos" w:eastAsia="Aptos" w:hAnsi="Aptos" w:cs="Aptos"/>
-                <w:sz w:val="22"/>
-                <w:szCs w:val="22"/>
-              </w:rPr>
-            </w:pPr>
-            <w:r>
-              <w:rPr>
-                <w:rFonts w:ascii="Aptos" w:eastAsia="Aptos" w:hAnsi="Aptos" w:cs="Aptos"/>
+                <w:rFonts w:ascii="Times New Roman" w:eastAsia="Aptos" w:hAnsi="Times New Roman" w:cs="Times New Roman"/>
+                <w:sz w:val="22"/>
+                <w:szCs w:val="22"/>
+              </w:rPr>
+            </w:pPr>
+            <w:r>
+              <w:rPr>
+                <w:rFonts w:ascii="Times New Roman" w:eastAsia="Aptos" w:hAnsi="Times New Roman" w:cs="Times New Roman"/>
                 <w:sz w:val="22"/>
                 <w:szCs w:val="22"/>
               </w:rPr>
@@ -2408,14 +2771,14 @@
               </w:numPr>
               <w:cnfStyle w:val="000000000000" w:firstRow="0" w:lastRow="0" w:firstColumn="0" w:lastColumn="0" w:oddVBand="0" w:evenVBand="0" w:oddHBand="0" w:evenHBand="0" w:firstRowFirstColumn="0" w:firstRowLastColumn="0" w:lastRowFirstColumn="0" w:lastRowLastColumn="0"/>
               <w:rPr>
-                <w:rFonts w:ascii="Aptos" w:eastAsia="Aptos" w:hAnsi="Aptos" w:cs="Aptos"/>
-                <w:sz w:val="22"/>
-                <w:szCs w:val="22"/>
-              </w:rPr>
-            </w:pPr>
-            <w:r>
-              <w:rPr>
-                <w:rFonts w:ascii="Aptos" w:eastAsia="Aptos" w:hAnsi="Aptos" w:cs="Aptos"/>
+                <w:rFonts w:ascii="Times New Roman" w:eastAsia="Aptos" w:hAnsi="Times New Roman" w:cs="Times New Roman"/>
+                <w:sz w:val="22"/>
+                <w:szCs w:val="22"/>
+              </w:rPr>
+            </w:pPr>
+            <w:r>
+              <w:rPr>
+                <w:rFonts w:ascii="Times New Roman" w:eastAsia="Aptos" w:hAnsi="Times New Roman" w:cs="Times New Roman"/>
                 <w:sz w:val="22"/>
                 <w:szCs w:val="22"/>
               </w:rPr>
@@ -2423,7 +2786,7 @@
             </w:r>
             <w:r>
               <w:rPr>
-                <w:rFonts w:ascii="Aptos" w:eastAsia="Aptos" w:hAnsi="Aptos" w:cs="Aptos"/>
+                <w:rFonts w:ascii="Times New Roman" w:eastAsia="Aptos" w:hAnsi="Times New Roman" w:cs="Times New Roman"/>
                 <w:sz w:val="22"/>
                 <w:szCs w:val="22"/>
               </w:rPr>
@@ -2433,7 +2796,13 @@
         </w:tc>
       </w:tr>
     </w:tbl>
-    <w:p/>
+    <w:p>
+      <w:pPr>
+        <w:rPr>
+          <w:rFonts w:ascii="Times New Roman" w:hAnsi="Times New Roman" w:cs="Times New Roman"/>
+        </w:rPr>
+      </w:pPr>
+    </w:p>
     <w:tbl>
       <w:tblPr>
         <w:tblStyle w:val="PlainTable2"/>
@@ -2447,8 +2816,8 @@
         <w:tblLook w:val="04A0" w:firstRow="1" w:lastRow="0" w:firstColumn="1" w:lastColumn="0" w:noHBand="0" w:noVBand="1"/>
       </w:tblPr>
       <w:tblGrid>
-        <w:gridCol w:w="1781"/>
-        <w:gridCol w:w="7235"/>
+        <w:gridCol w:w="1770"/>
+        <w:gridCol w:w="7246"/>
       </w:tblGrid>
       <w:tr>
         <w:trPr>
@@ -2466,14 +2835,14 @@
           <w:p>
             <w:pPr>
               <w:rPr>
-                <w:rFonts w:ascii="Aptos" w:eastAsia="Aptos" w:hAnsi="Aptos" w:cs="Aptos"/>
-                <w:sz w:val="22"/>
-                <w:szCs w:val="22"/>
-              </w:rPr>
-            </w:pPr>
-            <w:r>
-              <w:rPr>
-                <w:rFonts w:ascii="Aptos" w:eastAsia="Aptos" w:hAnsi="Aptos" w:cs="Aptos"/>
+                <w:rFonts w:ascii="Times New Roman" w:eastAsia="Aptos" w:hAnsi="Times New Roman" w:cs="Times New Roman"/>
+                <w:sz w:val="22"/>
+                <w:szCs w:val="22"/>
+              </w:rPr>
+            </w:pPr>
+            <w:r>
+              <w:rPr>
+                <w:rFonts w:ascii="Times New Roman" w:eastAsia="Aptos" w:hAnsi="Times New Roman" w:cs="Times New Roman"/>
                 <w:sz w:val="22"/>
                 <w:szCs w:val="22"/>
               </w:rPr>
@@ -2492,14 +2861,14 @@
             <w:pPr>
               <w:cnfStyle w:val="100000000000" w:firstRow="1" w:lastRow="0" w:firstColumn="0" w:lastColumn="0" w:oddVBand="0" w:evenVBand="0" w:oddHBand="0" w:evenHBand="0" w:firstRowFirstColumn="0" w:firstRowLastColumn="0" w:lastRowFirstColumn="0" w:lastRowLastColumn="0"/>
               <w:rPr>
-                <w:rFonts w:ascii="Aptos" w:eastAsia="Aptos" w:hAnsi="Aptos" w:cs="Aptos"/>
-                <w:sz w:val="22"/>
-                <w:szCs w:val="22"/>
-              </w:rPr>
-            </w:pPr>
-            <w:r>
-              <w:rPr>
-                <w:rFonts w:ascii="Aptos" w:eastAsia="Aptos" w:hAnsi="Aptos" w:cs="Aptos"/>
+                <w:rFonts w:ascii="Times New Roman" w:eastAsia="Aptos" w:hAnsi="Times New Roman" w:cs="Times New Roman"/>
+                <w:sz w:val="22"/>
+                <w:szCs w:val="22"/>
+              </w:rPr>
+            </w:pPr>
+            <w:r>
+              <w:rPr>
+                <w:rFonts w:ascii="Times New Roman" w:eastAsia="Aptos" w:hAnsi="Times New Roman" w:cs="Times New Roman"/>
                 <w:b w:val="0"/>
                 <w:bCs w:val="0"/>
                 <w:sz w:val="22"/>
@@ -2509,7 +2878,7 @@
             </w:r>
             <w:r>
               <w:rPr>
-                <w:rFonts w:ascii="Aptos" w:eastAsia="Aptos" w:hAnsi="Aptos" w:cs="Aptos"/>
+                <w:rFonts w:ascii="Times New Roman" w:eastAsia="Aptos" w:hAnsi="Times New Roman" w:cs="Times New Roman"/>
                 <w:b w:val="0"/>
                 <w:bCs w:val="0"/>
                 <w:sz w:val="22"/>
@@ -2538,14 +2907,14 @@
           <w:p>
             <w:pPr>
               <w:rPr>
-                <w:rFonts w:ascii="Aptos" w:eastAsia="Aptos" w:hAnsi="Aptos" w:cs="Aptos"/>
-                <w:sz w:val="22"/>
-                <w:szCs w:val="22"/>
-              </w:rPr>
-            </w:pPr>
-            <w:r>
-              <w:rPr>
-                <w:rFonts w:ascii="Aptos" w:eastAsia="Aptos" w:hAnsi="Aptos" w:cs="Aptos"/>
+                <w:rFonts w:ascii="Times New Roman" w:eastAsia="Aptos" w:hAnsi="Times New Roman" w:cs="Times New Roman"/>
+                <w:sz w:val="22"/>
+                <w:szCs w:val="22"/>
+              </w:rPr>
+            </w:pPr>
+            <w:r>
+              <w:rPr>
+                <w:rFonts w:ascii="Times New Roman" w:eastAsia="Aptos" w:hAnsi="Times New Roman" w:cs="Times New Roman"/>
                 <w:sz w:val="22"/>
                 <w:szCs w:val="22"/>
               </w:rPr>
@@ -2566,14 +2935,14 @@
             <w:pPr>
               <w:cnfStyle w:val="000000100000" w:firstRow="0" w:lastRow="0" w:firstColumn="0" w:lastColumn="0" w:oddVBand="0" w:evenVBand="0" w:oddHBand="1" w:evenHBand="0" w:firstRowFirstColumn="0" w:firstRowLastColumn="0" w:lastRowFirstColumn="0" w:lastRowLastColumn="0"/>
               <w:rPr>
-                <w:rFonts w:ascii="Aptos" w:eastAsia="Aptos" w:hAnsi="Aptos" w:cs="Aptos"/>
-                <w:sz w:val="22"/>
-                <w:szCs w:val="22"/>
-              </w:rPr>
-            </w:pPr>
-            <w:r>
-              <w:rPr>
-                <w:rFonts w:ascii="Aptos" w:eastAsia="Aptos" w:hAnsi="Aptos" w:cs="Aptos"/>
+                <w:rFonts w:ascii="Times New Roman" w:eastAsia="Aptos" w:hAnsi="Times New Roman" w:cs="Times New Roman"/>
+                <w:sz w:val="22"/>
+                <w:szCs w:val="22"/>
+              </w:rPr>
+            </w:pPr>
+            <w:r>
+              <w:rPr>
+                <w:rFonts w:ascii="Times New Roman" w:eastAsia="Aptos" w:hAnsi="Times New Roman" w:cs="Times New Roman"/>
                 <w:sz w:val="22"/>
                 <w:szCs w:val="22"/>
               </w:rPr>
@@ -2594,14 +2963,14 @@
           <w:p>
             <w:pPr>
               <w:rPr>
-                <w:rFonts w:ascii="Aptos" w:eastAsia="Aptos" w:hAnsi="Aptos" w:cs="Aptos"/>
-                <w:sz w:val="22"/>
-                <w:szCs w:val="22"/>
-              </w:rPr>
-            </w:pPr>
-            <w:r>
-              <w:rPr>
-                <w:rFonts w:ascii="Aptos" w:eastAsia="Aptos" w:hAnsi="Aptos" w:cs="Aptos"/>
+                <w:rFonts w:ascii="Times New Roman" w:eastAsia="Aptos" w:hAnsi="Times New Roman" w:cs="Times New Roman"/>
+                <w:sz w:val="22"/>
+                <w:szCs w:val="22"/>
+              </w:rPr>
+            </w:pPr>
+            <w:r>
+              <w:rPr>
+                <w:rFonts w:ascii="Times New Roman" w:eastAsia="Aptos" w:hAnsi="Times New Roman" w:cs="Times New Roman"/>
                 <w:sz w:val="22"/>
                 <w:szCs w:val="22"/>
               </w:rPr>
@@ -2617,14 +2986,14 @@
             <w:pPr>
               <w:cnfStyle w:val="000000000000" w:firstRow="0" w:lastRow="0" w:firstColumn="0" w:lastColumn="0" w:oddVBand="0" w:evenVBand="0" w:oddHBand="0" w:evenHBand="0" w:firstRowFirstColumn="0" w:firstRowLastColumn="0" w:lastRowFirstColumn="0" w:lastRowLastColumn="0"/>
               <w:rPr>
-                <w:rFonts w:ascii="Aptos" w:eastAsia="Aptos" w:hAnsi="Aptos" w:cs="Aptos"/>
-                <w:sz w:val="22"/>
-                <w:szCs w:val="22"/>
-              </w:rPr>
-            </w:pPr>
-            <w:r>
-              <w:rPr>
-                <w:rFonts w:ascii="Aptos" w:eastAsia="Aptos" w:hAnsi="Aptos" w:cs="Aptos"/>
+                <w:rFonts w:ascii="Times New Roman" w:eastAsia="Aptos" w:hAnsi="Times New Roman" w:cs="Times New Roman"/>
+                <w:sz w:val="22"/>
+                <w:szCs w:val="22"/>
+              </w:rPr>
+            </w:pPr>
+            <w:r>
+              <w:rPr>
+                <w:rFonts w:ascii="Times New Roman" w:eastAsia="Aptos" w:hAnsi="Times New Roman" w:cs="Times New Roman"/>
                 <w:sz w:val="22"/>
                 <w:szCs w:val="22"/>
               </w:rPr>
@@ -2651,14 +3020,14 @@
           <w:p>
             <w:pPr>
               <w:rPr>
-                <w:rFonts w:ascii="Aptos" w:eastAsia="Aptos" w:hAnsi="Aptos" w:cs="Aptos"/>
-                <w:sz w:val="22"/>
-                <w:szCs w:val="22"/>
-              </w:rPr>
-            </w:pPr>
-            <w:r>
-              <w:rPr>
-                <w:rFonts w:ascii="Aptos" w:eastAsia="Aptos" w:hAnsi="Aptos" w:cs="Aptos"/>
+                <w:rFonts w:ascii="Times New Roman" w:eastAsia="Aptos" w:hAnsi="Times New Roman" w:cs="Times New Roman"/>
+                <w:sz w:val="22"/>
+                <w:szCs w:val="22"/>
+              </w:rPr>
+            </w:pPr>
+            <w:r>
+              <w:rPr>
+                <w:rFonts w:ascii="Times New Roman" w:eastAsia="Aptos" w:hAnsi="Times New Roman" w:cs="Times New Roman"/>
                 <w:sz w:val="22"/>
                 <w:szCs w:val="22"/>
               </w:rPr>
@@ -2679,14 +3048,14 @@
             <w:pPr>
               <w:cnfStyle w:val="000000100000" w:firstRow="0" w:lastRow="0" w:firstColumn="0" w:lastColumn="0" w:oddVBand="0" w:evenVBand="0" w:oddHBand="1" w:evenHBand="0" w:firstRowFirstColumn="0" w:firstRowLastColumn="0" w:lastRowFirstColumn="0" w:lastRowLastColumn="0"/>
               <w:rPr>
-                <w:rFonts w:ascii="Aptos" w:eastAsia="Aptos" w:hAnsi="Aptos" w:cs="Aptos"/>
-                <w:sz w:val="22"/>
-                <w:szCs w:val="22"/>
-              </w:rPr>
-            </w:pPr>
-            <w:r>
-              <w:rPr>
-                <w:rFonts w:ascii="Aptos" w:eastAsia="Aptos" w:hAnsi="Aptos" w:cs="Aptos"/>
+                <w:rFonts w:ascii="Times New Roman" w:eastAsia="Aptos" w:hAnsi="Times New Roman" w:cs="Times New Roman"/>
+                <w:sz w:val="22"/>
+                <w:szCs w:val="22"/>
+              </w:rPr>
+            </w:pPr>
+            <w:r>
+              <w:rPr>
+                <w:rFonts w:ascii="Times New Roman" w:eastAsia="Aptos" w:hAnsi="Times New Roman" w:cs="Times New Roman"/>
                 <w:sz w:val="22"/>
                 <w:szCs w:val="22"/>
               </w:rPr>
@@ -2694,7 +3063,7 @@
             </w:r>
             <w:r>
               <w:rPr>
-                <w:rFonts w:ascii="Aptos" w:eastAsia="Aptos" w:hAnsi="Aptos" w:cs="Aptos"/>
+                <w:rFonts w:ascii="Times New Roman" w:eastAsia="Aptos" w:hAnsi="Times New Roman" w:cs="Times New Roman"/>
                 <w:sz w:val="22"/>
                 <w:szCs w:val="22"/>
               </w:rPr>
@@ -2715,14 +3084,14 @@
           <w:p>
             <w:pPr>
               <w:rPr>
-                <w:rFonts w:ascii="Aptos" w:eastAsia="Aptos" w:hAnsi="Aptos" w:cs="Aptos"/>
-                <w:sz w:val="22"/>
-                <w:szCs w:val="22"/>
-              </w:rPr>
-            </w:pPr>
-            <w:r>
-              <w:rPr>
-                <w:rFonts w:ascii="Aptos" w:eastAsia="Aptos" w:hAnsi="Aptos" w:cs="Aptos"/>
+                <w:rFonts w:ascii="Times New Roman" w:eastAsia="Aptos" w:hAnsi="Times New Roman" w:cs="Times New Roman"/>
+                <w:sz w:val="22"/>
+                <w:szCs w:val="22"/>
+              </w:rPr>
+            </w:pPr>
+            <w:r>
+              <w:rPr>
+                <w:rFonts w:ascii="Times New Roman" w:eastAsia="Aptos" w:hAnsi="Times New Roman" w:cs="Times New Roman"/>
                 <w:sz w:val="22"/>
                 <w:szCs w:val="22"/>
               </w:rPr>
@@ -2738,14 +3107,14 @@
             <w:pPr>
               <w:cnfStyle w:val="000000000000" w:firstRow="0" w:lastRow="0" w:firstColumn="0" w:lastColumn="0" w:oddVBand="0" w:evenVBand="0" w:oddHBand="0" w:evenHBand="0" w:firstRowFirstColumn="0" w:firstRowLastColumn="0" w:lastRowFirstColumn="0" w:lastRowLastColumn="0"/>
               <w:rPr>
-                <w:rFonts w:ascii="Aptos" w:eastAsia="Aptos" w:hAnsi="Aptos" w:cs="Aptos"/>
-                <w:sz w:val="22"/>
-                <w:szCs w:val="22"/>
-              </w:rPr>
-            </w:pPr>
-            <w:r>
-              <w:rPr>
-                <w:rFonts w:ascii="Aptos" w:eastAsia="Aptos" w:hAnsi="Aptos" w:cs="Aptos"/>
+                <w:rFonts w:ascii="Times New Roman" w:eastAsia="Aptos" w:hAnsi="Times New Roman" w:cs="Times New Roman"/>
+                <w:sz w:val="22"/>
+                <w:szCs w:val="22"/>
+              </w:rPr>
+            </w:pPr>
+            <w:r>
+              <w:rPr>
+                <w:rFonts w:ascii="Times New Roman" w:eastAsia="Aptos" w:hAnsi="Times New Roman" w:cs="Times New Roman"/>
                 <w:sz w:val="22"/>
                 <w:szCs w:val="22"/>
               </w:rPr>
@@ -2772,14 +3141,14 @@
           <w:p>
             <w:pPr>
               <w:rPr>
-                <w:rFonts w:ascii="Aptos" w:eastAsia="Aptos" w:hAnsi="Aptos" w:cs="Aptos"/>
-                <w:sz w:val="22"/>
-                <w:szCs w:val="22"/>
-              </w:rPr>
-            </w:pPr>
-            <w:r>
-              <w:rPr>
-                <w:rFonts w:ascii="Aptos" w:eastAsia="Aptos" w:hAnsi="Aptos" w:cs="Aptos"/>
+                <w:rFonts w:ascii="Times New Roman" w:eastAsia="Aptos" w:hAnsi="Times New Roman" w:cs="Times New Roman"/>
+                <w:sz w:val="22"/>
+                <w:szCs w:val="22"/>
+              </w:rPr>
+            </w:pPr>
+            <w:r>
+              <w:rPr>
+                <w:rFonts w:ascii="Times New Roman" w:eastAsia="Aptos" w:hAnsi="Times New Roman" w:cs="Times New Roman"/>
                 <w:sz w:val="22"/>
                 <w:szCs w:val="22"/>
               </w:rPr>
@@ -2800,14 +3169,14 @@
             <w:pPr>
               <w:cnfStyle w:val="000000100000" w:firstRow="0" w:lastRow="0" w:firstColumn="0" w:lastColumn="0" w:oddVBand="0" w:evenVBand="0" w:oddHBand="1" w:evenHBand="0" w:firstRowFirstColumn="0" w:firstRowLastColumn="0" w:lastRowFirstColumn="0" w:lastRowLastColumn="0"/>
               <w:rPr>
-                <w:rFonts w:ascii="Aptos" w:eastAsia="Aptos" w:hAnsi="Aptos" w:cs="Aptos"/>
-                <w:sz w:val="22"/>
-                <w:szCs w:val="22"/>
-              </w:rPr>
-            </w:pPr>
-            <w:r>
-              <w:rPr>
-                <w:rFonts w:ascii="Aptos" w:eastAsia="Aptos" w:hAnsi="Aptos" w:cs="Aptos"/>
+                <w:rFonts w:ascii="Times New Roman" w:eastAsia="Aptos" w:hAnsi="Times New Roman" w:cs="Times New Roman"/>
+                <w:sz w:val="22"/>
+                <w:szCs w:val="22"/>
+              </w:rPr>
+            </w:pPr>
+            <w:r>
+              <w:rPr>
+                <w:rFonts w:ascii="Times New Roman" w:eastAsia="Aptos" w:hAnsi="Times New Roman" w:cs="Times New Roman"/>
                 <w:sz w:val="22"/>
                 <w:szCs w:val="22"/>
               </w:rPr>
@@ -2828,14 +3197,14 @@
           <w:p>
             <w:pPr>
               <w:rPr>
-                <w:rFonts w:ascii="Aptos" w:eastAsia="Aptos" w:hAnsi="Aptos" w:cs="Aptos"/>
-                <w:sz w:val="22"/>
-                <w:szCs w:val="22"/>
-              </w:rPr>
-            </w:pPr>
-            <w:r>
-              <w:rPr>
-                <w:rFonts w:ascii="Aptos" w:eastAsia="Aptos" w:hAnsi="Aptos" w:cs="Aptos"/>
+                <w:rFonts w:ascii="Times New Roman" w:eastAsia="Aptos" w:hAnsi="Times New Roman" w:cs="Times New Roman"/>
+                <w:sz w:val="22"/>
+                <w:szCs w:val="22"/>
+              </w:rPr>
+            </w:pPr>
+            <w:r>
+              <w:rPr>
+                <w:rFonts w:ascii="Times New Roman" w:eastAsia="Aptos" w:hAnsi="Times New Roman" w:cs="Times New Roman"/>
                 <w:sz w:val="22"/>
                 <w:szCs w:val="22"/>
               </w:rPr>
@@ -2856,14 +3225,14 @@
               </w:numPr>
               <w:cnfStyle w:val="000000000000" w:firstRow="0" w:lastRow="0" w:firstColumn="0" w:lastColumn="0" w:oddVBand="0" w:evenVBand="0" w:oddHBand="0" w:evenHBand="0" w:firstRowFirstColumn="0" w:firstRowLastColumn="0" w:lastRowFirstColumn="0" w:lastRowLastColumn="0"/>
               <w:rPr>
-                <w:rFonts w:ascii="Aptos" w:eastAsia="Aptos" w:hAnsi="Aptos" w:cs="Aptos"/>
-                <w:sz w:val="22"/>
-                <w:szCs w:val="22"/>
-              </w:rPr>
-            </w:pPr>
-            <w:r>
-              <w:rPr>
-                <w:rFonts w:ascii="Aptos" w:eastAsia="Aptos" w:hAnsi="Aptos" w:cs="Aptos"/>
+                <w:rFonts w:ascii="Times New Roman" w:eastAsia="Aptos" w:hAnsi="Times New Roman" w:cs="Times New Roman"/>
+                <w:sz w:val="22"/>
+                <w:szCs w:val="22"/>
+              </w:rPr>
+            </w:pPr>
+            <w:r>
+              <w:rPr>
+                <w:rFonts w:ascii="Times New Roman" w:eastAsia="Aptos" w:hAnsi="Times New Roman" w:cs="Times New Roman"/>
                 <w:sz w:val="22"/>
                 <w:szCs w:val="22"/>
               </w:rPr>
@@ -2871,7 +3240,7 @@
             </w:r>
             <w:r>
               <w:rPr>
-                <w:rFonts w:ascii="Aptos" w:eastAsia="Aptos" w:hAnsi="Aptos" w:cs="Aptos"/>
+                <w:rFonts w:ascii="Times New Roman" w:eastAsia="Aptos" w:hAnsi="Times New Roman" w:cs="Times New Roman"/>
                 <w:sz w:val="22"/>
                 <w:szCs w:val="22"/>
               </w:rPr>
@@ -2887,14 +3256,14 @@
               </w:numPr>
               <w:cnfStyle w:val="000000000000" w:firstRow="0" w:lastRow="0" w:firstColumn="0" w:lastColumn="0" w:oddVBand="0" w:evenVBand="0" w:oddHBand="0" w:evenHBand="0" w:firstRowFirstColumn="0" w:firstRowLastColumn="0" w:lastRowFirstColumn="0" w:lastRowLastColumn="0"/>
               <w:rPr>
-                <w:rFonts w:ascii="Aptos" w:eastAsia="Aptos" w:hAnsi="Aptos" w:cs="Aptos"/>
-                <w:sz w:val="22"/>
-                <w:szCs w:val="22"/>
-              </w:rPr>
-            </w:pPr>
-            <w:r>
-              <w:rPr>
-                <w:rFonts w:ascii="Aptos" w:eastAsia="Aptos" w:hAnsi="Aptos" w:cs="Aptos"/>
+                <w:rFonts w:ascii="Times New Roman" w:eastAsia="Aptos" w:hAnsi="Times New Roman" w:cs="Times New Roman"/>
+                <w:sz w:val="22"/>
+                <w:szCs w:val="22"/>
+              </w:rPr>
+            </w:pPr>
+            <w:r>
+              <w:rPr>
+                <w:rFonts w:ascii="Times New Roman" w:eastAsia="Aptos" w:hAnsi="Times New Roman" w:cs="Times New Roman"/>
                 <w:sz w:val="22"/>
                 <w:szCs w:val="22"/>
               </w:rPr>
@@ -2910,14 +3279,14 @@
               </w:numPr>
               <w:cnfStyle w:val="000000000000" w:firstRow="0" w:lastRow="0" w:firstColumn="0" w:lastColumn="0" w:oddVBand="0" w:evenVBand="0" w:oddHBand="0" w:evenHBand="0" w:firstRowFirstColumn="0" w:firstRowLastColumn="0" w:lastRowFirstColumn="0" w:lastRowLastColumn="0"/>
               <w:rPr>
-                <w:rFonts w:ascii="Aptos" w:eastAsia="Aptos" w:hAnsi="Aptos" w:cs="Aptos"/>
-                <w:sz w:val="22"/>
-                <w:szCs w:val="22"/>
-              </w:rPr>
-            </w:pPr>
-            <w:r>
-              <w:rPr>
-                <w:rFonts w:ascii="Aptos" w:eastAsia="Aptos" w:hAnsi="Aptos" w:cs="Aptos"/>
+                <w:rFonts w:ascii="Times New Roman" w:eastAsia="Aptos" w:hAnsi="Times New Roman" w:cs="Times New Roman"/>
+                <w:sz w:val="22"/>
+                <w:szCs w:val="22"/>
+              </w:rPr>
+            </w:pPr>
+            <w:r>
+              <w:rPr>
+                <w:rFonts w:ascii="Times New Roman" w:eastAsia="Aptos" w:hAnsi="Times New Roman" w:cs="Times New Roman"/>
                 <w:sz w:val="22"/>
                 <w:szCs w:val="22"/>
               </w:rPr>
@@ -2926,7 +3295,7 @@
             <w:proofErr w:type="gramStart"/>
             <w:r>
               <w:rPr>
-                <w:rFonts w:ascii="Aptos" w:eastAsia="Aptos" w:hAnsi="Aptos" w:cs="Aptos"/>
+                <w:rFonts w:ascii="Times New Roman" w:eastAsia="Aptos" w:hAnsi="Times New Roman" w:cs="Times New Roman"/>
                 <w:sz w:val="22"/>
                 <w:szCs w:val="22"/>
               </w:rPr>
@@ -2935,7 +3304,7 @@
             <w:proofErr w:type="gramEnd"/>
             <w:r>
               <w:rPr>
-                <w:rFonts w:ascii="Aptos" w:eastAsia="Aptos" w:hAnsi="Aptos" w:cs="Aptos"/>
+                <w:rFonts w:ascii="Times New Roman" w:eastAsia="Aptos" w:hAnsi="Times New Roman" w:cs="Times New Roman"/>
                 <w:sz w:val="22"/>
                 <w:szCs w:val="22"/>
               </w:rPr>
@@ -2951,14 +3320,14 @@
               </w:numPr>
               <w:cnfStyle w:val="000000000000" w:firstRow="0" w:lastRow="0" w:firstColumn="0" w:lastColumn="0" w:oddVBand="0" w:evenVBand="0" w:oddHBand="0" w:evenHBand="0" w:firstRowFirstColumn="0" w:firstRowLastColumn="0" w:lastRowFirstColumn="0" w:lastRowLastColumn="0"/>
               <w:rPr>
-                <w:rFonts w:ascii="Aptos" w:eastAsia="Aptos" w:hAnsi="Aptos" w:cs="Aptos"/>
-                <w:sz w:val="22"/>
-                <w:szCs w:val="22"/>
-              </w:rPr>
-            </w:pPr>
-            <w:r>
-              <w:rPr>
-                <w:rFonts w:ascii="Aptos" w:eastAsia="Aptos" w:hAnsi="Aptos" w:cs="Aptos"/>
+                <w:rFonts w:ascii="Times New Roman" w:eastAsia="Aptos" w:hAnsi="Times New Roman" w:cs="Times New Roman"/>
+                <w:sz w:val="22"/>
+                <w:szCs w:val="22"/>
+              </w:rPr>
+            </w:pPr>
+            <w:r>
+              <w:rPr>
+                <w:rFonts w:ascii="Times New Roman" w:eastAsia="Aptos" w:hAnsi="Times New Roman" w:cs="Times New Roman"/>
                 <w:sz w:val="22"/>
                 <w:szCs w:val="22"/>
               </w:rPr>
@@ -2974,14 +3343,14 @@
               </w:numPr>
               <w:cnfStyle w:val="000000000000" w:firstRow="0" w:lastRow="0" w:firstColumn="0" w:lastColumn="0" w:oddVBand="0" w:evenVBand="0" w:oddHBand="0" w:evenHBand="0" w:firstRowFirstColumn="0" w:firstRowLastColumn="0" w:lastRowFirstColumn="0" w:lastRowLastColumn="0"/>
               <w:rPr>
-                <w:rFonts w:ascii="Aptos" w:eastAsia="Aptos" w:hAnsi="Aptos" w:cs="Aptos"/>
-                <w:sz w:val="22"/>
-                <w:szCs w:val="22"/>
-              </w:rPr>
-            </w:pPr>
-            <w:r>
-              <w:rPr>
-                <w:rFonts w:ascii="Aptos" w:eastAsia="Aptos" w:hAnsi="Aptos" w:cs="Aptos"/>
+                <w:rFonts w:ascii="Times New Roman" w:eastAsia="Aptos" w:hAnsi="Times New Roman" w:cs="Times New Roman"/>
+                <w:sz w:val="22"/>
+                <w:szCs w:val="22"/>
+              </w:rPr>
+            </w:pPr>
+            <w:r>
+              <w:rPr>
+                <w:rFonts w:ascii="Times New Roman" w:eastAsia="Aptos" w:hAnsi="Times New Roman" w:cs="Times New Roman"/>
                 <w:sz w:val="22"/>
                 <w:szCs w:val="22"/>
               </w:rPr>
@@ -2989,7 +3358,7 @@
             </w:r>
             <w:r>
               <w:rPr>
-                <w:rFonts w:ascii="Aptos" w:eastAsia="Aptos" w:hAnsi="Aptos" w:cs="Aptos"/>
+                <w:rFonts w:ascii="Times New Roman" w:eastAsia="Aptos" w:hAnsi="Times New Roman" w:cs="Times New Roman"/>
                 <w:sz w:val="22"/>
                 <w:szCs w:val="22"/>
               </w:rPr>
@@ -2999,7 +3368,13 @@
         </w:tc>
       </w:tr>
     </w:tbl>
-    <w:p/>
+    <w:p>
+      <w:pPr>
+        <w:rPr>
+          <w:rFonts w:ascii="Times New Roman" w:hAnsi="Times New Roman" w:cs="Times New Roman"/>
+        </w:rPr>
+      </w:pPr>
+    </w:p>
     <w:tbl>
       <w:tblPr>
         <w:tblStyle w:val="PlainTable2"/>
@@ -3013,8 +3388,8 @@
         <w:tblLook w:val="04A0" w:firstRow="1" w:lastRow="0" w:firstColumn="1" w:lastColumn="0" w:noHBand="0" w:noVBand="1"/>
       </w:tblPr>
       <w:tblGrid>
-        <w:gridCol w:w="1781"/>
-        <w:gridCol w:w="7235"/>
+        <w:gridCol w:w="1770"/>
+        <w:gridCol w:w="7246"/>
       </w:tblGrid>
       <w:tr>
         <w:trPr>
@@ -3032,14 +3407,14 @@
           <w:p>
             <w:pPr>
               <w:rPr>
-                <w:rFonts w:ascii="Aptos" w:eastAsia="Aptos" w:hAnsi="Aptos" w:cs="Aptos"/>
-                <w:sz w:val="22"/>
-                <w:szCs w:val="22"/>
-              </w:rPr>
-            </w:pPr>
-            <w:r>
-              <w:rPr>
-                <w:rFonts w:ascii="Aptos" w:eastAsia="Aptos" w:hAnsi="Aptos" w:cs="Aptos"/>
+                <w:rFonts w:ascii="Times New Roman" w:eastAsia="Aptos" w:hAnsi="Times New Roman" w:cs="Times New Roman"/>
+                <w:sz w:val="22"/>
+                <w:szCs w:val="22"/>
+              </w:rPr>
+            </w:pPr>
+            <w:r>
+              <w:rPr>
+                <w:rFonts w:ascii="Times New Roman" w:eastAsia="Aptos" w:hAnsi="Times New Roman" w:cs="Times New Roman"/>
                 <w:sz w:val="22"/>
                 <w:szCs w:val="22"/>
               </w:rPr>
@@ -3058,14 +3433,14 @@
             <w:pPr>
               <w:cnfStyle w:val="100000000000" w:firstRow="1" w:lastRow="0" w:firstColumn="0" w:lastColumn="0" w:oddVBand="0" w:evenVBand="0" w:oddHBand="0" w:evenHBand="0" w:firstRowFirstColumn="0" w:firstRowLastColumn="0" w:lastRowFirstColumn="0" w:lastRowLastColumn="0"/>
               <w:rPr>
-                <w:rFonts w:ascii="Aptos" w:eastAsia="Aptos" w:hAnsi="Aptos" w:cs="Aptos"/>
-                <w:sz w:val="22"/>
-                <w:szCs w:val="22"/>
-              </w:rPr>
-            </w:pPr>
-            <w:r>
-              <w:rPr>
-                <w:rFonts w:ascii="Aptos" w:eastAsia="Aptos" w:hAnsi="Aptos" w:cs="Aptos"/>
+                <w:rFonts w:ascii="Times New Roman" w:eastAsia="Aptos" w:hAnsi="Times New Roman" w:cs="Times New Roman"/>
+                <w:sz w:val="22"/>
+                <w:szCs w:val="22"/>
+              </w:rPr>
+            </w:pPr>
+            <w:r>
+              <w:rPr>
+                <w:rFonts w:ascii="Times New Roman" w:eastAsia="Aptos" w:hAnsi="Times New Roman" w:cs="Times New Roman"/>
                 <w:b w:val="0"/>
                 <w:bCs w:val="0"/>
                 <w:sz w:val="22"/>
@@ -3075,7 +3450,7 @@
             </w:r>
             <w:r>
               <w:rPr>
-                <w:rFonts w:ascii="Aptos" w:eastAsia="Aptos" w:hAnsi="Aptos" w:cs="Aptos"/>
+                <w:rFonts w:ascii="Times New Roman" w:eastAsia="Aptos" w:hAnsi="Times New Roman" w:cs="Times New Roman"/>
                 <w:b w:val="0"/>
                 <w:bCs w:val="0"/>
                 <w:sz w:val="22"/>
@@ -3104,14 +3479,14 @@
           <w:p>
             <w:pPr>
               <w:rPr>
-                <w:rFonts w:ascii="Aptos" w:eastAsia="Aptos" w:hAnsi="Aptos" w:cs="Aptos"/>
-                <w:sz w:val="22"/>
-                <w:szCs w:val="22"/>
-              </w:rPr>
-            </w:pPr>
-            <w:r>
-              <w:rPr>
-                <w:rFonts w:ascii="Aptos" w:eastAsia="Aptos" w:hAnsi="Aptos" w:cs="Aptos"/>
+                <w:rFonts w:ascii="Times New Roman" w:eastAsia="Aptos" w:hAnsi="Times New Roman" w:cs="Times New Roman"/>
+                <w:sz w:val="22"/>
+                <w:szCs w:val="22"/>
+              </w:rPr>
+            </w:pPr>
+            <w:r>
+              <w:rPr>
+                <w:rFonts w:ascii="Times New Roman" w:eastAsia="Aptos" w:hAnsi="Times New Roman" w:cs="Times New Roman"/>
                 <w:sz w:val="22"/>
                 <w:szCs w:val="22"/>
               </w:rPr>
@@ -3132,14 +3507,14 @@
             <w:pPr>
               <w:cnfStyle w:val="000000100000" w:firstRow="0" w:lastRow="0" w:firstColumn="0" w:lastColumn="0" w:oddVBand="0" w:evenVBand="0" w:oddHBand="1" w:evenHBand="0" w:firstRowFirstColumn="0" w:firstRowLastColumn="0" w:lastRowFirstColumn="0" w:lastRowLastColumn="0"/>
               <w:rPr>
-                <w:rFonts w:ascii="Aptos" w:eastAsia="Aptos" w:hAnsi="Aptos" w:cs="Aptos"/>
-                <w:sz w:val="22"/>
-                <w:szCs w:val="22"/>
-              </w:rPr>
-            </w:pPr>
-            <w:r>
-              <w:rPr>
-                <w:rFonts w:ascii="Aptos" w:eastAsia="Aptos" w:hAnsi="Aptos" w:cs="Aptos"/>
+                <w:rFonts w:ascii="Times New Roman" w:eastAsia="Aptos" w:hAnsi="Times New Roman" w:cs="Times New Roman"/>
+                <w:sz w:val="22"/>
+                <w:szCs w:val="22"/>
+              </w:rPr>
+            </w:pPr>
+            <w:r>
+              <w:rPr>
+                <w:rFonts w:ascii="Times New Roman" w:eastAsia="Aptos" w:hAnsi="Times New Roman" w:cs="Times New Roman"/>
                 <w:sz w:val="22"/>
                 <w:szCs w:val="22"/>
               </w:rPr>
@@ -3160,14 +3535,14 @@
           <w:p>
             <w:pPr>
               <w:rPr>
-                <w:rFonts w:ascii="Aptos" w:eastAsia="Aptos" w:hAnsi="Aptos" w:cs="Aptos"/>
-                <w:sz w:val="22"/>
-                <w:szCs w:val="22"/>
-              </w:rPr>
-            </w:pPr>
-            <w:r>
-              <w:rPr>
-                <w:rFonts w:ascii="Aptos" w:eastAsia="Aptos" w:hAnsi="Aptos" w:cs="Aptos"/>
+                <w:rFonts w:ascii="Times New Roman" w:eastAsia="Aptos" w:hAnsi="Times New Roman" w:cs="Times New Roman"/>
+                <w:sz w:val="22"/>
+                <w:szCs w:val="22"/>
+              </w:rPr>
+            </w:pPr>
+            <w:r>
+              <w:rPr>
+                <w:rFonts w:ascii="Times New Roman" w:eastAsia="Aptos" w:hAnsi="Times New Roman" w:cs="Times New Roman"/>
                 <w:sz w:val="22"/>
                 <w:szCs w:val="22"/>
               </w:rPr>
@@ -3183,14 +3558,14 @@
             <w:pPr>
               <w:cnfStyle w:val="000000000000" w:firstRow="0" w:lastRow="0" w:firstColumn="0" w:lastColumn="0" w:oddVBand="0" w:evenVBand="0" w:oddHBand="0" w:evenHBand="0" w:firstRowFirstColumn="0" w:firstRowLastColumn="0" w:lastRowFirstColumn="0" w:lastRowLastColumn="0"/>
               <w:rPr>
-                <w:rFonts w:ascii="Aptos" w:eastAsia="Aptos" w:hAnsi="Aptos" w:cs="Aptos"/>
-                <w:sz w:val="22"/>
-                <w:szCs w:val="22"/>
-              </w:rPr>
-            </w:pPr>
-            <w:r>
-              <w:rPr>
-                <w:rFonts w:ascii="Aptos" w:eastAsia="Aptos" w:hAnsi="Aptos" w:cs="Aptos"/>
+                <w:rFonts w:ascii="Times New Roman" w:eastAsia="Aptos" w:hAnsi="Times New Roman" w:cs="Times New Roman"/>
+                <w:sz w:val="22"/>
+                <w:szCs w:val="22"/>
+              </w:rPr>
+            </w:pPr>
+            <w:r>
+              <w:rPr>
+                <w:rFonts w:ascii="Times New Roman" w:eastAsia="Aptos" w:hAnsi="Times New Roman" w:cs="Times New Roman"/>
                 <w:sz w:val="22"/>
                 <w:szCs w:val="22"/>
               </w:rPr>
@@ -3217,14 +3592,14 @@
           <w:p>
             <w:pPr>
               <w:rPr>
-                <w:rFonts w:ascii="Aptos" w:eastAsia="Aptos" w:hAnsi="Aptos" w:cs="Aptos"/>
-                <w:sz w:val="22"/>
-                <w:szCs w:val="22"/>
-              </w:rPr>
-            </w:pPr>
-            <w:r>
-              <w:rPr>
-                <w:rFonts w:ascii="Aptos" w:eastAsia="Aptos" w:hAnsi="Aptos" w:cs="Aptos"/>
+                <w:rFonts w:ascii="Times New Roman" w:eastAsia="Aptos" w:hAnsi="Times New Roman" w:cs="Times New Roman"/>
+                <w:sz w:val="22"/>
+                <w:szCs w:val="22"/>
+              </w:rPr>
+            </w:pPr>
+            <w:r>
+              <w:rPr>
+                <w:rFonts w:ascii="Times New Roman" w:eastAsia="Aptos" w:hAnsi="Times New Roman" w:cs="Times New Roman"/>
                 <w:sz w:val="22"/>
                 <w:szCs w:val="22"/>
               </w:rPr>
@@ -3245,14 +3620,14 @@
             <w:pPr>
               <w:cnfStyle w:val="000000100000" w:firstRow="0" w:lastRow="0" w:firstColumn="0" w:lastColumn="0" w:oddVBand="0" w:evenVBand="0" w:oddHBand="1" w:evenHBand="0" w:firstRowFirstColumn="0" w:firstRowLastColumn="0" w:lastRowFirstColumn="0" w:lastRowLastColumn="0"/>
               <w:rPr>
-                <w:rFonts w:ascii="Aptos" w:eastAsia="Aptos" w:hAnsi="Aptos" w:cs="Aptos"/>
-                <w:sz w:val="22"/>
-                <w:szCs w:val="22"/>
-              </w:rPr>
-            </w:pPr>
-            <w:r>
-              <w:rPr>
-                <w:rFonts w:ascii="Aptos" w:eastAsia="Aptos" w:hAnsi="Aptos" w:cs="Aptos"/>
+                <w:rFonts w:ascii="Times New Roman" w:eastAsia="Aptos" w:hAnsi="Times New Roman" w:cs="Times New Roman"/>
+                <w:sz w:val="22"/>
+                <w:szCs w:val="22"/>
+              </w:rPr>
+            </w:pPr>
+            <w:r>
+              <w:rPr>
+                <w:rFonts w:ascii="Times New Roman" w:eastAsia="Aptos" w:hAnsi="Times New Roman" w:cs="Times New Roman"/>
                 <w:sz w:val="22"/>
                 <w:szCs w:val="22"/>
               </w:rPr>
@@ -3260,7 +3635,7 @@
             </w:r>
             <w:r>
               <w:rPr>
-                <w:rFonts w:ascii="Aptos" w:eastAsia="Aptos" w:hAnsi="Aptos" w:cs="Aptos"/>
+                <w:rFonts w:ascii="Times New Roman" w:eastAsia="Aptos" w:hAnsi="Times New Roman" w:cs="Times New Roman"/>
                 <w:sz w:val="22"/>
                 <w:szCs w:val="22"/>
               </w:rPr>
@@ -3281,14 +3656,14 @@
           <w:p>
             <w:pPr>
               <w:rPr>
-                <w:rFonts w:ascii="Aptos" w:eastAsia="Aptos" w:hAnsi="Aptos" w:cs="Aptos"/>
-                <w:sz w:val="22"/>
-                <w:szCs w:val="22"/>
-              </w:rPr>
-            </w:pPr>
-            <w:r>
-              <w:rPr>
-                <w:rFonts w:ascii="Aptos" w:eastAsia="Aptos" w:hAnsi="Aptos" w:cs="Aptos"/>
+                <w:rFonts w:ascii="Times New Roman" w:eastAsia="Aptos" w:hAnsi="Times New Roman" w:cs="Times New Roman"/>
+                <w:sz w:val="22"/>
+                <w:szCs w:val="22"/>
+              </w:rPr>
+            </w:pPr>
+            <w:r>
+              <w:rPr>
+                <w:rFonts w:ascii="Times New Roman" w:eastAsia="Aptos" w:hAnsi="Times New Roman" w:cs="Times New Roman"/>
                 <w:sz w:val="22"/>
                 <w:szCs w:val="22"/>
               </w:rPr>
@@ -3304,14 +3679,14 @@
             <w:pPr>
               <w:cnfStyle w:val="000000000000" w:firstRow="0" w:lastRow="0" w:firstColumn="0" w:lastColumn="0" w:oddVBand="0" w:evenVBand="0" w:oddHBand="0" w:evenHBand="0" w:firstRowFirstColumn="0" w:firstRowLastColumn="0" w:lastRowFirstColumn="0" w:lastRowLastColumn="0"/>
               <w:rPr>
-                <w:rFonts w:ascii="Aptos" w:eastAsia="Aptos" w:hAnsi="Aptos" w:cs="Aptos"/>
-                <w:sz w:val="22"/>
-                <w:szCs w:val="22"/>
-              </w:rPr>
-            </w:pPr>
-            <w:r>
-              <w:rPr>
-                <w:rFonts w:ascii="Aptos" w:eastAsia="Aptos" w:hAnsi="Aptos" w:cs="Aptos"/>
+                <w:rFonts w:ascii="Times New Roman" w:eastAsia="Aptos" w:hAnsi="Times New Roman" w:cs="Times New Roman"/>
+                <w:sz w:val="22"/>
+                <w:szCs w:val="22"/>
+              </w:rPr>
+            </w:pPr>
+            <w:r>
+              <w:rPr>
+                <w:rFonts w:ascii="Times New Roman" w:eastAsia="Aptos" w:hAnsi="Times New Roman" w:cs="Times New Roman"/>
                 <w:sz w:val="22"/>
                 <w:szCs w:val="22"/>
               </w:rPr>
@@ -3338,14 +3713,14 @@
           <w:p>
             <w:pPr>
               <w:rPr>
-                <w:rFonts w:ascii="Aptos" w:eastAsia="Aptos" w:hAnsi="Aptos" w:cs="Aptos"/>
-                <w:sz w:val="22"/>
-                <w:szCs w:val="22"/>
-              </w:rPr>
-            </w:pPr>
-            <w:r>
-              <w:rPr>
-                <w:rFonts w:ascii="Aptos" w:eastAsia="Aptos" w:hAnsi="Aptos" w:cs="Aptos"/>
+                <w:rFonts w:ascii="Times New Roman" w:eastAsia="Aptos" w:hAnsi="Times New Roman" w:cs="Times New Roman"/>
+                <w:sz w:val="22"/>
+                <w:szCs w:val="22"/>
+              </w:rPr>
+            </w:pPr>
+            <w:r>
+              <w:rPr>
+                <w:rFonts w:ascii="Times New Roman" w:eastAsia="Aptos" w:hAnsi="Times New Roman" w:cs="Times New Roman"/>
                 <w:sz w:val="22"/>
                 <w:szCs w:val="22"/>
               </w:rPr>
@@ -3366,14 +3741,14 @@
             <w:pPr>
               <w:cnfStyle w:val="000000100000" w:firstRow="0" w:lastRow="0" w:firstColumn="0" w:lastColumn="0" w:oddVBand="0" w:evenVBand="0" w:oddHBand="1" w:evenHBand="0" w:firstRowFirstColumn="0" w:firstRowLastColumn="0" w:lastRowFirstColumn="0" w:lastRowLastColumn="0"/>
               <w:rPr>
-                <w:rFonts w:ascii="Aptos" w:eastAsia="Aptos" w:hAnsi="Aptos" w:cs="Aptos"/>
-                <w:sz w:val="22"/>
-                <w:szCs w:val="22"/>
-              </w:rPr>
-            </w:pPr>
-            <w:r>
-              <w:rPr>
-                <w:rFonts w:ascii="Aptos" w:eastAsia="Aptos" w:hAnsi="Aptos" w:cs="Aptos"/>
+                <w:rFonts w:ascii="Times New Roman" w:eastAsia="Aptos" w:hAnsi="Times New Roman" w:cs="Times New Roman"/>
+                <w:sz w:val="22"/>
+                <w:szCs w:val="22"/>
+              </w:rPr>
+            </w:pPr>
+            <w:r>
+              <w:rPr>
+                <w:rFonts w:ascii="Times New Roman" w:eastAsia="Aptos" w:hAnsi="Times New Roman" w:cs="Times New Roman"/>
                 <w:sz w:val="22"/>
                 <w:szCs w:val="22"/>
               </w:rPr>
@@ -3381,7 +3756,7 @@
             </w:r>
             <w:r>
               <w:rPr>
-                <w:rFonts w:ascii="Aptos" w:eastAsia="Aptos" w:hAnsi="Aptos" w:cs="Aptos"/>
+                <w:rFonts w:ascii="Times New Roman" w:eastAsia="Aptos" w:hAnsi="Times New Roman" w:cs="Times New Roman"/>
                 <w:sz w:val="22"/>
                 <w:szCs w:val="22"/>
               </w:rPr>
@@ -3402,14 +3777,14 @@
           <w:p>
             <w:pPr>
               <w:rPr>
-                <w:rFonts w:ascii="Aptos" w:eastAsia="Aptos" w:hAnsi="Aptos" w:cs="Aptos"/>
-                <w:sz w:val="22"/>
-                <w:szCs w:val="22"/>
-              </w:rPr>
-            </w:pPr>
-            <w:r>
-              <w:rPr>
-                <w:rFonts w:ascii="Aptos" w:eastAsia="Aptos" w:hAnsi="Aptos" w:cs="Aptos"/>
+                <w:rFonts w:ascii="Times New Roman" w:eastAsia="Aptos" w:hAnsi="Times New Roman" w:cs="Times New Roman"/>
+                <w:sz w:val="22"/>
+                <w:szCs w:val="22"/>
+              </w:rPr>
+            </w:pPr>
+            <w:r>
+              <w:rPr>
+                <w:rFonts w:ascii="Times New Roman" w:eastAsia="Aptos" w:hAnsi="Times New Roman" w:cs="Times New Roman"/>
                 <w:sz w:val="22"/>
                 <w:szCs w:val="22"/>
               </w:rPr>
@@ -3430,14 +3805,14 @@
               </w:numPr>
               <w:cnfStyle w:val="000000000000" w:firstRow="0" w:lastRow="0" w:firstColumn="0" w:lastColumn="0" w:oddVBand="0" w:evenVBand="0" w:oddHBand="0" w:evenHBand="0" w:firstRowFirstColumn="0" w:firstRowLastColumn="0" w:lastRowFirstColumn="0" w:lastRowLastColumn="0"/>
               <w:rPr>
-                <w:rFonts w:ascii="Aptos" w:eastAsia="Aptos" w:hAnsi="Aptos" w:cs="Aptos"/>
-                <w:sz w:val="22"/>
-                <w:szCs w:val="22"/>
-              </w:rPr>
-            </w:pPr>
-            <w:r>
-              <w:rPr>
-                <w:rFonts w:ascii="Aptos" w:eastAsia="Aptos" w:hAnsi="Aptos" w:cs="Aptos"/>
+                <w:rFonts w:ascii="Times New Roman" w:eastAsia="Aptos" w:hAnsi="Times New Roman" w:cs="Times New Roman"/>
+                <w:sz w:val="22"/>
+                <w:szCs w:val="22"/>
+              </w:rPr>
+            </w:pPr>
+            <w:r>
+              <w:rPr>
+                <w:rFonts w:ascii="Times New Roman" w:eastAsia="Aptos" w:hAnsi="Times New Roman" w:cs="Times New Roman"/>
                 <w:sz w:val="22"/>
                 <w:szCs w:val="22"/>
               </w:rPr>
@@ -3453,14 +3828,14 @@
               </w:numPr>
               <w:cnfStyle w:val="000000000000" w:firstRow="0" w:lastRow="0" w:firstColumn="0" w:lastColumn="0" w:oddVBand="0" w:evenVBand="0" w:oddHBand="0" w:evenHBand="0" w:firstRowFirstColumn="0" w:firstRowLastColumn="0" w:lastRowFirstColumn="0" w:lastRowLastColumn="0"/>
               <w:rPr>
-                <w:rFonts w:ascii="Aptos" w:eastAsia="Aptos" w:hAnsi="Aptos" w:cs="Aptos"/>
-                <w:sz w:val="22"/>
-                <w:szCs w:val="22"/>
-              </w:rPr>
-            </w:pPr>
-            <w:r>
-              <w:rPr>
-                <w:rFonts w:ascii="Aptos" w:eastAsia="Aptos" w:hAnsi="Aptos" w:cs="Aptos"/>
+                <w:rFonts w:ascii="Times New Roman" w:eastAsia="Aptos" w:hAnsi="Times New Roman" w:cs="Times New Roman"/>
+                <w:sz w:val="22"/>
+                <w:szCs w:val="22"/>
+              </w:rPr>
+            </w:pPr>
+            <w:r>
+              <w:rPr>
+                <w:rFonts w:ascii="Times New Roman" w:eastAsia="Aptos" w:hAnsi="Times New Roman" w:cs="Times New Roman"/>
                 <w:sz w:val="22"/>
                 <w:szCs w:val="22"/>
               </w:rPr>
@@ -3476,17 +3851,18 @@
               </w:numPr>
               <w:cnfStyle w:val="000000000000" w:firstRow="0" w:lastRow="0" w:firstColumn="0" w:lastColumn="0" w:oddVBand="0" w:evenVBand="0" w:oddHBand="0" w:evenHBand="0" w:firstRowFirstColumn="0" w:firstRowLastColumn="0" w:lastRowFirstColumn="0" w:lastRowLastColumn="0"/>
               <w:rPr>
-                <w:rFonts w:ascii="Aptos" w:eastAsia="Aptos" w:hAnsi="Aptos" w:cs="Aptos"/>
-                <w:sz w:val="22"/>
-                <w:szCs w:val="22"/>
-              </w:rPr>
-            </w:pPr>
-            <w:r>
-              <w:rPr>
-                <w:rFonts w:ascii="Aptos" w:eastAsia="Aptos" w:hAnsi="Aptos" w:cs="Aptos"/>
-                <w:sz w:val="22"/>
-                <w:szCs w:val="22"/>
-              </w:rPr>
+                <w:rFonts w:ascii="Times New Roman" w:eastAsia="Aptos" w:hAnsi="Times New Roman" w:cs="Times New Roman"/>
+                <w:sz w:val="22"/>
+                <w:szCs w:val="22"/>
+              </w:rPr>
+            </w:pPr>
+            <w:r>
+              <w:rPr>
+                <w:rFonts w:ascii="Times New Roman" w:eastAsia="Aptos" w:hAnsi="Times New Roman" w:cs="Times New Roman"/>
+                <w:sz w:val="22"/>
+                <w:szCs w:val="22"/>
+              </w:rPr>
+              <w:lastRenderedPageBreak/>
               <w:t>System validates all the data</w:t>
             </w:r>
           </w:p>
@@ -3499,14 +3875,14 @@
               </w:numPr>
               <w:cnfStyle w:val="000000000000" w:firstRow="0" w:lastRow="0" w:firstColumn="0" w:lastColumn="0" w:oddVBand="0" w:evenVBand="0" w:oddHBand="0" w:evenHBand="0" w:firstRowFirstColumn="0" w:firstRowLastColumn="0" w:lastRowFirstColumn="0" w:lastRowLastColumn="0"/>
               <w:rPr>
-                <w:rFonts w:ascii="Aptos" w:eastAsia="Aptos" w:hAnsi="Aptos" w:cs="Aptos"/>
-                <w:sz w:val="22"/>
-                <w:szCs w:val="22"/>
-              </w:rPr>
-            </w:pPr>
-            <w:r>
-              <w:rPr>
-                <w:rFonts w:ascii="Aptos" w:eastAsia="Aptos" w:hAnsi="Aptos" w:cs="Aptos"/>
+                <w:rFonts w:ascii="Times New Roman" w:eastAsia="Aptos" w:hAnsi="Times New Roman" w:cs="Times New Roman"/>
+                <w:sz w:val="22"/>
+                <w:szCs w:val="22"/>
+              </w:rPr>
+            </w:pPr>
+            <w:r>
+              <w:rPr>
+                <w:rFonts w:ascii="Times New Roman" w:eastAsia="Aptos" w:hAnsi="Times New Roman" w:cs="Times New Roman"/>
                 <w:sz w:val="22"/>
                 <w:szCs w:val="22"/>
               </w:rPr>
@@ -3522,14 +3898,14 @@
               </w:numPr>
               <w:cnfStyle w:val="000000000000" w:firstRow="0" w:lastRow="0" w:firstColumn="0" w:lastColumn="0" w:oddVBand="0" w:evenVBand="0" w:oddHBand="0" w:evenHBand="0" w:firstRowFirstColumn="0" w:firstRowLastColumn="0" w:lastRowFirstColumn="0" w:lastRowLastColumn="0"/>
               <w:rPr>
-                <w:rFonts w:ascii="Aptos" w:eastAsia="Aptos" w:hAnsi="Aptos" w:cs="Aptos"/>
-                <w:sz w:val="22"/>
-                <w:szCs w:val="22"/>
-              </w:rPr>
-            </w:pPr>
-            <w:r>
-              <w:rPr>
-                <w:rFonts w:ascii="Aptos" w:eastAsia="Aptos" w:hAnsi="Aptos" w:cs="Aptos"/>
+                <w:rFonts w:ascii="Times New Roman" w:eastAsia="Aptos" w:hAnsi="Times New Roman" w:cs="Times New Roman"/>
+                <w:sz w:val="22"/>
+                <w:szCs w:val="22"/>
+              </w:rPr>
+            </w:pPr>
+            <w:r>
+              <w:rPr>
+                <w:rFonts w:ascii="Times New Roman" w:eastAsia="Aptos" w:hAnsi="Times New Roman" w:cs="Times New Roman"/>
                 <w:sz w:val="22"/>
                 <w:szCs w:val="22"/>
               </w:rPr>
@@ -3537,7 +3913,7 @@
             </w:r>
             <w:r>
               <w:rPr>
-                <w:rFonts w:ascii="Aptos" w:eastAsia="Aptos" w:hAnsi="Aptos" w:cs="Aptos"/>
+                <w:rFonts w:ascii="Times New Roman" w:eastAsia="Aptos" w:hAnsi="Times New Roman" w:cs="Times New Roman"/>
                 <w:sz w:val="22"/>
                 <w:szCs w:val="22"/>
               </w:rPr>
@@ -3545,7 +3921,7 @@
             </w:r>
             <w:r>
               <w:rPr>
-                <w:rFonts w:ascii="Aptos" w:eastAsia="Aptos" w:hAnsi="Aptos" w:cs="Aptos"/>
+                <w:rFonts w:ascii="Times New Roman" w:eastAsia="Aptos" w:hAnsi="Times New Roman" w:cs="Times New Roman"/>
                 <w:sz w:val="22"/>
                 <w:szCs w:val="22"/>
               </w:rPr>
@@ -3555,7 +3931,13 @@
         </w:tc>
       </w:tr>
     </w:tbl>
-    <w:p/>
+    <w:p>
+      <w:pPr>
+        <w:rPr>
+          <w:rFonts w:ascii="Times New Roman" w:hAnsi="Times New Roman" w:cs="Times New Roman"/>
+        </w:rPr>
+      </w:pPr>
+    </w:p>
     <w:tbl>
       <w:tblPr>
         <w:tblStyle w:val="PlainTable2"/>
@@ -3569,8 +3951,8 @@
         <w:tblLook w:val="04A0" w:firstRow="1" w:lastRow="0" w:firstColumn="1" w:lastColumn="0" w:noHBand="0" w:noVBand="1"/>
       </w:tblPr>
       <w:tblGrid>
-        <w:gridCol w:w="1781"/>
-        <w:gridCol w:w="7235"/>
+        <w:gridCol w:w="1769"/>
+        <w:gridCol w:w="7247"/>
       </w:tblGrid>
       <w:tr>
         <w:trPr>
@@ -3588,14 +3970,14 @@
           <w:p>
             <w:pPr>
               <w:rPr>
-                <w:rFonts w:ascii="Aptos" w:eastAsia="Aptos" w:hAnsi="Aptos" w:cs="Aptos"/>
-                <w:sz w:val="22"/>
-                <w:szCs w:val="22"/>
-              </w:rPr>
-            </w:pPr>
-            <w:r>
-              <w:rPr>
-                <w:rFonts w:ascii="Aptos" w:eastAsia="Aptos" w:hAnsi="Aptos" w:cs="Aptos"/>
+                <w:rFonts w:ascii="Times New Roman" w:eastAsia="Aptos" w:hAnsi="Times New Roman" w:cs="Times New Roman"/>
+                <w:sz w:val="22"/>
+                <w:szCs w:val="22"/>
+              </w:rPr>
+            </w:pPr>
+            <w:r>
+              <w:rPr>
+                <w:rFonts w:ascii="Times New Roman" w:eastAsia="Aptos" w:hAnsi="Times New Roman" w:cs="Times New Roman"/>
                 <w:sz w:val="22"/>
                 <w:szCs w:val="22"/>
               </w:rPr>
@@ -3614,30 +3996,20 @@
             <w:pPr>
               <w:cnfStyle w:val="100000000000" w:firstRow="1" w:lastRow="0" w:firstColumn="0" w:lastColumn="0" w:oddVBand="0" w:evenVBand="0" w:oddHBand="0" w:evenHBand="0" w:firstRowFirstColumn="0" w:firstRowLastColumn="0" w:lastRowFirstColumn="0" w:lastRowLastColumn="0"/>
               <w:rPr>
-                <w:rFonts w:ascii="Aptos" w:eastAsia="Aptos" w:hAnsi="Aptos" w:cs="Aptos"/>
-                <w:sz w:val="22"/>
-                <w:szCs w:val="22"/>
-              </w:rPr>
-            </w:pPr>
-            <w:r>
-              <w:rPr>
-                <w:rFonts w:ascii="Aptos" w:eastAsia="Aptos" w:hAnsi="Aptos" w:cs="Aptos"/>
+                <w:rFonts w:ascii="Times New Roman" w:eastAsia="Aptos" w:hAnsi="Times New Roman" w:cs="Times New Roman"/>
+                <w:sz w:val="22"/>
+                <w:szCs w:val="22"/>
+              </w:rPr>
+            </w:pPr>
+            <w:r>
+              <w:rPr>
+                <w:rFonts w:ascii="Times New Roman" w:eastAsia="Aptos" w:hAnsi="Times New Roman" w:cs="Times New Roman"/>
                 <w:b w:val="0"/>
                 <w:bCs w:val="0"/>
                 <w:sz w:val="22"/>
                 <w:szCs w:val="22"/>
               </w:rPr>
-              <w:t>UC-</w:t>
-            </w:r>
-            <w:r>
-              <w:rPr>
-                <w:rFonts w:ascii="Aptos" w:eastAsia="Aptos" w:hAnsi="Aptos" w:cs="Aptos"/>
-                <w:b w:val="0"/>
-                <w:bCs w:val="0"/>
-                <w:sz w:val="22"/>
-                <w:szCs w:val="22"/>
-              </w:rPr>
-              <w:t>5</w:t>
+              <w:t>UC-5</w:t>
             </w:r>
           </w:p>
         </w:tc>
@@ -3660,14 +4032,14 @@
           <w:p>
             <w:pPr>
               <w:rPr>
-                <w:rFonts w:ascii="Aptos" w:eastAsia="Aptos" w:hAnsi="Aptos" w:cs="Aptos"/>
-                <w:sz w:val="22"/>
-                <w:szCs w:val="22"/>
-              </w:rPr>
-            </w:pPr>
-            <w:r>
-              <w:rPr>
-                <w:rFonts w:ascii="Aptos" w:eastAsia="Aptos" w:hAnsi="Aptos" w:cs="Aptos"/>
+                <w:rFonts w:ascii="Times New Roman" w:eastAsia="Aptos" w:hAnsi="Times New Roman" w:cs="Times New Roman"/>
+                <w:sz w:val="22"/>
+                <w:szCs w:val="22"/>
+              </w:rPr>
+            </w:pPr>
+            <w:r>
+              <w:rPr>
+                <w:rFonts w:ascii="Times New Roman" w:eastAsia="Aptos" w:hAnsi="Times New Roman" w:cs="Times New Roman"/>
                 <w:sz w:val="22"/>
                 <w:szCs w:val="22"/>
               </w:rPr>
@@ -3688,14 +4060,14 @@
             <w:pPr>
               <w:cnfStyle w:val="000000100000" w:firstRow="0" w:lastRow="0" w:firstColumn="0" w:lastColumn="0" w:oddVBand="0" w:evenVBand="0" w:oddHBand="1" w:evenHBand="0" w:firstRowFirstColumn="0" w:firstRowLastColumn="0" w:lastRowFirstColumn="0" w:lastRowLastColumn="0"/>
               <w:rPr>
-                <w:rFonts w:ascii="Aptos" w:eastAsia="Aptos" w:hAnsi="Aptos" w:cs="Aptos"/>
-                <w:sz w:val="22"/>
-                <w:szCs w:val="22"/>
-              </w:rPr>
-            </w:pPr>
-            <w:r>
-              <w:rPr>
-                <w:rFonts w:ascii="Aptos" w:eastAsia="Aptos" w:hAnsi="Aptos" w:cs="Aptos"/>
+                <w:rFonts w:ascii="Times New Roman" w:eastAsia="Aptos" w:hAnsi="Times New Roman" w:cs="Times New Roman"/>
+                <w:sz w:val="22"/>
+                <w:szCs w:val="22"/>
+              </w:rPr>
+            </w:pPr>
+            <w:r>
+              <w:rPr>
+                <w:rFonts w:ascii="Times New Roman" w:eastAsia="Aptos" w:hAnsi="Times New Roman" w:cs="Times New Roman"/>
                 <w:sz w:val="22"/>
                 <w:szCs w:val="22"/>
               </w:rPr>
@@ -3716,14 +4088,14 @@
           <w:p>
             <w:pPr>
               <w:rPr>
-                <w:rFonts w:ascii="Aptos" w:eastAsia="Aptos" w:hAnsi="Aptos" w:cs="Aptos"/>
-                <w:sz w:val="22"/>
-                <w:szCs w:val="22"/>
-              </w:rPr>
-            </w:pPr>
-            <w:r>
-              <w:rPr>
-                <w:rFonts w:ascii="Aptos" w:eastAsia="Aptos" w:hAnsi="Aptos" w:cs="Aptos"/>
+                <w:rFonts w:ascii="Times New Roman" w:eastAsia="Aptos" w:hAnsi="Times New Roman" w:cs="Times New Roman"/>
+                <w:sz w:val="22"/>
+                <w:szCs w:val="22"/>
+              </w:rPr>
+            </w:pPr>
+            <w:r>
+              <w:rPr>
+                <w:rFonts w:ascii="Times New Roman" w:eastAsia="Aptos" w:hAnsi="Times New Roman" w:cs="Times New Roman"/>
                 <w:sz w:val="22"/>
                 <w:szCs w:val="22"/>
               </w:rPr>
@@ -3739,14 +4111,14 @@
             <w:pPr>
               <w:cnfStyle w:val="000000000000" w:firstRow="0" w:lastRow="0" w:firstColumn="0" w:lastColumn="0" w:oddVBand="0" w:evenVBand="0" w:oddHBand="0" w:evenHBand="0" w:firstRowFirstColumn="0" w:firstRowLastColumn="0" w:lastRowFirstColumn="0" w:lastRowLastColumn="0"/>
               <w:rPr>
-                <w:rFonts w:ascii="Aptos" w:eastAsia="Aptos" w:hAnsi="Aptos" w:cs="Aptos"/>
-                <w:sz w:val="22"/>
-                <w:szCs w:val="22"/>
-              </w:rPr>
-            </w:pPr>
-            <w:r>
-              <w:rPr>
-                <w:rFonts w:ascii="Aptos" w:eastAsia="Aptos" w:hAnsi="Aptos" w:cs="Aptos"/>
+                <w:rFonts w:ascii="Times New Roman" w:eastAsia="Aptos" w:hAnsi="Times New Roman" w:cs="Times New Roman"/>
+                <w:sz w:val="22"/>
+                <w:szCs w:val="22"/>
+              </w:rPr>
+            </w:pPr>
+            <w:r>
+              <w:rPr>
+                <w:rFonts w:ascii="Times New Roman" w:eastAsia="Aptos" w:hAnsi="Times New Roman" w:cs="Times New Roman"/>
                 <w:sz w:val="22"/>
                 <w:szCs w:val="22"/>
               </w:rPr>
@@ -3773,14 +4145,14 @@
           <w:p>
             <w:pPr>
               <w:rPr>
-                <w:rFonts w:ascii="Aptos" w:eastAsia="Aptos" w:hAnsi="Aptos" w:cs="Aptos"/>
-                <w:sz w:val="22"/>
-                <w:szCs w:val="22"/>
-              </w:rPr>
-            </w:pPr>
-            <w:r>
-              <w:rPr>
-                <w:rFonts w:ascii="Aptos" w:eastAsia="Aptos" w:hAnsi="Aptos" w:cs="Aptos"/>
+                <w:rFonts w:ascii="Times New Roman" w:eastAsia="Aptos" w:hAnsi="Times New Roman" w:cs="Times New Roman"/>
+                <w:sz w:val="22"/>
+                <w:szCs w:val="22"/>
+              </w:rPr>
+            </w:pPr>
+            <w:r>
+              <w:rPr>
+                <w:rFonts w:ascii="Times New Roman" w:eastAsia="Aptos" w:hAnsi="Times New Roman" w:cs="Times New Roman"/>
                 <w:sz w:val="22"/>
                 <w:szCs w:val="22"/>
               </w:rPr>
@@ -3801,14 +4173,14 @@
             <w:pPr>
               <w:cnfStyle w:val="000000100000" w:firstRow="0" w:lastRow="0" w:firstColumn="0" w:lastColumn="0" w:oddVBand="0" w:evenVBand="0" w:oddHBand="1" w:evenHBand="0" w:firstRowFirstColumn="0" w:firstRowLastColumn="0" w:lastRowFirstColumn="0" w:lastRowLastColumn="0"/>
               <w:rPr>
-                <w:rFonts w:ascii="Aptos" w:eastAsia="Aptos" w:hAnsi="Aptos" w:cs="Aptos"/>
-                <w:sz w:val="22"/>
-                <w:szCs w:val="22"/>
-              </w:rPr>
-            </w:pPr>
-            <w:r>
-              <w:rPr>
-                <w:rFonts w:ascii="Aptos" w:eastAsia="Aptos" w:hAnsi="Aptos" w:cs="Aptos"/>
+                <w:rFonts w:ascii="Times New Roman" w:eastAsia="Aptos" w:hAnsi="Times New Roman" w:cs="Times New Roman"/>
+                <w:sz w:val="22"/>
+                <w:szCs w:val="22"/>
+              </w:rPr>
+            </w:pPr>
+            <w:r>
+              <w:rPr>
+                <w:rFonts w:ascii="Times New Roman" w:eastAsia="Aptos" w:hAnsi="Times New Roman" w:cs="Times New Roman"/>
                 <w:sz w:val="22"/>
                 <w:szCs w:val="22"/>
               </w:rPr>
@@ -3817,7 +4189,7 @@
             <w:proofErr w:type="gramStart"/>
             <w:r>
               <w:rPr>
-                <w:rFonts w:ascii="Aptos" w:eastAsia="Aptos" w:hAnsi="Aptos" w:cs="Aptos"/>
+                <w:rFonts w:ascii="Times New Roman" w:eastAsia="Aptos" w:hAnsi="Times New Roman" w:cs="Times New Roman"/>
                 <w:sz w:val="22"/>
                 <w:szCs w:val="22"/>
               </w:rPr>
@@ -3826,7 +4198,7 @@
             <w:proofErr w:type="gramEnd"/>
             <w:r>
               <w:rPr>
-                <w:rFonts w:ascii="Aptos" w:eastAsia="Aptos" w:hAnsi="Aptos" w:cs="Aptos"/>
+                <w:rFonts w:ascii="Times New Roman" w:eastAsia="Aptos" w:hAnsi="Times New Roman" w:cs="Times New Roman"/>
                 <w:sz w:val="22"/>
                 <w:szCs w:val="22"/>
               </w:rPr>
@@ -3834,7 +4206,7 @@
             </w:r>
             <w:r>
               <w:rPr>
-                <w:rFonts w:ascii="Aptos" w:eastAsia="Aptos" w:hAnsi="Aptos" w:cs="Aptos"/>
+                <w:rFonts w:ascii="Times New Roman" w:eastAsia="Aptos" w:hAnsi="Times New Roman" w:cs="Times New Roman"/>
                 <w:sz w:val="22"/>
                 <w:szCs w:val="22"/>
               </w:rPr>
@@ -3855,14 +4227,14 @@
           <w:p>
             <w:pPr>
               <w:rPr>
-                <w:rFonts w:ascii="Aptos" w:eastAsia="Aptos" w:hAnsi="Aptos" w:cs="Aptos"/>
-                <w:sz w:val="22"/>
-                <w:szCs w:val="22"/>
-              </w:rPr>
-            </w:pPr>
-            <w:r>
-              <w:rPr>
-                <w:rFonts w:ascii="Aptos" w:eastAsia="Aptos" w:hAnsi="Aptos" w:cs="Aptos"/>
+                <w:rFonts w:ascii="Times New Roman" w:eastAsia="Aptos" w:hAnsi="Times New Roman" w:cs="Times New Roman"/>
+                <w:sz w:val="22"/>
+                <w:szCs w:val="22"/>
+              </w:rPr>
+            </w:pPr>
+            <w:r>
+              <w:rPr>
+                <w:rFonts w:ascii="Times New Roman" w:eastAsia="Aptos" w:hAnsi="Times New Roman" w:cs="Times New Roman"/>
                 <w:sz w:val="22"/>
                 <w:szCs w:val="22"/>
               </w:rPr>
@@ -3878,14 +4250,14 @@
             <w:pPr>
               <w:cnfStyle w:val="000000000000" w:firstRow="0" w:lastRow="0" w:firstColumn="0" w:lastColumn="0" w:oddVBand="0" w:evenVBand="0" w:oddHBand="0" w:evenHBand="0" w:firstRowFirstColumn="0" w:firstRowLastColumn="0" w:lastRowFirstColumn="0" w:lastRowLastColumn="0"/>
               <w:rPr>
-                <w:rFonts w:ascii="Aptos" w:eastAsia="Aptos" w:hAnsi="Aptos" w:cs="Aptos"/>
-                <w:sz w:val="22"/>
-                <w:szCs w:val="22"/>
-              </w:rPr>
-            </w:pPr>
-            <w:r>
-              <w:rPr>
-                <w:rFonts w:ascii="Aptos" w:eastAsia="Aptos" w:hAnsi="Aptos" w:cs="Aptos"/>
+                <w:rFonts w:ascii="Times New Roman" w:eastAsia="Aptos" w:hAnsi="Times New Roman" w:cs="Times New Roman"/>
+                <w:sz w:val="22"/>
+                <w:szCs w:val="22"/>
+              </w:rPr>
+            </w:pPr>
+            <w:r>
+              <w:rPr>
+                <w:rFonts w:ascii="Times New Roman" w:eastAsia="Aptos" w:hAnsi="Times New Roman" w:cs="Times New Roman"/>
                 <w:sz w:val="22"/>
                 <w:szCs w:val="22"/>
               </w:rPr>
@@ -3912,14 +4284,14 @@
           <w:p>
             <w:pPr>
               <w:rPr>
-                <w:rFonts w:ascii="Aptos" w:eastAsia="Aptos" w:hAnsi="Aptos" w:cs="Aptos"/>
-                <w:sz w:val="22"/>
-                <w:szCs w:val="22"/>
-              </w:rPr>
-            </w:pPr>
-            <w:r>
-              <w:rPr>
-                <w:rFonts w:ascii="Aptos" w:eastAsia="Aptos" w:hAnsi="Aptos" w:cs="Aptos"/>
+                <w:rFonts w:ascii="Times New Roman" w:eastAsia="Aptos" w:hAnsi="Times New Roman" w:cs="Times New Roman"/>
+                <w:sz w:val="22"/>
+                <w:szCs w:val="22"/>
+              </w:rPr>
+            </w:pPr>
+            <w:r>
+              <w:rPr>
+                <w:rFonts w:ascii="Times New Roman" w:eastAsia="Aptos" w:hAnsi="Times New Roman" w:cs="Times New Roman"/>
                 <w:sz w:val="22"/>
                 <w:szCs w:val="22"/>
               </w:rPr>
@@ -3940,14 +4312,14 @@
             <w:pPr>
               <w:cnfStyle w:val="000000100000" w:firstRow="0" w:lastRow="0" w:firstColumn="0" w:lastColumn="0" w:oddVBand="0" w:evenVBand="0" w:oddHBand="1" w:evenHBand="0" w:firstRowFirstColumn="0" w:firstRowLastColumn="0" w:lastRowFirstColumn="0" w:lastRowLastColumn="0"/>
               <w:rPr>
-                <w:rFonts w:ascii="Aptos" w:eastAsia="Aptos" w:hAnsi="Aptos" w:cs="Aptos"/>
-                <w:sz w:val="22"/>
-                <w:szCs w:val="22"/>
-              </w:rPr>
-            </w:pPr>
-            <w:r>
-              <w:rPr>
-                <w:rFonts w:ascii="Aptos" w:eastAsia="Aptos" w:hAnsi="Aptos" w:cs="Aptos"/>
+                <w:rFonts w:ascii="Times New Roman" w:eastAsia="Aptos" w:hAnsi="Times New Roman" w:cs="Times New Roman"/>
+                <w:sz w:val="22"/>
+                <w:szCs w:val="22"/>
+              </w:rPr>
+            </w:pPr>
+            <w:r>
+              <w:rPr>
+                <w:rFonts w:ascii="Times New Roman" w:eastAsia="Aptos" w:hAnsi="Times New Roman" w:cs="Times New Roman"/>
                 <w:sz w:val="22"/>
                 <w:szCs w:val="22"/>
               </w:rPr>
@@ -3968,14 +4340,14 @@
           <w:p>
             <w:pPr>
               <w:rPr>
-                <w:rFonts w:ascii="Aptos" w:eastAsia="Aptos" w:hAnsi="Aptos" w:cs="Aptos"/>
-                <w:sz w:val="22"/>
-                <w:szCs w:val="22"/>
-              </w:rPr>
-            </w:pPr>
-            <w:r>
-              <w:rPr>
-                <w:rFonts w:ascii="Aptos" w:eastAsia="Aptos" w:hAnsi="Aptos" w:cs="Aptos"/>
+                <w:rFonts w:ascii="Times New Roman" w:eastAsia="Aptos" w:hAnsi="Times New Roman" w:cs="Times New Roman"/>
+                <w:sz w:val="22"/>
+                <w:szCs w:val="22"/>
+              </w:rPr>
+            </w:pPr>
+            <w:r>
+              <w:rPr>
+                <w:rFonts w:ascii="Times New Roman" w:eastAsia="Aptos" w:hAnsi="Times New Roman" w:cs="Times New Roman"/>
                 <w:sz w:val="22"/>
                 <w:szCs w:val="22"/>
               </w:rPr>
@@ -3996,14 +4368,14 @@
               </w:numPr>
               <w:cnfStyle w:val="000000000000" w:firstRow="0" w:lastRow="0" w:firstColumn="0" w:lastColumn="0" w:oddVBand="0" w:evenVBand="0" w:oddHBand="0" w:evenHBand="0" w:firstRowFirstColumn="0" w:firstRowLastColumn="0" w:lastRowFirstColumn="0" w:lastRowLastColumn="0"/>
               <w:rPr>
-                <w:rFonts w:ascii="Aptos" w:eastAsia="Aptos" w:hAnsi="Aptos" w:cs="Aptos"/>
-                <w:sz w:val="22"/>
-                <w:szCs w:val="22"/>
-              </w:rPr>
-            </w:pPr>
-            <w:r>
-              <w:rPr>
-                <w:rFonts w:ascii="Aptos" w:eastAsia="Aptos" w:hAnsi="Aptos" w:cs="Aptos"/>
+                <w:rFonts w:ascii="Times New Roman" w:eastAsia="Aptos" w:hAnsi="Times New Roman" w:cs="Times New Roman"/>
+                <w:sz w:val="22"/>
+                <w:szCs w:val="22"/>
+              </w:rPr>
+            </w:pPr>
+            <w:r>
+              <w:rPr>
+                <w:rFonts w:ascii="Times New Roman" w:eastAsia="Aptos" w:hAnsi="Times New Roman" w:cs="Times New Roman"/>
                 <w:sz w:val="22"/>
                 <w:szCs w:val="22"/>
               </w:rPr>
@@ -4019,14 +4391,14 @@
               </w:numPr>
               <w:cnfStyle w:val="000000000000" w:firstRow="0" w:lastRow="0" w:firstColumn="0" w:lastColumn="0" w:oddVBand="0" w:evenVBand="0" w:oddHBand="0" w:evenHBand="0" w:firstRowFirstColumn="0" w:firstRowLastColumn="0" w:lastRowFirstColumn="0" w:lastRowLastColumn="0"/>
               <w:rPr>
-                <w:rFonts w:ascii="Aptos" w:eastAsia="Aptos" w:hAnsi="Aptos" w:cs="Aptos"/>
-                <w:sz w:val="22"/>
-                <w:szCs w:val="22"/>
-              </w:rPr>
-            </w:pPr>
-            <w:r>
-              <w:rPr>
-                <w:rFonts w:ascii="Aptos" w:eastAsia="Aptos" w:hAnsi="Aptos" w:cs="Aptos"/>
+                <w:rFonts w:ascii="Times New Roman" w:eastAsia="Aptos" w:hAnsi="Times New Roman" w:cs="Times New Roman"/>
+                <w:sz w:val="22"/>
+                <w:szCs w:val="22"/>
+              </w:rPr>
+            </w:pPr>
+            <w:r>
+              <w:rPr>
+                <w:rFonts w:ascii="Times New Roman" w:eastAsia="Aptos" w:hAnsi="Times New Roman" w:cs="Times New Roman"/>
                 <w:sz w:val="22"/>
                 <w:szCs w:val="22"/>
               </w:rPr>
@@ -4034,7 +4406,7 @@
             </w:r>
             <w:r>
               <w:rPr>
-                <w:rFonts w:ascii="Aptos" w:eastAsia="Aptos" w:hAnsi="Aptos" w:cs="Aptos"/>
+                <w:rFonts w:ascii="Times New Roman" w:eastAsia="Aptos" w:hAnsi="Times New Roman" w:cs="Times New Roman"/>
                 <w:sz w:val="22"/>
                 <w:szCs w:val="22"/>
               </w:rPr>
@@ -4042,7 +4414,7 @@
             </w:r>
             <w:r>
               <w:rPr>
-                <w:rFonts w:ascii="Aptos" w:eastAsia="Aptos" w:hAnsi="Aptos" w:cs="Aptos"/>
+                <w:rFonts w:ascii="Times New Roman" w:eastAsia="Aptos" w:hAnsi="Times New Roman" w:cs="Times New Roman"/>
                 <w:sz w:val="22"/>
                 <w:szCs w:val="22"/>
               </w:rPr>
@@ -4058,14 +4430,14 @@
               </w:numPr>
               <w:cnfStyle w:val="000000000000" w:firstRow="0" w:lastRow="0" w:firstColumn="0" w:lastColumn="0" w:oddVBand="0" w:evenVBand="0" w:oddHBand="0" w:evenHBand="0" w:firstRowFirstColumn="0" w:firstRowLastColumn="0" w:lastRowFirstColumn="0" w:lastRowLastColumn="0"/>
               <w:rPr>
-                <w:rFonts w:ascii="Aptos" w:eastAsia="Aptos" w:hAnsi="Aptos" w:cs="Aptos"/>
-                <w:sz w:val="22"/>
-                <w:szCs w:val="22"/>
-              </w:rPr>
-            </w:pPr>
-            <w:r>
-              <w:rPr>
-                <w:rFonts w:ascii="Aptos" w:eastAsia="Aptos" w:hAnsi="Aptos" w:cs="Aptos"/>
+                <w:rFonts w:ascii="Times New Roman" w:eastAsia="Aptos" w:hAnsi="Times New Roman" w:cs="Times New Roman"/>
+                <w:sz w:val="22"/>
+                <w:szCs w:val="22"/>
+              </w:rPr>
+            </w:pPr>
+            <w:r>
+              <w:rPr>
+                <w:rFonts w:ascii="Times New Roman" w:eastAsia="Aptos" w:hAnsi="Times New Roman" w:cs="Times New Roman"/>
                 <w:sz w:val="22"/>
                 <w:szCs w:val="22"/>
               </w:rPr>
@@ -4081,14 +4453,14 @@
               </w:numPr>
               <w:cnfStyle w:val="000000000000" w:firstRow="0" w:lastRow="0" w:firstColumn="0" w:lastColumn="0" w:oddVBand="0" w:evenVBand="0" w:oddHBand="0" w:evenHBand="0" w:firstRowFirstColumn="0" w:firstRowLastColumn="0" w:lastRowFirstColumn="0" w:lastRowLastColumn="0"/>
               <w:rPr>
-                <w:rFonts w:ascii="Aptos" w:eastAsia="Aptos" w:hAnsi="Aptos" w:cs="Aptos"/>
-                <w:sz w:val="22"/>
-                <w:szCs w:val="22"/>
-              </w:rPr>
-            </w:pPr>
-            <w:r>
-              <w:rPr>
-                <w:rFonts w:ascii="Aptos" w:eastAsia="Aptos" w:hAnsi="Aptos" w:cs="Aptos"/>
+                <w:rFonts w:ascii="Times New Roman" w:eastAsia="Aptos" w:hAnsi="Times New Roman" w:cs="Times New Roman"/>
+                <w:sz w:val="22"/>
+                <w:szCs w:val="22"/>
+              </w:rPr>
+            </w:pPr>
+            <w:r>
+              <w:rPr>
+                <w:rFonts w:ascii="Times New Roman" w:eastAsia="Aptos" w:hAnsi="Times New Roman" w:cs="Times New Roman"/>
                 <w:sz w:val="22"/>
                 <w:szCs w:val="22"/>
               </w:rPr>
@@ -4096,7 +4468,7 @@
             </w:r>
             <w:r>
               <w:rPr>
-                <w:rFonts w:ascii="Aptos" w:eastAsia="Aptos" w:hAnsi="Aptos" w:cs="Aptos"/>
+                <w:rFonts w:ascii="Times New Roman" w:eastAsia="Aptos" w:hAnsi="Times New Roman" w:cs="Times New Roman"/>
                 <w:sz w:val="22"/>
                 <w:szCs w:val="22"/>
               </w:rPr>
@@ -4112,14 +4484,14 @@
               </w:numPr>
               <w:cnfStyle w:val="000000000000" w:firstRow="0" w:lastRow="0" w:firstColumn="0" w:lastColumn="0" w:oddVBand="0" w:evenVBand="0" w:oddHBand="0" w:evenHBand="0" w:firstRowFirstColumn="0" w:firstRowLastColumn="0" w:lastRowFirstColumn="0" w:lastRowLastColumn="0"/>
               <w:rPr>
-                <w:rFonts w:ascii="Aptos" w:eastAsia="Aptos" w:hAnsi="Aptos" w:cs="Aptos"/>
-                <w:sz w:val="22"/>
-                <w:szCs w:val="22"/>
-              </w:rPr>
-            </w:pPr>
-            <w:r>
-              <w:rPr>
-                <w:rFonts w:ascii="Aptos" w:eastAsia="Aptos" w:hAnsi="Aptos" w:cs="Aptos"/>
+                <w:rFonts w:ascii="Times New Roman" w:eastAsia="Aptos" w:hAnsi="Times New Roman" w:cs="Times New Roman"/>
+                <w:sz w:val="22"/>
+                <w:szCs w:val="22"/>
+              </w:rPr>
+            </w:pPr>
+            <w:r>
+              <w:rPr>
+                <w:rFonts w:ascii="Times New Roman" w:eastAsia="Aptos" w:hAnsi="Times New Roman" w:cs="Times New Roman"/>
                 <w:sz w:val="22"/>
                 <w:szCs w:val="22"/>
               </w:rPr>
@@ -4135,14 +4507,14 @@
               </w:numPr>
               <w:cnfStyle w:val="000000000000" w:firstRow="0" w:lastRow="0" w:firstColumn="0" w:lastColumn="0" w:oddVBand="0" w:evenVBand="0" w:oddHBand="0" w:evenHBand="0" w:firstRowFirstColumn="0" w:firstRowLastColumn="0" w:lastRowFirstColumn="0" w:lastRowLastColumn="0"/>
               <w:rPr>
-                <w:rFonts w:ascii="Aptos" w:eastAsia="Aptos" w:hAnsi="Aptos" w:cs="Aptos"/>
-                <w:sz w:val="22"/>
-                <w:szCs w:val="22"/>
-              </w:rPr>
-            </w:pPr>
-            <w:r>
-              <w:rPr>
-                <w:rFonts w:ascii="Aptos" w:eastAsia="Aptos" w:hAnsi="Aptos" w:cs="Aptos"/>
+                <w:rFonts w:ascii="Times New Roman" w:eastAsia="Aptos" w:hAnsi="Times New Roman" w:cs="Times New Roman"/>
+                <w:sz w:val="22"/>
+                <w:szCs w:val="22"/>
+              </w:rPr>
+            </w:pPr>
+            <w:r>
+              <w:rPr>
+                <w:rFonts w:ascii="Times New Roman" w:eastAsia="Aptos" w:hAnsi="Times New Roman" w:cs="Times New Roman"/>
                 <w:sz w:val="22"/>
                 <w:szCs w:val="22"/>
               </w:rPr>
@@ -4150,7 +4522,7 @@
             </w:r>
             <w:r>
               <w:rPr>
-                <w:rFonts w:ascii="Aptos" w:eastAsia="Aptos" w:hAnsi="Aptos" w:cs="Aptos"/>
+                <w:rFonts w:ascii="Times New Roman" w:eastAsia="Aptos" w:hAnsi="Times New Roman" w:cs="Times New Roman"/>
                 <w:sz w:val="22"/>
                 <w:szCs w:val="22"/>
               </w:rPr>
@@ -4158,7 +4530,7 @@
             </w:r>
             <w:r>
               <w:rPr>
-                <w:rFonts w:ascii="Aptos" w:eastAsia="Aptos" w:hAnsi="Aptos" w:cs="Aptos"/>
+                <w:rFonts w:ascii="Times New Roman" w:eastAsia="Aptos" w:hAnsi="Times New Roman" w:cs="Times New Roman"/>
                 <w:sz w:val="22"/>
                 <w:szCs w:val="22"/>
               </w:rPr>
@@ -4166,7 +4538,7 @@
             </w:r>
             <w:r>
               <w:rPr>
-                <w:rFonts w:ascii="Aptos" w:eastAsia="Aptos" w:hAnsi="Aptos" w:cs="Aptos"/>
+                <w:rFonts w:ascii="Times New Roman" w:eastAsia="Aptos" w:hAnsi="Times New Roman" w:cs="Times New Roman"/>
                 <w:sz w:val="22"/>
                 <w:szCs w:val="22"/>
               </w:rPr>
@@ -4176,7 +4548,13 @@
         </w:tc>
       </w:tr>
     </w:tbl>
-    <w:p/>
+    <w:p>
+      <w:pPr>
+        <w:rPr>
+          <w:rFonts w:ascii="Times New Roman" w:hAnsi="Times New Roman" w:cs="Times New Roman"/>
+        </w:rPr>
+      </w:pPr>
+    </w:p>
     <w:tbl>
       <w:tblPr>
         <w:tblStyle w:val="PlainTable2"/>
@@ -4190,8 +4568,8 @@
         <w:tblLook w:val="04A0" w:firstRow="1" w:lastRow="0" w:firstColumn="1" w:lastColumn="0" w:noHBand="0" w:noVBand="1"/>
       </w:tblPr>
       <w:tblGrid>
-        <w:gridCol w:w="1781"/>
-        <w:gridCol w:w="7235"/>
+        <w:gridCol w:w="1769"/>
+        <w:gridCol w:w="7247"/>
       </w:tblGrid>
       <w:tr>
         <w:trPr>
@@ -4209,14 +4587,14 @@
           <w:p>
             <w:pPr>
               <w:rPr>
-                <w:rFonts w:ascii="Aptos" w:eastAsia="Aptos" w:hAnsi="Aptos" w:cs="Aptos"/>
-                <w:sz w:val="22"/>
-                <w:szCs w:val="22"/>
-              </w:rPr>
-            </w:pPr>
-            <w:r>
-              <w:rPr>
-                <w:rFonts w:ascii="Aptos" w:eastAsia="Aptos" w:hAnsi="Aptos" w:cs="Aptos"/>
+                <w:rFonts w:ascii="Times New Roman" w:eastAsia="Aptos" w:hAnsi="Times New Roman" w:cs="Times New Roman"/>
+                <w:sz w:val="22"/>
+                <w:szCs w:val="22"/>
+              </w:rPr>
+            </w:pPr>
+            <w:r>
+              <w:rPr>
+                <w:rFonts w:ascii="Times New Roman" w:eastAsia="Aptos" w:hAnsi="Times New Roman" w:cs="Times New Roman"/>
                 <w:sz w:val="22"/>
                 <w:szCs w:val="22"/>
               </w:rPr>
@@ -4235,30 +4613,20 @@
             <w:pPr>
               <w:cnfStyle w:val="100000000000" w:firstRow="1" w:lastRow="0" w:firstColumn="0" w:lastColumn="0" w:oddVBand="0" w:evenVBand="0" w:oddHBand="0" w:evenHBand="0" w:firstRowFirstColumn="0" w:firstRowLastColumn="0" w:lastRowFirstColumn="0" w:lastRowLastColumn="0"/>
               <w:rPr>
-                <w:rFonts w:ascii="Aptos" w:eastAsia="Aptos" w:hAnsi="Aptos" w:cs="Aptos"/>
-                <w:sz w:val="22"/>
-                <w:szCs w:val="22"/>
-              </w:rPr>
-            </w:pPr>
-            <w:r>
-              <w:rPr>
-                <w:rFonts w:ascii="Aptos" w:eastAsia="Aptos" w:hAnsi="Aptos" w:cs="Aptos"/>
+                <w:rFonts w:ascii="Times New Roman" w:eastAsia="Aptos" w:hAnsi="Times New Roman" w:cs="Times New Roman"/>
+                <w:sz w:val="22"/>
+                <w:szCs w:val="22"/>
+              </w:rPr>
+            </w:pPr>
+            <w:r>
+              <w:rPr>
+                <w:rFonts w:ascii="Times New Roman" w:eastAsia="Aptos" w:hAnsi="Times New Roman" w:cs="Times New Roman"/>
                 <w:b w:val="0"/>
                 <w:bCs w:val="0"/>
                 <w:sz w:val="22"/>
                 <w:szCs w:val="22"/>
               </w:rPr>
-              <w:t>UC-</w:t>
-            </w:r>
-            <w:r>
-              <w:rPr>
-                <w:rFonts w:ascii="Aptos" w:eastAsia="Aptos" w:hAnsi="Aptos" w:cs="Aptos"/>
-                <w:b w:val="0"/>
-                <w:bCs w:val="0"/>
-                <w:sz w:val="22"/>
-                <w:szCs w:val="22"/>
-              </w:rPr>
-              <w:t>6</w:t>
+              <w:t>UC-6</w:t>
             </w:r>
           </w:p>
         </w:tc>
@@ -4281,14 +4649,14 @@
           <w:p>
             <w:pPr>
               <w:rPr>
-                <w:rFonts w:ascii="Aptos" w:eastAsia="Aptos" w:hAnsi="Aptos" w:cs="Aptos"/>
-                <w:sz w:val="22"/>
-                <w:szCs w:val="22"/>
-              </w:rPr>
-            </w:pPr>
-            <w:r>
-              <w:rPr>
-                <w:rFonts w:ascii="Aptos" w:eastAsia="Aptos" w:hAnsi="Aptos" w:cs="Aptos"/>
+                <w:rFonts w:ascii="Times New Roman" w:eastAsia="Aptos" w:hAnsi="Times New Roman" w:cs="Times New Roman"/>
+                <w:sz w:val="22"/>
+                <w:szCs w:val="22"/>
+              </w:rPr>
+            </w:pPr>
+            <w:r>
+              <w:rPr>
+                <w:rFonts w:ascii="Times New Roman" w:eastAsia="Aptos" w:hAnsi="Times New Roman" w:cs="Times New Roman"/>
                 <w:sz w:val="22"/>
                 <w:szCs w:val="22"/>
               </w:rPr>
@@ -4309,14 +4677,14 @@
             <w:pPr>
               <w:cnfStyle w:val="000000100000" w:firstRow="0" w:lastRow="0" w:firstColumn="0" w:lastColumn="0" w:oddVBand="0" w:evenVBand="0" w:oddHBand="1" w:evenHBand="0" w:firstRowFirstColumn="0" w:firstRowLastColumn="0" w:lastRowFirstColumn="0" w:lastRowLastColumn="0"/>
               <w:rPr>
-                <w:rFonts w:ascii="Aptos" w:eastAsia="Aptos" w:hAnsi="Aptos" w:cs="Aptos"/>
-                <w:sz w:val="22"/>
-                <w:szCs w:val="22"/>
-              </w:rPr>
-            </w:pPr>
-            <w:r>
-              <w:rPr>
-                <w:rFonts w:ascii="Aptos" w:eastAsia="Aptos" w:hAnsi="Aptos" w:cs="Aptos"/>
+                <w:rFonts w:ascii="Times New Roman" w:eastAsia="Aptos" w:hAnsi="Times New Roman" w:cs="Times New Roman"/>
+                <w:sz w:val="22"/>
+                <w:szCs w:val="22"/>
+              </w:rPr>
+            </w:pPr>
+            <w:r>
+              <w:rPr>
+                <w:rFonts w:ascii="Times New Roman" w:eastAsia="Aptos" w:hAnsi="Times New Roman" w:cs="Times New Roman"/>
                 <w:sz w:val="22"/>
                 <w:szCs w:val="22"/>
               </w:rPr>
@@ -4337,14 +4705,14 @@
           <w:p>
             <w:pPr>
               <w:rPr>
-                <w:rFonts w:ascii="Aptos" w:eastAsia="Aptos" w:hAnsi="Aptos" w:cs="Aptos"/>
-                <w:sz w:val="22"/>
-                <w:szCs w:val="22"/>
-              </w:rPr>
-            </w:pPr>
-            <w:r>
-              <w:rPr>
-                <w:rFonts w:ascii="Aptos" w:eastAsia="Aptos" w:hAnsi="Aptos" w:cs="Aptos"/>
+                <w:rFonts w:ascii="Times New Roman" w:eastAsia="Aptos" w:hAnsi="Times New Roman" w:cs="Times New Roman"/>
+                <w:sz w:val="22"/>
+                <w:szCs w:val="22"/>
+              </w:rPr>
+            </w:pPr>
+            <w:r>
+              <w:rPr>
+                <w:rFonts w:ascii="Times New Roman" w:eastAsia="Aptos" w:hAnsi="Times New Roman" w:cs="Times New Roman"/>
                 <w:sz w:val="22"/>
                 <w:szCs w:val="22"/>
               </w:rPr>
@@ -4360,14 +4728,14 @@
             <w:pPr>
               <w:cnfStyle w:val="000000000000" w:firstRow="0" w:lastRow="0" w:firstColumn="0" w:lastColumn="0" w:oddVBand="0" w:evenVBand="0" w:oddHBand="0" w:evenHBand="0" w:firstRowFirstColumn="0" w:firstRowLastColumn="0" w:lastRowFirstColumn="0" w:lastRowLastColumn="0"/>
               <w:rPr>
-                <w:rFonts w:ascii="Aptos" w:eastAsia="Aptos" w:hAnsi="Aptos" w:cs="Aptos"/>
-                <w:sz w:val="22"/>
-                <w:szCs w:val="22"/>
-              </w:rPr>
-            </w:pPr>
-            <w:r>
-              <w:rPr>
-                <w:rFonts w:ascii="Aptos" w:eastAsia="Aptos" w:hAnsi="Aptos" w:cs="Aptos"/>
+                <w:rFonts w:ascii="Times New Roman" w:eastAsia="Aptos" w:hAnsi="Times New Roman" w:cs="Times New Roman"/>
+                <w:sz w:val="22"/>
+                <w:szCs w:val="22"/>
+              </w:rPr>
+            </w:pPr>
+            <w:r>
+              <w:rPr>
+                <w:rFonts w:ascii="Times New Roman" w:eastAsia="Aptos" w:hAnsi="Times New Roman" w:cs="Times New Roman"/>
                 <w:sz w:val="22"/>
                 <w:szCs w:val="22"/>
               </w:rPr>
@@ -4394,14 +4762,14 @@
           <w:p>
             <w:pPr>
               <w:rPr>
-                <w:rFonts w:ascii="Aptos" w:eastAsia="Aptos" w:hAnsi="Aptos" w:cs="Aptos"/>
-                <w:sz w:val="22"/>
-                <w:szCs w:val="22"/>
-              </w:rPr>
-            </w:pPr>
-            <w:r>
-              <w:rPr>
-                <w:rFonts w:ascii="Aptos" w:eastAsia="Aptos" w:hAnsi="Aptos" w:cs="Aptos"/>
+                <w:rFonts w:ascii="Times New Roman" w:eastAsia="Aptos" w:hAnsi="Times New Roman" w:cs="Times New Roman"/>
+                <w:sz w:val="22"/>
+                <w:szCs w:val="22"/>
+              </w:rPr>
+            </w:pPr>
+            <w:r>
+              <w:rPr>
+                <w:rFonts w:ascii="Times New Roman" w:eastAsia="Aptos" w:hAnsi="Times New Roman" w:cs="Times New Roman"/>
                 <w:sz w:val="22"/>
                 <w:szCs w:val="22"/>
               </w:rPr>
@@ -4422,14 +4790,14 @@
             <w:pPr>
               <w:cnfStyle w:val="000000100000" w:firstRow="0" w:lastRow="0" w:firstColumn="0" w:lastColumn="0" w:oddVBand="0" w:evenVBand="0" w:oddHBand="1" w:evenHBand="0" w:firstRowFirstColumn="0" w:firstRowLastColumn="0" w:lastRowFirstColumn="0" w:lastRowLastColumn="0"/>
               <w:rPr>
-                <w:rFonts w:ascii="Aptos" w:eastAsia="Aptos" w:hAnsi="Aptos" w:cs="Aptos"/>
-                <w:sz w:val="22"/>
-                <w:szCs w:val="22"/>
-              </w:rPr>
-            </w:pPr>
-            <w:r>
-              <w:rPr>
-                <w:rFonts w:ascii="Aptos" w:eastAsia="Aptos" w:hAnsi="Aptos" w:cs="Aptos"/>
+                <w:rFonts w:ascii="Times New Roman" w:eastAsia="Aptos" w:hAnsi="Times New Roman" w:cs="Times New Roman"/>
+                <w:sz w:val="22"/>
+                <w:szCs w:val="22"/>
+              </w:rPr>
+            </w:pPr>
+            <w:r>
+              <w:rPr>
+                <w:rFonts w:ascii="Times New Roman" w:eastAsia="Aptos" w:hAnsi="Times New Roman" w:cs="Times New Roman"/>
                 <w:sz w:val="22"/>
                 <w:szCs w:val="22"/>
               </w:rPr>
@@ -4450,14 +4818,14 @@
           <w:p>
             <w:pPr>
               <w:rPr>
-                <w:rFonts w:ascii="Aptos" w:eastAsia="Aptos" w:hAnsi="Aptos" w:cs="Aptos"/>
-                <w:sz w:val="22"/>
-                <w:szCs w:val="22"/>
-              </w:rPr>
-            </w:pPr>
-            <w:r>
-              <w:rPr>
-                <w:rFonts w:ascii="Aptos" w:eastAsia="Aptos" w:hAnsi="Aptos" w:cs="Aptos"/>
+                <w:rFonts w:ascii="Times New Roman" w:eastAsia="Aptos" w:hAnsi="Times New Roman" w:cs="Times New Roman"/>
+                <w:sz w:val="22"/>
+                <w:szCs w:val="22"/>
+              </w:rPr>
+            </w:pPr>
+            <w:r>
+              <w:rPr>
+                <w:rFonts w:ascii="Times New Roman" w:eastAsia="Aptos" w:hAnsi="Times New Roman" w:cs="Times New Roman"/>
                 <w:sz w:val="22"/>
                 <w:szCs w:val="22"/>
               </w:rPr>
@@ -4473,14 +4841,14 @@
             <w:pPr>
               <w:cnfStyle w:val="000000000000" w:firstRow="0" w:lastRow="0" w:firstColumn="0" w:lastColumn="0" w:oddVBand="0" w:evenVBand="0" w:oddHBand="0" w:evenHBand="0" w:firstRowFirstColumn="0" w:firstRowLastColumn="0" w:lastRowFirstColumn="0" w:lastRowLastColumn="0"/>
               <w:rPr>
-                <w:rFonts w:ascii="Aptos" w:eastAsia="Aptos" w:hAnsi="Aptos" w:cs="Aptos"/>
-                <w:sz w:val="22"/>
-                <w:szCs w:val="22"/>
-              </w:rPr>
-            </w:pPr>
-            <w:r>
-              <w:rPr>
-                <w:rFonts w:ascii="Aptos" w:eastAsia="Aptos" w:hAnsi="Aptos" w:cs="Aptos"/>
+                <w:rFonts w:ascii="Times New Roman" w:eastAsia="Aptos" w:hAnsi="Times New Roman" w:cs="Times New Roman"/>
+                <w:sz w:val="22"/>
+                <w:szCs w:val="22"/>
+              </w:rPr>
+            </w:pPr>
+            <w:r>
+              <w:rPr>
+                <w:rFonts w:ascii="Times New Roman" w:eastAsia="Aptos" w:hAnsi="Times New Roman" w:cs="Times New Roman"/>
                 <w:sz w:val="22"/>
                 <w:szCs w:val="22"/>
               </w:rPr>
@@ -4507,14 +4875,14 @@
           <w:p>
             <w:pPr>
               <w:rPr>
-                <w:rFonts w:ascii="Aptos" w:eastAsia="Aptos" w:hAnsi="Aptos" w:cs="Aptos"/>
-                <w:sz w:val="22"/>
-                <w:szCs w:val="22"/>
-              </w:rPr>
-            </w:pPr>
-            <w:r>
-              <w:rPr>
-                <w:rFonts w:ascii="Aptos" w:eastAsia="Aptos" w:hAnsi="Aptos" w:cs="Aptos"/>
+                <w:rFonts w:ascii="Times New Roman" w:eastAsia="Aptos" w:hAnsi="Times New Roman" w:cs="Times New Roman"/>
+                <w:sz w:val="22"/>
+                <w:szCs w:val="22"/>
+              </w:rPr>
+            </w:pPr>
+            <w:r>
+              <w:rPr>
+                <w:rFonts w:ascii="Times New Roman" w:eastAsia="Aptos" w:hAnsi="Times New Roman" w:cs="Times New Roman"/>
                 <w:sz w:val="22"/>
                 <w:szCs w:val="22"/>
               </w:rPr>
@@ -4535,14 +4903,14 @@
             <w:pPr>
               <w:cnfStyle w:val="000000100000" w:firstRow="0" w:lastRow="0" w:firstColumn="0" w:lastColumn="0" w:oddVBand="0" w:evenVBand="0" w:oddHBand="1" w:evenHBand="0" w:firstRowFirstColumn="0" w:firstRowLastColumn="0" w:lastRowFirstColumn="0" w:lastRowLastColumn="0"/>
               <w:rPr>
-                <w:rFonts w:ascii="Aptos" w:eastAsia="Aptos" w:hAnsi="Aptos" w:cs="Aptos"/>
-                <w:sz w:val="22"/>
-                <w:szCs w:val="22"/>
-              </w:rPr>
-            </w:pPr>
-            <w:r>
-              <w:rPr>
-                <w:rFonts w:ascii="Aptos" w:eastAsia="Aptos" w:hAnsi="Aptos" w:cs="Aptos"/>
+                <w:rFonts w:ascii="Times New Roman" w:eastAsia="Aptos" w:hAnsi="Times New Roman" w:cs="Times New Roman"/>
+                <w:sz w:val="22"/>
+                <w:szCs w:val="22"/>
+              </w:rPr>
+            </w:pPr>
+            <w:r>
+              <w:rPr>
+                <w:rFonts w:ascii="Times New Roman" w:eastAsia="Aptos" w:hAnsi="Times New Roman" w:cs="Times New Roman"/>
                 <w:sz w:val="22"/>
                 <w:szCs w:val="22"/>
               </w:rPr>
@@ -4550,7 +4918,7 @@
             </w:r>
             <w:r>
               <w:rPr>
-                <w:rFonts w:ascii="Aptos" w:eastAsia="Aptos" w:hAnsi="Aptos" w:cs="Aptos"/>
+                <w:rFonts w:ascii="Times New Roman" w:eastAsia="Aptos" w:hAnsi="Times New Roman" w:cs="Times New Roman"/>
                 <w:sz w:val="22"/>
                 <w:szCs w:val="22"/>
               </w:rPr>
@@ -4571,14 +4939,14 @@
           <w:p>
             <w:pPr>
               <w:rPr>
-                <w:rFonts w:ascii="Aptos" w:eastAsia="Aptos" w:hAnsi="Aptos" w:cs="Aptos"/>
-                <w:sz w:val="22"/>
-                <w:szCs w:val="22"/>
-              </w:rPr>
-            </w:pPr>
-            <w:r>
-              <w:rPr>
-                <w:rFonts w:ascii="Aptos" w:eastAsia="Aptos" w:hAnsi="Aptos" w:cs="Aptos"/>
+                <w:rFonts w:ascii="Times New Roman" w:eastAsia="Aptos" w:hAnsi="Times New Roman" w:cs="Times New Roman"/>
+                <w:sz w:val="22"/>
+                <w:szCs w:val="22"/>
+              </w:rPr>
+            </w:pPr>
+            <w:r>
+              <w:rPr>
+                <w:rFonts w:ascii="Times New Roman" w:eastAsia="Aptos" w:hAnsi="Times New Roman" w:cs="Times New Roman"/>
                 <w:sz w:val="22"/>
                 <w:szCs w:val="22"/>
               </w:rPr>
@@ -4599,14 +4967,14 @@
               </w:numPr>
               <w:cnfStyle w:val="000000000000" w:firstRow="0" w:lastRow="0" w:firstColumn="0" w:lastColumn="0" w:oddVBand="0" w:evenVBand="0" w:oddHBand="0" w:evenHBand="0" w:firstRowFirstColumn="0" w:firstRowLastColumn="0" w:lastRowFirstColumn="0" w:lastRowLastColumn="0"/>
               <w:rPr>
-                <w:rFonts w:ascii="Aptos" w:eastAsia="Aptos" w:hAnsi="Aptos" w:cs="Aptos"/>
-                <w:sz w:val="22"/>
-                <w:szCs w:val="22"/>
-              </w:rPr>
-            </w:pPr>
-            <w:r>
-              <w:rPr>
-                <w:rFonts w:ascii="Aptos" w:eastAsia="Aptos" w:hAnsi="Aptos" w:cs="Aptos"/>
+                <w:rFonts w:ascii="Times New Roman" w:eastAsia="Aptos" w:hAnsi="Times New Roman" w:cs="Times New Roman"/>
+                <w:sz w:val="22"/>
+                <w:szCs w:val="22"/>
+              </w:rPr>
+            </w:pPr>
+            <w:r>
+              <w:rPr>
+                <w:rFonts w:ascii="Times New Roman" w:eastAsia="Aptos" w:hAnsi="Times New Roman" w:cs="Times New Roman"/>
                 <w:sz w:val="22"/>
                 <w:szCs w:val="22"/>
               </w:rPr>
@@ -4622,14 +4990,14 @@
               </w:numPr>
               <w:cnfStyle w:val="000000000000" w:firstRow="0" w:lastRow="0" w:firstColumn="0" w:lastColumn="0" w:oddVBand="0" w:evenVBand="0" w:oddHBand="0" w:evenHBand="0" w:firstRowFirstColumn="0" w:firstRowLastColumn="0" w:lastRowFirstColumn="0" w:lastRowLastColumn="0"/>
               <w:rPr>
-                <w:rFonts w:ascii="Aptos" w:eastAsia="Aptos" w:hAnsi="Aptos" w:cs="Aptos"/>
-                <w:sz w:val="22"/>
-                <w:szCs w:val="22"/>
-              </w:rPr>
-            </w:pPr>
-            <w:r>
-              <w:rPr>
-                <w:rFonts w:ascii="Aptos" w:eastAsia="Aptos" w:hAnsi="Aptos" w:cs="Aptos"/>
+                <w:rFonts w:ascii="Times New Roman" w:eastAsia="Aptos" w:hAnsi="Times New Roman" w:cs="Times New Roman"/>
+                <w:sz w:val="22"/>
+                <w:szCs w:val="22"/>
+              </w:rPr>
+            </w:pPr>
+            <w:r>
+              <w:rPr>
+                <w:rFonts w:ascii="Times New Roman" w:eastAsia="Aptos" w:hAnsi="Times New Roman" w:cs="Times New Roman"/>
                 <w:sz w:val="22"/>
                 <w:szCs w:val="22"/>
               </w:rPr>
@@ -4645,14 +5013,14 @@
               </w:numPr>
               <w:cnfStyle w:val="000000000000" w:firstRow="0" w:lastRow="0" w:firstColumn="0" w:lastColumn="0" w:oddVBand="0" w:evenVBand="0" w:oddHBand="0" w:evenHBand="0" w:firstRowFirstColumn="0" w:firstRowLastColumn="0" w:lastRowFirstColumn="0" w:lastRowLastColumn="0"/>
               <w:rPr>
-                <w:rFonts w:ascii="Aptos" w:eastAsia="Aptos" w:hAnsi="Aptos" w:cs="Aptos"/>
-                <w:sz w:val="22"/>
-                <w:szCs w:val="22"/>
-              </w:rPr>
-            </w:pPr>
-            <w:r>
-              <w:rPr>
-                <w:rFonts w:ascii="Aptos" w:eastAsia="Aptos" w:hAnsi="Aptos" w:cs="Aptos"/>
+                <w:rFonts w:ascii="Times New Roman" w:eastAsia="Aptos" w:hAnsi="Times New Roman" w:cs="Times New Roman"/>
+                <w:sz w:val="22"/>
+                <w:szCs w:val="22"/>
+              </w:rPr>
+            </w:pPr>
+            <w:r>
+              <w:rPr>
+                <w:rFonts w:ascii="Times New Roman" w:eastAsia="Aptos" w:hAnsi="Times New Roman" w:cs="Times New Roman"/>
                 <w:sz w:val="22"/>
                 <w:szCs w:val="22"/>
               </w:rPr>
@@ -4660,7 +5028,7 @@
             </w:r>
             <w:r>
               <w:rPr>
-                <w:rFonts w:ascii="Aptos" w:eastAsia="Aptos" w:hAnsi="Aptos" w:cs="Aptos"/>
+                <w:rFonts w:ascii="Times New Roman" w:eastAsia="Aptos" w:hAnsi="Times New Roman" w:cs="Times New Roman"/>
                 <w:sz w:val="22"/>
                 <w:szCs w:val="22"/>
               </w:rPr>
@@ -4668,7 +5036,7 @@
             </w:r>
             <w:r>
               <w:rPr>
-                <w:rFonts w:ascii="Aptos" w:eastAsia="Aptos" w:hAnsi="Aptos" w:cs="Aptos"/>
+                <w:rFonts w:ascii="Times New Roman" w:eastAsia="Aptos" w:hAnsi="Times New Roman" w:cs="Times New Roman"/>
                 <w:sz w:val="22"/>
                 <w:szCs w:val="22"/>
               </w:rPr>
@@ -4676,7 +5044,7 @@
             </w:r>
             <w:r>
               <w:rPr>
-                <w:rFonts w:ascii="Aptos" w:eastAsia="Aptos" w:hAnsi="Aptos" w:cs="Aptos"/>
+                <w:rFonts w:ascii="Times New Roman" w:eastAsia="Aptos" w:hAnsi="Times New Roman" w:cs="Times New Roman"/>
                 <w:sz w:val="22"/>
                 <w:szCs w:val="22"/>
               </w:rPr>
@@ -4692,14 +5060,14 @@
               </w:numPr>
               <w:cnfStyle w:val="000000000000" w:firstRow="0" w:lastRow="0" w:firstColumn="0" w:lastColumn="0" w:oddVBand="0" w:evenVBand="0" w:oddHBand="0" w:evenHBand="0" w:firstRowFirstColumn="0" w:firstRowLastColumn="0" w:lastRowFirstColumn="0" w:lastRowLastColumn="0"/>
               <w:rPr>
-                <w:rFonts w:ascii="Aptos" w:eastAsia="Aptos" w:hAnsi="Aptos" w:cs="Aptos"/>
-                <w:sz w:val="22"/>
-                <w:szCs w:val="22"/>
-              </w:rPr>
-            </w:pPr>
-            <w:r>
-              <w:rPr>
-                <w:rFonts w:ascii="Aptos" w:eastAsia="Aptos" w:hAnsi="Aptos" w:cs="Aptos"/>
+                <w:rFonts w:ascii="Times New Roman" w:eastAsia="Aptos" w:hAnsi="Times New Roman" w:cs="Times New Roman"/>
+                <w:sz w:val="22"/>
+                <w:szCs w:val="22"/>
+              </w:rPr>
+            </w:pPr>
+            <w:r>
+              <w:rPr>
+                <w:rFonts w:ascii="Times New Roman" w:eastAsia="Aptos" w:hAnsi="Times New Roman" w:cs="Times New Roman"/>
                 <w:sz w:val="22"/>
                 <w:szCs w:val="22"/>
               </w:rPr>
@@ -4707,7 +5075,7 @@
             </w:r>
             <w:r>
               <w:rPr>
-                <w:rFonts w:ascii="Aptos" w:eastAsia="Aptos" w:hAnsi="Aptos" w:cs="Aptos"/>
+                <w:rFonts w:ascii="Times New Roman" w:eastAsia="Aptos" w:hAnsi="Times New Roman" w:cs="Times New Roman"/>
                 <w:sz w:val="22"/>
                 <w:szCs w:val="22"/>
               </w:rPr>
@@ -4715,7 +5083,7 @@
             </w:r>
             <w:r>
               <w:rPr>
-                <w:rFonts w:ascii="Aptos" w:eastAsia="Aptos" w:hAnsi="Aptos" w:cs="Aptos"/>
+                <w:rFonts w:ascii="Times New Roman" w:eastAsia="Aptos" w:hAnsi="Times New Roman" w:cs="Times New Roman"/>
                 <w:sz w:val="22"/>
                 <w:szCs w:val="22"/>
               </w:rPr>
@@ -4731,14 +5099,14 @@
               </w:numPr>
               <w:cnfStyle w:val="000000000000" w:firstRow="0" w:lastRow="0" w:firstColumn="0" w:lastColumn="0" w:oddVBand="0" w:evenVBand="0" w:oddHBand="0" w:evenHBand="0" w:firstRowFirstColumn="0" w:firstRowLastColumn="0" w:lastRowFirstColumn="0" w:lastRowLastColumn="0"/>
               <w:rPr>
-                <w:rFonts w:ascii="Aptos" w:eastAsia="Aptos" w:hAnsi="Aptos" w:cs="Aptos"/>
-                <w:sz w:val="22"/>
-                <w:szCs w:val="22"/>
-              </w:rPr>
-            </w:pPr>
-            <w:r>
-              <w:rPr>
-                <w:rFonts w:ascii="Aptos" w:eastAsia="Aptos" w:hAnsi="Aptos" w:cs="Aptos"/>
+                <w:rFonts w:ascii="Times New Roman" w:eastAsia="Aptos" w:hAnsi="Times New Roman" w:cs="Times New Roman"/>
+                <w:sz w:val="22"/>
+                <w:szCs w:val="22"/>
+              </w:rPr>
+            </w:pPr>
+            <w:r>
+              <w:rPr>
+                <w:rFonts w:ascii="Times New Roman" w:eastAsia="Aptos" w:hAnsi="Times New Roman" w:cs="Times New Roman"/>
                 <w:sz w:val="22"/>
                 <w:szCs w:val="22"/>
               </w:rPr>
@@ -4746,7 +5114,7 @@
             </w:r>
             <w:r>
               <w:rPr>
-                <w:rFonts w:ascii="Aptos" w:eastAsia="Aptos" w:hAnsi="Aptos" w:cs="Aptos"/>
+                <w:rFonts w:ascii="Times New Roman" w:eastAsia="Aptos" w:hAnsi="Times New Roman" w:cs="Times New Roman"/>
                 <w:sz w:val="22"/>
                 <w:szCs w:val="22"/>
               </w:rPr>
@@ -4754,7 +5122,7 @@
             </w:r>
             <w:r>
               <w:rPr>
-                <w:rFonts w:ascii="Aptos" w:eastAsia="Aptos" w:hAnsi="Aptos" w:cs="Aptos"/>
+                <w:rFonts w:ascii="Times New Roman" w:eastAsia="Aptos" w:hAnsi="Times New Roman" w:cs="Times New Roman"/>
                 <w:sz w:val="22"/>
                 <w:szCs w:val="22"/>
               </w:rPr>
@@ -4762,7 +5130,7 @@
             </w:r>
             <w:r>
               <w:rPr>
-                <w:rFonts w:ascii="Aptos" w:eastAsia="Aptos" w:hAnsi="Aptos" w:cs="Aptos"/>
+                <w:rFonts w:ascii="Times New Roman" w:eastAsia="Aptos" w:hAnsi="Times New Roman" w:cs="Times New Roman"/>
                 <w:sz w:val="22"/>
                 <w:szCs w:val="22"/>
               </w:rPr>
@@ -4778,14 +5146,14 @@
               </w:numPr>
               <w:cnfStyle w:val="000000000000" w:firstRow="0" w:lastRow="0" w:firstColumn="0" w:lastColumn="0" w:oddVBand="0" w:evenVBand="0" w:oddHBand="0" w:evenHBand="0" w:firstRowFirstColumn="0" w:firstRowLastColumn="0" w:lastRowFirstColumn="0" w:lastRowLastColumn="0"/>
               <w:rPr>
-                <w:rFonts w:ascii="Aptos" w:eastAsia="Aptos" w:hAnsi="Aptos" w:cs="Aptos"/>
-                <w:sz w:val="22"/>
-                <w:szCs w:val="22"/>
-              </w:rPr>
-            </w:pPr>
-            <w:r>
-              <w:rPr>
-                <w:rFonts w:ascii="Aptos" w:eastAsia="Aptos" w:hAnsi="Aptos" w:cs="Aptos"/>
+                <w:rFonts w:ascii="Times New Roman" w:eastAsia="Aptos" w:hAnsi="Times New Roman" w:cs="Times New Roman"/>
+                <w:sz w:val="22"/>
+                <w:szCs w:val="22"/>
+              </w:rPr>
+            </w:pPr>
+            <w:r>
+              <w:rPr>
+                <w:rFonts w:ascii="Times New Roman" w:eastAsia="Aptos" w:hAnsi="Times New Roman" w:cs="Times New Roman"/>
                 <w:sz w:val="22"/>
                 <w:szCs w:val="22"/>
               </w:rPr>
@@ -4793,7 +5161,7 @@
             </w:r>
             <w:r>
               <w:rPr>
-                <w:rFonts w:ascii="Aptos" w:eastAsia="Aptos" w:hAnsi="Aptos" w:cs="Aptos"/>
+                <w:rFonts w:ascii="Times New Roman" w:eastAsia="Aptos" w:hAnsi="Times New Roman" w:cs="Times New Roman"/>
                 <w:sz w:val="22"/>
                 <w:szCs w:val="22"/>
               </w:rPr>
@@ -4809,14 +5177,14 @@
               </w:numPr>
               <w:cnfStyle w:val="000000000000" w:firstRow="0" w:lastRow="0" w:firstColumn="0" w:lastColumn="0" w:oddVBand="0" w:evenVBand="0" w:oddHBand="0" w:evenHBand="0" w:firstRowFirstColumn="0" w:firstRowLastColumn="0" w:lastRowFirstColumn="0" w:lastRowLastColumn="0"/>
               <w:rPr>
-                <w:rFonts w:ascii="Aptos" w:eastAsia="Aptos" w:hAnsi="Aptos" w:cs="Aptos"/>
-                <w:sz w:val="22"/>
-                <w:szCs w:val="22"/>
-              </w:rPr>
-            </w:pPr>
-            <w:r>
-              <w:rPr>
-                <w:rFonts w:ascii="Aptos" w:eastAsia="Aptos" w:hAnsi="Aptos" w:cs="Aptos"/>
+                <w:rFonts w:ascii="Times New Roman" w:eastAsia="Aptos" w:hAnsi="Times New Roman" w:cs="Times New Roman"/>
+                <w:sz w:val="22"/>
+                <w:szCs w:val="22"/>
+              </w:rPr>
+            </w:pPr>
+            <w:r>
+              <w:rPr>
+                <w:rFonts w:ascii="Times New Roman" w:eastAsia="Aptos" w:hAnsi="Times New Roman" w:cs="Times New Roman"/>
                 <w:sz w:val="22"/>
                 <w:szCs w:val="22"/>
               </w:rPr>
@@ -4826,7 +5194,13 @@
         </w:tc>
       </w:tr>
     </w:tbl>
-    <w:p/>
+    <w:p>
+      <w:pPr>
+        <w:rPr>
+          <w:rFonts w:ascii="Times New Roman" w:hAnsi="Times New Roman" w:cs="Times New Roman"/>
+        </w:rPr>
+      </w:pPr>
+    </w:p>
     <w:tbl>
       <w:tblPr>
         <w:tblStyle w:val="PlainTable2"/>
@@ -4840,8 +5214,8 @@
         <w:tblLook w:val="04A0" w:firstRow="1" w:lastRow="0" w:firstColumn="1" w:lastColumn="0" w:noHBand="0" w:noVBand="1"/>
       </w:tblPr>
       <w:tblGrid>
-        <w:gridCol w:w="1781"/>
-        <w:gridCol w:w="7235"/>
+        <w:gridCol w:w="1770"/>
+        <w:gridCol w:w="7246"/>
       </w:tblGrid>
       <w:tr>
         <w:trPr>
@@ -4859,14 +5233,14 @@
           <w:p>
             <w:pPr>
               <w:rPr>
-                <w:rFonts w:ascii="Aptos" w:eastAsia="Aptos" w:hAnsi="Aptos" w:cs="Aptos"/>
-                <w:sz w:val="22"/>
-                <w:szCs w:val="22"/>
-              </w:rPr>
-            </w:pPr>
-            <w:r>
-              <w:rPr>
-                <w:rFonts w:ascii="Aptos" w:eastAsia="Aptos" w:hAnsi="Aptos" w:cs="Aptos"/>
+                <w:rFonts w:ascii="Times New Roman" w:eastAsia="Aptos" w:hAnsi="Times New Roman" w:cs="Times New Roman"/>
+                <w:sz w:val="22"/>
+                <w:szCs w:val="22"/>
+              </w:rPr>
+            </w:pPr>
+            <w:r>
+              <w:rPr>
+                <w:rFonts w:ascii="Times New Roman" w:eastAsia="Aptos" w:hAnsi="Times New Roman" w:cs="Times New Roman"/>
                 <w:sz w:val="22"/>
                 <w:szCs w:val="22"/>
               </w:rPr>
@@ -4885,30 +5259,20 @@
             <w:pPr>
               <w:cnfStyle w:val="100000000000" w:firstRow="1" w:lastRow="0" w:firstColumn="0" w:lastColumn="0" w:oddVBand="0" w:evenVBand="0" w:oddHBand="0" w:evenHBand="0" w:firstRowFirstColumn="0" w:firstRowLastColumn="0" w:lastRowFirstColumn="0" w:lastRowLastColumn="0"/>
               <w:rPr>
-                <w:rFonts w:ascii="Aptos" w:eastAsia="Aptos" w:hAnsi="Aptos" w:cs="Aptos"/>
-                <w:sz w:val="22"/>
-                <w:szCs w:val="22"/>
-              </w:rPr>
-            </w:pPr>
-            <w:r>
-              <w:rPr>
-                <w:rFonts w:ascii="Aptos" w:eastAsia="Aptos" w:hAnsi="Aptos" w:cs="Aptos"/>
+                <w:rFonts w:ascii="Times New Roman" w:eastAsia="Aptos" w:hAnsi="Times New Roman" w:cs="Times New Roman"/>
+                <w:sz w:val="22"/>
+                <w:szCs w:val="22"/>
+              </w:rPr>
+            </w:pPr>
+            <w:r>
+              <w:rPr>
+                <w:rFonts w:ascii="Times New Roman" w:eastAsia="Aptos" w:hAnsi="Times New Roman" w:cs="Times New Roman"/>
                 <w:b w:val="0"/>
                 <w:bCs w:val="0"/>
                 <w:sz w:val="22"/>
                 <w:szCs w:val="22"/>
               </w:rPr>
-              <w:t>UC-</w:t>
-            </w:r>
-            <w:r>
-              <w:rPr>
-                <w:rFonts w:ascii="Aptos" w:eastAsia="Aptos" w:hAnsi="Aptos" w:cs="Aptos"/>
-                <w:b w:val="0"/>
-                <w:bCs w:val="0"/>
-                <w:sz w:val="22"/>
-                <w:szCs w:val="22"/>
-              </w:rPr>
-              <w:t>7</w:t>
+              <w:t>UC-7</w:t>
             </w:r>
           </w:p>
         </w:tc>
@@ -4927,14 +5291,14 @@
           <w:p>
             <w:pPr>
               <w:rPr>
-                <w:rFonts w:ascii="Aptos" w:eastAsia="Aptos" w:hAnsi="Aptos" w:cs="Aptos"/>
-                <w:sz w:val="22"/>
-                <w:szCs w:val="22"/>
-              </w:rPr>
-            </w:pPr>
-            <w:r>
-              <w:rPr>
-                <w:rFonts w:ascii="Aptos" w:eastAsia="Aptos" w:hAnsi="Aptos" w:cs="Aptos"/>
+                <w:rFonts w:ascii="Times New Roman" w:eastAsia="Aptos" w:hAnsi="Times New Roman" w:cs="Times New Roman"/>
+                <w:sz w:val="22"/>
+                <w:szCs w:val="22"/>
+              </w:rPr>
+            </w:pPr>
+            <w:r>
+              <w:rPr>
+                <w:rFonts w:ascii="Times New Roman" w:eastAsia="Aptos" w:hAnsi="Times New Roman" w:cs="Times New Roman"/>
                 <w:sz w:val="22"/>
                 <w:szCs w:val="22"/>
               </w:rPr>
@@ -4951,14 +5315,14 @@
             <w:pPr>
               <w:cnfStyle w:val="000000100000" w:firstRow="0" w:lastRow="0" w:firstColumn="0" w:lastColumn="0" w:oddVBand="0" w:evenVBand="0" w:oddHBand="1" w:evenHBand="0" w:firstRowFirstColumn="0" w:firstRowLastColumn="0" w:lastRowFirstColumn="0" w:lastRowLastColumn="0"/>
               <w:rPr>
-                <w:rFonts w:ascii="Aptos" w:eastAsia="Aptos" w:hAnsi="Aptos" w:cs="Aptos"/>
-                <w:sz w:val="22"/>
-                <w:szCs w:val="22"/>
-              </w:rPr>
-            </w:pPr>
-            <w:r>
-              <w:rPr>
-                <w:rFonts w:ascii="Aptos" w:eastAsia="Aptos" w:hAnsi="Aptos" w:cs="Aptos"/>
+                <w:rFonts w:ascii="Times New Roman" w:eastAsia="Aptos" w:hAnsi="Times New Roman" w:cs="Times New Roman"/>
+                <w:sz w:val="22"/>
+                <w:szCs w:val="22"/>
+              </w:rPr>
+            </w:pPr>
+            <w:r>
+              <w:rPr>
+                <w:rFonts w:ascii="Times New Roman" w:eastAsia="Aptos" w:hAnsi="Times New Roman" w:cs="Times New Roman"/>
                 <w:sz w:val="22"/>
                 <w:szCs w:val="22"/>
               </w:rPr>
@@ -4966,7 +5330,7 @@
             </w:r>
             <w:r>
               <w:rPr>
-                <w:rFonts w:ascii="Aptos" w:eastAsia="Aptos" w:hAnsi="Aptos" w:cs="Aptos"/>
+                <w:rFonts w:ascii="Times New Roman" w:eastAsia="Aptos" w:hAnsi="Times New Roman" w:cs="Times New Roman"/>
                 <w:sz w:val="22"/>
                 <w:szCs w:val="22"/>
               </w:rPr>
@@ -4974,7 +5338,7 @@
             </w:r>
             <w:r>
               <w:rPr>
-                <w:rFonts w:ascii="Aptos" w:eastAsia="Aptos" w:hAnsi="Aptos" w:cs="Aptos"/>
+                <w:rFonts w:ascii="Times New Roman" w:eastAsia="Aptos" w:hAnsi="Times New Roman" w:cs="Times New Roman"/>
                 <w:sz w:val="22"/>
                 <w:szCs w:val="22"/>
               </w:rPr>
@@ -4995,14 +5359,14 @@
           <w:p>
             <w:pPr>
               <w:rPr>
-                <w:rFonts w:ascii="Aptos" w:eastAsia="Aptos" w:hAnsi="Aptos" w:cs="Aptos"/>
-                <w:sz w:val="22"/>
-                <w:szCs w:val="22"/>
-              </w:rPr>
-            </w:pPr>
-            <w:r>
-              <w:rPr>
-                <w:rFonts w:ascii="Aptos" w:eastAsia="Aptos" w:hAnsi="Aptos" w:cs="Aptos"/>
+                <w:rFonts w:ascii="Times New Roman" w:eastAsia="Aptos" w:hAnsi="Times New Roman" w:cs="Times New Roman"/>
+                <w:sz w:val="22"/>
+                <w:szCs w:val="22"/>
+              </w:rPr>
+            </w:pPr>
+            <w:r>
+              <w:rPr>
+                <w:rFonts w:ascii="Times New Roman" w:eastAsia="Aptos" w:hAnsi="Times New Roman" w:cs="Times New Roman"/>
                 <w:sz w:val="22"/>
                 <w:szCs w:val="22"/>
               </w:rPr>
@@ -5018,14 +5382,14 @@
             <w:pPr>
               <w:cnfStyle w:val="000000000000" w:firstRow="0" w:lastRow="0" w:firstColumn="0" w:lastColumn="0" w:oddVBand="0" w:evenVBand="0" w:oddHBand="0" w:evenHBand="0" w:firstRowFirstColumn="0" w:firstRowLastColumn="0" w:lastRowFirstColumn="0" w:lastRowLastColumn="0"/>
               <w:rPr>
-                <w:rFonts w:ascii="Aptos" w:eastAsia="Aptos" w:hAnsi="Aptos" w:cs="Aptos"/>
-                <w:sz w:val="22"/>
-                <w:szCs w:val="22"/>
-              </w:rPr>
-            </w:pPr>
-            <w:r>
-              <w:rPr>
-                <w:rFonts w:ascii="Aptos" w:eastAsia="Aptos" w:hAnsi="Aptos" w:cs="Aptos"/>
+                <w:rFonts w:ascii="Times New Roman" w:eastAsia="Aptos" w:hAnsi="Times New Roman" w:cs="Times New Roman"/>
+                <w:sz w:val="22"/>
+                <w:szCs w:val="22"/>
+              </w:rPr>
+            </w:pPr>
+            <w:r>
+              <w:rPr>
+                <w:rFonts w:ascii="Times New Roman" w:eastAsia="Aptos" w:hAnsi="Times New Roman" w:cs="Times New Roman"/>
                 <w:sz w:val="22"/>
                 <w:szCs w:val="22"/>
               </w:rPr>
@@ -5048,14 +5412,14 @@
           <w:p>
             <w:pPr>
               <w:rPr>
-                <w:rFonts w:ascii="Aptos" w:eastAsia="Aptos" w:hAnsi="Aptos" w:cs="Aptos"/>
-                <w:sz w:val="22"/>
-                <w:szCs w:val="22"/>
-              </w:rPr>
-            </w:pPr>
-            <w:r>
-              <w:rPr>
-                <w:rFonts w:ascii="Aptos" w:eastAsia="Aptos" w:hAnsi="Aptos" w:cs="Aptos"/>
+                <w:rFonts w:ascii="Times New Roman" w:eastAsia="Aptos" w:hAnsi="Times New Roman" w:cs="Times New Roman"/>
+                <w:sz w:val="22"/>
+                <w:szCs w:val="22"/>
+              </w:rPr>
+            </w:pPr>
+            <w:r>
+              <w:rPr>
+                <w:rFonts w:ascii="Times New Roman" w:eastAsia="Aptos" w:hAnsi="Times New Roman" w:cs="Times New Roman"/>
                 <w:sz w:val="22"/>
                 <w:szCs w:val="22"/>
               </w:rPr>
@@ -5072,14 +5436,14 @@
             <w:pPr>
               <w:cnfStyle w:val="000000100000" w:firstRow="0" w:lastRow="0" w:firstColumn="0" w:lastColumn="0" w:oddVBand="0" w:evenVBand="0" w:oddHBand="1" w:evenHBand="0" w:firstRowFirstColumn="0" w:firstRowLastColumn="0" w:lastRowFirstColumn="0" w:lastRowLastColumn="0"/>
               <w:rPr>
-                <w:rFonts w:ascii="Aptos" w:eastAsia="Aptos" w:hAnsi="Aptos" w:cs="Aptos"/>
-                <w:sz w:val="22"/>
-                <w:szCs w:val="22"/>
-              </w:rPr>
-            </w:pPr>
-            <w:r>
-              <w:rPr>
-                <w:rFonts w:ascii="Aptos" w:eastAsia="Aptos" w:hAnsi="Aptos" w:cs="Aptos"/>
+                <w:rFonts w:ascii="Times New Roman" w:eastAsia="Aptos" w:hAnsi="Times New Roman" w:cs="Times New Roman"/>
+                <w:sz w:val="22"/>
+                <w:szCs w:val="22"/>
+              </w:rPr>
+            </w:pPr>
+            <w:r>
+              <w:rPr>
+                <w:rFonts w:ascii="Times New Roman" w:eastAsia="Aptos" w:hAnsi="Times New Roman" w:cs="Times New Roman"/>
                 <w:sz w:val="22"/>
                 <w:szCs w:val="22"/>
               </w:rPr>
@@ -5087,7 +5451,7 @@
             </w:r>
             <w:r>
               <w:rPr>
-                <w:rFonts w:ascii="Aptos" w:eastAsia="Aptos" w:hAnsi="Aptos" w:cs="Aptos"/>
+                <w:rFonts w:ascii="Times New Roman" w:eastAsia="Aptos" w:hAnsi="Times New Roman" w:cs="Times New Roman"/>
                 <w:sz w:val="22"/>
                 <w:szCs w:val="22"/>
               </w:rPr>
@@ -5108,14 +5472,14 @@
           <w:p>
             <w:pPr>
               <w:rPr>
-                <w:rFonts w:ascii="Aptos" w:eastAsia="Aptos" w:hAnsi="Aptos" w:cs="Aptos"/>
-                <w:sz w:val="22"/>
-                <w:szCs w:val="22"/>
-              </w:rPr>
-            </w:pPr>
-            <w:r>
-              <w:rPr>
-                <w:rFonts w:ascii="Aptos" w:eastAsia="Aptos" w:hAnsi="Aptos" w:cs="Aptos"/>
+                <w:rFonts w:ascii="Times New Roman" w:eastAsia="Aptos" w:hAnsi="Times New Roman" w:cs="Times New Roman"/>
+                <w:sz w:val="22"/>
+                <w:szCs w:val="22"/>
+              </w:rPr>
+            </w:pPr>
+            <w:r>
+              <w:rPr>
+                <w:rFonts w:ascii="Times New Roman" w:eastAsia="Aptos" w:hAnsi="Times New Roman" w:cs="Times New Roman"/>
                 <w:sz w:val="22"/>
                 <w:szCs w:val="22"/>
               </w:rPr>
@@ -5131,14 +5495,14 @@
             <w:pPr>
               <w:cnfStyle w:val="000000000000" w:firstRow="0" w:lastRow="0" w:firstColumn="0" w:lastColumn="0" w:oddVBand="0" w:evenVBand="0" w:oddHBand="0" w:evenHBand="0" w:firstRowFirstColumn="0" w:firstRowLastColumn="0" w:lastRowFirstColumn="0" w:lastRowLastColumn="0"/>
               <w:rPr>
-                <w:rFonts w:ascii="Aptos" w:eastAsia="Aptos" w:hAnsi="Aptos" w:cs="Aptos"/>
-                <w:sz w:val="22"/>
-                <w:szCs w:val="22"/>
-              </w:rPr>
-            </w:pPr>
-            <w:r>
-              <w:rPr>
-                <w:rFonts w:ascii="Aptos" w:eastAsia="Aptos" w:hAnsi="Aptos" w:cs="Aptos"/>
+                <w:rFonts w:ascii="Times New Roman" w:eastAsia="Aptos" w:hAnsi="Times New Roman" w:cs="Times New Roman"/>
+                <w:sz w:val="22"/>
+                <w:szCs w:val="22"/>
+              </w:rPr>
+            </w:pPr>
+            <w:r>
+              <w:rPr>
+                <w:rFonts w:ascii="Times New Roman" w:eastAsia="Aptos" w:hAnsi="Times New Roman" w:cs="Times New Roman"/>
                 <w:sz w:val="22"/>
                 <w:szCs w:val="22"/>
               </w:rPr>
@@ -5161,18 +5525,17 @@
           <w:p>
             <w:pPr>
               <w:rPr>
-                <w:rFonts w:ascii="Aptos" w:eastAsia="Aptos" w:hAnsi="Aptos" w:cs="Aptos"/>
-                <w:sz w:val="22"/>
-                <w:szCs w:val="22"/>
-              </w:rPr>
-            </w:pPr>
-            <w:r>
-              <w:rPr>
-                <w:rFonts w:ascii="Aptos" w:eastAsia="Aptos" w:hAnsi="Aptos" w:cs="Aptos"/>
-                <w:sz w:val="22"/>
-                <w:szCs w:val="22"/>
-              </w:rPr>
-              <w:lastRenderedPageBreak/>
+                <w:rFonts w:ascii="Times New Roman" w:eastAsia="Aptos" w:hAnsi="Times New Roman" w:cs="Times New Roman"/>
+                <w:sz w:val="22"/>
+                <w:szCs w:val="22"/>
+              </w:rPr>
+            </w:pPr>
+            <w:r>
+              <w:rPr>
+                <w:rFonts w:ascii="Times New Roman" w:eastAsia="Aptos" w:hAnsi="Times New Roman" w:cs="Times New Roman"/>
+                <w:sz w:val="22"/>
+                <w:szCs w:val="22"/>
+              </w:rPr>
               <w:t>Postconditions</w:t>
             </w:r>
           </w:p>
@@ -5186,14 +5549,14 @@
             <w:pPr>
               <w:cnfStyle w:val="000000100000" w:firstRow="0" w:lastRow="0" w:firstColumn="0" w:lastColumn="0" w:oddVBand="0" w:evenVBand="0" w:oddHBand="1" w:evenHBand="0" w:firstRowFirstColumn="0" w:firstRowLastColumn="0" w:lastRowFirstColumn="0" w:lastRowLastColumn="0"/>
               <w:rPr>
-                <w:rFonts w:ascii="Aptos" w:eastAsia="Aptos" w:hAnsi="Aptos" w:cs="Aptos"/>
-                <w:sz w:val="22"/>
-                <w:szCs w:val="22"/>
-              </w:rPr>
-            </w:pPr>
-            <w:r>
-              <w:rPr>
-                <w:rFonts w:ascii="Aptos" w:eastAsia="Aptos" w:hAnsi="Aptos" w:cs="Aptos"/>
+                <w:rFonts w:ascii="Times New Roman" w:eastAsia="Aptos" w:hAnsi="Times New Roman" w:cs="Times New Roman"/>
+                <w:sz w:val="22"/>
+                <w:szCs w:val="22"/>
+              </w:rPr>
+            </w:pPr>
+            <w:r>
+              <w:rPr>
+                <w:rFonts w:ascii="Times New Roman" w:eastAsia="Aptos" w:hAnsi="Times New Roman" w:cs="Times New Roman"/>
                 <w:sz w:val="22"/>
                 <w:szCs w:val="22"/>
               </w:rPr>
@@ -5214,14 +5577,14 @@
           <w:p>
             <w:pPr>
               <w:rPr>
-                <w:rFonts w:ascii="Aptos" w:eastAsia="Aptos" w:hAnsi="Aptos" w:cs="Aptos"/>
-                <w:sz w:val="22"/>
-                <w:szCs w:val="22"/>
-              </w:rPr>
-            </w:pPr>
-            <w:r>
-              <w:rPr>
-                <w:rFonts w:ascii="Aptos" w:eastAsia="Aptos" w:hAnsi="Aptos" w:cs="Aptos"/>
+                <w:rFonts w:ascii="Times New Roman" w:eastAsia="Aptos" w:hAnsi="Times New Roman" w:cs="Times New Roman"/>
+                <w:sz w:val="22"/>
+                <w:szCs w:val="22"/>
+              </w:rPr>
+            </w:pPr>
+            <w:r>
+              <w:rPr>
+                <w:rFonts w:ascii="Times New Roman" w:eastAsia="Aptos" w:hAnsi="Times New Roman" w:cs="Times New Roman"/>
                 <w:sz w:val="22"/>
                 <w:szCs w:val="22"/>
               </w:rPr>
@@ -5242,14 +5605,14 @@
               </w:numPr>
               <w:cnfStyle w:val="000000000000" w:firstRow="0" w:lastRow="0" w:firstColumn="0" w:lastColumn="0" w:oddVBand="0" w:evenVBand="0" w:oddHBand="0" w:evenHBand="0" w:firstRowFirstColumn="0" w:firstRowLastColumn="0" w:lastRowFirstColumn="0" w:lastRowLastColumn="0"/>
               <w:rPr>
-                <w:rFonts w:ascii="Aptos" w:eastAsia="Aptos" w:hAnsi="Aptos" w:cs="Aptos"/>
-                <w:sz w:val="22"/>
-                <w:szCs w:val="22"/>
-              </w:rPr>
-            </w:pPr>
-            <w:r>
-              <w:rPr>
-                <w:rFonts w:ascii="Aptos" w:eastAsia="Aptos" w:hAnsi="Aptos" w:cs="Aptos"/>
+                <w:rFonts w:ascii="Times New Roman" w:eastAsia="Aptos" w:hAnsi="Times New Roman" w:cs="Times New Roman"/>
+                <w:sz w:val="22"/>
+                <w:szCs w:val="22"/>
+              </w:rPr>
+            </w:pPr>
+            <w:r>
+              <w:rPr>
+                <w:rFonts w:ascii="Times New Roman" w:eastAsia="Aptos" w:hAnsi="Times New Roman" w:cs="Times New Roman"/>
                 <w:sz w:val="22"/>
                 <w:szCs w:val="22"/>
               </w:rPr>
@@ -5257,7 +5620,7 @@
             </w:r>
             <w:r>
               <w:rPr>
-                <w:rFonts w:ascii="Aptos" w:eastAsia="Aptos" w:hAnsi="Aptos" w:cs="Aptos"/>
+                <w:rFonts w:ascii="Times New Roman" w:eastAsia="Aptos" w:hAnsi="Times New Roman" w:cs="Times New Roman"/>
                 <w:sz w:val="22"/>
                 <w:szCs w:val="22"/>
               </w:rPr>
@@ -5273,14 +5636,14 @@
               </w:numPr>
               <w:cnfStyle w:val="000000000000" w:firstRow="0" w:lastRow="0" w:firstColumn="0" w:lastColumn="0" w:oddVBand="0" w:evenVBand="0" w:oddHBand="0" w:evenHBand="0" w:firstRowFirstColumn="0" w:firstRowLastColumn="0" w:lastRowFirstColumn="0" w:lastRowLastColumn="0"/>
               <w:rPr>
-                <w:rFonts w:ascii="Aptos" w:eastAsia="Aptos" w:hAnsi="Aptos" w:cs="Aptos"/>
-                <w:sz w:val="22"/>
-                <w:szCs w:val="22"/>
-              </w:rPr>
-            </w:pPr>
-            <w:r>
-              <w:rPr>
-                <w:rFonts w:ascii="Aptos" w:eastAsia="Aptos" w:hAnsi="Aptos" w:cs="Aptos"/>
+                <w:rFonts w:ascii="Times New Roman" w:eastAsia="Aptos" w:hAnsi="Times New Roman" w:cs="Times New Roman"/>
+                <w:sz w:val="22"/>
+                <w:szCs w:val="22"/>
+              </w:rPr>
+            </w:pPr>
+            <w:r>
+              <w:rPr>
+                <w:rFonts w:ascii="Times New Roman" w:eastAsia="Aptos" w:hAnsi="Times New Roman" w:cs="Times New Roman"/>
                 <w:sz w:val="22"/>
                 <w:szCs w:val="22"/>
               </w:rPr>
@@ -5288,7 +5651,7 @@
             </w:r>
             <w:r>
               <w:rPr>
-                <w:rFonts w:ascii="Aptos" w:eastAsia="Aptos" w:hAnsi="Aptos" w:cs="Aptos"/>
+                <w:rFonts w:ascii="Times New Roman" w:eastAsia="Aptos" w:hAnsi="Times New Roman" w:cs="Times New Roman"/>
                 <w:sz w:val="22"/>
                 <w:szCs w:val="22"/>
               </w:rPr>
@@ -5296,7 +5659,7 @@
             </w:r>
             <w:r>
               <w:rPr>
-                <w:rFonts w:ascii="Aptos" w:eastAsia="Aptos" w:hAnsi="Aptos" w:cs="Aptos"/>
+                <w:rFonts w:ascii="Times New Roman" w:eastAsia="Aptos" w:hAnsi="Times New Roman" w:cs="Times New Roman"/>
                 <w:sz w:val="22"/>
                 <w:szCs w:val="22"/>
               </w:rPr>
@@ -5304,7 +5667,7 @@
             </w:r>
             <w:r>
               <w:rPr>
-                <w:rFonts w:ascii="Aptos" w:eastAsia="Aptos" w:hAnsi="Aptos" w:cs="Aptos"/>
+                <w:rFonts w:ascii="Times New Roman" w:eastAsia="Aptos" w:hAnsi="Times New Roman" w:cs="Times New Roman"/>
                 <w:sz w:val="22"/>
                 <w:szCs w:val="22"/>
               </w:rPr>
@@ -5312,7 +5675,7 @@
             </w:r>
             <w:r>
               <w:rPr>
-                <w:rFonts w:ascii="Aptos" w:eastAsia="Aptos" w:hAnsi="Aptos" w:cs="Aptos"/>
+                <w:rFonts w:ascii="Times New Roman" w:eastAsia="Aptos" w:hAnsi="Times New Roman" w:cs="Times New Roman"/>
                 <w:sz w:val="22"/>
                 <w:szCs w:val="22"/>
               </w:rPr>
@@ -5320,7 +5683,7 @@
             </w:r>
             <w:r>
               <w:rPr>
-                <w:rFonts w:ascii="Aptos" w:eastAsia="Aptos" w:hAnsi="Aptos" w:cs="Aptos"/>
+                <w:rFonts w:ascii="Times New Roman" w:eastAsia="Aptos" w:hAnsi="Times New Roman" w:cs="Times New Roman"/>
                 <w:sz w:val="22"/>
                 <w:szCs w:val="22"/>
               </w:rPr>
@@ -5336,14 +5699,14 @@
               </w:numPr>
               <w:cnfStyle w:val="000000000000" w:firstRow="0" w:lastRow="0" w:firstColumn="0" w:lastColumn="0" w:oddVBand="0" w:evenVBand="0" w:oddHBand="0" w:evenHBand="0" w:firstRowFirstColumn="0" w:firstRowLastColumn="0" w:lastRowFirstColumn="0" w:lastRowLastColumn="0"/>
               <w:rPr>
-                <w:rFonts w:ascii="Aptos" w:eastAsia="Aptos" w:hAnsi="Aptos" w:cs="Aptos"/>
-                <w:sz w:val="22"/>
-                <w:szCs w:val="22"/>
-              </w:rPr>
-            </w:pPr>
-            <w:r>
-              <w:rPr>
-                <w:rFonts w:ascii="Aptos" w:eastAsia="Aptos" w:hAnsi="Aptos" w:cs="Aptos"/>
+                <w:rFonts w:ascii="Times New Roman" w:eastAsia="Aptos" w:hAnsi="Times New Roman" w:cs="Times New Roman"/>
+                <w:sz w:val="22"/>
+                <w:szCs w:val="22"/>
+              </w:rPr>
+            </w:pPr>
+            <w:r>
+              <w:rPr>
+                <w:rFonts w:ascii="Times New Roman" w:eastAsia="Aptos" w:hAnsi="Times New Roman" w:cs="Times New Roman"/>
                 <w:sz w:val="22"/>
                 <w:szCs w:val="22"/>
               </w:rPr>
@@ -5351,7 +5714,7 @@
             </w:r>
             <w:r>
               <w:rPr>
-                <w:rFonts w:ascii="Aptos" w:eastAsia="Aptos" w:hAnsi="Aptos" w:cs="Aptos"/>
+                <w:rFonts w:ascii="Times New Roman" w:eastAsia="Aptos" w:hAnsi="Times New Roman" w:cs="Times New Roman"/>
                 <w:sz w:val="22"/>
                 <w:szCs w:val="22"/>
               </w:rPr>
@@ -5359,7 +5722,7 @@
             </w:r>
             <w:r>
               <w:rPr>
-                <w:rFonts w:ascii="Aptos" w:eastAsia="Aptos" w:hAnsi="Aptos" w:cs="Aptos"/>
+                <w:rFonts w:ascii="Times New Roman" w:eastAsia="Aptos" w:hAnsi="Times New Roman" w:cs="Times New Roman"/>
                 <w:sz w:val="22"/>
                 <w:szCs w:val="22"/>
               </w:rPr>
@@ -5375,14 +5738,14 @@
               </w:numPr>
               <w:cnfStyle w:val="000000000000" w:firstRow="0" w:lastRow="0" w:firstColumn="0" w:lastColumn="0" w:oddVBand="0" w:evenVBand="0" w:oddHBand="0" w:evenHBand="0" w:firstRowFirstColumn="0" w:firstRowLastColumn="0" w:lastRowFirstColumn="0" w:lastRowLastColumn="0"/>
               <w:rPr>
-                <w:rFonts w:ascii="Aptos" w:eastAsia="Aptos" w:hAnsi="Aptos" w:cs="Aptos"/>
-                <w:sz w:val="22"/>
-                <w:szCs w:val="22"/>
-              </w:rPr>
-            </w:pPr>
-            <w:r>
-              <w:rPr>
-                <w:rFonts w:ascii="Aptos" w:eastAsia="Aptos" w:hAnsi="Aptos" w:cs="Aptos"/>
+                <w:rFonts w:ascii="Times New Roman" w:eastAsia="Aptos" w:hAnsi="Times New Roman" w:cs="Times New Roman"/>
+                <w:sz w:val="22"/>
+                <w:szCs w:val="22"/>
+              </w:rPr>
+            </w:pPr>
+            <w:r>
+              <w:rPr>
+                <w:rFonts w:ascii="Times New Roman" w:eastAsia="Aptos" w:hAnsi="Times New Roman" w:cs="Times New Roman"/>
                 <w:sz w:val="22"/>
                 <w:szCs w:val="22"/>
               </w:rPr>
@@ -5398,14 +5761,14 @@
               </w:numPr>
               <w:cnfStyle w:val="000000000000" w:firstRow="0" w:lastRow="0" w:firstColumn="0" w:lastColumn="0" w:oddVBand="0" w:evenVBand="0" w:oddHBand="0" w:evenHBand="0" w:firstRowFirstColumn="0" w:firstRowLastColumn="0" w:lastRowFirstColumn="0" w:lastRowLastColumn="0"/>
               <w:rPr>
-                <w:rFonts w:ascii="Aptos" w:eastAsia="Aptos" w:hAnsi="Aptos" w:cs="Aptos"/>
-                <w:sz w:val="22"/>
-                <w:szCs w:val="22"/>
-              </w:rPr>
-            </w:pPr>
-            <w:r>
-              <w:rPr>
-                <w:rFonts w:ascii="Aptos" w:eastAsia="Aptos" w:hAnsi="Aptos" w:cs="Aptos"/>
+                <w:rFonts w:ascii="Times New Roman" w:eastAsia="Aptos" w:hAnsi="Times New Roman" w:cs="Times New Roman"/>
+                <w:sz w:val="22"/>
+                <w:szCs w:val="22"/>
+              </w:rPr>
+            </w:pPr>
+            <w:r>
+              <w:rPr>
+                <w:rFonts w:ascii="Times New Roman" w:eastAsia="Aptos" w:hAnsi="Times New Roman" w:cs="Times New Roman"/>
                 <w:sz w:val="22"/>
                 <w:szCs w:val="22"/>
               </w:rPr>
@@ -5421,14 +5784,14 @@
               </w:numPr>
               <w:cnfStyle w:val="000000000000" w:firstRow="0" w:lastRow="0" w:firstColumn="0" w:lastColumn="0" w:oddVBand="0" w:evenVBand="0" w:oddHBand="0" w:evenHBand="0" w:firstRowFirstColumn="0" w:firstRowLastColumn="0" w:lastRowFirstColumn="0" w:lastRowLastColumn="0"/>
               <w:rPr>
-                <w:rFonts w:ascii="Aptos" w:eastAsia="Aptos" w:hAnsi="Aptos" w:cs="Aptos"/>
-                <w:sz w:val="22"/>
-                <w:szCs w:val="22"/>
-              </w:rPr>
-            </w:pPr>
-            <w:r>
-              <w:rPr>
-                <w:rFonts w:ascii="Aptos" w:eastAsia="Aptos" w:hAnsi="Aptos" w:cs="Aptos"/>
+                <w:rFonts w:ascii="Times New Roman" w:eastAsia="Aptos" w:hAnsi="Times New Roman" w:cs="Times New Roman"/>
+                <w:sz w:val="22"/>
+                <w:szCs w:val="22"/>
+              </w:rPr>
+            </w:pPr>
+            <w:r>
+              <w:rPr>
+                <w:rFonts w:ascii="Times New Roman" w:eastAsia="Aptos" w:hAnsi="Times New Roman" w:cs="Times New Roman"/>
                 <w:sz w:val="22"/>
                 <w:szCs w:val="22"/>
               </w:rPr>
@@ -5436,7 +5799,7 @@
             </w:r>
             <w:r>
               <w:rPr>
-                <w:rFonts w:ascii="Aptos" w:eastAsia="Aptos" w:hAnsi="Aptos" w:cs="Aptos"/>
+                <w:rFonts w:ascii="Times New Roman" w:eastAsia="Aptos" w:hAnsi="Times New Roman" w:cs="Times New Roman"/>
                 <w:sz w:val="22"/>
                 <w:szCs w:val="22"/>
               </w:rPr>
@@ -5446,7 +5809,13 @@
         </w:tc>
       </w:tr>
     </w:tbl>
-    <w:p/>
+    <w:p>
+      <w:pPr>
+        <w:rPr>
+          <w:rFonts w:ascii="Times New Roman" w:hAnsi="Times New Roman" w:cs="Times New Roman"/>
+        </w:rPr>
+      </w:pPr>
+    </w:p>
     <w:tbl>
       <w:tblPr>
         <w:tblStyle w:val="PlainTable2"/>
@@ -5460,8 +5829,8 @@
         <w:tblLook w:val="04A0" w:firstRow="1" w:lastRow="0" w:firstColumn="1" w:lastColumn="0" w:noHBand="0" w:noVBand="1"/>
       </w:tblPr>
       <w:tblGrid>
-        <w:gridCol w:w="1781"/>
-        <w:gridCol w:w="7235"/>
+        <w:gridCol w:w="1770"/>
+        <w:gridCol w:w="7246"/>
       </w:tblGrid>
       <w:tr>
         <w:trPr>
@@ -5476,14 +5845,14 @@
           <w:p>
             <w:pPr>
               <w:rPr>
-                <w:rFonts w:ascii="Aptos" w:eastAsia="Aptos" w:hAnsi="Aptos" w:cs="Aptos"/>
-                <w:sz w:val="22"/>
-                <w:szCs w:val="22"/>
-              </w:rPr>
-            </w:pPr>
-            <w:r>
-              <w:rPr>
-                <w:rFonts w:ascii="Aptos" w:eastAsia="Aptos" w:hAnsi="Aptos" w:cs="Aptos"/>
+                <w:rFonts w:ascii="Times New Roman" w:eastAsia="Aptos" w:hAnsi="Times New Roman" w:cs="Times New Roman"/>
+                <w:sz w:val="22"/>
+                <w:szCs w:val="22"/>
+              </w:rPr>
+            </w:pPr>
+            <w:r>
+              <w:rPr>
+                <w:rFonts w:ascii="Times New Roman" w:eastAsia="Aptos" w:hAnsi="Times New Roman" w:cs="Times New Roman"/>
                 <w:sz w:val="22"/>
                 <w:szCs w:val="22"/>
               </w:rPr>
@@ -5499,14 +5868,14 @@
             <w:pPr>
               <w:cnfStyle w:val="100000000000" w:firstRow="1" w:lastRow="0" w:firstColumn="0" w:lastColumn="0" w:oddVBand="0" w:evenVBand="0" w:oddHBand="0" w:evenHBand="0" w:firstRowFirstColumn="0" w:firstRowLastColumn="0" w:lastRowFirstColumn="0" w:lastRowLastColumn="0"/>
               <w:rPr>
-                <w:rFonts w:ascii="Aptos" w:eastAsia="Aptos" w:hAnsi="Aptos" w:cs="Aptos"/>
-                <w:sz w:val="22"/>
-                <w:szCs w:val="22"/>
-              </w:rPr>
-            </w:pPr>
-            <w:r>
-              <w:rPr>
-                <w:rFonts w:ascii="Aptos" w:eastAsia="Aptos" w:hAnsi="Aptos" w:cs="Aptos"/>
+                <w:rFonts w:ascii="Times New Roman" w:eastAsia="Aptos" w:hAnsi="Times New Roman" w:cs="Times New Roman"/>
+                <w:sz w:val="22"/>
+                <w:szCs w:val="22"/>
+              </w:rPr>
+            </w:pPr>
+            <w:r>
+              <w:rPr>
+                <w:rFonts w:ascii="Times New Roman" w:eastAsia="Aptos" w:hAnsi="Times New Roman" w:cs="Times New Roman"/>
                 <w:b w:val="0"/>
                 <w:bCs w:val="0"/>
                 <w:sz w:val="22"/>
@@ -5516,7 +5885,7 @@
             </w:r>
             <w:r>
               <w:rPr>
-                <w:rFonts w:ascii="Aptos" w:eastAsia="Aptos" w:hAnsi="Aptos" w:cs="Aptos"/>
+                <w:rFonts w:ascii="Times New Roman" w:eastAsia="Aptos" w:hAnsi="Times New Roman" w:cs="Times New Roman"/>
                 <w:b w:val="0"/>
                 <w:bCs w:val="0"/>
                 <w:sz w:val="22"/>
@@ -5541,14 +5910,14 @@
           <w:p>
             <w:pPr>
               <w:rPr>
-                <w:rFonts w:ascii="Aptos" w:eastAsia="Aptos" w:hAnsi="Aptos" w:cs="Aptos"/>
-                <w:sz w:val="22"/>
-                <w:szCs w:val="22"/>
-              </w:rPr>
-            </w:pPr>
-            <w:r>
-              <w:rPr>
-                <w:rFonts w:ascii="Aptos" w:eastAsia="Aptos" w:hAnsi="Aptos" w:cs="Aptos"/>
+                <w:rFonts w:ascii="Times New Roman" w:eastAsia="Aptos" w:hAnsi="Times New Roman" w:cs="Times New Roman"/>
+                <w:sz w:val="22"/>
+                <w:szCs w:val="22"/>
+              </w:rPr>
+            </w:pPr>
+            <w:r>
+              <w:rPr>
+                <w:rFonts w:ascii="Times New Roman" w:eastAsia="Aptos" w:hAnsi="Times New Roman" w:cs="Times New Roman"/>
                 <w:sz w:val="22"/>
                 <w:szCs w:val="22"/>
               </w:rPr>
@@ -5565,14 +5934,14 @@
             <w:pPr>
               <w:cnfStyle w:val="000000100000" w:firstRow="0" w:lastRow="0" w:firstColumn="0" w:lastColumn="0" w:oddVBand="0" w:evenVBand="0" w:oddHBand="1" w:evenHBand="0" w:firstRowFirstColumn="0" w:firstRowLastColumn="0" w:lastRowFirstColumn="0" w:lastRowLastColumn="0"/>
               <w:rPr>
-                <w:rFonts w:ascii="Aptos" w:eastAsia="Aptos" w:hAnsi="Aptos" w:cs="Aptos"/>
-                <w:sz w:val="22"/>
-                <w:szCs w:val="22"/>
-              </w:rPr>
-            </w:pPr>
-            <w:r>
-              <w:rPr>
-                <w:rFonts w:ascii="Aptos" w:eastAsia="Aptos" w:hAnsi="Aptos" w:cs="Aptos"/>
+                <w:rFonts w:ascii="Times New Roman" w:eastAsia="Aptos" w:hAnsi="Times New Roman" w:cs="Times New Roman"/>
+                <w:sz w:val="22"/>
+                <w:szCs w:val="22"/>
+              </w:rPr>
+            </w:pPr>
+            <w:r>
+              <w:rPr>
+                <w:rFonts w:ascii="Times New Roman" w:eastAsia="Aptos" w:hAnsi="Times New Roman" w:cs="Times New Roman"/>
                 <w:sz w:val="22"/>
                 <w:szCs w:val="22"/>
               </w:rPr>
@@ -5580,7 +5949,7 @@
             </w:r>
             <w:r>
               <w:rPr>
-                <w:rFonts w:ascii="Aptos" w:eastAsia="Aptos" w:hAnsi="Aptos" w:cs="Aptos"/>
+                <w:rFonts w:ascii="Times New Roman" w:eastAsia="Aptos" w:hAnsi="Times New Roman" w:cs="Times New Roman"/>
                 <w:sz w:val="22"/>
                 <w:szCs w:val="22"/>
               </w:rPr>
@@ -5601,17 +5970,18 @@
           <w:p>
             <w:pPr>
               <w:rPr>
-                <w:rFonts w:ascii="Aptos" w:eastAsia="Aptos" w:hAnsi="Aptos" w:cs="Aptos"/>
-                <w:sz w:val="22"/>
-                <w:szCs w:val="22"/>
-              </w:rPr>
-            </w:pPr>
-            <w:r>
-              <w:rPr>
-                <w:rFonts w:ascii="Aptos" w:eastAsia="Aptos" w:hAnsi="Aptos" w:cs="Aptos"/>
-                <w:sz w:val="22"/>
-                <w:szCs w:val="22"/>
-              </w:rPr>
+                <w:rFonts w:ascii="Times New Roman" w:eastAsia="Aptos" w:hAnsi="Times New Roman" w:cs="Times New Roman"/>
+                <w:sz w:val="22"/>
+                <w:szCs w:val="22"/>
+              </w:rPr>
+            </w:pPr>
+            <w:r>
+              <w:rPr>
+                <w:rFonts w:ascii="Times New Roman" w:eastAsia="Aptos" w:hAnsi="Times New Roman" w:cs="Times New Roman"/>
+                <w:sz w:val="22"/>
+                <w:szCs w:val="22"/>
+              </w:rPr>
+              <w:lastRenderedPageBreak/>
               <w:t>Actor</w:t>
             </w:r>
           </w:p>
@@ -5624,14 +5994,14 @@
             <w:pPr>
               <w:cnfStyle w:val="000000000000" w:firstRow="0" w:lastRow="0" w:firstColumn="0" w:lastColumn="0" w:oddVBand="0" w:evenVBand="0" w:oddHBand="0" w:evenHBand="0" w:firstRowFirstColumn="0" w:firstRowLastColumn="0" w:lastRowFirstColumn="0" w:lastRowLastColumn="0"/>
               <w:rPr>
-                <w:rFonts w:ascii="Aptos" w:eastAsia="Aptos" w:hAnsi="Aptos" w:cs="Aptos"/>
-                <w:sz w:val="22"/>
-                <w:szCs w:val="22"/>
-              </w:rPr>
-            </w:pPr>
-            <w:r>
-              <w:rPr>
-                <w:rFonts w:ascii="Aptos" w:eastAsia="Aptos" w:hAnsi="Aptos" w:cs="Aptos"/>
+                <w:rFonts w:ascii="Times New Roman" w:eastAsia="Aptos" w:hAnsi="Times New Roman" w:cs="Times New Roman"/>
+                <w:sz w:val="22"/>
+                <w:szCs w:val="22"/>
+              </w:rPr>
+            </w:pPr>
+            <w:r>
+              <w:rPr>
+                <w:rFonts w:ascii="Times New Roman" w:eastAsia="Aptos" w:hAnsi="Times New Roman" w:cs="Times New Roman"/>
                 <w:sz w:val="22"/>
                 <w:szCs w:val="22"/>
               </w:rPr>
@@ -5654,14 +6024,14 @@
           <w:p>
             <w:pPr>
               <w:rPr>
-                <w:rFonts w:ascii="Aptos" w:eastAsia="Aptos" w:hAnsi="Aptos" w:cs="Aptos"/>
-                <w:sz w:val="22"/>
-                <w:szCs w:val="22"/>
-              </w:rPr>
-            </w:pPr>
-            <w:r>
-              <w:rPr>
-                <w:rFonts w:ascii="Aptos" w:eastAsia="Aptos" w:hAnsi="Aptos" w:cs="Aptos"/>
+                <w:rFonts w:ascii="Times New Roman" w:eastAsia="Aptos" w:hAnsi="Times New Roman" w:cs="Times New Roman"/>
+                <w:sz w:val="22"/>
+                <w:szCs w:val="22"/>
+              </w:rPr>
+            </w:pPr>
+            <w:r>
+              <w:rPr>
+                <w:rFonts w:ascii="Times New Roman" w:eastAsia="Aptos" w:hAnsi="Times New Roman" w:cs="Times New Roman"/>
                 <w:sz w:val="22"/>
                 <w:szCs w:val="22"/>
               </w:rPr>
@@ -5678,14 +6048,14 @@
             <w:pPr>
               <w:cnfStyle w:val="000000100000" w:firstRow="0" w:lastRow="0" w:firstColumn="0" w:lastColumn="0" w:oddVBand="0" w:evenVBand="0" w:oddHBand="1" w:evenHBand="0" w:firstRowFirstColumn="0" w:firstRowLastColumn="0" w:lastRowFirstColumn="0" w:lastRowLastColumn="0"/>
               <w:rPr>
-                <w:rFonts w:ascii="Aptos" w:eastAsia="Aptos" w:hAnsi="Aptos" w:cs="Aptos"/>
-                <w:sz w:val="22"/>
-                <w:szCs w:val="22"/>
-              </w:rPr>
-            </w:pPr>
-            <w:r>
-              <w:rPr>
-                <w:rFonts w:ascii="Aptos" w:eastAsia="Aptos" w:hAnsi="Aptos" w:cs="Aptos"/>
+                <w:rFonts w:ascii="Times New Roman" w:eastAsia="Aptos" w:hAnsi="Times New Roman" w:cs="Times New Roman"/>
+                <w:sz w:val="22"/>
+                <w:szCs w:val="22"/>
+              </w:rPr>
+            </w:pPr>
+            <w:r>
+              <w:rPr>
+                <w:rFonts w:ascii="Times New Roman" w:eastAsia="Aptos" w:hAnsi="Times New Roman" w:cs="Times New Roman"/>
                 <w:sz w:val="22"/>
                 <w:szCs w:val="22"/>
               </w:rPr>
@@ -5693,7 +6063,7 @@
             </w:r>
             <w:r>
               <w:rPr>
-                <w:rFonts w:ascii="Aptos" w:eastAsia="Aptos" w:hAnsi="Aptos" w:cs="Aptos"/>
+                <w:rFonts w:ascii="Times New Roman" w:eastAsia="Aptos" w:hAnsi="Times New Roman" w:cs="Times New Roman"/>
                 <w:sz w:val="22"/>
                 <w:szCs w:val="22"/>
               </w:rPr>
@@ -5714,14 +6084,14 @@
           <w:p>
             <w:pPr>
               <w:rPr>
-                <w:rFonts w:ascii="Aptos" w:eastAsia="Aptos" w:hAnsi="Aptos" w:cs="Aptos"/>
-                <w:sz w:val="22"/>
-                <w:szCs w:val="22"/>
-              </w:rPr>
-            </w:pPr>
-            <w:r>
-              <w:rPr>
-                <w:rFonts w:ascii="Aptos" w:eastAsia="Aptos" w:hAnsi="Aptos" w:cs="Aptos"/>
+                <w:rFonts w:ascii="Times New Roman" w:eastAsia="Aptos" w:hAnsi="Times New Roman" w:cs="Times New Roman"/>
+                <w:sz w:val="22"/>
+                <w:szCs w:val="22"/>
+              </w:rPr>
+            </w:pPr>
+            <w:r>
+              <w:rPr>
+                <w:rFonts w:ascii="Times New Roman" w:eastAsia="Aptos" w:hAnsi="Times New Roman" w:cs="Times New Roman"/>
                 <w:sz w:val="22"/>
                 <w:szCs w:val="22"/>
               </w:rPr>
@@ -5737,14 +6107,14 @@
             <w:pPr>
               <w:cnfStyle w:val="000000000000" w:firstRow="0" w:lastRow="0" w:firstColumn="0" w:lastColumn="0" w:oddVBand="0" w:evenVBand="0" w:oddHBand="0" w:evenHBand="0" w:firstRowFirstColumn="0" w:firstRowLastColumn="0" w:lastRowFirstColumn="0" w:lastRowLastColumn="0"/>
               <w:rPr>
-                <w:rFonts w:ascii="Aptos" w:eastAsia="Aptos" w:hAnsi="Aptos" w:cs="Aptos"/>
-                <w:sz w:val="22"/>
-                <w:szCs w:val="22"/>
-              </w:rPr>
-            </w:pPr>
-            <w:r>
-              <w:rPr>
-                <w:rFonts w:ascii="Aptos" w:eastAsia="Aptos" w:hAnsi="Aptos" w:cs="Aptos"/>
+                <w:rFonts w:ascii="Times New Roman" w:eastAsia="Aptos" w:hAnsi="Times New Roman" w:cs="Times New Roman"/>
+                <w:sz w:val="22"/>
+                <w:szCs w:val="22"/>
+              </w:rPr>
+            </w:pPr>
+            <w:r>
+              <w:rPr>
+                <w:rFonts w:ascii="Times New Roman" w:eastAsia="Aptos" w:hAnsi="Times New Roman" w:cs="Times New Roman"/>
                 <w:sz w:val="22"/>
                 <w:szCs w:val="22"/>
               </w:rPr>
@@ -5767,14 +6137,14 @@
           <w:p>
             <w:pPr>
               <w:rPr>
-                <w:rFonts w:ascii="Aptos" w:eastAsia="Aptos" w:hAnsi="Aptos" w:cs="Aptos"/>
-                <w:sz w:val="22"/>
-                <w:szCs w:val="22"/>
-              </w:rPr>
-            </w:pPr>
-            <w:r>
-              <w:rPr>
-                <w:rFonts w:ascii="Aptos" w:eastAsia="Aptos" w:hAnsi="Aptos" w:cs="Aptos"/>
+                <w:rFonts w:ascii="Times New Roman" w:eastAsia="Aptos" w:hAnsi="Times New Roman" w:cs="Times New Roman"/>
+                <w:sz w:val="22"/>
+                <w:szCs w:val="22"/>
+              </w:rPr>
+            </w:pPr>
+            <w:r>
+              <w:rPr>
+                <w:rFonts w:ascii="Times New Roman" w:eastAsia="Aptos" w:hAnsi="Times New Roman" w:cs="Times New Roman"/>
                 <w:sz w:val="22"/>
                 <w:szCs w:val="22"/>
               </w:rPr>
@@ -5791,14 +6161,14 @@
             <w:pPr>
               <w:cnfStyle w:val="000000100000" w:firstRow="0" w:lastRow="0" w:firstColumn="0" w:lastColumn="0" w:oddVBand="0" w:evenVBand="0" w:oddHBand="1" w:evenHBand="0" w:firstRowFirstColumn="0" w:firstRowLastColumn="0" w:lastRowFirstColumn="0" w:lastRowLastColumn="0"/>
               <w:rPr>
-                <w:rFonts w:ascii="Aptos" w:eastAsia="Aptos" w:hAnsi="Aptos" w:cs="Aptos"/>
-                <w:sz w:val="22"/>
-                <w:szCs w:val="22"/>
-              </w:rPr>
-            </w:pPr>
-            <w:r>
-              <w:rPr>
-                <w:rFonts w:ascii="Aptos" w:eastAsia="Aptos" w:hAnsi="Aptos" w:cs="Aptos"/>
+                <w:rFonts w:ascii="Times New Roman" w:eastAsia="Aptos" w:hAnsi="Times New Roman" w:cs="Times New Roman"/>
+                <w:sz w:val="22"/>
+                <w:szCs w:val="22"/>
+              </w:rPr>
+            </w:pPr>
+            <w:r>
+              <w:rPr>
+                <w:rFonts w:ascii="Times New Roman" w:eastAsia="Aptos" w:hAnsi="Times New Roman" w:cs="Times New Roman"/>
                 <w:sz w:val="22"/>
                 <w:szCs w:val="22"/>
               </w:rPr>
@@ -5806,7 +6176,7 @@
             </w:r>
             <w:r>
               <w:rPr>
-                <w:rFonts w:ascii="Aptos" w:eastAsia="Aptos" w:hAnsi="Aptos" w:cs="Aptos"/>
+                <w:rFonts w:ascii="Times New Roman" w:eastAsia="Aptos" w:hAnsi="Times New Roman" w:cs="Times New Roman"/>
                 <w:sz w:val="22"/>
                 <w:szCs w:val="22"/>
               </w:rPr>
@@ -5814,7 +6184,7 @@
             </w:r>
             <w:r>
               <w:rPr>
-                <w:rFonts w:ascii="Aptos" w:eastAsia="Aptos" w:hAnsi="Aptos" w:cs="Aptos"/>
+                <w:rFonts w:ascii="Times New Roman" w:eastAsia="Aptos" w:hAnsi="Times New Roman" w:cs="Times New Roman"/>
                 <w:sz w:val="22"/>
                 <w:szCs w:val="22"/>
               </w:rPr>
@@ -5835,14 +6205,14 @@
           <w:p>
             <w:pPr>
               <w:rPr>
-                <w:rFonts w:ascii="Aptos" w:eastAsia="Aptos" w:hAnsi="Aptos" w:cs="Aptos"/>
-                <w:sz w:val="22"/>
-                <w:szCs w:val="22"/>
-              </w:rPr>
-            </w:pPr>
-            <w:r>
-              <w:rPr>
-                <w:rFonts w:ascii="Aptos" w:eastAsia="Aptos" w:hAnsi="Aptos" w:cs="Aptos"/>
+                <w:rFonts w:ascii="Times New Roman" w:eastAsia="Aptos" w:hAnsi="Times New Roman" w:cs="Times New Roman"/>
+                <w:sz w:val="22"/>
+                <w:szCs w:val="22"/>
+              </w:rPr>
+            </w:pPr>
+            <w:r>
+              <w:rPr>
+                <w:rFonts w:ascii="Times New Roman" w:eastAsia="Aptos" w:hAnsi="Times New Roman" w:cs="Times New Roman"/>
                 <w:sz w:val="22"/>
                 <w:szCs w:val="22"/>
               </w:rPr>
@@ -5863,14 +6233,14 @@
               </w:numPr>
               <w:cnfStyle w:val="000000000000" w:firstRow="0" w:lastRow="0" w:firstColumn="0" w:lastColumn="0" w:oddVBand="0" w:evenVBand="0" w:oddHBand="0" w:evenHBand="0" w:firstRowFirstColumn="0" w:firstRowLastColumn="0" w:lastRowFirstColumn="0" w:lastRowLastColumn="0"/>
               <w:rPr>
-                <w:rFonts w:ascii="Aptos" w:eastAsia="Aptos" w:hAnsi="Aptos" w:cs="Aptos"/>
-                <w:sz w:val="22"/>
-                <w:szCs w:val="22"/>
-              </w:rPr>
-            </w:pPr>
-            <w:r>
-              <w:rPr>
-                <w:rFonts w:ascii="Aptos" w:eastAsia="Aptos" w:hAnsi="Aptos" w:cs="Aptos"/>
+                <w:rFonts w:ascii="Times New Roman" w:eastAsia="Aptos" w:hAnsi="Times New Roman" w:cs="Times New Roman"/>
+                <w:sz w:val="22"/>
+                <w:szCs w:val="22"/>
+              </w:rPr>
+            </w:pPr>
+            <w:r>
+              <w:rPr>
+                <w:rFonts w:ascii="Times New Roman" w:eastAsia="Aptos" w:hAnsi="Times New Roman" w:cs="Times New Roman"/>
                 <w:sz w:val="22"/>
                 <w:szCs w:val="22"/>
               </w:rPr>
@@ -5886,14 +6256,14 @@
               </w:numPr>
               <w:cnfStyle w:val="000000000000" w:firstRow="0" w:lastRow="0" w:firstColumn="0" w:lastColumn="0" w:oddVBand="0" w:evenVBand="0" w:oddHBand="0" w:evenHBand="0" w:firstRowFirstColumn="0" w:firstRowLastColumn="0" w:lastRowFirstColumn="0" w:lastRowLastColumn="0"/>
               <w:rPr>
-                <w:rFonts w:ascii="Aptos" w:eastAsia="Aptos" w:hAnsi="Aptos" w:cs="Aptos"/>
-                <w:sz w:val="22"/>
-                <w:szCs w:val="22"/>
-              </w:rPr>
-            </w:pPr>
-            <w:r>
-              <w:rPr>
-                <w:rFonts w:ascii="Aptos" w:eastAsia="Aptos" w:hAnsi="Aptos" w:cs="Aptos"/>
+                <w:rFonts w:ascii="Times New Roman" w:eastAsia="Aptos" w:hAnsi="Times New Roman" w:cs="Times New Roman"/>
+                <w:sz w:val="22"/>
+                <w:szCs w:val="22"/>
+              </w:rPr>
+            </w:pPr>
+            <w:r>
+              <w:rPr>
+                <w:rFonts w:ascii="Times New Roman" w:eastAsia="Aptos" w:hAnsi="Times New Roman" w:cs="Times New Roman"/>
                 <w:sz w:val="22"/>
                 <w:szCs w:val="22"/>
               </w:rPr>
@@ -5901,7 +6271,7 @@
             </w:r>
             <w:r>
               <w:rPr>
-                <w:rFonts w:ascii="Aptos" w:eastAsia="Aptos" w:hAnsi="Aptos" w:cs="Aptos"/>
+                <w:rFonts w:ascii="Times New Roman" w:eastAsia="Aptos" w:hAnsi="Times New Roman" w:cs="Times New Roman"/>
                 <w:sz w:val="22"/>
                 <w:szCs w:val="22"/>
               </w:rPr>
@@ -5909,7 +6279,7 @@
             </w:r>
             <w:r>
               <w:rPr>
-                <w:rFonts w:ascii="Aptos" w:eastAsia="Aptos" w:hAnsi="Aptos" w:cs="Aptos"/>
+                <w:rFonts w:ascii="Times New Roman" w:eastAsia="Aptos" w:hAnsi="Times New Roman" w:cs="Times New Roman"/>
                 <w:sz w:val="22"/>
                 <w:szCs w:val="22"/>
               </w:rPr>
@@ -5917,7 +6287,7 @@
             </w:r>
             <w:r>
               <w:rPr>
-                <w:rFonts w:ascii="Aptos" w:eastAsia="Aptos" w:hAnsi="Aptos" w:cs="Aptos"/>
+                <w:rFonts w:ascii="Times New Roman" w:eastAsia="Aptos" w:hAnsi="Times New Roman" w:cs="Times New Roman"/>
                 <w:sz w:val="22"/>
                 <w:szCs w:val="22"/>
               </w:rPr>
@@ -5925,7 +6295,7 @@
             </w:r>
             <w:r>
               <w:rPr>
-                <w:rFonts w:ascii="Aptos" w:eastAsia="Aptos" w:hAnsi="Aptos" w:cs="Aptos"/>
+                <w:rFonts w:ascii="Times New Roman" w:eastAsia="Aptos" w:hAnsi="Times New Roman" w:cs="Times New Roman"/>
                 <w:sz w:val="22"/>
                 <w:szCs w:val="22"/>
               </w:rPr>
@@ -5941,14 +6311,14 @@
               </w:numPr>
               <w:cnfStyle w:val="000000000000" w:firstRow="0" w:lastRow="0" w:firstColumn="0" w:lastColumn="0" w:oddVBand="0" w:evenVBand="0" w:oddHBand="0" w:evenHBand="0" w:firstRowFirstColumn="0" w:firstRowLastColumn="0" w:lastRowFirstColumn="0" w:lastRowLastColumn="0"/>
               <w:rPr>
-                <w:rFonts w:ascii="Aptos" w:eastAsia="Aptos" w:hAnsi="Aptos" w:cs="Aptos"/>
-                <w:sz w:val="22"/>
-                <w:szCs w:val="22"/>
-              </w:rPr>
-            </w:pPr>
-            <w:r>
-              <w:rPr>
-                <w:rFonts w:ascii="Aptos" w:eastAsia="Aptos" w:hAnsi="Aptos" w:cs="Aptos"/>
+                <w:rFonts w:ascii="Times New Roman" w:eastAsia="Aptos" w:hAnsi="Times New Roman" w:cs="Times New Roman"/>
+                <w:sz w:val="22"/>
+                <w:szCs w:val="22"/>
+              </w:rPr>
+            </w:pPr>
+            <w:r>
+              <w:rPr>
+                <w:rFonts w:ascii="Times New Roman" w:eastAsia="Aptos" w:hAnsi="Times New Roman" w:cs="Times New Roman"/>
                 <w:sz w:val="22"/>
                 <w:szCs w:val="22"/>
               </w:rPr>
@@ -5956,7 +6326,7 @@
             </w:r>
             <w:r>
               <w:rPr>
-                <w:rFonts w:ascii="Aptos" w:eastAsia="Aptos" w:hAnsi="Aptos" w:cs="Aptos"/>
+                <w:rFonts w:ascii="Times New Roman" w:eastAsia="Aptos" w:hAnsi="Times New Roman" w:cs="Times New Roman"/>
                 <w:sz w:val="22"/>
                 <w:szCs w:val="22"/>
               </w:rPr>
@@ -5964,7 +6334,7 @@
             </w:r>
             <w:r>
               <w:rPr>
-                <w:rFonts w:ascii="Aptos" w:eastAsia="Aptos" w:hAnsi="Aptos" w:cs="Aptos"/>
+                <w:rFonts w:ascii="Times New Roman" w:eastAsia="Aptos" w:hAnsi="Times New Roman" w:cs="Times New Roman"/>
                 <w:sz w:val="22"/>
                 <w:szCs w:val="22"/>
               </w:rPr>
@@ -5980,14 +6350,14 @@
               </w:numPr>
               <w:cnfStyle w:val="000000000000" w:firstRow="0" w:lastRow="0" w:firstColumn="0" w:lastColumn="0" w:oddVBand="0" w:evenVBand="0" w:oddHBand="0" w:evenHBand="0" w:firstRowFirstColumn="0" w:firstRowLastColumn="0" w:lastRowFirstColumn="0" w:lastRowLastColumn="0"/>
               <w:rPr>
-                <w:rFonts w:ascii="Aptos" w:eastAsia="Aptos" w:hAnsi="Aptos" w:cs="Aptos"/>
-                <w:sz w:val="22"/>
-                <w:szCs w:val="22"/>
-              </w:rPr>
-            </w:pPr>
-            <w:r>
-              <w:rPr>
-                <w:rFonts w:ascii="Aptos" w:eastAsia="Aptos" w:hAnsi="Aptos" w:cs="Aptos"/>
+                <w:rFonts w:ascii="Times New Roman" w:eastAsia="Aptos" w:hAnsi="Times New Roman" w:cs="Times New Roman"/>
+                <w:sz w:val="22"/>
+                <w:szCs w:val="22"/>
+              </w:rPr>
+            </w:pPr>
+            <w:r>
+              <w:rPr>
+                <w:rFonts w:ascii="Times New Roman" w:eastAsia="Aptos" w:hAnsi="Times New Roman" w:cs="Times New Roman"/>
                 <w:sz w:val="22"/>
                 <w:szCs w:val="22"/>
               </w:rPr>
@@ -5995,7 +6365,7 @@
             </w:r>
             <w:r>
               <w:rPr>
-                <w:rFonts w:ascii="Aptos" w:eastAsia="Aptos" w:hAnsi="Aptos" w:cs="Aptos"/>
+                <w:rFonts w:ascii="Times New Roman" w:eastAsia="Aptos" w:hAnsi="Times New Roman" w:cs="Times New Roman"/>
                 <w:sz w:val="22"/>
                 <w:szCs w:val="22"/>
               </w:rPr>
@@ -6003,7 +6373,7 @@
             </w:r>
             <w:r>
               <w:rPr>
-                <w:rFonts w:ascii="Aptos" w:eastAsia="Aptos" w:hAnsi="Aptos" w:cs="Aptos"/>
+                <w:rFonts w:ascii="Times New Roman" w:eastAsia="Aptos" w:hAnsi="Times New Roman" w:cs="Times New Roman"/>
                 <w:sz w:val="22"/>
                 <w:szCs w:val="22"/>
               </w:rPr>
@@ -6011,7 +6381,7 @@
             </w:r>
             <w:r>
               <w:rPr>
-                <w:rFonts w:ascii="Aptos" w:eastAsia="Aptos" w:hAnsi="Aptos" w:cs="Aptos"/>
+                <w:rFonts w:ascii="Times New Roman" w:eastAsia="Aptos" w:hAnsi="Times New Roman" w:cs="Times New Roman"/>
                 <w:sz w:val="22"/>
                 <w:szCs w:val="22"/>
               </w:rPr>
@@ -6021,20 +6391,38 @@
         </w:tc>
       </w:tr>
     </w:tbl>
-    <w:p/>
     <w:p>
       <w:pPr>
+        <w:rPr>
+          <w:rFonts w:ascii="Times New Roman" w:hAnsi="Times New Roman" w:cs="Times New Roman"/>
+        </w:rPr>
+      </w:pPr>
+    </w:p>
+    <w:p>
+      <w:pPr>
         <w:pStyle w:val="Heading2"/>
+        <w:rPr>
+          <w:rFonts w:ascii="Times New Roman" w:hAnsi="Times New Roman" w:cs="Times New Roman"/>
+        </w:rPr>
       </w:pPr>
       <w:bookmarkStart w:id="7" w:name="_Toc225414693"/>
       <w:r>
+        <w:rPr>
+          <w:rFonts w:ascii="Times New Roman" w:hAnsi="Times New Roman" w:cs="Times New Roman"/>
+        </w:rPr>
         <w:t>Use Case Diagrams</w:t>
       </w:r>
       <w:bookmarkEnd w:id="7"/>
     </w:p>
     <w:p>
-      <w:r>
-        <w:rPr>
+      <w:pPr>
+        <w:rPr>
+          <w:rFonts w:ascii="Times New Roman" w:hAnsi="Times New Roman" w:cs="Times New Roman"/>
+        </w:rPr>
+      </w:pPr>
+      <w:r>
+        <w:rPr>
+          <w:rFonts w:ascii="Times New Roman" w:hAnsi="Times New Roman" w:cs="Times New Roman"/>
           <w:noProof/>
         </w:rPr>
         <w:drawing>
@@ -6086,6 +6474,7 @@
       </w:r>
       <w:r>
         <w:rPr>
+          <w:rFonts w:ascii="Times New Roman" w:hAnsi="Times New Roman" w:cs="Times New Roman"/>
           <w:noProof/>
         </w:rPr>
         <w:drawing>
@@ -6136,14 +6525,25 @@
         </w:drawing>
       </w:r>
     </w:p>
-    <w:p/>
     <w:p>
       <w:pPr>
+        <w:rPr>
+          <w:rFonts w:ascii="Times New Roman" w:hAnsi="Times New Roman" w:cs="Times New Roman"/>
+        </w:rPr>
+      </w:pPr>
+    </w:p>
+    <w:p>
+      <w:pPr>
         <w:pStyle w:val="Heading2"/>
+        <w:rPr>
+          <w:rFonts w:ascii="Times New Roman" w:hAnsi="Times New Roman" w:cs="Times New Roman"/>
+        </w:rPr>
       </w:pPr>
       <w:bookmarkStart w:id="8" w:name="_Toc225414694"/>
       <w:r>
-        <w:lastRenderedPageBreak/>
+        <w:rPr>
+          <w:rFonts w:ascii="Times New Roman" w:hAnsi="Times New Roman" w:cs="Times New Roman"/>
+        </w:rPr>
         <w:t>User Stories</w:t>
       </w:r>
       <w:bookmarkEnd w:id="8"/>
@@ -6151,65 +6551,76 @@
     <w:p>
       <w:pPr>
         <w:rPr>
-          <w:lang w:val="en-US"/>
-        </w:rPr>
-      </w:pPr>
-      <w:r>
-        <w:rPr>
+          <w:rFonts w:ascii="Times New Roman" w:hAnsi="Times New Roman" w:cs="Times New Roman"/>
+          <w:lang w:val="en-US"/>
+        </w:rPr>
+      </w:pPr>
+      <w:r>
+        <w:rPr>
+          <w:rFonts w:ascii="Times New Roman" w:hAnsi="Times New Roman" w:cs="Times New Roman"/>
           <w:lang w:val="en-US"/>
         </w:rPr>
         <w:t xml:space="preserve">As a new user </w:t>
       </w:r>
       <w:r>
         <w:rPr>
+          <w:rFonts w:ascii="Times New Roman" w:hAnsi="Times New Roman" w:cs="Times New Roman"/>
           <w:lang w:val="en-US"/>
         </w:rPr>
         <w:t>of</w:t>
       </w:r>
       <w:r>
         <w:rPr>
+          <w:rFonts w:ascii="Times New Roman" w:hAnsi="Times New Roman" w:cs="Times New Roman"/>
           <w:lang w:val="en-US"/>
         </w:rPr>
         <w:t xml:space="preserve"> the </w:t>
       </w:r>
       <w:r>
         <w:rPr>
+          <w:rFonts w:ascii="Times New Roman" w:hAnsi="Times New Roman" w:cs="Times New Roman"/>
           <w:lang w:val="en-US"/>
         </w:rPr>
         <w:t xml:space="preserve">site, I want to make a flight booking. I </w:t>
       </w:r>
       <w:r>
         <w:rPr>
+          <w:rFonts w:ascii="Times New Roman" w:hAnsi="Times New Roman" w:cs="Times New Roman"/>
           <w:lang w:val="en-US"/>
         </w:rPr>
         <w:t xml:space="preserve">may look at the destinations page where I can see some of the most popular flights. I see that there are flights from </w:t>
       </w:r>
       <w:r>
         <w:rPr>
+          <w:rFonts w:ascii="Times New Roman" w:hAnsi="Times New Roman" w:cs="Times New Roman"/>
           <w:lang w:val="en-US"/>
         </w:rPr>
         <w:t>London to Cardiff</w:t>
       </w:r>
       <w:r>
         <w:rPr>
+          <w:rFonts w:ascii="Times New Roman" w:hAnsi="Times New Roman" w:cs="Times New Roman"/>
           <w:lang w:val="en-US"/>
         </w:rPr>
         <w:t>, so I click the option and it redirects me back to the home page with the form filled in with the options</w:t>
       </w:r>
       <w:r>
         <w:rPr>
+          <w:rFonts w:ascii="Times New Roman" w:hAnsi="Times New Roman" w:cs="Times New Roman"/>
           <w:lang w:val="en-US"/>
         </w:rPr>
         <w:t xml:space="preserve"> from London to Cardiff</w:t>
       </w:r>
       <w:r>
         <w:rPr>
+          <w:rFonts w:ascii="Times New Roman" w:hAnsi="Times New Roman" w:cs="Times New Roman"/>
           <w:lang w:val="en-US"/>
         </w:rPr>
         <w:t xml:space="preserve">. The only </w:t>
       </w:r>
       <w:r>
         <w:rPr>
+          <w:rFonts w:ascii="Times New Roman" w:hAnsi="Times New Roman" w:cs="Times New Roman"/>
           <w:lang w:val="en-US"/>
         </w:rPr>
         <w:t>changes to the form I need to make include the date, travel class and number of passengers. I submit the form and the next page is loaded.</w:t>
@@ -6218,65 +6629,77 @@
     <w:p>
       <w:pPr>
         <w:rPr>
-          <w:lang w:val="en-US"/>
-        </w:rPr>
-      </w:pPr>
-      <w:r>
-        <w:rPr>
-          <w:lang w:val="en-US"/>
-        </w:rPr>
+          <w:rFonts w:ascii="Times New Roman" w:hAnsi="Times New Roman" w:cs="Times New Roman"/>
+          <w:lang w:val="en-US"/>
+        </w:rPr>
+      </w:pPr>
+      <w:r>
+        <w:rPr>
+          <w:rFonts w:ascii="Times New Roman" w:hAnsi="Times New Roman" w:cs="Times New Roman"/>
+          <w:lang w:val="en-US"/>
+        </w:rPr>
+        <w:lastRenderedPageBreak/>
         <w:t xml:space="preserve">I find there are no flights on the day I selected but I can see when there are available flights using the calendar on the side. </w:t>
       </w:r>
       <w:r>
         <w:rPr>
+          <w:rFonts w:ascii="Times New Roman" w:hAnsi="Times New Roman" w:cs="Times New Roman"/>
           <w:lang w:val="en-US"/>
         </w:rPr>
         <w:t>So,</w:t>
       </w:r>
       <w:r>
         <w:rPr>
+          <w:rFonts w:ascii="Times New Roman" w:hAnsi="Times New Roman" w:cs="Times New Roman"/>
           <w:lang w:val="en-US"/>
         </w:rPr>
         <w:t xml:space="preserve"> selecting the new data I then select the flight with the correct travel class. </w:t>
       </w:r>
       <w:r>
         <w:rPr>
+          <w:rFonts w:ascii="Times New Roman" w:hAnsi="Times New Roman" w:cs="Times New Roman"/>
           <w:lang w:val="en-US"/>
         </w:rPr>
         <w:t xml:space="preserve">I confirm the details on the next page and then fill in the passenger details. Realizing that I don’t have an account I </w:t>
       </w:r>
       <w:r>
         <w:rPr>
+          <w:rFonts w:ascii="Times New Roman" w:hAnsi="Times New Roman" w:cs="Times New Roman"/>
           <w:lang w:val="en-US"/>
         </w:rPr>
         <w:t>created</w:t>
       </w:r>
       <w:r>
         <w:rPr>
+          <w:rFonts w:ascii="Times New Roman" w:hAnsi="Times New Roman" w:cs="Times New Roman"/>
           <w:lang w:val="en-US"/>
         </w:rPr>
         <w:t xml:space="preserve"> one on the same page</w:t>
       </w:r>
       <w:r>
         <w:rPr>
+          <w:rFonts w:ascii="Times New Roman" w:hAnsi="Times New Roman" w:cs="Times New Roman"/>
           <w:lang w:val="en-US"/>
         </w:rPr>
         <w:t>. Any errors ma</w:t>
       </w:r>
       <w:r>
         <w:rPr>
+          <w:rFonts w:ascii="Times New Roman" w:hAnsi="Times New Roman" w:cs="Times New Roman"/>
           <w:lang w:val="en-US"/>
         </w:rPr>
         <w:t>de, a dis</w:t>
       </w:r>
       <w:r>
         <w:rPr>
+          <w:rFonts w:ascii="Times New Roman" w:hAnsi="Times New Roman" w:cs="Times New Roman"/>
           <w:lang w:val="en-US"/>
         </w:rPr>
         <w:t xml:space="preserve">play notification is presented on the screen warning me of the error. </w:t>
       </w:r>
       <w:r>
         <w:rPr>
+          <w:rFonts w:ascii="Times New Roman" w:hAnsi="Times New Roman" w:cs="Times New Roman"/>
           <w:lang w:val="en-US"/>
         </w:rPr>
         <w:t xml:space="preserve"> I follow through the continued pages and confirm the flight and make the “payment”. </w:t>
@@ -6285,11 +6708,13 @@
     <w:p>
       <w:pPr>
         <w:rPr>
-          <w:lang w:val="en-US"/>
-        </w:rPr>
-      </w:pPr>
-      <w:r>
-        <w:rPr>
+          <w:rFonts w:ascii="Times New Roman" w:hAnsi="Times New Roman" w:cs="Times New Roman"/>
+          <w:lang w:val="en-US"/>
+        </w:rPr>
+      </w:pPr>
+      <w:r>
+        <w:rPr>
+          <w:rFonts w:ascii="Times New Roman" w:hAnsi="Times New Roman" w:cs="Times New Roman"/>
           <w:lang w:val="en-US"/>
         </w:rPr>
         <w:t xml:space="preserve">I want to double-check my booking so I head to the dashboard where I can see my details and the booking I have just made. I edited the booking to correct a small mistake I made with my date of birth and save the form. </w:t>
@@ -6298,6 +6723,7 @@
     <w:p>
       <w:pPr>
         <w:rPr>
+          <w:rFonts w:ascii="Times New Roman" w:hAnsi="Times New Roman" w:cs="Times New Roman"/>
           <w:lang w:val="en-US"/>
         </w:rPr>
       </w:pPr>
@@ -6305,70 +6731,126 @@
     <w:p>
       <w:pPr>
         <w:pStyle w:val="Heading1"/>
+        <w:rPr>
+          <w:rFonts w:ascii="Times New Roman" w:hAnsi="Times New Roman" w:cs="Times New Roman"/>
+        </w:rPr>
       </w:pPr>
       <w:bookmarkStart w:id="9" w:name="_Toc585822821"/>
       <w:bookmarkStart w:id="10" w:name="_Toc225414695"/>
       <w:r>
+        <w:rPr>
+          <w:rFonts w:ascii="Times New Roman" w:hAnsi="Times New Roman" w:cs="Times New Roman"/>
+        </w:rPr>
         <w:t>Functional Requirements</w:t>
       </w:r>
       <w:bookmarkEnd w:id="9"/>
       <w:bookmarkEnd w:id="10"/>
     </w:p>
     <w:p>
-      <w:r>
+      <w:pPr>
+        <w:rPr>
+          <w:rFonts w:ascii="Times New Roman" w:hAnsi="Times New Roman" w:cs="Times New Roman"/>
+        </w:rPr>
+      </w:pPr>
+      <w:r>
+        <w:rPr>
+          <w:rFonts w:ascii="Times New Roman" w:hAnsi="Times New Roman" w:cs="Times New Roman"/>
+        </w:rPr>
         <w:t xml:space="preserve">The functional requirements are given prioritisation in order of importance to the functioning of the application within its scope. This document uses the </w:t>
       </w:r>
       <w:proofErr w:type="spellStart"/>
       <w:r>
+        <w:rPr>
+          <w:rFonts w:ascii="Times New Roman" w:hAnsi="Times New Roman" w:cs="Times New Roman"/>
+        </w:rPr>
         <w:t>MoSCoW</w:t>
       </w:r>
       <w:proofErr w:type="spellEnd"/>
       <w:r>
+        <w:rPr>
+          <w:rFonts w:ascii="Times New Roman" w:hAnsi="Times New Roman" w:cs="Times New Roman"/>
+        </w:rPr>
         <w:t xml:space="preserve"> system for this. M </w:t>
       </w:r>
       <w:proofErr w:type="gramStart"/>
       <w:r>
+        <w:rPr>
+          <w:rFonts w:ascii="Times New Roman" w:hAnsi="Times New Roman" w:cs="Times New Roman"/>
+        </w:rPr>
         <w:t>is Must Have</w:t>
       </w:r>
       <w:proofErr w:type="gramEnd"/>
       <w:r>
+        <w:rPr>
+          <w:rFonts w:ascii="Times New Roman" w:hAnsi="Times New Roman" w:cs="Times New Roman"/>
+        </w:rPr>
         <w:t xml:space="preserve">. S </w:t>
       </w:r>
       <w:proofErr w:type="gramStart"/>
       <w:r>
+        <w:rPr>
+          <w:rFonts w:ascii="Times New Roman" w:hAnsi="Times New Roman" w:cs="Times New Roman"/>
+        </w:rPr>
         <w:t>is Should Have</w:t>
       </w:r>
       <w:proofErr w:type="gramEnd"/>
       <w:r>
+        <w:rPr>
+          <w:rFonts w:ascii="Times New Roman" w:hAnsi="Times New Roman" w:cs="Times New Roman"/>
+        </w:rPr>
         <w:t xml:space="preserve">. C </w:t>
       </w:r>
       <w:proofErr w:type="gramStart"/>
       <w:r>
+        <w:rPr>
+          <w:rFonts w:ascii="Times New Roman" w:hAnsi="Times New Roman" w:cs="Times New Roman"/>
+        </w:rPr>
         <w:t>is Could Have</w:t>
       </w:r>
       <w:proofErr w:type="gramEnd"/>
       <w:r>
+        <w:rPr>
+          <w:rFonts w:ascii="Times New Roman" w:hAnsi="Times New Roman" w:cs="Times New Roman"/>
+        </w:rPr>
         <w:t>. W is Want to Have.</w:t>
       </w:r>
       <w:r>
+        <w:rPr>
+          <w:rFonts w:ascii="Times New Roman" w:hAnsi="Times New Roman" w:cs="Times New Roman"/>
+        </w:rPr>
         <w:t xml:space="preserve"> </w:t>
       </w:r>
       <w:r>
+        <w:rPr>
+          <w:rFonts w:ascii="Times New Roman" w:hAnsi="Times New Roman" w:cs="Times New Roman"/>
+        </w:rPr>
         <w:t xml:space="preserve">Create, Read, Update and Delete operations are all Must Have as they are essential to the site being functional. Any airline management system would allow all these </w:t>
       </w:r>
       <w:r>
+        <w:rPr>
+          <w:rFonts w:ascii="Times New Roman" w:hAnsi="Times New Roman" w:cs="Times New Roman"/>
+        </w:rPr>
         <w:t>options,</w:t>
       </w:r>
       <w:r>
+        <w:rPr>
+          <w:rFonts w:ascii="Times New Roman" w:hAnsi="Times New Roman" w:cs="Times New Roman"/>
+        </w:rPr>
         <w:t xml:space="preserve"> so this keeps the system quite realistic. </w:t>
       </w:r>
     </w:p>
     <w:p>
       <w:pPr>
         <w:pStyle w:val="Heading2"/>
+        <w:rPr>
+          <w:rFonts w:ascii="Times New Roman" w:hAnsi="Times New Roman" w:cs="Times New Roman"/>
+        </w:rPr>
       </w:pPr>
       <w:bookmarkStart w:id="11" w:name="_Toc225414696"/>
       <w:r>
+        <w:rPr>
+          <w:rFonts w:ascii="Times New Roman" w:hAnsi="Times New Roman" w:cs="Times New Roman"/>
+        </w:rPr>
         <w:t>Grading System</w:t>
       </w:r>
       <w:bookmarkEnd w:id="11"/>
@@ -6376,41 +6858,48 @@
     <w:p>
       <w:pPr>
         <w:rPr>
-          <w:lang w:val="en-US"/>
-        </w:rPr>
-      </w:pPr>
-      <w:r>
-        <w:rPr>
+          <w:rFonts w:ascii="Times New Roman" w:hAnsi="Times New Roman" w:cs="Times New Roman"/>
+          <w:lang w:val="en-US"/>
+        </w:rPr>
+      </w:pPr>
+      <w:r>
+        <w:rPr>
+          <w:rFonts w:ascii="Times New Roman" w:hAnsi="Times New Roman" w:cs="Times New Roman"/>
           <w:lang w:val="en-US"/>
         </w:rPr>
         <w:t xml:space="preserve">The functional requirements outline </w:t>
       </w:r>
       <w:r>
         <w:rPr>
+          <w:rFonts w:ascii="Times New Roman" w:hAnsi="Times New Roman" w:cs="Times New Roman"/>
           <w:lang w:val="en-US"/>
         </w:rPr>
         <w:t xml:space="preserve">the different </w:t>
       </w:r>
       <w:r>
         <w:rPr>
+          <w:rFonts w:ascii="Times New Roman" w:hAnsi="Times New Roman" w:cs="Times New Roman"/>
           <w:lang w:val="en-US"/>
         </w:rPr>
         <w:t>procedures</w:t>
       </w:r>
       <w:r>
         <w:rPr>
+          <w:rFonts w:ascii="Times New Roman" w:hAnsi="Times New Roman" w:cs="Times New Roman"/>
           <w:lang w:val="en-US"/>
         </w:rPr>
         <w:t xml:space="preserve"> which the system must </w:t>
       </w:r>
       <w:r>
         <w:rPr>
+          <w:rFonts w:ascii="Times New Roman" w:hAnsi="Times New Roman" w:cs="Times New Roman"/>
           <w:lang w:val="en-US"/>
         </w:rPr>
         <w:t xml:space="preserve">perform to meet the needs and expectations of both the users and admins using the system. </w:t>
       </w:r>
       <w:r>
         <w:rPr>
+          <w:rFonts w:ascii="Times New Roman" w:hAnsi="Times New Roman" w:cs="Times New Roman"/>
           <w:lang w:val="en-US"/>
         </w:rPr>
         <w:t xml:space="preserve"> </w:t>
@@ -6435,17 +6924,20 @@
           <w:p>
             <w:pPr>
               <w:rPr>
-                <w:lang w:val="en-US"/>
-              </w:rPr>
-            </w:pPr>
-            <w:r>
-              <w:rPr>
+                <w:rFonts w:ascii="Times New Roman" w:hAnsi="Times New Roman" w:cs="Times New Roman"/>
+                <w:lang w:val="en-US"/>
+              </w:rPr>
+            </w:pPr>
+            <w:r>
+              <w:rPr>
+                <w:rFonts w:ascii="Times New Roman" w:hAnsi="Times New Roman" w:cs="Times New Roman"/>
                 <w:lang w:val="en-US"/>
               </w:rPr>
               <w:t>M</w:t>
             </w:r>
             <w:r>
               <w:rPr>
+                <w:rFonts w:ascii="Times New Roman" w:hAnsi="Times New Roman" w:cs="Times New Roman"/>
                 <w:lang w:val="en-US"/>
               </w:rPr>
               <w:t xml:space="preserve"> – Must Have</w:t>
@@ -6459,17 +6951,20 @@
           <w:p>
             <w:pPr>
               <w:rPr>
-                <w:lang w:val="en-US"/>
-              </w:rPr>
-            </w:pPr>
-            <w:r>
-              <w:rPr>
+                <w:rFonts w:ascii="Times New Roman" w:hAnsi="Times New Roman" w:cs="Times New Roman"/>
+                <w:lang w:val="en-US"/>
+              </w:rPr>
+            </w:pPr>
+            <w:r>
+              <w:rPr>
+                <w:rFonts w:ascii="Times New Roman" w:hAnsi="Times New Roman" w:cs="Times New Roman"/>
                 <w:lang w:val="en-US"/>
               </w:rPr>
               <w:t xml:space="preserve">These are mandatory requirements that the system should </w:t>
             </w:r>
             <w:r>
               <w:rPr>
+                <w:rFonts w:ascii="Times New Roman" w:hAnsi="Times New Roman" w:cs="Times New Roman"/>
                 <w:lang w:val="en-US"/>
               </w:rPr>
               <w:t>uphold. They are fundamental for the system to work, as it is what the site was designed for.</w:t>
@@ -6486,17 +6981,20 @@
           <w:p>
             <w:pPr>
               <w:rPr>
-                <w:lang w:val="en-US"/>
-              </w:rPr>
-            </w:pPr>
-            <w:r>
-              <w:rPr>
+                <w:rFonts w:ascii="Times New Roman" w:hAnsi="Times New Roman" w:cs="Times New Roman"/>
+                <w:lang w:val="en-US"/>
+              </w:rPr>
+            </w:pPr>
+            <w:r>
+              <w:rPr>
+                <w:rFonts w:ascii="Times New Roman" w:hAnsi="Times New Roman" w:cs="Times New Roman"/>
                 <w:lang w:val="en-US"/>
               </w:rPr>
               <w:t>S</w:t>
             </w:r>
             <w:r>
               <w:rPr>
+                <w:rFonts w:ascii="Times New Roman" w:hAnsi="Times New Roman" w:cs="Times New Roman"/>
                 <w:lang w:val="en-US"/>
               </w:rPr>
               <w:t xml:space="preserve"> – Should Have</w:t>
@@ -6510,35 +7008,41 @@
           <w:p>
             <w:pPr>
               <w:rPr>
-                <w:lang w:val="en-US"/>
-              </w:rPr>
-            </w:pPr>
-            <w:r>
-              <w:rPr>
+                <w:rFonts w:ascii="Times New Roman" w:hAnsi="Times New Roman" w:cs="Times New Roman"/>
+                <w:lang w:val="en-US"/>
+              </w:rPr>
+            </w:pPr>
+            <w:r>
+              <w:rPr>
+                <w:rFonts w:ascii="Times New Roman" w:hAnsi="Times New Roman" w:cs="Times New Roman"/>
                 <w:lang w:val="en-US"/>
               </w:rPr>
               <w:t xml:space="preserve">These are very important requirements </w:t>
             </w:r>
             <w:r>
               <w:rPr>
+                <w:rFonts w:ascii="Times New Roman" w:hAnsi="Times New Roman" w:cs="Times New Roman"/>
                 <w:lang w:val="en-US"/>
               </w:rPr>
               <w:t xml:space="preserve">that contribute a lot to the final product of the site. </w:t>
             </w:r>
             <w:r>
               <w:rPr>
+                <w:rFonts w:ascii="Times New Roman" w:hAnsi="Times New Roman" w:cs="Times New Roman"/>
                 <w:lang w:val="en-US"/>
               </w:rPr>
               <w:t>However,</w:t>
             </w:r>
             <w:r>
               <w:rPr>
+                <w:rFonts w:ascii="Times New Roman" w:hAnsi="Times New Roman" w:cs="Times New Roman"/>
                 <w:lang w:val="en-US"/>
               </w:rPr>
               <w:t xml:space="preserve"> they do</w:t>
             </w:r>
             <w:r>
               <w:rPr>
+                <w:rFonts w:ascii="Times New Roman" w:hAnsi="Times New Roman" w:cs="Times New Roman"/>
                 <w:lang w:val="en-US"/>
               </w:rPr>
               <w:t xml:space="preserve"> not break the system if not added.</w:t>
@@ -6555,18 +7059,20 @@
           <w:p>
             <w:pPr>
               <w:rPr>
-                <w:lang w:val="en-US"/>
-              </w:rPr>
-            </w:pPr>
-            <w:r>
-              <w:rPr>
-                <w:lang w:val="en-US"/>
-              </w:rPr>
-              <w:lastRenderedPageBreak/>
+                <w:rFonts w:ascii="Times New Roman" w:hAnsi="Times New Roman" w:cs="Times New Roman"/>
+                <w:lang w:val="en-US"/>
+              </w:rPr>
+            </w:pPr>
+            <w:r>
+              <w:rPr>
+                <w:rFonts w:ascii="Times New Roman" w:hAnsi="Times New Roman" w:cs="Times New Roman"/>
+                <w:lang w:val="en-US"/>
+              </w:rPr>
               <w:t>C</w:t>
             </w:r>
             <w:r>
               <w:rPr>
+                <w:rFonts w:ascii="Times New Roman" w:hAnsi="Times New Roman" w:cs="Times New Roman"/>
                 <w:lang w:val="en-US"/>
               </w:rPr>
               <w:t xml:space="preserve"> – Could Have</w:t>
@@ -6578,11 +7084,13 @@
                 <w:tab w:val="left" w:pos="1128"/>
               </w:tabs>
               <w:rPr>
-                <w:lang w:val="en-US"/>
-              </w:rPr>
-            </w:pPr>
-            <w:r>
-              <w:rPr>
+                <w:rFonts w:ascii="Times New Roman" w:hAnsi="Times New Roman" w:cs="Times New Roman"/>
+                <w:lang w:val="en-US"/>
+              </w:rPr>
+            </w:pPr>
+            <w:r>
+              <w:rPr>
+                <w:rFonts w:ascii="Times New Roman" w:hAnsi="Times New Roman" w:cs="Times New Roman"/>
                 <w:lang w:val="en-US"/>
               </w:rPr>
               <w:tab/>
@@ -6596,35 +7104,41 @@
           <w:p>
             <w:pPr>
               <w:rPr>
-                <w:lang w:val="en-US"/>
-              </w:rPr>
-            </w:pPr>
-            <w:r>
-              <w:rPr>
+                <w:rFonts w:ascii="Times New Roman" w:hAnsi="Times New Roman" w:cs="Times New Roman"/>
+                <w:lang w:val="en-US"/>
+              </w:rPr>
+            </w:pPr>
+            <w:r>
+              <w:rPr>
+                <w:rFonts w:ascii="Times New Roman" w:hAnsi="Times New Roman" w:cs="Times New Roman"/>
                 <w:lang w:val="en-US"/>
               </w:rPr>
               <w:t>These features are not as important</w:t>
             </w:r>
             <w:r>
               <w:rPr>
+                <w:rFonts w:ascii="Times New Roman" w:hAnsi="Times New Roman" w:cs="Times New Roman"/>
                 <w:lang w:val="en-US"/>
               </w:rPr>
               <w:t xml:space="preserve"> and only get implemented based on time money. They most likely get implemented </w:t>
             </w:r>
             <w:r>
               <w:rPr>
+                <w:rFonts w:ascii="Times New Roman" w:hAnsi="Times New Roman" w:cs="Times New Roman"/>
                 <w:lang w:val="en-US"/>
               </w:rPr>
               <w:t xml:space="preserve">when there is </w:t>
             </w:r>
             <w:r>
               <w:rPr>
+                <w:rFonts w:ascii="Times New Roman" w:hAnsi="Times New Roman" w:cs="Times New Roman"/>
                 <w:lang w:val="en-US"/>
               </w:rPr>
               <w:t>spare</w:t>
             </w:r>
             <w:r>
               <w:rPr>
+                <w:rFonts w:ascii="Times New Roman" w:hAnsi="Times New Roman" w:cs="Times New Roman"/>
                 <w:lang w:val="en-US"/>
               </w:rPr>
               <w:t xml:space="preserve"> time </w:t>
@@ -6632,6 +7146,7 @@
             <w:proofErr w:type="gramStart"/>
             <w:r>
               <w:rPr>
+                <w:rFonts w:ascii="Times New Roman" w:hAnsi="Times New Roman" w:cs="Times New Roman"/>
                 <w:lang w:val="en-US"/>
               </w:rPr>
               <w:t>at</w:t>
@@ -6639,6 +7154,7 @@
             <w:proofErr w:type="gramEnd"/>
             <w:r>
               <w:rPr>
+                <w:rFonts w:ascii="Times New Roman" w:hAnsi="Times New Roman" w:cs="Times New Roman"/>
                 <w:lang w:val="en-US"/>
               </w:rPr>
               <w:t xml:space="preserve"> post-production. </w:t>
@@ -6655,17 +7171,20 @@
           <w:p>
             <w:pPr>
               <w:rPr>
-                <w:lang w:val="en-US"/>
-              </w:rPr>
-            </w:pPr>
-            <w:r>
-              <w:rPr>
+                <w:rFonts w:ascii="Times New Roman" w:hAnsi="Times New Roman" w:cs="Times New Roman"/>
+                <w:lang w:val="en-US"/>
+              </w:rPr>
+            </w:pPr>
+            <w:r>
+              <w:rPr>
+                <w:rFonts w:ascii="Times New Roman" w:hAnsi="Times New Roman" w:cs="Times New Roman"/>
                 <w:lang w:val="en-US"/>
               </w:rPr>
               <w:t>W</w:t>
             </w:r>
             <w:r>
               <w:rPr>
+                <w:rFonts w:ascii="Times New Roman" w:hAnsi="Times New Roman" w:cs="Times New Roman"/>
                 <w:lang w:val="en-US"/>
               </w:rPr>
               <w:t xml:space="preserve"> – Want to Have</w:t>
@@ -6679,17 +7198,20 @@
           <w:p>
             <w:pPr>
               <w:rPr>
-                <w:lang w:val="en-US"/>
-              </w:rPr>
-            </w:pPr>
-            <w:r>
-              <w:rPr>
+                <w:rFonts w:ascii="Times New Roman" w:hAnsi="Times New Roman" w:cs="Times New Roman"/>
+                <w:lang w:val="en-US"/>
+              </w:rPr>
+            </w:pPr>
+            <w:r>
+              <w:rPr>
+                <w:rFonts w:ascii="Times New Roman" w:hAnsi="Times New Roman" w:cs="Times New Roman"/>
                 <w:lang w:val="en-US"/>
               </w:rPr>
               <w:t>The want to have features usually never get added and are for “next time”. They are features that</w:t>
             </w:r>
             <w:r>
               <w:rPr>
+                <w:rFonts w:ascii="Times New Roman" w:hAnsi="Times New Roman" w:cs="Times New Roman"/>
                 <w:lang w:val="en-US"/>
               </w:rPr>
               <w:t xml:space="preserve"> are very minimal and are more for design than anything else. </w:t>
@@ -6701,6 +7223,7 @@
     <w:p>
       <w:pPr>
         <w:rPr>
+          <w:rFonts w:ascii="Times New Roman" w:hAnsi="Times New Roman" w:cs="Times New Roman"/>
           <w:lang w:val="en-US"/>
         </w:rPr>
       </w:pPr>
@@ -6713,8 +7236,8 @@
       </w:tblPr>
       <w:tblGrid>
         <w:gridCol w:w="693"/>
-        <w:gridCol w:w="7374"/>
-        <w:gridCol w:w="949"/>
+        <w:gridCol w:w="7373"/>
+        <w:gridCol w:w="950"/>
       </w:tblGrid>
       <w:tr>
         <w:tc>
@@ -6724,11 +7247,13 @@
           <w:p>
             <w:pPr>
               <w:rPr>
-                <w:lang w:val="en-US"/>
-              </w:rPr>
-            </w:pPr>
-            <w:r>
-              <w:rPr>
+                <w:rFonts w:ascii="Times New Roman" w:hAnsi="Times New Roman" w:cs="Times New Roman"/>
+                <w:lang w:val="en-US"/>
+              </w:rPr>
+            </w:pPr>
+            <w:r>
+              <w:rPr>
+                <w:rFonts w:ascii="Times New Roman" w:hAnsi="Times New Roman" w:cs="Times New Roman"/>
                 <w:lang w:val="en-US"/>
               </w:rPr>
               <w:t>#</w:t>
@@ -6742,11 +7267,13 @@
           <w:p>
             <w:pPr>
               <w:rPr>
-                <w:lang w:val="en-US"/>
-              </w:rPr>
-            </w:pPr>
-            <w:r>
-              <w:rPr>
+                <w:rFonts w:ascii="Times New Roman" w:hAnsi="Times New Roman" w:cs="Times New Roman"/>
+                <w:lang w:val="en-US"/>
+              </w:rPr>
+            </w:pPr>
+            <w:r>
+              <w:rPr>
+                <w:rFonts w:ascii="Times New Roman" w:hAnsi="Times New Roman" w:cs="Times New Roman"/>
                 <w:lang w:val="en-US"/>
               </w:rPr>
               <w:t>Requirement Description</w:t>
@@ -6760,11 +7287,13 @@
           <w:p>
             <w:pPr>
               <w:rPr>
-                <w:lang w:val="en-US"/>
-              </w:rPr>
-            </w:pPr>
-            <w:r>
-              <w:rPr>
+                <w:rFonts w:ascii="Times New Roman" w:hAnsi="Times New Roman" w:cs="Times New Roman"/>
+                <w:lang w:val="en-US"/>
+              </w:rPr>
+            </w:pPr>
+            <w:r>
+              <w:rPr>
+                <w:rFonts w:ascii="Times New Roman" w:hAnsi="Times New Roman" w:cs="Times New Roman"/>
                 <w:lang w:val="en-US"/>
               </w:rPr>
               <w:t>Priority</w:t>
@@ -6780,11 +7309,13 @@
           <w:p>
             <w:pPr>
               <w:rPr>
-                <w:lang w:val="en-US"/>
-              </w:rPr>
-            </w:pPr>
-            <w:r>
-              <w:rPr>
+                <w:rFonts w:ascii="Times New Roman" w:hAnsi="Times New Roman" w:cs="Times New Roman"/>
+                <w:lang w:val="en-US"/>
+              </w:rPr>
+            </w:pPr>
+            <w:r>
+              <w:rPr>
+                <w:rFonts w:ascii="Times New Roman" w:hAnsi="Times New Roman" w:cs="Times New Roman"/>
                 <w:lang w:val="en-US"/>
               </w:rPr>
               <w:t>1</w:t>
@@ -6798,11 +7329,13 @@
           <w:p>
             <w:pPr>
               <w:rPr>
-                <w:lang w:val="en-US"/>
-              </w:rPr>
-            </w:pPr>
-            <w:r>
-              <w:rPr>
+                <w:rFonts w:ascii="Times New Roman" w:hAnsi="Times New Roman" w:cs="Times New Roman"/>
+                <w:lang w:val="en-US"/>
+              </w:rPr>
+            </w:pPr>
+            <w:r>
+              <w:rPr>
+                <w:rFonts w:ascii="Times New Roman" w:hAnsi="Times New Roman" w:cs="Times New Roman"/>
                 <w:lang w:val="en-US"/>
               </w:rPr>
               <w:t>Shall allow search of flights</w:t>
@@ -6817,11 +7350,13 @@
           <w:p>
             <w:pPr>
               <w:rPr>
-                <w:lang w:val="en-US"/>
-              </w:rPr>
-            </w:pPr>
-            <w:r>
-              <w:rPr>
+                <w:rFonts w:ascii="Times New Roman" w:hAnsi="Times New Roman" w:cs="Times New Roman"/>
+                <w:lang w:val="en-US"/>
+              </w:rPr>
+            </w:pPr>
+            <w:r>
+              <w:rPr>
+                <w:rFonts w:ascii="Times New Roman" w:hAnsi="Times New Roman" w:cs="Times New Roman"/>
                 <w:lang w:val="en-US"/>
               </w:rPr>
               <w:t>M</w:t>
@@ -6837,11 +7372,13 @@
           <w:p>
             <w:pPr>
               <w:rPr>
-                <w:lang w:val="en-US"/>
-              </w:rPr>
-            </w:pPr>
-            <w:r>
-              <w:rPr>
+                <w:rFonts w:ascii="Times New Roman" w:hAnsi="Times New Roman" w:cs="Times New Roman"/>
+                <w:lang w:val="en-US"/>
+              </w:rPr>
+            </w:pPr>
+            <w:r>
+              <w:rPr>
+                <w:rFonts w:ascii="Times New Roman" w:hAnsi="Times New Roman" w:cs="Times New Roman"/>
                 <w:lang w:val="en-US"/>
               </w:rPr>
               <w:t>2</w:t>
@@ -6855,17 +7392,20 @@
           <w:p>
             <w:pPr>
               <w:rPr>
-                <w:lang w:val="en-US"/>
-              </w:rPr>
-            </w:pPr>
-            <w:r>
-              <w:rPr>
+                <w:rFonts w:ascii="Times New Roman" w:hAnsi="Times New Roman" w:cs="Times New Roman"/>
+                <w:lang w:val="en-US"/>
+              </w:rPr>
+            </w:pPr>
+            <w:r>
+              <w:rPr>
+                <w:rFonts w:ascii="Times New Roman" w:hAnsi="Times New Roman" w:cs="Times New Roman"/>
                 <w:lang w:val="en-US"/>
               </w:rPr>
               <w:t xml:space="preserve">Shall allow </w:t>
             </w:r>
             <w:r>
               <w:rPr>
+                <w:rFonts w:ascii="Times New Roman" w:hAnsi="Times New Roman" w:cs="Times New Roman"/>
                 <w:lang w:val="en-US"/>
               </w:rPr>
               <w:t>selecting of different flights</w:t>
@@ -6880,11 +7420,13 @@
           <w:p>
             <w:pPr>
               <w:rPr>
-                <w:lang w:val="en-US"/>
-              </w:rPr>
-            </w:pPr>
-            <w:r>
-              <w:rPr>
+                <w:rFonts w:ascii="Times New Roman" w:hAnsi="Times New Roman" w:cs="Times New Roman"/>
+                <w:lang w:val="en-US"/>
+              </w:rPr>
+            </w:pPr>
+            <w:r>
+              <w:rPr>
+                <w:rFonts w:ascii="Times New Roman" w:hAnsi="Times New Roman" w:cs="Times New Roman"/>
                 <w:lang w:val="en-US"/>
               </w:rPr>
               <w:t>M</w:t>
@@ -6900,11 +7442,13 @@
           <w:p>
             <w:pPr>
               <w:rPr>
-                <w:lang w:val="en-US"/>
-              </w:rPr>
-            </w:pPr>
-            <w:r>
-              <w:rPr>
+                <w:rFonts w:ascii="Times New Roman" w:hAnsi="Times New Roman" w:cs="Times New Roman"/>
+                <w:lang w:val="en-US"/>
+              </w:rPr>
+            </w:pPr>
+            <w:r>
+              <w:rPr>
+                <w:rFonts w:ascii="Times New Roman" w:hAnsi="Times New Roman" w:cs="Times New Roman"/>
                 <w:lang w:val="en-US"/>
               </w:rPr>
               <w:t>3</w:t>
@@ -6918,17 +7462,20 @@
           <w:p>
             <w:pPr>
               <w:rPr>
-                <w:lang w:val="en-US"/>
-              </w:rPr>
-            </w:pPr>
-            <w:r>
-              <w:rPr>
+                <w:rFonts w:ascii="Times New Roman" w:hAnsi="Times New Roman" w:cs="Times New Roman"/>
+                <w:lang w:val="en-US"/>
+              </w:rPr>
+            </w:pPr>
+            <w:r>
+              <w:rPr>
+                <w:rFonts w:ascii="Times New Roman" w:hAnsi="Times New Roman" w:cs="Times New Roman"/>
                 <w:lang w:val="en-US"/>
               </w:rPr>
               <w:t xml:space="preserve">Shall allow </w:t>
             </w:r>
             <w:r>
               <w:rPr>
+                <w:rFonts w:ascii="Times New Roman" w:hAnsi="Times New Roman" w:cs="Times New Roman"/>
                 <w:lang w:val="en-US"/>
               </w:rPr>
               <w:t>adding passenger details</w:t>
@@ -6943,11 +7490,13 @@
           <w:p>
             <w:pPr>
               <w:rPr>
-                <w:lang w:val="en-US"/>
-              </w:rPr>
-            </w:pPr>
-            <w:r>
-              <w:rPr>
+                <w:rFonts w:ascii="Times New Roman" w:hAnsi="Times New Roman" w:cs="Times New Roman"/>
+                <w:lang w:val="en-US"/>
+              </w:rPr>
+            </w:pPr>
+            <w:r>
+              <w:rPr>
+                <w:rFonts w:ascii="Times New Roman" w:hAnsi="Times New Roman" w:cs="Times New Roman"/>
                 <w:lang w:val="en-US"/>
               </w:rPr>
               <w:t>M</w:t>
@@ -6963,13 +7512,16 @@
           <w:p>
             <w:pPr>
               <w:rPr>
-                <w:lang w:val="en-US"/>
-              </w:rPr>
-            </w:pPr>
-            <w:r>
-              <w:rPr>
-                <w:lang w:val="en-US"/>
-              </w:rPr>
+                <w:rFonts w:ascii="Times New Roman" w:hAnsi="Times New Roman" w:cs="Times New Roman"/>
+                <w:lang w:val="en-US"/>
+              </w:rPr>
+            </w:pPr>
+            <w:r>
+              <w:rPr>
+                <w:rFonts w:ascii="Times New Roman" w:hAnsi="Times New Roman" w:cs="Times New Roman"/>
+                <w:lang w:val="en-US"/>
+              </w:rPr>
+              <w:lastRenderedPageBreak/>
               <w:t>4</w:t>
             </w:r>
           </w:p>
@@ -6981,11 +7533,13 @@
           <w:p>
             <w:pPr>
               <w:rPr>
-                <w:lang w:val="en-US"/>
-              </w:rPr>
-            </w:pPr>
-            <w:r>
-              <w:rPr>
+                <w:rFonts w:ascii="Times New Roman" w:hAnsi="Times New Roman" w:cs="Times New Roman"/>
+                <w:lang w:val="en-US"/>
+              </w:rPr>
+            </w:pPr>
+            <w:r>
+              <w:rPr>
+                <w:rFonts w:ascii="Times New Roman" w:hAnsi="Times New Roman" w:cs="Times New Roman"/>
                 <w:lang w:val="en-US"/>
               </w:rPr>
               <w:t>Shall allow adding user details (different to passenger details)</w:t>
@@ -7000,11 +7554,13 @@
           <w:p>
             <w:pPr>
               <w:rPr>
-                <w:lang w:val="en-US"/>
-              </w:rPr>
-            </w:pPr>
-            <w:r>
-              <w:rPr>
+                <w:rFonts w:ascii="Times New Roman" w:hAnsi="Times New Roman" w:cs="Times New Roman"/>
+                <w:lang w:val="en-US"/>
+              </w:rPr>
+            </w:pPr>
+            <w:r>
+              <w:rPr>
+                <w:rFonts w:ascii="Times New Roman" w:hAnsi="Times New Roman" w:cs="Times New Roman"/>
                 <w:lang w:val="en-US"/>
               </w:rPr>
               <w:t>M</w:t>
@@ -7020,11 +7576,13 @@
           <w:p>
             <w:pPr>
               <w:rPr>
-                <w:lang w:val="en-US"/>
-              </w:rPr>
-            </w:pPr>
-            <w:r>
-              <w:rPr>
+                <w:rFonts w:ascii="Times New Roman" w:hAnsi="Times New Roman" w:cs="Times New Roman"/>
+                <w:lang w:val="en-US"/>
+              </w:rPr>
+            </w:pPr>
+            <w:r>
+              <w:rPr>
+                <w:rFonts w:ascii="Times New Roman" w:hAnsi="Times New Roman" w:cs="Times New Roman"/>
                 <w:lang w:val="en-US"/>
               </w:rPr>
               <w:t>5</w:t>
@@ -7038,11 +7596,13 @@
           <w:p>
             <w:pPr>
               <w:rPr>
-                <w:lang w:val="en-US"/>
-              </w:rPr>
-            </w:pPr>
-            <w:r>
-              <w:rPr>
+                <w:rFonts w:ascii="Times New Roman" w:hAnsi="Times New Roman" w:cs="Times New Roman"/>
+                <w:lang w:val="en-US"/>
+              </w:rPr>
+            </w:pPr>
+            <w:r>
+              <w:rPr>
+                <w:rFonts w:ascii="Times New Roman" w:hAnsi="Times New Roman" w:cs="Times New Roman"/>
                 <w:lang w:val="en-US"/>
               </w:rPr>
               <w:t>Shall collect all data from forms together and upload to database together</w:t>
@@ -7057,11 +7617,13 @@
           <w:p>
             <w:pPr>
               <w:rPr>
-                <w:lang w:val="en-US"/>
-              </w:rPr>
-            </w:pPr>
-            <w:r>
-              <w:rPr>
+                <w:rFonts w:ascii="Times New Roman" w:hAnsi="Times New Roman" w:cs="Times New Roman"/>
+                <w:lang w:val="en-US"/>
+              </w:rPr>
+            </w:pPr>
+            <w:r>
+              <w:rPr>
+                <w:rFonts w:ascii="Times New Roman" w:hAnsi="Times New Roman" w:cs="Times New Roman"/>
                 <w:lang w:val="en-US"/>
               </w:rPr>
               <w:t>M</w:t>
@@ -7077,11 +7639,13 @@
           <w:p>
             <w:pPr>
               <w:rPr>
-                <w:lang w:val="en-US"/>
-              </w:rPr>
-            </w:pPr>
-            <w:r>
-              <w:rPr>
+                <w:rFonts w:ascii="Times New Roman" w:hAnsi="Times New Roman" w:cs="Times New Roman"/>
+                <w:lang w:val="en-US"/>
+              </w:rPr>
+            </w:pPr>
+            <w:r>
+              <w:rPr>
+                <w:rFonts w:ascii="Times New Roman" w:hAnsi="Times New Roman" w:cs="Times New Roman"/>
                 <w:lang w:val="en-US"/>
               </w:rPr>
               <w:t>6</w:t>
@@ -7095,11 +7659,13 @@
           <w:p>
             <w:pPr>
               <w:rPr>
-                <w:lang w:val="en-US"/>
-              </w:rPr>
-            </w:pPr>
-            <w:r>
-              <w:rPr>
+                <w:rFonts w:ascii="Times New Roman" w:hAnsi="Times New Roman" w:cs="Times New Roman"/>
+                <w:lang w:val="en-US"/>
+              </w:rPr>
+            </w:pPr>
+            <w:r>
+              <w:rPr>
+                <w:rFonts w:ascii="Times New Roman" w:hAnsi="Times New Roman" w:cs="Times New Roman"/>
                 <w:lang w:val="en-US"/>
               </w:rPr>
               <w:t>Shall allow user to view bookings</w:t>
@@ -7114,11 +7680,13 @@
           <w:p>
             <w:pPr>
               <w:rPr>
-                <w:lang w:val="en-US"/>
-              </w:rPr>
-            </w:pPr>
-            <w:r>
-              <w:rPr>
+                <w:rFonts w:ascii="Times New Roman" w:hAnsi="Times New Roman" w:cs="Times New Roman"/>
+                <w:lang w:val="en-US"/>
+              </w:rPr>
+            </w:pPr>
+            <w:r>
+              <w:rPr>
+                <w:rFonts w:ascii="Times New Roman" w:hAnsi="Times New Roman" w:cs="Times New Roman"/>
                 <w:lang w:val="en-US"/>
               </w:rPr>
               <w:t>M</w:t>
@@ -7134,11 +7702,13 @@
           <w:p>
             <w:pPr>
               <w:rPr>
-                <w:lang w:val="en-US"/>
-              </w:rPr>
-            </w:pPr>
-            <w:r>
-              <w:rPr>
+                <w:rFonts w:ascii="Times New Roman" w:hAnsi="Times New Roman" w:cs="Times New Roman"/>
+                <w:lang w:val="en-US"/>
+              </w:rPr>
+            </w:pPr>
+            <w:r>
+              <w:rPr>
+                <w:rFonts w:ascii="Times New Roman" w:hAnsi="Times New Roman" w:cs="Times New Roman"/>
                 <w:lang w:val="en-US"/>
               </w:rPr>
               <w:t>7</w:t>
@@ -7152,11 +7722,13 @@
           <w:p>
             <w:pPr>
               <w:rPr>
-                <w:lang w:val="en-US"/>
-              </w:rPr>
-            </w:pPr>
-            <w:r>
-              <w:rPr>
+                <w:rFonts w:ascii="Times New Roman" w:hAnsi="Times New Roman" w:cs="Times New Roman"/>
+                <w:lang w:val="en-US"/>
+              </w:rPr>
+            </w:pPr>
+            <w:r>
+              <w:rPr>
+                <w:rFonts w:ascii="Times New Roman" w:hAnsi="Times New Roman" w:cs="Times New Roman"/>
                 <w:lang w:val="en-US"/>
               </w:rPr>
               <w:t>Shall allow user to cancel bookings</w:t>
@@ -7171,11 +7743,13 @@
           <w:p>
             <w:pPr>
               <w:rPr>
-                <w:lang w:val="en-US"/>
-              </w:rPr>
-            </w:pPr>
-            <w:r>
-              <w:rPr>
+                <w:rFonts w:ascii="Times New Roman" w:hAnsi="Times New Roman" w:cs="Times New Roman"/>
+                <w:lang w:val="en-US"/>
+              </w:rPr>
+            </w:pPr>
+            <w:r>
+              <w:rPr>
+                <w:rFonts w:ascii="Times New Roman" w:hAnsi="Times New Roman" w:cs="Times New Roman"/>
                 <w:lang w:val="en-US"/>
               </w:rPr>
               <w:t>M</w:t>
@@ -7191,11 +7765,13 @@
           <w:p>
             <w:pPr>
               <w:rPr>
-                <w:lang w:val="en-US"/>
-              </w:rPr>
-            </w:pPr>
-            <w:r>
-              <w:rPr>
+                <w:rFonts w:ascii="Times New Roman" w:hAnsi="Times New Roman" w:cs="Times New Roman"/>
+                <w:lang w:val="en-US"/>
+              </w:rPr>
+            </w:pPr>
+            <w:r>
+              <w:rPr>
+                <w:rFonts w:ascii="Times New Roman" w:hAnsi="Times New Roman" w:cs="Times New Roman"/>
                 <w:lang w:val="en-US"/>
               </w:rPr>
               <w:t>8</w:t>
@@ -7209,11 +7785,13 @@
           <w:p>
             <w:pPr>
               <w:rPr>
-                <w:lang w:val="en-US"/>
-              </w:rPr>
-            </w:pPr>
-            <w:r>
-              <w:rPr>
+                <w:rFonts w:ascii="Times New Roman" w:hAnsi="Times New Roman" w:cs="Times New Roman"/>
+                <w:lang w:val="en-US"/>
+              </w:rPr>
+            </w:pPr>
+            <w:r>
+              <w:rPr>
+                <w:rFonts w:ascii="Times New Roman" w:hAnsi="Times New Roman" w:cs="Times New Roman"/>
                 <w:lang w:val="en-US"/>
               </w:rPr>
               <w:t>Shall allow admin to view users</w:t>
@@ -7228,11 +7806,13 @@
           <w:p>
             <w:pPr>
               <w:rPr>
-                <w:lang w:val="en-US"/>
-              </w:rPr>
-            </w:pPr>
-            <w:r>
-              <w:rPr>
+                <w:rFonts w:ascii="Times New Roman" w:hAnsi="Times New Roman" w:cs="Times New Roman"/>
+                <w:lang w:val="en-US"/>
+              </w:rPr>
+            </w:pPr>
+            <w:r>
+              <w:rPr>
+                <w:rFonts w:ascii="Times New Roman" w:hAnsi="Times New Roman" w:cs="Times New Roman"/>
                 <w:lang w:val="en-US"/>
               </w:rPr>
               <w:t>S</w:t>
@@ -7248,11 +7828,13 @@
           <w:p>
             <w:pPr>
               <w:rPr>
-                <w:lang w:val="en-US"/>
-              </w:rPr>
-            </w:pPr>
-            <w:r>
-              <w:rPr>
+                <w:rFonts w:ascii="Times New Roman" w:hAnsi="Times New Roman" w:cs="Times New Roman"/>
+                <w:lang w:val="en-US"/>
+              </w:rPr>
+            </w:pPr>
+            <w:r>
+              <w:rPr>
+                <w:rFonts w:ascii="Times New Roman" w:hAnsi="Times New Roman" w:cs="Times New Roman"/>
                 <w:lang w:val="en-US"/>
               </w:rPr>
               <w:t>9</w:t>
@@ -7266,11 +7848,13 @@
           <w:p>
             <w:pPr>
               <w:rPr>
-                <w:lang w:val="en-US"/>
-              </w:rPr>
-            </w:pPr>
-            <w:r>
-              <w:rPr>
+                <w:rFonts w:ascii="Times New Roman" w:hAnsi="Times New Roman" w:cs="Times New Roman"/>
+                <w:lang w:val="en-US"/>
+              </w:rPr>
+            </w:pPr>
+            <w:r>
+              <w:rPr>
+                <w:rFonts w:ascii="Times New Roman" w:hAnsi="Times New Roman" w:cs="Times New Roman"/>
                 <w:lang w:val="en-US"/>
               </w:rPr>
               <w:t>Shall allow admin to view user bookings</w:t>
@@ -7285,11 +7869,13 @@
           <w:p>
             <w:pPr>
               <w:rPr>
-                <w:lang w:val="en-US"/>
-              </w:rPr>
-            </w:pPr>
-            <w:r>
-              <w:rPr>
+                <w:rFonts w:ascii="Times New Roman" w:hAnsi="Times New Roman" w:cs="Times New Roman"/>
+                <w:lang w:val="en-US"/>
+              </w:rPr>
+            </w:pPr>
+            <w:r>
+              <w:rPr>
+                <w:rFonts w:ascii="Times New Roman" w:hAnsi="Times New Roman" w:cs="Times New Roman"/>
                 <w:lang w:val="en-US"/>
               </w:rPr>
               <w:t>S</w:t>
@@ -7305,11 +7891,13 @@
           <w:p>
             <w:pPr>
               <w:rPr>
-                <w:lang w:val="en-US"/>
-              </w:rPr>
-            </w:pPr>
-            <w:r>
-              <w:rPr>
+                <w:rFonts w:ascii="Times New Roman" w:hAnsi="Times New Roman" w:cs="Times New Roman"/>
+                <w:lang w:val="en-US"/>
+              </w:rPr>
+            </w:pPr>
+            <w:r>
+              <w:rPr>
+                <w:rFonts w:ascii="Times New Roman" w:hAnsi="Times New Roman" w:cs="Times New Roman"/>
                 <w:lang w:val="en-US"/>
               </w:rPr>
               <w:t>10</w:t>
@@ -7323,11 +7911,13 @@
           <w:p>
             <w:pPr>
               <w:rPr>
-                <w:lang w:val="en-US"/>
-              </w:rPr>
-            </w:pPr>
-            <w:r>
-              <w:rPr>
+                <w:rFonts w:ascii="Times New Roman" w:hAnsi="Times New Roman" w:cs="Times New Roman"/>
+                <w:lang w:val="en-US"/>
+              </w:rPr>
+            </w:pPr>
+            <w:r>
+              <w:rPr>
+                <w:rFonts w:ascii="Times New Roman" w:hAnsi="Times New Roman" w:cs="Times New Roman"/>
                 <w:lang w:val="en-US"/>
               </w:rPr>
               <w:t>Shall allow admin to edit and cancel users and bookings</w:t>
@@ -7342,11 +7932,13 @@
           <w:p>
             <w:pPr>
               <w:rPr>
-                <w:lang w:val="en-US"/>
-              </w:rPr>
-            </w:pPr>
-            <w:r>
-              <w:rPr>
+                <w:rFonts w:ascii="Times New Roman" w:hAnsi="Times New Roman" w:cs="Times New Roman"/>
+                <w:lang w:val="en-US"/>
+              </w:rPr>
+            </w:pPr>
+            <w:r>
+              <w:rPr>
+                <w:rFonts w:ascii="Times New Roman" w:hAnsi="Times New Roman" w:cs="Times New Roman"/>
                 <w:lang w:val="en-US"/>
               </w:rPr>
               <w:t>C</w:t>
@@ -7362,11 +7954,13 @@
           <w:p>
             <w:pPr>
               <w:rPr>
-                <w:lang w:val="en-US"/>
-              </w:rPr>
-            </w:pPr>
-            <w:r>
-              <w:rPr>
+                <w:rFonts w:ascii="Times New Roman" w:hAnsi="Times New Roman" w:cs="Times New Roman"/>
+                <w:lang w:val="en-US"/>
+              </w:rPr>
+            </w:pPr>
+            <w:r>
+              <w:rPr>
+                <w:rFonts w:ascii="Times New Roman" w:hAnsi="Times New Roman" w:cs="Times New Roman"/>
                 <w:lang w:val="en-US"/>
               </w:rPr>
               <w:t>11</w:t>
@@ -7380,11 +7974,13 @@
           <w:p>
             <w:pPr>
               <w:rPr>
-                <w:lang w:val="en-US"/>
-              </w:rPr>
-            </w:pPr>
-            <w:r>
-              <w:rPr>
+                <w:rFonts w:ascii="Times New Roman" w:hAnsi="Times New Roman" w:cs="Times New Roman"/>
+                <w:lang w:val="en-US"/>
+              </w:rPr>
+            </w:pPr>
+            <w:r>
+              <w:rPr>
+                <w:rFonts w:ascii="Times New Roman" w:hAnsi="Times New Roman" w:cs="Times New Roman"/>
                 <w:lang w:val="en-US"/>
               </w:rPr>
               <w:t>Shall allow admin to search flight and cancel flight</w:t>
@@ -7399,11 +7995,13 @@
           <w:p>
             <w:pPr>
               <w:rPr>
-                <w:lang w:val="en-US"/>
-              </w:rPr>
-            </w:pPr>
-            <w:r>
-              <w:rPr>
+                <w:rFonts w:ascii="Times New Roman" w:hAnsi="Times New Roman" w:cs="Times New Roman"/>
+                <w:lang w:val="en-US"/>
+              </w:rPr>
+            </w:pPr>
+            <w:r>
+              <w:rPr>
+                <w:rFonts w:ascii="Times New Roman" w:hAnsi="Times New Roman" w:cs="Times New Roman"/>
                 <w:lang w:val="en-US"/>
               </w:rPr>
               <w:t>C</w:t>
@@ -7419,11 +8017,13 @@
           <w:p>
             <w:pPr>
               <w:rPr>
-                <w:lang w:val="en-US"/>
-              </w:rPr>
-            </w:pPr>
-            <w:r>
-              <w:rPr>
+                <w:rFonts w:ascii="Times New Roman" w:hAnsi="Times New Roman" w:cs="Times New Roman"/>
+                <w:lang w:val="en-US"/>
+              </w:rPr>
+            </w:pPr>
+            <w:r>
+              <w:rPr>
+                <w:rFonts w:ascii="Times New Roman" w:hAnsi="Times New Roman" w:cs="Times New Roman"/>
                 <w:lang w:val="en-US"/>
               </w:rPr>
               <w:t>12</w:t>
@@ -7437,17 +8037,20 @@
           <w:p>
             <w:pPr>
               <w:rPr>
-                <w:lang w:val="en-US"/>
-              </w:rPr>
-            </w:pPr>
-            <w:r>
-              <w:rPr>
+                <w:rFonts w:ascii="Times New Roman" w:hAnsi="Times New Roman" w:cs="Times New Roman"/>
+                <w:lang w:val="en-US"/>
+              </w:rPr>
+            </w:pPr>
+            <w:r>
+              <w:rPr>
+                <w:rFonts w:ascii="Times New Roman" w:hAnsi="Times New Roman" w:cs="Times New Roman"/>
                 <w:lang w:val="en-US"/>
               </w:rPr>
               <w:t xml:space="preserve">To order bookings by </w:t>
             </w:r>
             <w:r>
               <w:rPr>
+                <w:rFonts w:ascii="Times New Roman" w:hAnsi="Times New Roman" w:cs="Times New Roman"/>
                 <w:lang w:val="en-US"/>
               </w:rPr>
               <w:t>date booked</w:t>
@@ -7462,11 +8065,13 @@
           <w:p>
             <w:pPr>
               <w:rPr>
-                <w:lang w:val="en-US"/>
-              </w:rPr>
-            </w:pPr>
-            <w:r>
-              <w:rPr>
+                <w:rFonts w:ascii="Times New Roman" w:hAnsi="Times New Roman" w:cs="Times New Roman"/>
+                <w:lang w:val="en-US"/>
+              </w:rPr>
+            </w:pPr>
+            <w:r>
+              <w:rPr>
+                <w:rFonts w:ascii="Times New Roman" w:hAnsi="Times New Roman" w:cs="Times New Roman"/>
                 <w:lang w:val="en-US"/>
               </w:rPr>
               <w:t>W</w:t>
@@ -7482,11 +8087,13 @@
           <w:p>
             <w:pPr>
               <w:rPr>
-                <w:lang w:val="en-US"/>
-              </w:rPr>
-            </w:pPr>
-            <w:r>
-              <w:rPr>
+                <w:rFonts w:ascii="Times New Roman" w:hAnsi="Times New Roman" w:cs="Times New Roman"/>
+                <w:lang w:val="en-US"/>
+              </w:rPr>
+            </w:pPr>
+            <w:r>
+              <w:rPr>
+                <w:rFonts w:ascii="Times New Roman" w:hAnsi="Times New Roman" w:cs="Times New Roman"/>
                 <w:lang w:val="en-US"/>
               </w:rPr>
               <w:t>13</w:t>
@@ -7500,17 +8107,20 @@
           <w:p>
             <w:pPr>
               <w:rPr>
-                <w:lang w:val="en-US"/>
-              </w:rPr>
-            </w:pPr>
-            <w:r>
-              <w:rPr>
+                <w:rFonts w:ascii="Times New Roman" w:hAnsi="Times New Roman" w:cs="Times New Roman"/>
+                <w:lang w:val="en-US"/>
+              </w:rPr>
+            </w:pPr>
+            <w:r>
+              <w:rPr>
+                <w:rFonts w:ascii="Times New Roman" w:hAnsi="Times New Roman" w:cs="Times New Roman"/>
                 <w:lang w:val="en-US"/>
               </w:rPr>
               <w:t xml:space="preserve">To </w:t>
             </w:r>
             <w:r>
               <w:rPr>
+                <w:rFonts w:ascii="Times New Roman" w:hAnsi="Times New Roman" w:cs="Times New Roman"/>
                 <w:lang w:val="en-US"/>
               </w:rPr>
               <w:t>still show old bookings (if cancelled)</w:t>
@@ -7525,11 +8135,13 @@
           <w:p>
             <w:pPr>
               <w:rPr>
-                <w:lang w:val="en-US"/>
-              </w:rPr>
-            </w:pPr>
-            <w:r>
-              <w:rPr>
+                <w:rFonts w:ascii="Times New Roman" w:hAnsi="Times New Roman" w:cs="Times New Roman"/>
+                <w:lang w:val="en-US"/>
+              </w:rPr>
+            </w:pPr>
+            <w:r>
+              <w:rPr>
+                <w:rFonts w:ascii="Times New Roman" w:hAnsi="Times New Roman" w:cs="Times New Roman"/>
                 <w:lang w:val="en-US"/>
               </w:rPr>
               <w:t>W</w:t>
@@ -7545,11 +8157,13 @@
           <w:p>
             <w:pPr>
               <w:rPr>
-                <w:lang w:val="en-US"/>
-              </w:rPr>
-            </w:pPr>
-            <w:r>
-              <w:rPr>
+                <w:rFonts w:ascii="Times New Roman" w:hAnsi="Times New Roman" w:cs="Times New Roman"/>
+                <w:lang w:val="en-US"/>
+              </w:rPr>
+            </w:pPr>
+            <w:r>
+              <w:rPr>
+                <w:rFonts w:ascii="Times New Roman" w:hAnsi="Times New Roman" w:cs="Times New Roman"/>
                 <w:lang w:val="en-US"/>
               </w:rPr>
               <w:t>14</w:t>
@@ -7563,17 +8177,20 @@
           <w:p>
             <w:pPr>
               <w:rPr>
-                <w:lang w:val="en-US"/>
-              </w:rPr>
-            </w:pPr>
-            <w:r>
-              <w:rPr>
+                <w:rFonts w:ascii="Times New Roman" w:hAnsi="Times New Roman" w:cs="Times New Roman"/>
+                <w:lang w:val="en-US"/>
+              </w:rPr>
+            </w:pPr>
+            <w:r>
+              <w:rPr>
+                <w:rFonts w:ascii="Times New Roman" w:hAnsi="Times New Roman" w:cs="Times New Roman"/>
                 <w:lang w:val="en-US"/>
               </w:rPr>
               <w:t xml:space="preserve">To show </w:t>
             </w:r>
             <w:r>
               <w:rPr>
+                <w:rFonts w:ascii="Times New Roman" w:hAnsi="Times New Roman" w:cs="Times New Roman"/>
                 <w:lang w:val="en-US"/>
               </w:rPr>
               <w:t>other dates with available flights for users</w:t>
@@ -7588,11 +8205,13 @@
           <w:p>
             <w:pPr>
               <w:rPr>
-                <w:lang w:val="en-US"/>
-              </w:rPr>
-            </w:pPr>
-            <w:r>
-              <w:rPr>
+                <w:rFonts w:ascii="Times New Roman" w:hAnsi="Times New Roman" w:cs="Times New Roman"/>
+                <w:lang w:val="en-US"/>
+              </w:rPr>
+            </w:pPr>
+            <w:r>
+              <w:rPr>
+                <w:rFonts w:ascii="Times New Roman" w:hAnsi="Times New Roman" w:cs="Times New Roman"/>
                 <w:lang w:val="en-US"/>
               </w:rPr>
               <w:t>C</w:t>
@@ -7608,11 +8227,13 @@
           <w:p>
             <w:pPr>
               <w:rPr>
-                <w:lang w:val="en-US"/>
-              </w:rPr>
-            </w:pPr>
-            <w:r>
-              <w:rPr>
+                <w:rFonts w:ascii="Times New Roman" w:hAnsi="Times New Roman" w:cs="Times New Roman"/>
+                <w:lang w:val="en-US"/>
+              </w:rPr>
+            </w:pPr>
+            <w:r>
+              <w:rPr>
+                <w:rFonts w:ascii="Times New Roman" w:hAnsi="Times New Roman" w:cs="Times New Roman"/>
                 <w:lang w:val="en-US"/>
               </w:rPr>
               <w:t>15</w:t>
@@ -7626,23 +8247,27 @@
           <w:p>
             <w:pPr>
               <w:rPr>
-                <w:lang w:val="en-US"/>
-              </w:rPr>
-            </w:pPr>
-            <w:r>
-              <w:rPr>
+                <w:rFonts w:ascii="Times New Roman" w:hAnsi="Times New Roman" w:cs="Times New Roman"/>
+                <w:lang w:val="en-US"/>
+              </w:rPr>
+            </w:pPr>
+            <w:r>
+              <w:rPr>
+                <w:rFonts w:ascii="Times New Roman" w:hAnsi="Times New Roman" w:cs="Times New Roman"/>
                 <w:lang w:val="en-US"/>
               </w:rPr>
               <w:t xml:space="preserve">To allow the user to sign in and create account on </w:t>
             </w:r>
             <w:r>
               <w:rPr>
+                <w:rFonts w:ascii="Times New Roman" w:hAnsi="Times New Roman" w:cs="Times New Roman"/>
                 <w:lang w:val="en-US"/>
               </w:rPr>
               <w:t>passenger’s</w:t>
             </w:r>
             <w:r>
               <w:rPr>
+                <w:rFonts w:ascii="Times New Roman" w:hAnsi="Times New Roman" w:cs="Times New Roman"/>
                 <w:lang w:val="en-US"/>
               </w:rPr>
               <w:t xml:space="preserve"> details page (without having to head back to the dashboard)</w:t>
@@ -7657,11 +8282,13 @@
           <w:p>
             <w:pPr>
               <w:rPr>
-                <w:lang w:val="en-US"/>
-              </w:rPr>
-            </w:pPr>
-            <w:r>
-              <w:rPr>
+                <w:rFonts w:ascii="Times New Roman" w:hAnsi="Times New Roman" w:cs="Times New Roman"/>
+                <w:lang w:val="en-US"/>
+              </w:rPr>
+            </w:pPr>
+            <w:r>
+              <w:rPr>
+                <w:rFonts w:ascii="Times New Roman" w:hAnsi="Times New Roman" w:cs="Times New Roman"/>
                 <w:lang w:val="en-US"/>
               </w:rPr>
               <w:t>C</w:t>
@@ -7677,11 +8304,13 @@
           <w:p>
             <w:pPr>
               <w:rPr>
-                <w:lang w:val="en-US"/>
-              </w:rPr>
-            </w:pPr>
-            <w:r>
-              <w:rPr>
+                <w:rFonts w:ascii="Times New Roman" w:hAnsi="Times New Roman" w:cs="Times New Roman"/>
+                <w:lang w:val="en-US"/>
+              </w:rPr>
+            </w:pPr>
+            <w:r>
+              <w:rPr>
+                <w:rFonts w:ascii="Times New Roman" w:hAnsi="Times New Roman" w:cs="Times New Roman"/>
                 <w:lang w:val="en-US"/>
               </w:rPr>
               <w:t>16</w:t>
@@ -7695,11 +8324,13 @@
           <w:p>
             <w:pPr>
               <w:rPr>
-                <w:lang w:val="en-US"/>
-              </w:rPr>
-            </w:pPr>
-            <w:r>
-              <w:rPr>
+                <w:rFonts w:ascii="Times New Roman" w:hAnsi="Times New Roman" w:cs="Times New Roman"/>
+                <w:lang w:val="en-US"/>
+              </w:rPr>
+            </w:pPr>
+            <w:r>
+              <w:rPr>
+                <w:rFonts w:ascii="Times New Roman" w:hAnsi="Times New Roman" w:cs="Times New Roman"/>
                 <w:lang w:val="en-US"/>
               </w:rPr>
               <w:t>Updating the flights status</w:t>
@@ -7714,11 +8345,13 @@
           <w:p>
             <w:pPr>
               <w:rPr>
-                <w:lang w:val="en-US"/>
-              </w:rPr>
-            </w:pPr>
-            <w:r>
-              <w:rPr>
+                <w:rFonts w:ascii="Times New Roman" w:hAnsi="Times New Roman" w:cs="Times New Roman"/>
+                <w:lang w:val="en-US"/>
+              </w:rPr>
+            </w:pPr>
+            <w:r>
+              <w:rPr>
+                <w:rFonts w:ascii="Times New Roman" w:hAnsi="Times New Roman" w:cs="Times New Roman"/>
                 <w:lang w:val="en-US"/>
               </w:rPr>
               <w:t>S</w:t>
@@ -7730,6 +8363,7 @@
     <w:p>
       <w:pPr>
         <w:rPr>
+          <w:rFonts w:ascii="Times New Roman" w:hAnsi="Times New Roman" w:cs="Times New Roman"/>
           <w:lang w:val="en-US"/>
         </w:rPr>
       </w:pPr>
@@ -7737,6 +8371,7 @@
     <w:p>
       <w:pPr>
         <w:rPr>
+          <w:rFonts w:ascii="Times New Roman" w:hAnsi="Times New Roman" w:cs="Times New Roman"/>
           <w:lang w:val="en-US"/>
         </w:rPr>
       </w:pPr>
@@ -7745,12 +8380,14 @@
       <w:pPr>
         <w:pStyle w:val="Heading1"/>
         <w:rPr>
+          <w:rFonts w:ascii="Times New Roman" w:hAnsi="Times New Roman" w:cs="Times New Roman"/>
           <w:lang w:val="en-US"/>
         </w:rPr>
       </w:pPr>
       <w:bookmarkStart w:id="12" w:name="_Toc225414697"/>
       <w:r>
         <w:rPr>
+          <w:rFonts w:ascii="Times New Roman" w:hAnsi="Times New Roman" w:cs="Times New Roman"/>
           <w:lang w:val="en-US"/>
         </w:rPr>
         <w:t>Non-Functional Requirements</w:t>
@@ -7760,53 +8397,62 @@
     <w:p>
       <w:pPr>
         <w:rPr>
-          <w:lang w:val="en-US"/>
-        </w:rPr>
-      </w:pPr>
-      <w:r>
-        <w:rPr>
+          <w:rFonts w:ascii="Times New Roman" w:hAnsi="Times New Roman" w:cs="Times New Roman"/>
+          <w:lang w:val="en-US"/>
+        </w:rPr>
+      </w:pPr>
+      <w:r>
+        <w:rPr>
+          <w:rFonts w:ascii="Times New Roman" w:hAnsi="Times New Roman" w:cs="Times New Roman"/>
           <w:lang w:val="en-US"/>
         </w:rPr>
         <w:t xml:space="preserve">The non-functional requirements </w:t>
       </w:r>
       <w:r>
         <w:rPr>
+          <w:rFonts w:ascii="Times New Roman" w:hAnsi="Times New Roman" w:cs="Times New Roman"/>
           <w:lang w:val="en-US"/>
         </w:rPr>
         <w:t>do not discuss or outline any features that apply to the functionality of the s</w:t>
       </w:r>
       <w:r>
         <w:rPr>
+          <w:rFonts w:ascii="Times New Roman" w:hAnsi="Times New Roman" w:cs="Times New Roman"/>
           <w:lang w:val="en-US"/>
         </w:rPr>
         <w:t>ystem</w:t>
       </w:r>
       <w:r>
         <w:rPr>
+          <w:rFonts w:ascii="Times New Roman" w:hAnsi="Times New Roman" w:cs="Times New Roman"/>
           <w:lang w:val="en-US"/>
         </w:rPr>
         <w:t xml:space="preserve">. However, it does define the </w:t>
       </w:r>
       <w:r>
         <w:rPr>
+          <w:rFonts w:ascii="Times New Roman" w:hAnsi="Times New Roman" w:cs="Times New Roman"/>
           <w:lang w:val="en-US"/>
         </w:rPr>
         <w:t xml:space="preserve">system’s performance, </w:t>
       </w:r>
       <w:r>
         <w:rPr>
+          <w:rFonts w:ascii="Times New Roman" w:hAnsi="Times New Roman" w:cs="Times New Roman"/>
           <w:lang w:val="en-US"/>
         </w:rPr>
         <w:t xml:space="preserve">availability, </w:t>
       </w:r>
       <w:r>
         <w:rPr>
+          <w:rFonts w:ascii="Times New Roman" w:hAnsi="Times New Roman" w:cs="Times New Roman"/>
           <w:lang w:val="en-US"/>
         </w:rPr>
         <w:t>security and usability</w:t>
       </w:r>
       <w:r>
         <w:rPr>
+          <w:rFonts w:ascii="Times New Roman" w:hAnsi="Times New Roman" w:cs="Times New Roman"/>
           <w:lang w:val="en-US"/>
         </w:rPr>
         <w:t>.</w:t>
@@ -7815,9 +8461,15 @@
     <w:p>
       <w:pPr>
         <w:pStyle w:val="Heading2"/>
+        <w:rPr>
+          <w:rFonts w:ascii="Times New Roman" w:hAnsi="Times New Roman" w:cs="Times New Roman"/>
+        </w:rPr>
       </w:pPr>
       <w:bookmarkStart w:id="13" w:name="_Toc225414698"/>
       <w:r>
+        <w:rPr>
+          <w:rFonts w:ascii="Times New Roman" w:hAnsi="Times New Roman" w:cs="Times New Roman"/>
+        </w:rPr>
         <w:t>Performance</w:t>
       </w:r>
       <w:bookmarkEnd w:id="13"/>
@@ -7825,144 +8477,167 @@
     <w:p>
       <w:pPr>
         <w:rPr>
-          <w:lang w:val="en-US"/>
-        </w:rPr>
-      </w:pPr>
-      <w:r>
-        <w:rPr>
+          <w:rFonts w:ascii="Times New Roman" w:hAnsi="Times New Roman" w:cs="Times New Roman"/>
+          <w:lang w:val="en-US"/>
+        </w:rPr>
+      </w:pPr>
+      <w:r>
+        <w:rPr>
+          <w:rFonts w:ascii="Times New Roman" w:hAnsi="Times New Roman" w:cs="Times New Roman"/>
           <w:lang w:val="en-US"/>
         </w:rPr>
         <w:t xml:space="preserve">There are a few aspects that are considered under the performance on the site. The response </w:t>
       </w:r>
       <w:r>
         <w:rPr>
+          <w:rFonts w:ascii="Times New Roman" w:hAnsi="Times New Roman" w:cs="Times New Roman"/>
           <w:lang w:val="en-US"/>
         </w:rPr>
         <w:t>time,</w:t>
       </w:r>
       <w:r>
         <w:rPr>
+          <w:rFonts w:ascii="Times New Roman" w:hAnsi="Times New Roman" w:cs="Times New Roman"/>
           <w:lang w:val="en-US"/>
         </w:rPr>
         <w:t xml:space="preserve"> which is the speed of which the webpages load, must be fast so that</w:t>
       </w:r>
       <w:r>
         <w:rPr>
+          <w:rFonts w:ascii="Times New Roman" w:hAnsi="Times New Roman" w:cs="Times New Roman"/>
           <w:lang w:val="en-US"/>
         </w:rPr>
         <w:t xml:space="preserve"> it is easy and efficient for the users. </w:t>
       </w:r>
       <w:r>
         <w:rPr>
+          <w:rFonts w:ascii="Times New Roman" w:hAnsi="Times New Roman" w:cs="Times New Roman"/>
           <w:lang w:val="en-US"/>
         </w:rPr>
         <w:t xml:space="preserve">Additionally, the site should be able to handle a </w:t>
       </w:r>
       <w:r>
         <w:rPr>
+          <w:rFonts w:ascii="Times New Roman" w:hAnsi="Times New Roman" w:cs="Times New Roman"/>
           <w:lang w:val="en-US"/>
         </w:rPr>
         <w:t>high</w:t>
       </w:r>
       <w:r>
         <w:rPr>
+          <w:rFonts w:ascii="Times New Roman" w:hAnsi="Times New Roman" w:cs="Times New Roman"/>
           <w:lang w:val="en-US"/>
         </w:rPr>
         <w:t xml:space="preserve"> number of users </w:t>
       </w:r>
       <w:r>
         <w:rPr>
+          <w:rFonts w:ascii="Times New Roman" w:hAnsi="Times New Roman" w:cs="Times New Roman"/>
           <w:lang w:val="en-US"/>
         </w:rPr>
         <w:t>using the site</w:t>
       </w:r>
       <w:r>
         <w:rPr>
+          <w:rFonts w:ascii="Times New Roman" w:hAnsi="Times New Roman" w:cs="Times New Roman"/>
           <w:lang w:val="en-US"/>
         </w:rPr>
         <w:t xml:space="preserve"> at the same </w:t>
       </w:r>
       <w:r>
         <w:rPr>
+          <w:rFonts w:ascii="Times New Roman" w:hAnsi="Times New Roman" w:cs="Times New Roman"/>
           <w:lang w:val="en-US"/>
         </w:rPr>
         <w:t>time, without</w:t>
       </w:r>
       <w:r>
         <w:rPr>
+          <w:rFonts w:ascii="Times New Roman" w:hAnsi="Times New Roman" w:cs="Times New Roman"/>
           <w:lang w:val="en-US"/>
         </w:rPr>
         <w:t xml:space="preserve"> the user experience being affected negatively. </w:t>
       </w:r>
       <w:r>
         <w:rPr>
+          <w:rFonts w:ascii="Times New Roman" w:hAnsi="Times New Roman" w:cs="Times New Roman"/>
           <w:lang w:val="en-US"/>
         </w:rPr>
         <w:t>Wi</w:t>
       </w:r>
       <w:r>
         <w:rPr>
+          <w:rFonts w:ascii="Times New Roman" w:hAnsi="Times New Roman" w:cs="Times New Roman"/>
           <w:lang w:val="en-US"/>
         </w:rPr>
         <w:t xml:space="preserve">th Render being the hosting platform, the performance is </w:t>
       </w:r>
       <w:r>
         <w:rPr>
-          <w:lang w:val="en-US"/>
-        </w:rPr>
-        <w:lastRenderedPageBreak/>
+          <w:rFonts w:ascii="Times New Roman" w:hAnsi="Times New Roman" w:cs="Times New Roman"/>
+          <w:lang w:val="en-US"/>
+        </w:rPr>
         <w:t>affected,</w:t>
       </w:r>
       <w:r>
         <w:rPr>
+          <w:rFonts w:ascii="Times New Roman" w:hAnsi="Times New Roman" w:cs="Times New Roman"/>
           <w:lang w:val="en-US"/>
         </w:rPr>
         <w:t xml:space="preserve"> however this would be a consideration to </w:t>
       </w:r>
       <w:r>
         <w:rPr>
+          <w:rFonts w:ascii="Times New Roman" w:hAnsi="Times New Roman" w:cs="Times New Roman"/>
           <w:lang w:val="en-US"/>
         </w:rPr>
         <w:t>use</w:t>
       </w:r>
       <w:r>
         <w:rPr>
+          <w:rFonts w:ascii="Times New Roman" w:hAnsi="Times New Roman" w:cs="Times New Roman"/>
           <w:lang w:val="en-US"/>
         </w:rPr>
         <w:t xml:space="preserve"> a more sensible platform in the future, especially for an airline management system. </w:t>
       </w:r>
       <w:r>
         <w:rPr>
+          <w:rFonts w:ascii="Times New Roman" w:hAnsi="Times New Roman" w:cs="Times New Roman"/>
           <w:lang w:val="en-US"/>
         </w:rPr>
         <w:t>Further</w:t>
       </w:r>
       <w:r>
         <w:rPr>
+          <w:rFonts w:ascii="Times New Roman" w:hAnsi="Times New Roman" w:cs="Times New Roman"/>
           <w:lang w:val="en-US"/>
         </w:rPr>
         <w:t xml:space="preserve">more, </w:t>
       </w:r>
       <w:r>
         <w:rPr>
+          <w:rFonts w:ascii="Times New Roman" w:hAnsi="Times New Roman" w:cs="Times New Roman"/>
           <w:lang w:val="en-US"/>
         </w:rPr>
         <w:t xml:space="preserve">any queries made on the site should be limited to only </w:t>
       </w:r>
       <w:r>
         <w:rPr>
+          <w:rFonts w:ascii="Times New Roman" w:hAnsi="Times New Roman" w:cs="Times New Roman"/>
           <w:lang w:val="en-US"/>
         </w:rPr>
         <w:t>containing</w:t>
       </w:r>
       <w:r>
         <w:rPr>
+          <w:rFonts w:ascii="Times New Roman" w:hAnsi="Times New Roman" w:cs="Times New Roman"/>
           <w:lang w:val="en-US"/>
         </w:rPr>
         <w:t xml:space="preserve"> necessary information and attributes</w:t>
       </w:r>
       <w:r>
         <w:rPr>
+          <w:rFonts w:ascii="Times New Roman" w:hAnsi="Times New Roman" w:cs="Times New Roman"/>
           <w:lang w:val="en-US"/>
         </w:rPr>
         <w:t xml:space="preserve"> as this will allow the site to maximize response time.</w:t>
@@ -7971,9 +8646,15 @@
     <w:p>
       <w:pPr>
         <w:pStyle w:val="Heading2"/>
+        <w:rPr>
+          <w:rFonts w:ascii="Times New Roman" w:hAnsi="Times New Roman" w:cs="Times New Roman"/>
+        </w:rPr>
       </w:pPr>
       <w:bookmarkStart w:id="14" w:name="_Toc225414699"/>
       <w:r>
+        <w:rPr>
+          <w:rFonts w:ascii="Times New Roman" w:hAnsi="Times New Roman" w:cs="Times New Roman"/>
+        </w:rPr>
         <w:t>Availability</w:t>
       </w:r>
       <w:bookmarkEnd w:id="14"/>
@@ -7981,41 +8662,48 @@
     <w:p>
       <w:pPr>
         <w:rPr>
-          <w:lang w:val="en-US"/>
-        </w:rPr>
-      </w:pPr>
-      <w:r>
-        <w:rPr>
+          <w:rFonts w:ascii="Times New Roman" w:hAnsi="Times New Roman" w:cs="Times New Roman"/>
+          <w:lang w:val="en-US"/>
+        </w:rPr>
+      </w:pPr>
+      <w:r>
+        <w:rPr>
+          <w:rFonts w:ascii="Times New Roman" w:hAnsi="Times New Roman" w:cs="Times New Roman"/>
           <w:lang w:val="en-US"/>
         </w:rPr>
         <w:t xml:space="preserve">The system should be able to run with very minimal downtime, to allow users to </w:t>
       </w:r>
       <w:r>
         <w:rPr>
+          <w:rFonts w:ascii="Times New Roman" w:hAnsi="Times New Roman" w:cs="Times New Roman"/>
           <w:lang w:val="en-US"/>
         </w:rPr>
         <w:t xml:space="preserve">book flights no matter what time of day. </w:t>
       </w:r>
       <w:r>
         <w:rPr>
+          <w:rFonts w:ascii="Times New Roman" w:hAnsi="Times New Roman" w:cs="Times New Roman"/>
           <w:lang w:val="en-US"/>
         </w:rPr>
         <w:t xml:space="preserve">The uptime should aim for above 90% </w:t>
       </w:r>
       <w:r>
         <w:rPr>
+          <w:rFonts w:ascii="Times New Roman" w:hAnsi="Times New Roman" w:cs="Times New Roman"/>
           <w:lang w:val="en-US"/>
         </w:rPr>
         <w:t xml:space="preserve">for clear consistency and </w:t>
       </w:r>
       <w:r>
         <w:rPr>
+          <w:rFonts w:ascii="Times New Roman" w:hAnsi="Times New Roman" w:cs="Times New Roman"/>
           <w:lang w:val="en-US"/>
         </w:rPr>
         <w:t>good</w:t>
       </w:r>
       <w:r>
         <w:rPr>
+          <w:rFonts w:ascii="Times New Roman" w:hAnsi="Times New Roman" w:cs="Times New Roman"/>
           <w:lang w:val="en-US"/>
         </w:rPr>
         <w:t xml:space="preserve"> user experience. </w:t>
@@ -8024,9 +8712,15 @@
     <w:p>
       <w:pPr>
         <w:pStyle w:val="Heading2"/>
+        <w:rPr>
+          <w:rFonts w:ascii="Times New Roman" w:hAnsi="Times New Roman" w:cs="Times New Roman"/>
+        </w:rPr>
       </w:pPr>
       <w:bookmarkStart w:id="15" w:name="_Toc225414700"/>
       <w:r>
+        <w:rPr>
+          <w:rFonts w:ascii="Times New Roman" w:hAnsi="Times New Roman" w:cs="Times New Roman"/>
+        </w:rPr>
         <w:t>Security</w:t>
       </w:r>
       <w:bookmarkEnd w:id="15"/>
@@ -8034,35 +8728,41 @@
     <w:p>
       <w:pPr>
         <w:rPr>
-          <w:lang w:val="en-US"/>
-        </w:rPr>
-      </w:pPr>
-      <w:r>
-        <w:rPr>
+          <w:rFonts w:ascii="Times New Roman" w:hAnsi="Times New Roman" w:cs="Times New Roman"/>
+          <w:lang w:val="en-US"/>
+        </w:rPr>
+      </w:pPr>
+      <w:r>
+        <w:rPr>
+          <w:rFonts w:ascii="Times New Roman" w:hAnsi="Times New Roman" w:cs="Times New Roman"/>
           <w:lang w:val="en-US"/>
         </w:rPr>
         <w:t xml:space="preserve">It is essential to make sure that the </w:t>
       </w:r>
       <w:r>
         <w:rPr>
+          <w:rFonts w:ascii="Times New Roman" w:hAnsi="Times New Roman" w:cs="Times New Roman"/>
           <w:lang w:val="en-US"/>
         </w:rPr>
         <w:t>site’s</w:t>
       </w:r>
       <w:r>
         <w:rPr>
+          <w:rFonts w:ascii="Times New Roman" w:hAnsi="Times New Roman" w:cs="Times New Roman"/>
           <w:lang w:val="en-US"/>
         </w:rPr>
         <w:t xml:space="preserve"> security </w:t>
       </w:r>
       <w:r>
         <w:rPr>
+          <w:rFonts w:ascii="Times New Roman" w:hAnsi="Times New Roman" w:cs="Times New Roman"/>
           <w:lang w:val="en-US"/>
         </w:rPr>
         <w:t xml:space="preserve">is strong and reliable. </w:t>
       </w:r>
       <w:r>
         <w:rPr>
+          <w:rFonts w:ascii="Times New Roman" w:hAnsi="Times New Roman" w:cs="Times New Roman"/>
           <w:lang w:val="en-US"/>
         </w:rPr>
         <w:t xml:space="preserve">There must be </w:t>
@@ -8070,6 +8770,7 @@
       <w:proofErr w:type="spellStart"/>
       <w:r>
         <w:rPr>
+          <w:rFonts w:ascii="Times New Roman" w:hAnsi="Times New Roman" w:cs="Times New Roman"/>
           <w:lang w:val="en-US"/>
         </w:rPr>
         <w:t>authorisation</w:t>
@@ -8077,85 +8778,107 @@
       <w:proofErr w:type="spellEnd"/>
       <w:r>
         <w:rPr>
+          <w:rFonts w:ascii="Times New Roman" w:hAnsi="Times New Roman" w:cs="Times New Roman"/>
           <w:lang w:val="en-US"/>
         </w:rPr>
         <w:t xml:space="preserve"> in making sure that there are only two types of users: users and admins. This is </w:t>
       </w:r>
       <w:r>
         <w:rPr>
+          <w:rFonts w:ascii="Times New Roman" w:hAnsi="Times New Roman" w:cs="Times New Roman"/>
           <w:lang w:val="en-US"/>
         </w:rPr>
         <w:t xml:space="preserve">solved using </w:t>
       </w:r>
       <w:r>
         <w:rPr>
+          <w:rFonts w:ascii="Times New Roman" w:hAnsi="Times New Roman" w:cs="Times New Roman"/>
           <w:lang w:val="en-US"/>
         </w:rPr>
         <w:t>D</w:t>
       </w:r>
       <w:r>
         <w:rPr>
+          <w:rFonts w:ascii="Times New Roman" w:hAnsi="Times New Roman" w:cs="Times New Roman"/>
           <w:lang w:val="en-US"/>
         </w:rPr>
         <w:t xml:space="preserve">jango’s system with </w:t>
       </w:r>
       <w:r>
         <w:rPr>
+          <w:rFonts w:ascii="Times New Roman" w:hAnsi="Times New Roman" w:cs="Times New Roman"/>
           <w:lang w:val="en-US"/>
         </w:rPr>
         <w:t>users</w:t>
       </w:r>
       <w:r>
         <w:rPr>
+          <w:rFonts w:ascii="Times New Roman" w:hAnsi="Times New Roman" w:cs="Times New Roman"/>
           <w:lang w:val="en-US"/>
         </w:rPr>
         <w:t xml:space="preserve"> and superusers. </w:t>
       </w:r>
       <w:r>
         <w:rPr>
+          <w:rFonts w:ascii="Times New Roman" w:hAnsi="Times New Roman" w:cs="Times New Roman"/>
           <w:lang w:val="en-US"/>
         </w:rPr>
         <w:t xml:space="preserve">Within the dashboard, if a user logs in, they will only be able to view their data and their bookings. If an admin (superuser) logs in they will be able to view all users and all user bookings. </w:t>
       </w:r>
       <w:r>
         <w:rPr>
-          <w:lang w:val="en-US"/>
-        </w:rPr>
-        <w:t>This is essential for the users, because if their logins were lost or someone else got access to their account, the admin will be able to view it all and make the correct decisions.</w:t>
+          <w:rFonts w:ascii="Times New Roman" w:hAnsi="Times New Roman" w:cs="Times New Roman"/>
+          <w:lang w:val="en-US"/>
+        </w:rPr>
+        <w:t xml:space="preserve">This is essential for the users, </w:t>
+      </w:r>
+      <w:r>
+        <w:rPr>
+          <w:rFonts w:ascii="Times New Roman" w:hAnsi="Times New Roman" w:cs="Times New Roman"/>
+          <w:lang w:val="en-US"/>
+        </w:rPr>
+        <w:lastRenderedPageBreak/>
+        <w:t>because if their logins were lost or someone else got access to their account, the admin will be able to view it all and make the correct decisions.</w:t>
       </w:r>
     </w:p>
     <w:p>
       <w:pPr>
         <w:rPr>
-          <w:lang w:val="en-US"/>
-        </w:rPr>
-      </w:pPr>
-      <w:r>
-        <w:rPr>
+          <w:rFonts w:ascii="Times New Roman" w:hAnsi="Times New Roman" w:cs="Times New Roman"/>
+          <w:lang w:val="en-US"/>
+        </w:rPr>
+      </w:pPr>
+      <w:r>
+        <w:rPr>
+          <w:rFonts w:ascii="Times New Roman" w:hAnsi="Times New Roman" w:cs="Times New Roman"/>
           <w:lang w:val="en-US"/>
         </w:rPr>
         <w:t>Additionally,</w:t>
       </w:r>
       <w:r>
         <w:rPr>
+          <w:rFonts w:ascii="Times New Roman" w:hAnsi="Times New Roman" w:cs="Times New Roman"/>
           <w:lang w:val="en-US"/>
         </w:rPr>
         <w:t xml:space="preserve"> when a user is creating an account, they are required to input a first-name, last-name, email, username and password. The combination of these elements is essential for keeping their account unique and safe. They are required to put in their password twice and make sure their password is strong. This is used again using Django’s system</w:t>
       </w:r>
       <w:r>
         <w:rPr>
+          <w:rFonts w:ascii="Times New Roman" w:hAnsi="Times New Roman" w:cs="Times New Roman"/>
           <w:lang w:val="en-US"/>
         </w:rPr>
         <w:t>, whic</w:t>
       </w:r>
       <w:r>
         <w:rPr>
+          <w:rFonts w:ascii="Times New Roman" w:hAnsi="Times New Roman" w:cs="Times New Roman"/>
           <w:lang w:val="en-US"/>
         </w:rPr>
         <w:t>h also hashes the passwords</w:t>
       </w:r>
       <w:r>
         <w:rPr>
+          <w:rFonts w:ascii="Times New Roman" w:hAnsi="Times New Roman" w:cs="Times New Roman"/>
           <w:lang w:val="en-US"/>
         </w:rPr>
         <w:t xml:space="preserve">. </w:t>
@@ -8164,11 +8887,13 @@
     <w:p>
       <w:pPr>
         <w:rPr>
-          <w:lang w:val="en-US"/>
-        </w:rPr>
-      </w:pPr>
-      <w:r>
-        <w:rPr>
+          <w:rFonts w:ascii="Times New Roman" w:hAnsi="Times New Roman" w:cs="Times New Roman"/>
+          <w:lang w:val="en-US"/>
+        </w:rPr>
+      </w:pPr>
+      <w:r>
+        <w:rPr>
+          <w:rFonts w:ascii="Times New Roman" w:hAnsi="Times New Roman" w:cs="Times New Roman"/>
           <w:noProof/>
           <w:lang w:val="en-US"/>
         </w:rPr>
@@ -8212,9 +8937,15 @@
     <w:p>
       <w:pPr>
         <w:pStyle w:val="Heading2"/>
+        <w:rPr>
+          <w:rFonts w:ascii="Times New Roman" w:hAnsi="Times New Roman" w:cs="Times New Roman"/>
+        </w:rPr>
       </w:pPr>
       <w:bookmarkStart w:id="16" w:name="_Toc225414701"/>
       <w:r>
+        <w:rPr>
+          <w:rFonts w:ascii="Times New Roman" w:hAnsi="Times New Roman" w:cs="Times New Roman"/>
+        </w:rPr>
         <w:t>Usability</w:t>
       </w:r>
       <w:bookmarkEnd w:id="16"/>
@@ -8222,42 +8953,41 @@
     <w:p>
       <w:pPr>
         <w:rPr>
-          <w:lang w:val="en-US"/>
-        </w:rPr>
-      </w:pPr>
-      <w:r>
-        <w:rPr>
+          <w:rFonts w:ascii="Times New Roman" w:hAnsi="Times New Roman" w:cs="Times New Roman"/>
+          <w:lang w:val="en-US"/>
+        </w:rPr>
+      </w:pPr>
+      <w:r>
+        <w:rPr>
+          <w:rFonts w:ascii="Times New Roman" w:hAnsi="Times New Roman" w:cs="Times New Roman"/>
           <w:lang w:val="en-US"/>
         </w:rPr>
         <w:t xml:space="preserve">Usability is simple to understand. The system needs to be simple and easy to use and understand. </w:t>
       </w:r>
       <w:r>
         <w:rPr>
-          <w:lang w:val="en-US"/>
-        </w:rPr>
-        <w:t xml:space="preserve">Any new user should be able to open the application, understand what it is </w:t>
-      </w:r>
-      <w:r>
-        <w:rPr>
-          <w:lang w:val="en-US"/>
-        </w:rPr>
-        <w:lastRenderedPageBreak/>
-        <w:t>for and start using it without any other requirements.</w:t>
-      </w:r>
-      <w:r>
-        <w:rPr>
+          <w:rFonts w:ascii="Times New Roman" w:hAnsi="Times New Roman" w:cs="Times New Roman"/>
+          <w:lang w:val="en-US"/>
+        </w:rPr>
+        <w:t>Any new user should be able to open the application, understand what it is for and start using it without any other requirements.</w:t>
+      </w:r>
+      <w:r>
+        <w:rPr>
+          <w:rFonts w:ascii="Times New Roman" w:hAnsi="Times New Roman" w:cs="Times New Roman"/>
           <w:lang w:val="en-US"/>
         </w:rPr>
         <w:t xml:space="preserve"> The system should be consistent throughout the different pages, as this helps make the site predictable</w:t>
       </w:r>
       <w:r>
         <w:rPr>
+          <w:rFonts w:ascii="Times New Roman" w:hAnsi="Times New Roman" w:cs="Times New Roman"/>
           <w:lang w:val="en-US"/>
         </w:rPr>
         <w:t xml:space="preserve">. When there are future additions, it makes it easy to build as the formats can be followed and recreated. </w:t>
       </w:r>
       <w:r>
         <w:rPr>
+          <w:rFonts w:ascii="Times New Roman" w:hAnsi="Times New Roman" w:cs="Times New Roman"/>
           <w:lang w:val="en-US"/>
         </w:rPr>
         <w:t xml:space="preserve">The biggest pro about </w:t>
@@ -8265,6 +8995,7 @@
       <w:proofErr w:type="spellStart"/>
       <w:r>
         <w:rPr>
+          <w:rFonts w:ascii="Times New Roman" w:hAnsi="Times New Roman" w:cs="Times New Roman"/>
           <w:lang w:val="en-US"/>
         </w:rPr>
         <w:t>AirDBUK</w:t>
@@ -8272,48 +9003,56 @@
       <w:proofErr w:type="spellEnd"/>
       <w:r>
         <w:rPr>
+          <w:rFonts w:ascii="Times New Roman" w:hAnsi="Times New Roman" w:cs="Times New Roman"/>
           <w:lang w:val="en-US"/>
         </w:rPr>
         <w:t xml:space="preserve"> is that it is </w:t>
       </w:r>
       <w:r>
         <w:rPr>
+          <w:rFonts w:ascii="Times New Roman" w:hAnsi="Times New Roman" w:cs="Times New Roman"/>
           <w:lang w:val="en-US"/>
         </w:rPr>
         <w:t>mobile-friendly</w:t>
       </w:r>
       <w:r>
         <w:rPr>
+          <w:rFonts w:ascii="Times New Roman" w:hAnsi="Times New Roman" w:cs="Times New Roman"/>
           <w:lang w:val="en-US"/>
         </w:rPr>
         <w:t xml:space="preserve">, meaning users </w:t>
       </w:r>
       <w:r>
         <w:rPr>
+          <w:rFonts w:ascii="Times New Roman" w:hAnsi="Times New Roman" w:cs="Times New Roman"/>
           <w:lang w:val="en-US"/>
         </w:rPr>
         <w:t>can</w:t>
       </w:r>
       <w:r>
         <w:rPr>
+          <w:rFonts w:ascii="Times New Roman" w:hAnsi="Times New Roman" w:cs="Times New Roman"/>
           <w:lang w:val="en-US"/>
         </w:rPr>
         <w:t xml:space="preserve"> use the system </w:t>
       </w:r>
       <w:r>
         <w:rPr>
+          <w:rFonts w:ascii="Times New Roman" w:hAnsi="Times New Roman" w:cs="Times New Roman"/>
           <w:lang w:val="en-US"/>
         </w:rPr>
         <w:t xml:space="preserve">when they </w:t>
       </w:r>
       <w:r>
         <w:rPr>
+          <w:rFonts w:ascii="Times New Roman" w:hAnsi="Times New Roman" w:cs="Times New Roman"/>
           <w:lang w:val="en-US"/>
         </w:rPr>
         <w:t>are at</w:t>
       </w:r>
       <w:r>
         <w:rPr>
+          <w:rFonts w:ascii="Times New Roman" w:hAnsi="Times New Roman" w:cs="Times New Roman"/>
           <w:lang w:val="en-US"/>
         </w:rPr>
         <w:t xml:space="preserve"> home or at work on their computers, or out and about on their mobile devices. </w:t>
@@ -8322,26 +9061,49 @@
     <w:p>
       <w:pPr>
         <w:pStyle w:val="Heading1"/>
+        <w:rPr>
+          <w:rFonts w:ascii="Times New Roman" w:hAnsi="Times New Roman" w:cs="Times New Roman"/>
+        </w:rPr>
       </w:pPr>
       <w:bookmarkStart w:id="17" w:name="_Toc225414702"/>
       <w:r>
+        <w:rPr>
+          <w:rFonts w:ascii="Times New Roman" w:hAnsi="Times New Roman" w:cs="Times New Roman"/>
+        </w:rPr>
         <w:t>Constraints</w:t>
       </w:r>
       <w:bookmarkEnd w:id="17"/>
     </w:p>
     <w:p>
-      <w:r>
+      <w:pPr>
+        <w:rPr>
+          <w:rFonts w:ascii="Times New Roman" w:hAnsi="Times New Roman" w:cs="Times New Roman"/>
+        </w:rPr>
+      </w:pPr>
+      <w:r>
+        <w:rPr>
+          <w:rFonts w:ascii="Times New Roman" w:hAnsi="Times New Roman" w:cs="Times New Roman"/>
+        </w:rPr>
         <w:t xml:space="preserve">There are a few constraints with the </w:t>
       </w:r>
       <w:proofErr w:type="spellStart"/>
       <w:r>
+        <w:rPr>
+          <w:rFonts w:ascii="Times New Roman" w:hAnsi="Times New Roman" w:cs="Times New Roman"/>
+        </w:rPr>
         <w:t>AirDBUK</w:t>
       </w:r>
       <w:proofErr w:type="spellEnd"/>
       <w:r>
+        <w:rPr>
+          <w:rFonts w:ascii="Times New Roman" w:hAnsi="Times New Roman" w:cs="Times New Roman"/>
+        </w:rPr>
         <w:t xml:space="preserve"> application and the first is the time. With just over a month to build a full-stack application there are limitations with some aspects including testing. </w:t>
       </w:r>
       <w:r>
+        <w:rPr>
+          <w:rFonts w:ascii="Times New Roman" w:hAnsi="Times New Roman" w:cs="Times New Roman"/>
+        </w:rPr>
         <w:t xml:space="preserve">As mentioned before, the application speed is also limited due to the hosting platform Render, which only has 512MB of memory with the free tier. </w:t>
       </w:r>
     </w:p>
